--- a/Go-based Refactored System/deploy/mbti-templates/MBTI-ENFP.docx
+++ b/Go-based Refactored System/deploy/mbti-templates/MBTI-ENFP.docx
@@ -1,28 +1,35 @@
 
 <file path=word/document.xml><?xml version="1.0" encoding="utf-8"?>
-<w:document xmlns:wpc="http://schemas.microsoft.com/office/word/2010/wordprocessingCanvas" xmlns:cx="http://schemas.microsoft.com/office/drawing/2014/chartex" xmlns:cx1="http://schemas.microsoft.com/office/drawing/2015/9/8/chartex" xmlns:cx2="http://schemas.microsoft.com/office/drawing/2015/10/21/chartex" xmlns:cx3="http://schemas.microsoft.com/office/drawing/2016/5/9/chartex" xmlns:cx4="http://schemas.microsoft.com/office/drawing/2016/5/10/chartex" xmlns:cx5="http://schemas.microsoft.com/office/drawing/2016/5/11/chartex" xmlns:cx6="http://schemas.microsoft.com/office/drawing/2016/5/12/chartex" xmlns:cx7="http://schemas.microsoft.com/office/drawing/2016/5/13/chartex" xmlns:cx8="http://schemas.microsoft.com/office/drawing/2016/5/14/chartex" xmlns:mc="http://schemas.openxmlformats.org/markup-compatibility/2006" xmlns:aink="http://schemas.microsoft.com/office/drawing/2016/ink" xmlns:am3d="http://schemas.microsoft.com/office/drawing/2017/model3d" xmlns:o="urn:schemas-microsoft-com:office:office" xmlns:oel="http://schemas.microsoft.com/office/2019/extlst" xmlns:r="http://schemas.openxmlformats.org/officeDocument/2006/relationships" xmlns:m="http://schemas.openxmlformats.org/officeDocument/2006/math" xmlns:v="urn:schemas-microsoft-com:vml" xmlns:wp14="http://schemas.microsoft.com/office/word/2010/wordprocessingDrawing" xmlns:wp="http://schemas.openxmlformats.org/drawingml/2006/wordprocessingDrawing" xmlns:w10="urn:schemas-microsoft-com:office:word" xmlns:w="http://schemas.openxmlformats.org/wordprocessingml/2006/main" xmlns:w14="http://schemas.microsoft.com/office/word/2010/wordml" xmlns:w15="http://schemas.microsoft.com/office/word/2012/wordml" xmlns:w16cex="http://schemas.microsoft.com/office/word/2018/wordml/cex" xmlns:w16cid="http://schemas.microsoft.com/office/word/2016/wordml/cid" xmlns:w16="http://schemas.microsoft.com/office/word/2018/wordml" xmlns:w16du="http://schemas.microsoft.com/office/word/2023/wordml/word16du" xmlns:w16sdtdh="http://schemas.microsoft.com/office/word/2020/wordml/sdtdatahash" xmlns:w16sdtfl="http://schemas.microsoft.com/office/word/2024/wordml/sdtformatlock" xmlns:w16se="http://schemas.microsoft.com/office/word/2015/wordml/symex" xmlns:wpg="http://schemas.microsoft.com/office/word/2010/wordprocessingGroup" xmlns:wpi="http://schemas.microsoft.com/office/word/2010/wordprocessingInk" xmlns:wne="http://schemas.microsoft.com/office/word/2006/wordml" xmlns:wps="http://schemas.microsoft.com/office/word/2010/wordprocessingShape" mc:Ignorable="w14 w15 w16se w16cid w16 w16cex w16sdtdh w16sdtfl w16du wp14">
+<w:document xmlns:wpc="http://schemas.microsoft.com/office/word/2010/wordprocessingCanvas" xmlns:mc="http://schemas.openxmlformats.org/markup-compatibility/2006" xmlns:o="urn:schemas-microsoft-com:office:office" xmlns:r="http://schemas.openxmlformats.org/officeDocument/2006/relationships" xmlns:m="http://schemas.openxmlformats.org/officeDocument/2006/math" xmlns:v="urn:schemas-microsoft-com:vml" xmlns:wp14="http://schemas.microsoft.com/office/word/2010/wordprocessingDrawing" xmlns:wp="http://schemas.openxmlformats.org/drawingml/2006/wordprocessingDrawing" xmlns:w="http://schemas.openxmlformats.org/wordprocessingml/2006/main" xmlns:w14="http://schemas.microsoft.com/office/word/2010/wordml" xmlns:w10="urn:schemas-microsoft-com:office:word" xmlns:w15="http://schemas.microsoft.com/office/word/2012/wordml" xmlns:wpg="http://schemas.microsoft.com/office/word/2010/wordprocessingGroup" xmlns:wpi="http://schemas.microsoft.com/office/word/2010/wordprocessingInk" xmlns:wne="http://schemas.microsoft.com/office/word/2006/wordml" xmlns:wps="http://schemas.microsoft.com/office/word/2010/wordprocessingShape" xmlns:wpsCustomData="http://www.wps.cn/officeDocument/2013/wpsCustomData" mc:Ignorable="w14 w15 wp14">
   <w:body>
     <w:p>
       <w:pPr>
         <w:rPr>
-          <w:rFonts w:ascii="微软雅黑" w:eastAsia="微软雅黑" w:hAnsi="微软雅黑"/>
-          <w:color w:val="000000" w:themeColor="text1"/>
-        </w:rPr>
-      </w:pPr>
-      <w:r>
-        <w:rPr>
-          <w:rFonts w:ascii="微软雅黑" w:eastAsia="微软雅黑" w:hAnsi="微软雅黑"/>
-          <w:noProof/>
-          <w:color w:val="000000" w:themeColor="text1"/>
+          <w:color w:val="000000" w:themeColor="text1"/>
+          <w14:textFill>
+            <w14:solidFill>
+              <w14:schemeClr w14:val="tx1"/>
+            </w14:solidFill>
+          </w14:textFill>
+        </w:rPr>
+      </w:pPr>
+      <w:r>
+        <w:rPr>
+          <w:color w:val="000000" w:themeColor="text1"/>
+          <w14:textFill>
+            <w14:solidFill>
+              <w14:schemeClr w14:val="tx1"/>
+            </w14:solidFill>
+          </w14:textFill>
         </w:rPr>
         <w:drawing>
-          <wp:anchor distT="0" distB="0" distL="114300" distR="114300" simplePos="0" relativeHeight="251648000" behindDoc="1" locked="0" layoutInCell="1" allowOverlap="1" wp14:anchorId="788C96ED" wp14:editId="4486EE12">
+          <wp:anchor distT="0" distB="0" distL="114300" distR="114300" simplePos="0" relativeHeight="251662336" behindDoc="1" locked="0" layoutInCell="1" allowOverlap="1">
             <wp:simplePos x="0" y="0"/>
             <wp:positionH relativeFrom="column">
-              <wp:posOffset>-1195070</wp:posOffset>
+              <wp:posOffset>-1165860</wp:posOffset>
             </wp:positionH>
             <wp:positionV relativeFrom="paragraph">
-              <wp:posOffset>-915670</wp:posOffset>
+              <wp:posOffset>-914400</wp:posOffset>
             </wp:positionV>
             <wp:extent cx="7594600" cy="10758805"/>
             <wp:effectExtent l="0" t="0" r="6350" b="4445"/>
@@ -67,24 +74,27 @@
       </w:r>
       <w:r>
         <w:rPr>
-          <w:rFonts w:ascii="微软雅黑" w:eastAsia="微软雅黑" w:hAnsi="微软雅黑"/>
-          <w:noProof/>
-          <w:color w:val="000000" w:themeColor="text1"/>
+          <w:color w:val="000000" w:themeColor="text1"/>
+          <w14:textFill>
+            <w14:solidFill>
+              <w14:schemeClr w14:val="tx1"/>
+            </w14:solidFill>
+          </w14:textFill>
         </w:rPr>
         <mc:AlternateContent>
           <mc:Choice Requires="wps">
             <w:drawing>
-              <wp:anchor distT="0" distB="0" distL="114300" distR="114300" simplePos="0" relativeHeight="251643904" behindDoc="0" locked="0" layoutInCell="1" allowOverlap="1" wp14:anchorId="0767F8A4" wp14:editId="354E94DB">
+              <wp:anchor distT="0" distB="0" distL="114300" distR="114300" simplePos="0" relativeHeight="251659264" behindDoc="0" locked="0" layoutInCell="1" allowOverlap="1">
                 <wp:simplePos x="0" y="0"/>
                 <wp:positionH relativeFrom="column">
-                  <wp:posOffset>-1074420</wp:posOffset>
+                  <wp:posOffset>-1075690</wp:posOffset>
                 </wp:positionH>
                 <wp:positionV relativeFrom="paragraph">
-                  <wp:posOffset>1706880</wp:posOffset>
+                  <wp:posOffset>1705610</wp:posOffset>
                 </wp:positionV>
                 <wp:extent cx="7021830" cy="1325880"/>
-                <wp:effectExtent l="0" t="0" r="0" b="7620"/>
-                <wp:wrapTopAndBottom/>
+                <wp:effectExtent l="0" t="0" r="0" b="0"/>
+                <wp:wrapNone/>
                 <wp:docPr id="3" name="文本框 3"/>
                 <wp:cNvGraphicFramePr/>
                 <a:graphic xmlns:a="http://schemas.openxmlformats.org/drawingml/2006/main">
@@ -124,27 +134,37 @@
                             <w:pPr>
                               <w:jc w:val="right"/>
                               <w:rPr>
-                                <w:rFonts w:ascii="微软雅黑" w:eastAsia="微软雅黑" w:hAnsi="微软雅黑" w:cs="汉仪雅酷黑 75W" w:hint="eastAsia"/>
+                                <w:rFonts w:ascii="汉仪雅酷黑 75W" w:hAnsi="汉仪雅酷黑 75W" w:eastAsia="汉仪雅酷黑 75W" w:cs="汉仪雅酷黑 75W"/>
                                 <w:b/>
                                 <w:bCs/>
                                 <w:color w:val="75BD42" w:themeColor="accent4"/>
                                 <w:sz w:val="112"/>
                                 <w:szCs w:val="112"/>
+                                <w14:textFill>
+                                  <w14:solidFill>
+                                    <w14:schemeClr w14:val="accent4"/>
+                                  </w14:solidFill>
+                                </w14:textFill>
                                 <w14:props3d w14:extrusionH="57150" w14:contourW="0" w14:prstMaterial="softEdge">
-                                  <w14:bevelT w14:w="25400" w14:h="38100" w14:prst="circle"/>
+                                  <w14:bevelT w14:w="25400" w14:h="38100"/>
                                 </w14:props3d>
                               </w:rPr>
                             </w:pPr>
                             <w:r>
                               <w:rPr>
-                                <w:rFonts w:ascii="微软雅黑" w:eastAsia="微软雅黑" w:hAnsi="微软雅黑" w:cs="汉仪雅酷黑 75W" w:hint="eastAsia"/>
+                                <w:rFonts w:hint="eastAsia" w:ascii="汉仪雅酷黑 75W" w:hAnsi="汉仪雅酷黑 75W" w:eastAsia="汉仪雅酷黑 75W" w:cs="汉仪雅酷黑 75W"/>
                                 <w:b/>
                                 <w:bCs/>
                                 <w:color w:val="75BD42" w:themeColor="accent4"/>
                                 <w:sz w:val="112"/>
                                 <w:szCs w:val="112"/>
+                                <w14:textFill>
+                                  <w14:solidFill>
+                                    <w14:schemeClr w14:val="accent4"/>
+                                  </w14:solidFill>
+                                </w14:textFill>
                                 <w14:props3d w14:extrusionH="57150" w14:contourW="0" w14:prstMaterial="softEdge">
-                                  <w14:bevelT w14:w="25400" w14:h="38100" w14:prst="circle"/>
+                                  <w14:bevelT w14:w="25400" w14:h="38100"/>
                                 </w14:props3d>
                               </w:rPr>
                               <w:t>职业性格测验报告</w:t>
@@ -163,38 +183,48 @@
           </mc:Choice>
           <mc:Fallback>
             <w:pict>
-              <v:shapetype w14:anchorId="0767F8A4" id="_x0000_t202" coordsize="21600,21600" o:spt="202" path="m,l,21600r21600,l21600,xe">
-                <v:stroke joinstyle="miter"/>
-                <v:path gradientshapeok="t" o:connecttype="rect"/>
-              </v:shapetype>
-              <v:shape id="文本框 3" o:spid="_x0000_s1026" type="#_x0000_t202" style="position:absolute;left:0;text-align:left;margin-left:-84.6pt;margin-top:134.4pt;width:552.9pt;height:104.4pt;z-index:251643904;visibility:visible;mso-wrap-style:square;mso-wrap-distance-left:9pt;mso-wrap-distance-top:0;mso-wrap-distance-right:9pt;mso-wrap-distance-bottom:0;mso-position-horizontal:absolute;mso-position-horizontal-relative:text;mso-position-vertical:absolute;mso-position-vertical-relative:text;v-text-anchor:top" o:gfxdata="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" filled="f" stroked="f" strokeweight=".5pt">
+              <v:shape id="_x0000_s1026" o:spid="_x0000_s1026" o:spt="202" type="#_x0000_t202" style="position:absolute;left:0pt;margin-left:-84.7pt;margin-top:134.3pt;height:104.4pt;width:552.9pt;z-index:251659264;mso-width-relative:page;mso-height-relative:page;" filled="f" stroked="f" coordsize="21600,21600" o:gfxdata="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">
+                <v:fill on="f" focussize="0,0"/>
+                <v:stroke on="f" weight="0.5pt"/>
+                <v:imagedata o:title=""/>
+                <o:lock v:ext="edit" aspectratio="f"/>
                 <v:textbox>
                   <w:txbxContent>
                     <w:p>
                       <w:pPr>
                         <w:jc w:val="right"/>
                         <w:rPr>
-                          <w:rFonts w:ascii="微软雅黑" w:eastAsia="微软雅黑" w:hAnsi="微软雅黑" w:cs="汉仪雅酷黑 75W" w:hint="eastAsia"/>
+                          <w:rFonts w:ascii="汉仪雅酷黑 75W" w:hAnsi="汉仪雅酷黑 75W" w:eastAsia="汉仪雅酷黑 75W" w:cs="汉仪雅酷黑 75W"/>
                           <w:b/>
                           <w:bCs/>
                           <w:color w:val="75BD42" w:themeColor="accent4"/>
                           <w:sz w:val="112"/>
                           <w:szCs w:val="112"/>
+                          <w14:textFill>
+                            <w14:solidFill>
+                              <w14:schemeClr w14:val="accent4"/>
+                            </w14:solidFill>
+                          </w14:textFill>
                           <w14:props3d w14:extrusionH="57150" w14:contourW="0" w14:prstMaterial="softEdge">
-                            <w14:bevelT w14:w="25400" w14:h="38100" w14:prst="circle"/>
+                            <w14:bevelT w14:w="25400" w14:h="38100"/>
                           </w14:props3d>
                         </w:rPr>
                       </w:pPr>
                       <w:r>
                         <w:rPr>
-                          <w:rFonts w:ascii="微软雅黑" w:eastAsia="微软雅黑" w:hAnsi="微软雅黑" w:cs="汉仪雅酷黑 75W" w:hint="eastAsia"/>
+                          <w:rFonts w:hint="eastAsia" w:ascii="汉仪雅酷黑 75W" w:hAnsi="汉仪雅酷黑 75W" w:eastAsia="汉仪雅酷黑 75W" w:cs="汉仪雅酷黑 75W"/>
                           <w:b/>
                           <w:bCs/>
                           <w:color w:val="75BD42" w:themeColor="accent4"/>
                           <w:sz w:val="112"/>
                           <w:szCs w:val="112"/>
+                          <w14:textFill>
+                            <w14:solidFill>
+                              <w14:schemeClr w14:val="accent4"/>
+                            </w14:solidFill>
+                          </w14:textFill>
                           <w14:props3d w14:extrusionH="57150" w14:contourW="0" w14:prstMaterial="softEdge">
-                            <w14:bevelT w14:w="25400" w14:h="38100" w14:prst="circle"/>
+                            <w14:bevelT w14:w="25400" w14:h="38100"/>
                           </w14:props3d>
                         </w:rPr>
                         <w:t>职业性格测验报告</w:t>
@@ -202,7 +232,6 @@
                     </w:p>
                   </w:txbxContent>
                 </v:textbox>
-                <w10:wrap type="topAndBottom"/>
               </v:shape>
             </w:pict>
           </mc:Fallback>
@@ -210,14 +239,17 @@
       </w:r>
       <w:r>
         <w:rPr>
-          <w:rFonts w:ascii="微软雅黑" w:eastAsia="微软雅黑" w:hAnsi="微软雅黑"/>
-          <w:noProof/>
-          <w:color w:val="000000" w:themeColor="text1"/>
+          <w:color w:val="000000" w:themeColor="text1"/>
+          <w14:textFill>
+            <w14:solidFill>
+              <w14:schemeClr w14:val="tx1"/>
+            </w14:solidFill>
+          </w14:textFill>
         </w:rPr>
         <mc:AlternateContent>
           <mc:Choice Requires="wps">
             <w:drawing>
-              <wp:anchor distT="0" distB="0" distL="114300" distR="114300" simplePos="0" relativeHeight="251653120" behindDoc="0" locked="0" layoutInCell="1" allowOverlap="1" wp14:anchorId="1BDD4240" wp14:editId="12435523">
+              <wp:anchor distT="0" distB="0" distL="114300" distR="114300" simplePos="0" relativeHeight="251663360" behindDoc="0" locked="0" layoutInCell="1" allowOverlap="1">
                 <wp:simplePos x="0" y="0"/>
                 <wp:positionH relativeFrom="column">
                   <wp:posOffset>-207645</wp:posOffset>
@@ -277,7 +309,11 @@
           </mc:Choice>
           <mc:Fallback>
             <w:pict>
-              <v:shape w14:anchorId="1BDD4240" id="文本框 4" o:spid="_x0000_s1027" type="#_x0000_t202" style="position:absolute;left:0;text-align:left;margin-left:-16.35pt;margin-top:507pt;width:474.1pt;height:75.9pt;z-index:251653120;visibility:visible;mso-wrap-style:square;mso-wrap-distance-left:9pt;mso-wrap-distance-top:0;mso-wrap-distance-right:9pt;mso-wrap-distance-bottom:0;mso-position-horizontal:absolute;mso-position-horizontal-relative:text;mso-position-vertical:absolute;mso-position-vertical-relative:text;v-text-anchor:top" o:gfxdata="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" filled="f" stroked="f" strokeweight=".5pt">
+              <v:shape id="_x0000_s1026" o:spid="_x0000_s1026" o:spt="202" type="#_x0000_t202" style="position:absolute;left:0pt;margin-left:-16.35pt;margin-top:507pt;height:75.9pt;width:474.1pt;z-index:251663360;mso-width-relative:page;mso-height-relative:page;" filled="f" stroked="f" coordsize="21600,21600" o:gfxdata="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">
+                <v:fill on="f" focussize="0,0"/>
+                <v:stroke on="f" weight="0.5pt"/>
+                <v:imagedata o:title=""/>
+                <o:lock v:ext="edit" aspectratio="f"/>
                 <v:textbox>
                   <w:txbxContent>
                     <w:p/>
@@ -290,24 +326,27 @@
       </w:r>
       <w:r>
         <w:rPr>
-          <w:rFonts w:ascii="微软雅黑" w:eastAsia="微软雅黑" w:hAnsi="微软雅黑"/>
-          <w:noProof/>
-          <w:color w:val="000000" w:themeColor="text1"/>
+          <w:color w:val="000000" w:themeColor="text1"/>
+          <w14:textFill>
+            <w14:solidFill>
+              <w14:schemeClr w14:val="tx1"/>
+            </w14:solidFill>
+          </w14:textFill>
         </w:rPr>
         <mc:AlternateContent>
           <mc:Choice Requires="wps">
             <w:drawing>
-              <wp:anchor distT="0" distB="0" distL="114300" distR="114300" simplePos="0" relativeHeight="251645952" behindDoc="0" locked="0" layoutInCell="1" allowOverlap="1" wp14:anchorId="3C25E8EC" wp14:editId="48891B6C">
+              <wp:anchor distT="0" distB="0" distL="114300" distR="114300" simplePos="0" relativeHeight="251660288" behindDoc="0" locked="0" layoutInCell="1" allowOverlap="1">
                 <wp:simplePos x="0" y="0"/>
                 <wp:positionH relativeFrom="column">
-                  <wp:posOffset>-1184910</wp:posOffset>
+                  <wp:posOffset>-1183640</wp:posOffset>
                 </wp:positionH>
                 <wp:positionV relativeFrom="paragraph">
-                  <wp:posOffset>2830830</wp:posOffset>
+                  <wp:posOffset>2830195</wp:posOffset>
                 </wp:positionV>
                 <wp:extent cx="7071995" cy="952500"/>
                 <wp:effectExtent l="0" t="0" r="0" b="0"/>
-                <wp:wrapTopAndBottom/>
+                <wp:wrapNone/>
                 <wp:docPr id="6" name="文本框 6"/>
                 <wp:cNvGraphicFramePr/>
                 <a:graphic xmlns:a="http://schemas.openxmlformats.org/drawingml/2006/main">
@@ -347,7 +386,7 @@
                             <w:pPr>
                               <w:jc w:val="right"/>
                               <w:rPr>
-                                <w:rFonts w:ascii="微软雅黑" w:eastAsia="微软雅黑" w:hAnsi="微软雅黑" w:cs="汉仪雅酷黑 75W" w:hint="eastAsia"/>
+                                <w:rFonts w:ascii="汉仪雅酷黑 75W" w:hAnsi="汉仪雅酷黑 75W" w:eastAsia="汉仪雅酷黑 75W" w:cs="汉仪雅酷黑 75W"/>
                                 <w:b/>
                                 <w:bCs/>
                                 <w:color w:val="00B0F0"/>
@@ -357,7 +396,7 @@
                             </w:pPr>
                             <w:r>
                               <w:rPr>
-                                <w:rFonts w:ascii="微软雅黑" w:eastAsia="微软雅黑" w:hAnsi="微软雅黑" w:cs="汉仪雅酷黑 75W" w:hint="eastAsia"/>
+                                <w:rFonts w:hint="eastAsia" w:ascii="汉仪雅酷黑 75W" w:hAnsi="汉仪雅酷黑 75W" w:eastAsia="汉仪雅酷黑 75W" w:cs="汉仪雅酷黑 75W"/>
                                 <w:b/>
                                 <w:bCs/>
                                 <w:color w:val="00B0F0"/>
@@ -380,14 +419,18 @@
           </mc:Choice>
           <mc:Fallback>
             <w:pict>
-              <v:shape w14:anchorId="3C25E8EC" id="文本框 6" o:spid="_x0000_s1028" type="#_x0000_t202" style="position:absolute;left:0;text-align:left;margin-left:-93.3pt;margin-top:222.9pt;width:556.85pt;height:75pt;z-index:251645952;visibility:visible;mso-wrap-style:square;mso-wrap-distance-left:9pt;mso-wrap-distance-top:0;mso-wrap-distance-right:9pt;mso-wrap-distance-bottom:0;mso-position-horizontal:absolute;mso-position-horizontal-relative:text;mso-position-vertical:absolute;mso-position-vertical-relative:text;v-text-anchor:top" o:gfxdata="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" filled="f" stroked="f" strokeweight=".5pt">
+              <v:shape id="_x0000_s1026" o:spid="_x0000_s1026" o:spt="202" type="#_x0000_t202" style="position:absolute;left:0pt;margin-left:-93.2pt;margin-top:222.85pt;height:75pt;width:556.85pt;z-index:251660288;mso-width-relative:page;mso-height-relative:page;" filled="f" stroked="f" coordsize="21600,21600" o:gfxdata="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">
+                <v:fill on="f" focussize="0,0"/>
+                <v:stroke on="f" weight="0.5pt"/>
+                <v:imagedata o:title=""/>
+                <o:lock v:ext="edit" aspectratio="f"/>
                 <v:textbox>
                   <w:txbxContent>
                     <w:p>
                       <w:pPr>
                         <w:jc w:val="right"/>
                         <w:rPr>
-                          <w:rFonts w:ascii="微软雅黑" w:eastAsia="微软雅黑" w:hAnsi="微软雅黑" w:cs="汉仪雅酷黑 75W" w:hint="eastAsia"/>
+                          <w:rFonts w:ascii="汉仪雅酷黑 75W" w:hAnsi="汉仪雅酷黑 75W" w:eastAsia="汉仪雅酷黑 75W" w:cs="汉仪雅酷黑 75W"/>
                           <w:b/>
                           <w:bCs/>
                           <w:color w:val="00B0F0"/>
@@ -397,7 +440,7 @@
                       </w:pPr>
                       <w:r>
                         <w:rPr>
-                          <w:rFonts w:ascii="微软雅黑" w:eastAsia="微软雅黑" w:hAnsi="微软雅黑" w:cs="汉仪雅酷黑 75W" w:hint="eastAsia"/>
+                          <w:rFonts w:hint="eastAsia" w:ascii="汉仪雅酷黑 75W" w:hAnsi="汉仪雅酷黑 75W" w:eastAsia="汉仪雅酷黑 75W" w:cs="汉仪雅酷黑 75W"/>
                           <w:b/>
                           <w:bCs/>
                           <w:color w:val="00B0F0"/>
@@ -409,7 +452,6 @@
                     </w:p>
                   </w:txbxContent>
                 </v:textbox>
-                <w10:wrap type="topAndBottom"/>
               </v:shape>
             </w:pict>
           </mc:Fallback>
@@ -419,42 +461,45 @@
     <w:p>
       <w:pPr>
         <w:rPr>
-          <w:rFonts w:ascii="微软雅黑" w:eastAsia="微软雅黑" w:hAnsi="微软雅黑"/>
-          <w:color w:val="000000" w:themeColor="text1"/>
+          <w:color w:val="000000" w:themeColor="text1"/>
+          <w14:textFill>
+            <w14:solidFill>
+              <w14:schemeClr w14:val="tx1"/>
+            </w14:solidFill>
+          </w14:textFill>
         </w:rPr>
         <w:sectPr>
-          <w:headerReference w:type="even" r:id="rId9"/>
-          <w:headerReference w:type="default" r:id="rId10"/>
-          <w:footerReference w:type="even" r:id="rId11"/>
-          <w:footerReference w:type="default" r:id="rId12"/>
-          <w:headerReference w:type="first" r:id="rId13"/>
-          <w:footerReference w:type="first" r:id="rId14"/>
+          <w:headerReference r:id="rId3" w:type="default"/>
+          <w:footerReference r:id="rId4" w:type="default"/>
           <w:pgSz w:w="11906" w:h="16838"/>
           <w:pgMar w:top="1440" w:right="1800" w:bottom="1440" w:left="1800" w:header="851" w:footer="992" w:gutter="0"/>
-          <w:cols w:space="425"/>
-          <w:docGrid w:type="lines" w:linePitch="312"/>
+          <w:cols w:space="425" w:num="1"/>
+          <w:docGrid w:type="lines" w:linePitch="312" w:charSpace="0"/>
         </w:sectPr>
       </w:pPr>
       <w:r>
         <w:rPr>
-          <w:rFonts w:ascii="微软雅黑" w:eastAsia="微软雅黑" w:hAnsi="微软雅黑"/>
-          <w:noProof/>
-          <w:color w:val="000000" w:themeColor="text1"/>
+          <w:color w:val="000000" w:themeColor="text1"/>
+          <w14:textFill>
+            <w14:solidFill>
+              <w14:schemeClr w14:val="tx1"/>
+            </w14:solidFill>
+          </w14:textFill>
         </w:rPr>
         <mc:AlternateContent>
           <mc:Choice Requires="wps">
             <w:drawing>
-              <wp:anchor distT="0" distB="0" distL="0" distR="0" simplePos="0" relativeHeight="251655168" behindDoc="0" locked="0" layoutInCell="1" allowOverlap="1" wp14:anchorId="0C0269DD" wp14:editId="373E007E">
+              <wp:anchor distT="0" distB="0" distL="0" distR="0" simplePos="0" relativeHeight="251661312" behindDoc="0" locked="0" layoutInCell="1" allowOverlap="1">
                 <wp:simplePos x="0" y="0"/>
                 <wp:positionH relativeFrom="column">
-                  <wp:posOffset>-30480</wp:posOffset>
+                  <wp:posOffset>-3810</wp:posOffset>
                 </wp:positionH>
                 <wp:positionV relativeFrom="paragraph">
-                  <wp:posOffset>5528310</wp:posOffset>
+                  <wp:posOffset>5040630</wp:posOffset>
                 </wp:positionV>
                 <wp:extent cx="3123565" cy="3604260"/>
                 <wp:effectExtent l="0" t="0" r="0" b="0"/>
-                <wp:wrapTopAndBottom/>
+                <wp:wrapNone/>
                 <wp:docPr id="42" name="圆角矩形 42"/>
                 <wp:cNvGraphicFramePr/>
                 <a:graphic xmlns:a="http://schemas.openxmlformats.org/drawingml/2006/main">
@@ -496,36 +541,51 @@
                             <w:pPr>
                               <w:spacing w:line="500" w:lineRule="exact"/>
                               <w:rPr>
-                                <w:rFonts w:ascii="黑体" w:eastAsia="黑体" w:hAnsi="黑体" w:hint="eastAsia"/>
+                                <w:rFonts w:ascii="微软雅黑" w:hAnsi="微软雅黑" w:eastAsia="微软雅黑"/>
                                 <w:color w:val="75BD42" w:themeColor="accent4"/>
                                 <w:sz w:val="30"/>
                                 <w:szCs w:val="30"/>
+                                <w14:textFill>
+                                  <w14:solidFill>
+                                    <w14:schemeClr w14:val="accent4"/>
+                                  </w14:solidFill>
+                                </w14:textFill>
                                 <w14:props3d w14:extrusionH="57150" w14:contourW="0" w14:prstMaterial="softEdge">
-                                  <w14:bevelT w14:w="25400" w14:h="38100" w14:prst="circle"/>
+                                  <w14:bevelT w14:w="25400" w14:h="38100"/>
                                 </w14:props3d>
                               </w:rPr>
                             </w:pPr>
                             <w:r>
                               <w:rPr>
-                                <w:rFonts w:ascii="黑体" w:eastAsia="黑体" w:hAnsi="黑体" w:hint="eastAsia"/>
+                                <w:rFonts w:hint="eastAsia" w:ascii="微软雅黑" w:hAnsi="微软雅黑" w:eastAsia="微软雅黑"/>
                                 <w:color w:val="75BD42" w:themeColor="accent4"/>
                                 <w:sz w:val="30"/>
                                 <w:szCs w:val="30"/>
+                                <w14:textFill>
+                                  <w14:solidFill>
+                                    <w14:schemeClr w14:val="accent4"/>
+                                  </w14:solidFill>
+                                </w14:textFill>
                                 <w14:props3d w14:extrusionH="57150" w14:contourW="0" w14:prstMaterial="softEdge">
-                                  <w14:bevelT w14:w="25400" w14:h="38100" w14:prst="circle"/>
+                                  <w14:bevelT w14:w="25400" w14:h="38100"/>
                                 </w14:props3d>
                               </w:rPr>
                               <w:t>姓名：</w:t>
                             </w:r>
                             <w:r>
                               <w:rPr>
-                                <w:rFonts w:ascii="黑体" w:eastAsia="黑体" w:hAnsi="黑体" w:hint="eastAsia"/>
+                                <w:rFonts w:hint="eastAsia" w:ascii="微软雅黑" w:hAnsi="微软雅黑" w:eastAsia="微软雅黑"/>
                                 <w:color w:val="75BD42" w:themeColor="accent4"/>
                                 <w:sz w:val="30"/>
                                 <w:szCs w:val="30"/>
                                 <w:u w:val="single"/>
+                                <w14:textFill>
+                                  <w14:solidFill>
+                                    <w14:schemeClr w14:val="accent4"/>
+                                  </w14:solidFill>
+                                </w14:textFill>
                                 <w14:props3d w14:extrusionH="57150" w14:contourW="0" w14:prstMaterial="softEdge">
-                                  <w14:bevelT w14:w="25400" w14:h="38100" w14:prst="circle"/>
+                                  <w14:bevelT w14:w="25400" w14:h="38100"/>
                                 </w14:props3d>
                               </w:rPr>
                               <w:t xml:space="preserve">                  </w:t>
@@ -535,36 +595,51 @@
                             <w:pPr>
                               <w:spacing w:line="500" w:lineRule="exact"/>
                               <w:rPr>
-                                <w:rFonts w:ascii="黑体" w:eastAsia="黑体" w:hAnsi="黑体" w:hint="eastAsia"/>
+                                <w:rFonts w:ascii="微软雅黑" w:hAnsi="微软雅黑" w:eastAsia="微软雅黑"/>
                                 <w:color w:val="75BD42" w:themeColor="accent4"/>
                                 <w:sz w:val="30"/>
                                 <w:szCs w:val="30"/>
+                                <w14:textFill>
+                                  <w14:solidFill>
+                                    <w14:schemeClr w14:val="accent4"/>
+                                  </w14:solidFill>
+                                </w14:textFill>
                                 <w14:props3d w14:extrusionH="57150" w14:contourW="0" w14:prstMaterial="softEdge">
-                                  <w14:bevelT w14:w="25400" w14:h="38100" w14:prst="circle"/>
+                                  <w14:bevelT w14:w="25400" w14:h="38100"/>
                                 </w14:props3d>
                               </w:rPr>
                             </w:pPr>
                             <w:r>
                               <w:rPr>
-                                <w:rFonts w:ascii="黑体" w:eastAsia="黑体" w:hAnsi="黑体" w:hint="eastAsia"/>
+                                <w:rFonts w:hint="eastAsia" w:ascii="微软雅黑" w:hAnsi="微软雅黑" w:eastAsia="微软雅黑"/>
                                 <w:color w:val="75BD42" w:themeColor="accent4"/>
                                 <w:sz w:val="30"/>
                                 <w:szCs w:val="30"/>
+                                <w14:textFill>
+                                  <w14:solidFill>
+                                    <w14:schemeClr w14:val="accent4"/>
+                                  </w14:solidFill>
+                                </w14:textFill>
                                 <w14:props3d w14:extrusionH="57150" w14:contourW="0" w14:prstMaterial="softEdge">
-                                  <w14:bevelT w14:w="25400" w14:h="38100" w14:prst="circle"/>
+                                  <w14:bevelT w14:w="25400" w14:h="38100"/>
                                 </w14:props3d>
                               </w:rPr>
                               <w:t>年龄：</w:t>
                             </w:r>
                             <w:r>
                               <w:rPr>
-                                <w:rFonts w:ascii="黑体" w:eastAsia="黑体" w:hAnsi="黑体" w:hint="eastAsia"/>
+                                <w:rFonts w:hint="eastAsia" w:ascii="微软雅黑" w:hAnsi="微软雅黑" w:eastAsia="微软雅黑"/>
                                 <w:color w:val="75BD42" w:themeColor="accent4"/>
                                 <w:sz w:val="30"/>
                                 <w:szCs w:val="30"/>
                                 <w:u w:val="single"/>
+                                <w14:textFill>
+                                  <w14:solidFill>
+                                    <w14:schemeClr w14:val="accent4"/>
+                                  </w14:solidFill>
+                                </w14:textFill>
                                 <w14:props3d w14:extrusionH="57150" w14:contourW="0" w14:prstMaterial="softEdge">
-                                  <w14:bevelT w14:w="25400" w14:h="38100" w14:prst="circle"/>
+                                  <w14:bevelT w14:w="25400" w14:h="38100"/>
                                 </w14:props3d>
                               </w:rPr>
                               <w:t xml:space="preserve">                  </w:t>
@@ -574,36 +649,51 @@
                             <w:pPr>
                               <w:spacing w:line="500" w:lineRule="exact"/>
                               <w:rPr>
-                                <w:rFonts w:ascii="黑体" w:eastAsia="黑体" w:hAnsi="黑体" w:hint="eastAsia"/>
+                                <w:rFonts w:ascii="微软雅黑" w:hAnsi="微软雅黑" w:eastAsia="微软雅黑"/>
                                 <w:color w:val="75BD42" w:themeColor="accent4"/>
                                 <w:sz w:val="30"/>
                                 <w:szCs w:val="30"/>
+                                <w14:textFill>
+                                  <w14:solidFill>
+                                    <w14:schemeClr w14:val="accent4"/>
+                                  </w14:solidFill>
+                                </w14:textFill>
                                 <w14:props3d w14:extrusionH="57150" w14:contourW="0" w14:prstMaterial="softEdge">
-                                  <w14:bevelT w14:w="25400" w14:h="38100" w14:prst="circle"/>
+                                  <w14:bevelT w14:w="25400" w14:h="38100"/>
                                 </w14:props3d>
                               </w:rPr>
                             </w:pPr>
                             <w:r>
                               <w:rPr>
-                                <w:rFonts w:ascii="黑体" w:eastAsia="黑体" w:hAnsi="黑体" w:hint="eastAsia"/>
+                                <w:rFonts w:hint="eastAsia" w:ascii="微软雅黑" w:hAnsi="微软雅黑" w:eastAsia="微软雅黑"/>
                                 <w:color w:val="75BD42" w:themeColor="accent4"/>
                                 <w:sz w:val="30"/>
                                 <w:szCs w:val="30"/>
+                                <w14:textFill>
+                                  <w14:solidFill>
+                                    <w14:schemeClr w14:val="accent4"/>
+                                  </w14:solidFill>
+                                </w14:textFill>
                                 <w14:props3d w14:extrusionH="57150" w14:contourW="0" w14:prstMaterial="softEdge">
-                                  <w14:bevelT w14:w="25400" w14:h="38100" w14:prst="circle"/>
+                                  <w14:bevelT w14:w="25400" w14:h="38100"/>
                                 </w14:props3d>
                               </w:rPr>
                               <w:t>性别：</w:t>
                             </w:r>
                             <w:r>
                               <w:rPr>
-                                <w:rFonts w:ascii="黑体" w:eastAsia="黑体" w:hAnsi="黑体" w:hint="eastAsia"/>
+                                <w:rFonts w:hint="eastAsia" w:ascii="微软雅黑" w:hAnsi="微软雅黑" w:eastAsia="微软雅黑"/>
                                 <w:color w:val="75BD42" w:themeColor="accent4"/>
                                 <w:sz w:val="30"/>
                                 <w:szCs w:val="30"/>
                                 <w:u w:val="single"/>
+                                <w14:textFill>
+                                  <w14:solidFill>
+                                    <w14:schemeClr w14:val="accent4"/>
+                                  </w14:solidFill>
+                                </w14:textFill>
                                 <w14:props3d w14:extrusionH="57150" w14:contourW="0" w14:prstMaterial="softEdge">
-                                  <w14:bevelT w14:w="25400" w14:h="38100" w14:prst="circle"/>
+                                  <w14:bevelT w14:w="25400" w14:h="38100"/>
                                 </w14:props3d>
                               </w:rPr>
                               <w:t xml:space="preserve">                  </w:t>
@@ -613,36 +703,51 @@
                             <w:pPr>
                               <w:spacing w:line="500" w:lineRule="exact"/>
                               <w:rPr>
-                                <w:rFonts w:ascii="黑体" w:eastAsia="黑体" w:hAnsi="黑体" w:hint="eastAsia"/>
+                                <w:rFonts w:ascii="微软雅黑" w:hAnsi="微软雅黑" w:eastAsia="微软雅黑"/>
                                 <w:color w:val="75BD42" w:themeColor="accent4"/>
                                 <w:sz w:val="30"/>
                                 <w:szCs w:val="30"/>
+                                <w14:textFill>
+                                  <w14:solidFill>
+                                    <w14:schemeClr w14:val="accent4"/>
+                                  </w14:solidFill>
+                                </w14:textFill>
                                 <w14:props3d w14:extrusionH="57150" w14:contourW="0" w14:prstMaterial="softEdge">
-                                  <w14:bevelT w14:w="25400" w14:h="38100" w14:prst="circle"/>
+                                  <w14:bevelT w14:w="25400" w14:h="38100"/>
                                 </w14:props3d>
                               </w:rPr>
                             </w:pPr>
                             <w:r>
                               <w:rPr>
-                                <w:rFonts w:ascii="黑体" w:eastAsia="黑体" w:hAnsi="黑体" w:hint="eastAsia"/>
+                                <w:rFonts w:hint="eastAsia" w:ascii="微软雅黑" w:hAnsi="微软雅黑" w:eastAsia="微软雅黑"/>
                                 <w:color w:val="75BD42" w:themeColor="accent4"/>
                                 <w:sz w:val="30"/>
                                 <w:szCs w:val="30"/>
+                                <w14:textFill>
+                                  <w14:solidFill>
+                                    <w14:schemeClr w14:val="accent4"/>
+                                  </w14:solidFill>
+                                </w14:textFill>
                                 <w14:props3d w14:extrusionH="57150" w14:contourW="0" w14:prstMaterial="softEdge">
-                                  <w14:bevelT w14:w="25400" w14:h="38100" w14:prst="circle"/>
+                                  <w14:bevelT w14:w="25400" w14:h="38100"/>
                                 </w14:props3d>
                               </w:rPr>
                               <w:t>单位：</w:t>
                             </w:r>
                             <w:r>
                               <w:rPr>
-                                <w:rFonts w:ascii="黑体" w:eastAsia="黑体" w:hAnsi="黑体" w:hint="eastAsia"/>
+                                <w:rFonts w:hint="eastAsia" w:ascii="微软雅黑" w:hAnsi="微软雅黑" w:eastAsia="微软雅黑"/>
                                 <w:color w:val="75BD42" w:themeColor="accent4"/>
                                 <w:sz w:val="30"/>
                                 <w:szCs w:val="30"/>
                                 <w:u w:val="single"/>
+                                <w14:textFill>
+                                  <w14:solidFill>
+                                    <w14:schemeClr w14:val="accent4"/>
+                                  </w14:solidFill>
+                                </w14:textFill>
                                 <w14:props3d w14:extrusionH="57150" w14:contourW="0" w14:prstMaterial="softEdge">
-                                  <w14:bevelT w14:w="25400" w14:h="38100" w14:prst="circle"/>
+                                  <w14:bevelT w14:w="25400" w14:h="38100"/>
                                 </w14:props3d>
                               </w:rPr>
                               <w:t xml:space="preserve">                  </w:t>
@@ -652,37 +757,52 @@
                             <w:pPr>
                               <w:spacing w:line="500" w:lineRule="exact"/>
                               <w:rPr>
-                                <w:rFonts w:ascii="黑体" w:eastAsia="黑体" w:hAnsi="黑体" w:hint="eastAsia"/>
+                                <w:rFonts w:ascii="微软雅黑" w:hAnsi="微软雅黑" w:eastAsia="微软雅黑"/>
                                 <w:color w:val="75BD42" w:themeColor="accent4"/>
                                 <w:sz w:val="30"/>
                                 <w:szCs w:val="30"/>
                                 <w:u w:val="single"/>
+                                <w14:textFill>
+                                  <w14:solidFill>
+                                    <w14:schemeClr w14:val="accent4"/>
+                                  </w14:solidFill>
+                                </w14:textFill>
                                 <w14:props3d w14:extrusionH="57150" w14:contourW="0" w14:prstMaterial="softEdge">
-                                  <w14:bevelT w14:w="25400" w14:h="38100" w14:prst="circle"/>
+                                  <w14:bevelT w14:w="25400" w14:h="38100"/>
                                 </w14:props3d>
                               </w:rPr>
                             </w:pPr>
                             <w:r>
                               <w:rPr>
-                                <w:rFonts w:ascii="黑体" w:eastAsia="黑体" w:hAnsi="黑体" w:hint="eastAsia"/>
+                                <w:rFonts w:hint="eastAsia" w:ascii="微软雅黑" w:hAnsi="微软雅黑" w:eastAsia="微软雅黑"/>
                                 <w:color w:val="75BD42" w:themeColor="accent4"/>
                                 <w:sz w:val="30"/>
                                 <w:szCs w:val="30"/>
+                                <w14:textFill>
+                                  <w14:solidFill>
+                                    <w14:schemeClr w14:val="accent4"/>
+                                  </w14:solidFill>
+                                </w14:textFill>
                                 <w14:props3d w14:extrusionH="57150" w14:contourW="0" w14:prstMaterial="softEdge">
-                                  <w14:bevelT w14:w="25400" w14:h="38100" w14:prst="circle"/>
+                                  <w14:bevelT w14:w="25400" w14:h="38100"/>
                                 </w14:props3d>
                               </w:rPr>
                               <w:t>岗位：</w:t>
                             </w:r>
                             <w:r>
                               <w:rPr>
-                                <w:rFonts w:ascii="黑体" w:eastAsia="黑体" w:hAnsi="黑体" w:hint="eastAsia"/>
+                                <w:rFonts w:hint="eastAsia" w:ascii="微软雅黑" w:hAnsi="微软雅黑" w:eastAsia="微软雅黑"/>
                                 <w:color w:val="75BD42" w:themeColor="accent4"/>
                                 <w:sz w:val="30"/>
                                 <w:szCs w:val="30"/>
                                 <w:u w:val="single"/>
+                                <w14:textFill>
+                                  <w14:solidFill>
+                                    <w14:schemeClr w14:val="accent4"/>
+                                  </w14:solidFill>
+                                </w14:textFill>
                                 <w14:props3d w14:extrusionH="57150" w14:contourW="0" w14:prstMaterial="softEdge">
-                                  <w14:bevelT w14:w="25400" w14:h="38100" w14:prst="circle"/>
+                                  <w14:bevelT w14:w="25400" w14:h="38100"/>
                                 </w14:props3d>
                               </w:rPr>
                               <w:t xml:space="preserve">                  </w:t>
@@ -692,37 +812,52 @@
                             <w:pPr>
                               <w:spacing w:line="500" w:lineRule="exact"/>
                               <w:rPr>
-                                <w:rFonts w:ascii="黑体" w:eastAsia="黑体" w:hAnsi="黑体" w:hint="eastAsia"/>
+                                <w:rFonts w:ascii="微软雅黑" w:hAnsi="微软雅黑" w:eastAsia="微软雅黑"/>
                                 <w:color w:val="75BD42" w:themeColor="accent4"/>
                                 <w:sz w:val="30"/>
                                 <w:szCs w:val="30"/>
                                 <w:u w:val="single"/>
+                                <w14:textFill>
+                                  <w14:solidFill>
+                                    <w14:schemeClr w14:val="accent4"/>
+                                  </w14:solidFill>
+                                </w14:textFill>
                                 <w14:props3d w14:extrusionH="57150" w14:contourW="0" w14:prstMaterial="softEdge">
-                                  <w14:bevelT w14:w="25400" w14:h="38100" w14:prst="circle"/>
+                                  <w14:bevelT w14:w="25400" w14:h="38100"/>
                                 </w14:props3d>
                               </w:rPr>
                             </w:pPr>
                             <w:r>
                               <w:rPr>
-                                <w:rFonts w:ascii="黑体" w:eastAsia="黑体" w:hAnsi="黑体" w:hint="eastAsia"/>
+                                <w:rFonts w:hint="eastAsia" w:ascii="微软雅黑" w:hAnsi="微软雅黑" w:eastAsia="微软雅黑"/>
                                 <w:color w:val="75BD42" w:themeColor="accent4"/>
                                 <w:sz w:val="30"/>
                                 <w:szCs w:val="30"/>
+                                <w14:textFill>
+                                  <w14:solidFill>
+                                    <w14:schemeClr w14:val="accent4"/>
+                                  </w14:solidFill>
+                                </w14:textFill>
                                 <w14:props3d w14:extrusionH="57150" w14:contourW="0" w14:prstMaterial="softEdge">
-                                  <w14:bevelT w14:w="25400" w14:h="38100" w14:prst="circle"/>
+                                  <w14:bevelT w14:w="25400" w14:h="38100"/>
                                 </w14:props3d>
                               </w:rPr>
                               <w:t>联系方式：</w:t>
                             </w:r>
                             <w:r>
                               <w:rPr>
-                                <w:rFonts w:ascii="黑体" w:eastAsia="黑体" w:hAnsi="黑体" w:hint="eastAsia"/>
+                                <w:rFonts w:hint="eastAsia" w:ascii="微软雅黑" w:hAnsi="微软雅黑" w:eastAsia="微软雅黑"/>
                                 <w:color w:val="75BD42" w:themeColor="accent4"/>
                                 <w:sz w:val="30"/>
                                 <w:szCs w:val="30"/>
                                 <w:u w:val="single"/>
+                                <w14:textFill>
+                                  <w14:solidFill>
+                                    <w14:schemeClr w14:val="accent4"/>
+                                  </w14:solidFill>
+                                </w14:textFill>
                                 <w14:props3d w14:extrusionH="57150" w14:contourW="0" w14:prstMaterial="softEdge">
-                                  <w14:bevelT w14:w="25400" w14:h="38100" w14:prst="circle"/>
+                                  <w14:bevelT w14:w="25400" w14:h="38100"/>
                                 </w14:props3d>
                               </w:rPr>
                               <w:t xml:space="preserve">              </w:t>
@@ -732,37 +867,52 @@
                             <w:pPr>
                               <w:spacing w:line="500" w:lineRule="exact"/>
                               <w:rPr>
-                                <w:rFonts w:ascii="黑体" w:eastAsia="黑体" w:hAnsi="黑体" w:hint="eastAsia"/>
+                                <w:rFonts w:ascii="微软雅黑" w:hAnsi="微软雅黑" w:eastAsia="微软雅黑"/>
                                 <w:color w:val="75BD42" w:themeColor="accent4"/>
                                 <w:sz w:val="30"/>
                                 <w:szCs w:val="30"/>
                                 <w:u w:val="single"/>
+                                <w14:textFill>
+                                  <w14:solidFill>
+                                    <w14:schemeClr w14:val="accent4"/>
+                                  </w14:solidFill>
+                                </w14:textFill>
                                 <w14:props3d w14:extrusionH="57150" w14:contourW="0" w14:prstMaterial="softEdge">
-                                  <w14:bevelT w14:w="25400" w14:h="38100" w14:prst="circle"/>
+                                  <w14:bevelT w14:w="25400" w14:h="38100"/>
                                 </w14:props3d>
                               </w:rPr>
                             </w:pPr>
                             <w:r>
                               <w:rPr>
-                                <w:rFonts w:ascii="黑体" w:eastAsia="黑体" w:hAnsi="黑体" w:hint="eastAsia"/>
+                                <w:rFonts w:hint="eastAsia" w:ascii="微软雅黑" w:hAnsi="微软雅黑" w:eastAsia="微软雅黑"/>
                                 <w:color w:val="75BD42" w:themeColor="accent4"/>
                                 <w:sz w:val="30"/>
                                 <w:szCs w:val="30"/>
+                                <w14:textFill>
+                                  <w14:solidFill>
+                                    <w14:schemeClr w14:val="accent4"/>
+                                  </w14:solidFill>
+                                </w14:textFill>
                                 <w14:props3d w14:extrusionH="57150" w14:contourW="0" w14:prstMaterial="softEdge">
-                                  <w14:bevelT w14:w="25400" w14:h="38100" w14:prst="circle"/>
+                                  <w14:bevelT w14:w="25400" w14:h="38100"/>
                                 </w14:props3d>
                               </w:rPr>
                               <w:t>测评时长：</w:t>
                             </w:r>
                             <w:r>
                               <w:rPr>
-                                <w:rFonts w:ascii="黑体" w:eastAsia="黑体" w:hAnsi="黑体" w:hint="eastAsia"/>
+                                <w:rFonts w:hint="eastAsia" w:ascii="微软雅黑" w:hAnsi="微软雅黑" w:eastAsia="微软雅黑"/>
                                 <w:color w:val="75BD42" w:themeColor="accent4"/>
                                 <w:sz w:val="30"/>
                                 <w:szCs w:val="30"/>
                                 <w:u w:val="single"/>
+                                <w14:textFill>
+                                  <w14:solidFill>
+                                    <w14:schemeClr w14:val="accent4"/>
+                                  </w14:solidFill>
+                                </w14:textFill>
                                 <w14:props3d w14:extrusionH="57150" w14:contourW="0" w14:prstMaterial="softEdge">
-                                  <w14:bevelT w14:w="25400" w14:h="38100" w14:prst="circle"/>
+                                  <w14:bevelT w14:w="25400" w14:h="38100"/>
                                 </w14:props3d>
                               </w:rPr>
                               <w:t xml:space="preserve">              </w:t>
@@ -772,36 +922,51 @@
                             <w:pPr>
                               <w:spacing w:line="500" w:lineRule="exact"/>
                               <w:rPr>
-                                <w:rFonts w:ascii="黑体" w:eastAsia="黑体" w:hAnsi="黑体" w:hint="eastAsia"/>
+                                <w:rFonts w:ascii="微软雅黑" w:hAnsi="微软雅黑" w:eastAsia="微软雅黑"/>
                                 <w:color w:val="75BD42" w:themeColor="accent4"/>
                                 <w:sz w:val="30"/>
                                 <w:szCs w:val="30"/>
+                                <w14:textFill>
+                                  <w14:solidFill>
+                                    <w14:schemeClr w14:val="accent4"/>
+                                  </w14:solidFill>
+                                </w14:textFill>
                                 <w14:props3d w14:extrusionH="57150" w14:contourW="0" w14:prstMaterial="softEdge">
-                                  <w14:bevelT w14:w="25400" w14:h="38100" w14:prst="circle"/>
+                                  <w14:bevelT w14:w="25400" w14:h="38100"/>
                                 </w14:props3d>
                               </w:rPr>
                             </w:pPr>
                             <w:r>
                               <w:rPr>
-                                <w:rFonts w:ascii="黑体" w:eastAsia="黑体" w:hAnsi="黑体" w:hint="eastAsia"/>
+                                <w:rFonts w:hint="eastAsia" w:ascii="微软雅黑" w:hAnsi="微软雅黑" w:eastAsia="微软雅黑"/>
                                 <w:color w:val="75BD42" w:themeColor="accent4"/>
                                 <w:sz w:val="30"/>
                                 <w:szCs w:val="30"/>
+                                <w14:textFill>
+                                  <w14:solidFill>
+                                    <w14:schemeClr w14:val="accent4"/>
+                                  </w14:solidFill>
+                                </w14:textFill>
                                 <w14:props3d w14:extrusionH="57150" w14:contourW="0" w14:prstMaterial="softEdge">
-                                  <w14:bevelT w14:w="25400" w14:h="38100" w14:prst="circle"/>
+                                  <w14:bevelT w14:w="25400" w14:h="38100"/>
                                 </w14:props3d>
                               </w:rPr>
                               <w:t>报告日期：</w:t>
                             </w:r>
                             <w:r>
                               <w:rPr>
-                                <w:rFonts w:ascii="黑体" w:eastAsia="黑体" w:hAnsi="黑体" w:hint="eastAsia"/>
+                                <w:rFonts w:hint="eastAsia" w:ascii="微软雅黑" w:hAnsi="微软雅黑" w:eastAsia="微软雅黑"/>
                                 <w:color w:val="75BD42" w:themeColor="accent4"/>
                                 <w:sz w:val="30"/>
                                 <w:szCs w:val="30"/>
                                 <w:u w:val="single"/>
+                                <w14:textFill>
+                                  <w14:solidFill>
+                                    <w14:schemeClr w14:val="accent4"/>
+                                  </w14:solidFill>
+                                </w14:textFill>
                                 <w14:props3d w14:extrusionH="57150" w14:contourW="0" w14:prstMaterial="softEdge">
-                                  <w14:bevelT w14:w="25400" w14:h="38100" w14:prst="circle"/>
+                                  <w14:bevelT w14:w="25400" w14:h="38100"/>
                                 </w14:props3d>
                               </w:rPr>
                               <w:t>2025年X月X日</w:t>
@@ -820,44 +985,62 @@
           </mc:Choice>
           <mc:Fallback>
             <w:pict>
-              <v:roundrect w14:anchorId="0C0269DD" id="圆角矩形 42" o:spid="_x0000_s1029" style="position:absolute;left:0;text-align:left;margin-left:-2.4pt;margin-top:435.3pt;width:245.95pt;height:283.8pt;z-index:251655168;visibility:visible;mso-wrap-style:square;mso-wrap-distance-left:0;mso-wrap-distance-top:0;mso-wrap-distance-right:0;mso-wrap-distance-bottom:0;mso-position-horizontal:absolute;mso-position-horizontal-relative:text;mso-position-vertical:absolute;mso-position-vertical-relative:text;v-text-anchor:middle" arcsize="10923f" o:gfxdata="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" filled="f" stroked="f" strokeweight="1pt">
-                <v:stroke joinstyle="miter"/>
+              <v:roundrect id="_x0000_s1026" o:spid="_x0000_s1026" o:spt="2" style="position:absolute;left:0pt;margin-left:-0.3pt;margin-top:396.9pt;height:283.8pt;width:245.95pt;z-index:251661312;v-text-anchor:middle;mso-width-relative:page;mso-height-relative:page;" filled="f" stroked="f" coordsize="21600,21600" arcsize="0.166666666666667" o:gfxdata="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">
+                <v:fill on="f" focussize="0,0"/>
+                <v:stroke on="f" weight="1pt" miterlimit="8" joinstyle="miter"/>
+                <v:imagedata o:title=""/>
+                <o:lock v:ext="edit" aspectratio="f"/>
                 <v:textbox>
                   <w:txbxContent>
                     <w:p>
                       <w:pPr>
                         <w:spacing w:line="500" w:lineRule="exact"/>
                         <w:rPr>
-                          <w:rFonts w:ascii="黑体" w:eastAsia="黑体" w:hAnsi="黑体" w:hint="eastAsia"/>
+                          <w:rFonts w:ascii="微软雅黑" w:hAnsi="微软雅黑" w:eastAsia="微软雅黑"/>
                           <w:color w:val="75BD42" w:themeColor="accent4"/>
                           <w:sz w:val="30"/>
                           <w:szCs w:val="30"/>
+                          <w14:textFill>
+                            <w14:solidFill>
+                              <w14:schemeClr w14:val="accent4"/>
+                            </w14:solidFill>
+                          </w14:textFill>
                           <w14:props3d w14:extrusionH="57150" w14:contourW="0" w14:prstMaterial="softEdge">
-                            <w14:bevelT w14:w="25400" w14:h="38100" w14:prst="circle"/>
+                            <w14:bevelT w14:w="25400" w14:h="38100"/>
                           </w14:props3d>
                         </w:rPr>
                       </w:pPr>
                       <w:r>
                         <w:rPr>
-                          <w:rFonts w:ascii="黑体" w:eastAsia="黑体" w:hAnsi="黑体" w:hint="eastAsia"/>
+                          <w:rFonts w:hint="eastAsia" w:ascii="微软雅黑" w:hAnsi="微软雅黑" w:eastAsia="微软雅黑"/>
                           <w:color w:val="75BD42" w:themeColor="accent4"/>
                           <w:sz w:val="30"/>
                           <w:szCs w:val="30"/>
+                          <w14:textFill>
+                            <w14:solidFill>
+                              <w14:schemeClr w14:val="accent4"/>
+                            </w14:solidFill>
+                          </w14:textFill>
                           <w14:props3d w14:extrusionH="57150" w14:contourW="0" w14:prstMaterial="softEdge">
-                            <w14:bevelT w14:w="25400" w14:h="38100" w14:prst="circle"/>
+                            <w14:bevelT w14:w="25400" w14:h="38100"/>
                           </w14:props3d>
                         </w:rPr>
                         <w:t>姓名：</w:t>
                       </w:r>
                       <w:r>
                         <w:rPr>
-                          <w:rFonts w:ascii="黑体" w:eastAsia="黑体" w:hAnsi="黑体" w:hint="eastAsia"/>
+                          <w:rFonts w:hint="eastAsia" w:ascii="微软雅黑" w:hAnsi="微软雅黑" w:eastAsia="微软雅黑"/>
                           <w:color w:val="75BD42" w:themeColor="accent4"/>
                           <w:sz w:val="30"/>
                           <w:szCs w:val="30"/>
                           <w:u w:val="single"/>
+                          <w14:textFill>
+                            <w14:solidFill>
+                              <w14:schemeClr w14:val="accent4"/>
+                            </w14:solidFill>
+                          </w14:textFill>
                           <w14:props3d w14:extrusionH="57150" w14:contourW="0" w14:prstMaterial="softEdge">
-                            <w14:bevelT w14:w="25400" w14:h="38100" w14:prst="circle"/>
+                            <w14:bevelT w14:w="25400" w14:h="38100"/>
                           </w14:props3d>
                         </w:rPr>
                         <w:t xml:space="preserve">                  </w:t>
@@ -867,36 +1050,51 @@
                       <w:pPr>
                         <w:spacing w:line="500" w:lineRule="exact"/>
                         <w:rPr>
-                          <w:rFonts w:ascii="黑体" w:eastAsia="黑体" w:hAnsi="黑体" w:hint="eastAsia"/>
+                          <w:rFonts w:ascii="微软雅黑" w:hAnsi="微软雅黑" w:eastAsia="微软雅黑"/>
                           <w:color w:val="75BD42" w:themeColor="accent4"/>
                           <w:sz w:val="30"/>
                           <w:szCs w:val="30"/>
+                          <w14:textFill>
+                            <w14:solidFill>
+                              <w14:schemeClr w14:val="accent4"/>
+                            </w14:solidFill>
+                          </w14:textFill>
                           <w14:props3d w14:extrusionH="57150" w14:contourW="0" w14:prstMaterial="softEdge">
-                            <w14:bevelT w14:w="25400" w14:h="38100" w14:prst="circle"/>
+                            <w14:bevelT w14:w="25400" w14:h="38100"/>
                           </w14:props3d>
                         </w:rPr>
                       </w:pPr>
                       <w:r>
                         <w:rPr>
-                          <w:rFonts w:ascii="黑体" w:eastAsia="黑体" w:hAnsi="黑体" w:hint="eastAsia"/>
+                          <w:rFonts w:hint="eastAsia" w:ascii="微软雅黑" w:hAnsi="微软雅黑" w:eastAsia="微软雅黑"/>
                           <w:color w:val="75BD42" w:themeColor="accent4"/>
                           <w:sz w:val="30"/>
                           <w:szCs w:val="30"/>
+                          <w14:textFill>
+                            <w14:solidFill>
+                              <w14:schemeClr w14:val="accent4"/>
+                            </w14:solidFill>
+                          </w14:textFill>
                           <w14:props3d w14:extrusionH="57150" w14:contourW="0" w14:prstMaterial="softEdge">
-                            <w14:bevelT w14:w="25400" w14:h="38100" w14:prst="circle"/>
+                            <w14:bevelT w14:w="25400" w14:h="38100"/>
                           </w14:props3d>
                         </w:rPr>
                         <w:t>年龄：</w:t>
                       </w:r>
                       <w:r>
                         <w:rPr>
-                          <w:rFonts w:ascii="黑体" w:eastAsia="黑体" w:hAnsi="黑体" w:hint="eastAsia"/>
+                          <w:rFonts w:hint="eastAsia" w:ascii="微软雅黑" w:hAnsi="微软雅黑" w:eastAsia="微软雅黑"/>
                           <w:color w:val="75BD42" w:themeColor="accent4"/>
                           <w:sz w:val="30"/>
                           <w:szCs w:val="30"/>
                           <w:u w:val="single"/>
+                          <w14:textFill>
+                            <w14:solidFill>
+                              <w14:schemeClr w14:val="accent4"/>
+                            </w14:solidFill>
+                          </w14:textFill>
                           <w14:props3d w14:extrusionH="57150" w14:contourW="0" w14:prstMaterial="softEdge">
-                            <w14:bevelT w14:w="25400" w14:h="38100" w14:prst="circle"/>
+                            <w14:bevelT w14:w="25400" w14:h="38100"/>
                           </w14:props3d>
                         </w:rPr>
                         <w:t xml:space="preserve">                  </w:t>
@@ -906,36 +1104,51 @@
                       <w:pPr>
                         <w:spacing w:line="500" w:lineRule="exact"/>
                         <w:rPr>
-                          <w:rFonts w:ascii="黑体" w:eastAsia="黑体" w:hAnsi="黑体" w:hint="eastAsia"/>
+                          <w:rFonts w:ascii="微软雅黑" w:hAnsi="微软雅黑" w:eastAsia="微软雅黑"/>
                           <w:color w:val="75BD42" w:themeColor="accent4"/>
                           <w:sz w:val="30"/>
                           <w:szCs w:val="30"/>
+                          <w14:textFill>
+                            <w14:solidFill>
+                              <w14:schemeClr w14:val="accent4"/>
+                            </w14:solidFill>
+                          </w14:textFill>
                           <w14:props3d w14:extrusionH="57150" w14:contourW="0" w14:prstMaterial="softEdge">
-                            <w14:bevelT w14:w="25400" w14:h="38100" w14:prst="circle"/>
+                            <w14:bevelT w14:w="25400" w14:h="38100"/>
                           </w14:props3d>
                         </w:rPr>
                       </w:pPr>
                       <w:r>
                         <w:rPr>
-                          <w:rFonts w:ascii="黑体" w:eastAsia="黑体" w:hAnsi="黑体" w:hint="eastAsia"/>
+                          <w:rFonts w:hint="eastAsia" w:ascii="微软雅黑" w:hAnsi="微软雅黑" w:eastAsia="微软雅黑"/>
                           <w:color w:val="75BD42" w:themeColor="accent4"/>
                           <w:sz w:val="30"/>
                           <w:szCs w:val="30"/>
+                          <w14:textFill>
+                            <w14:solidFill>
+                              <w14:schemeClr w14:val="accent4"/>
+                            </w14:solidFill>
+                          </w14:textFill>
                           <w14:props3d w14:extrusionH="57150" w14:contourW="0" w14:prstMaterial="softEdge">
-                            <w14:bevelT w14:w="25400" w14:h="38100" w14:prst="circle"/>
+                            <w14:bevelT w14:w="25400" w14:h="38100"/>
                           </w14:props3d>
                         </w:rPr>
                         <w:t>性别：</w:t>
                       </w:r>
                       <w:r>
                         <w:rPr>
-                          <w:rFonts w:ascii="黑体" w:eastAsia="黑体" w:hAnsi="黑体" w:hint="eastAsia"/>
+                          <w:rFonts w:hint="eastAsia" w:ascii="微软雅黑" w:hAnsi="微软雅黑" w:eastAsia="微软雅黑"/>
                           <w:color w:val="75BD42" w:themeColor="accent4"/>
                           <w:sz w:val="30"/>
                           <w:szCs w:val="30"/>
                           <w:u w:val="single"/>
+                          <w14:textFill>
+                            <w14:solidFill>
+                              <w14:schemeClr w14:val="accent4"/>
+                            </w14:solidFill>
+                          </w14:textFill>
                           <w14:props3d w14:extrusionH="57150" w14:contourW="0" w14:prstMaterial="softEdge">
-                            <w14:bevelT w14:w="25400" w14:h="38100" w14:prst="circle"/>
+                            <w14:bevelT w14:w="25400" w14:h="38100"/>
                           </w14:props3d>
                         </w:rPr>
                         <w:t xml:space="preserve">                  </w:t>
@@ -945,36 +1158,51 @@
                       <w:pPr>
                         <w:spacing w:line="500" w:lineRule="exact"/>
                         <w:rPr>
-                          <w:rFonts w:ascii="黑体" w:eastAsia="黑体" w:hAnsi="黑体" w:hint="eastAsia"/>
+                          <w:rFonts w:ascii="微软雅黑" w:hAnsi="微软雅黑" w:eastAsia="微软雅黑"/>
                           <w:color w:val="75BD42" w:themeColor="accent4"/>
                           <w:sz w:val="30"/>
                           <w:szCs w:val="30"/>
+                          <w14:textFill>
+                            <w14:solidFill>
+                              <w14:schemeClr w14:val="accent4"/>
+                            </w14:solidFill>
+                          </w14:textFill>
                           <w14:props3d w14:extrusionH="57150" w14:contourW="0" w14:prstMaterial="softEdge">
-                            <w14:bevelT w14:w="25400" w14:h="38100" w14:prst="circle"/>
+                            <w14:bevelT w14:w="25400" w14:h="38100"/>
                           </w14:props3d>
                         </w:rPr>
                       </w:pPr>
                       <w:r>
                         <w:rPr>
-                          <w:rFonts w:ascii="黑体" w:eastAsia="黑体" w:hAnsi="黑体" w:hint="eastAsia"/>
+                          <w:rFonts w:hint="eastAsia" w:ascii="微软雅黑" w:hAnsi="微软雅黑" w:eastAsia="微软雅黑"/>
                           <w:color w:val="75BD42" w:themeColor="accent4"/>
                           <w:sz w:val="30"/>
                           <w:szCs w:val="30"/>
+                          <w14:textFill>
+                            <w14:solidFill>
+                              <w14:schemeClr w14:val="accent4"/>
+                            </w14:solidFill>
+                          </w14:textFill>
                           <w14:props3d w14:extrusionH="57150" w14:contourW="0" w14:prstMaterial="softEdge">
-                            <w14:bevelT w14:w="25400" w14:h="38100" w14:prst="circle"/>
+                            <w14:bevelT w14:w="25400" w14:h="38100"/>
                           </w14:props3d>
                         </w:rPr>
                         <w:t>单位：</w:t>
                       </w:r>
                       <w:r>
                         <w:rPr>
-                          <w:rFonts w:ascii="黑体" w:eastAsia="黑体" w:hAnsi="黑体" w:hint="eastAsia"/>
+                          <w:rFonts w:hint="eastAsia" w:ascii="微软雅黑" w:hAnsi="微软雅黑" w:eastAsia="微软雅黑"/>
                           <w:color w:val="75BD42" w:themeColor="accent4"/>
                           <w:sz w:val="30"/>
                           <w:szCs w:val="30"/>
                           <w:u w:val="single"/>
+                          <w14:textFill>
+                            <w14:solidFill>
+                              <w14:schemeClr w14:val="accent4"/>
+                            </w14:solidFill>
+                          </w14:textFill>
                           <w14:props3d w14:extrusionH="57150" w14:contourW="0" w14:prstMaterial="softEdge">
-                            <w14:bevelT w14:w="25400" w14:h="38100" w14:prst="circle"/>
+                            <w14:bevelT w14:w="25400" w14:h="38100"/>
                           </w14:props3d>
                         </w:rPr>
                         <w:t xml:space="preserve">                  </w:t>
@@ -984,37 +1212,52 @@
                       <w:pPr>
                         <w:spacing w:line="500" w:lineRule="exact"/>
                         <w:rPr>
-                          <w:rFonts w:ascii="黑体" w:eastAsia="黑体" w:hAnsi="黑体" w:hint="eastAsia"/>
+                          <w:rFonts w:ascii="微软雅黑" w:hAnsi="微软雅黑" w:eastAsia="微软雅黑"/>
                           <w:color w:val="75BD42" w:themeColor="accent4"/>
                           <w:sz w:val="30"/>
                           <w:szCs w:val="30"/>
                           <w:u w:val="single"/>
+                          <w14:textFill>
+                            <w14:solidFill>
+                              <w14:schemeClr w14:val="accent4"/>
+                            </w14:solidFill>
+                          </w14:textFill>
                           <w14:props3d w14:extrusionH="57150" w14:contourW="0" w14:prstMaterial="softEdge">
-                            <w14:bevelT w14:w="25400" w14:h="38100" w14:prst="circle"/>
+                            <w14:bevelT w14:w="25400" w14:h="38100"/>
                           </w14:props3d>
                         </w:rPr>
                       </w:pPr>
                       <w:r>
                         <w:rPr>
-                          <w:rFonts w:ascii="黑体" w:eastAsia="黑体" w:hAnsi="黑体" w:hint="eastAsia"/>
+                          <w:rFonts w:hint="eastAsia" w:ascii="微软雅黑" w:hAnsi="微软雅黑" w:eastAsia="微软雅黑"/>
                           <w:color w:val="75BD42" w:themeColor="accent4"/>
                           <w:sz w:val="30"/>
                           <w:szCs w:val="30"/>
+                          <w14:textFill>
+                            <w14:solidFill>
+                              <w14:schemeClr w14:val="accent4"/>
+                            </w14:solidFill>
+                          </w14:textFill>
                           <w14:props3d w14:extrusionH="57150" w14:contourW="0" w14:prstMaterial="softEdge">
-                            <w14:bevelT w14:w="25400" w14:h="38100" w14:prst="circle"/>
+                            <w14:bevelT w14:w="25400" w14:h="38100"/>
                           </w14:props3d>
                         </w:rPr>
                         <w:t>岗位：</w:t>
                       </w:r>
                       <w:r>
                         <w:rPr>
-                          <w:rFonts w:ascii="黑体" w:eastAsia="黑体" w:hAnsi="黑体" w:hint="eastAsia"/>
+                          <w:rFonts w:hint="eastAsia" w:ascii="微软雅黑" w:hAnsi="微软雅黑" w:eastAsia="微软雅黑"/>
                           <w:color w:val="75BD42" w:themeColor="accent4"/>
                           <w:sz w:val="30"/>
                           <w:szCs w:val="30"/>
                           <w:u w:val="single"/>
+                          <w14:textFill>
+                            <w14:solidFill>
+                              <w14:schemeClr w14:val="accent4"/>
+                            </w14:solidFill>
+                          </w14:textFill>
                           <w14:props3d w14:extrusionH="57150" w14:contourW="0" w14:prstMaterial="softEdge">
-                            <w14:bevelT w14:w="25400" w14:h="38100" w14:prst="circle"/>
+                            <w14:bevelT w14:w="25400" w14:h="38100"/>
                           </w14:props3d>
                         </w:rPr>
                         <w:t xml:space="preserve">                  </w:t>
@@ -1024,37 +1267,52 @@
                       <w:pPr>
                         <w:spacing w:line="500" w:lineRule="exact"/>
                         <w:rPr>
-                          <w:rFonts w:ascii="黑体" w:eastAsia="黑体" w:hAnsi="黑体" w:hint="eastAsia"/>
+                          <w:rFonts w:ascii="微软雅黑" w:hAnsi="微软雅黑" w:eastAsia="微软雅黑"/>
                           <w:color w:val="75BD42" w:themeColor="accent4"/>
                           <w:sz w:val="30"/>
                           <w:szCs w:val="30"/>
                           <w:u w:val="single"/>
+                          <w14:textFill>
+                            <w14:solidFill>
+                              <w14:schemeClr w14:val="accent4"/>
+                            </w14:solidFill>
+                          </w14:textFill>
                           <w14:props3d w14:extrusionH="57150" w14:contourW="0" w14:prstMaterial="softEdge">
-                            <w14:bevelT w14:w="25400" w14:h="38100" w14:prst="circle"/>
+                            <w14:bevelT w14:w="25400" w14:h="38100"/>
                           </w14:props3d>
                         </w:rPr>
                       </w:pPr>
                       <w:r>
                         <w:rPr>
-                          <w:rFonts w:ascii="黑体" w:eastAsia="黑体" w:hAnsi="黑体" w:hint="eastAsia"/>
+                          <w:rFonts w:hint="eastAsia" w:ascii="微软雅黑" w:hAnsi="微软雅黑" w:eastAsia="微软雅黑"/>
                           <w:color w:val="75BD42" w:themeColor="accent4"/>
                           <w:sz w:val="30"/>
                           <w:szCs w:val="30"/>
+                          <w14:textFill>
+                            <w14:solidFill>
+                              <w14:schemeClr w14:val="accent4"/>
+                            </w14:solidFill>
+                          </w14:textFill>
                           <w14:props3d w14:extrusionH="57150" w14:contourW="0" w14:prstMaterial="softEdge">
-                            <w14:bevelT w14:w="25400" w14:h="38100" w14:prst="circle"/>
+                            <w14:bevelT w14:w="25400" w14:h="38100"/>
                           </w14:props3d>
                         </w:rPr>
                         <w:t>联系方式：</w:t>
                       </w:r>
                       <w:r>
                         <w:rPr>
-                          <w:rFonts w:ascii="黑体" w:eastAsia="黑体" w:hAnsi="黑体" w:hint="eastAsia"/>
+                          <w:rFonts w:hint="eastAsia" w:ascii="微软雅黑" w:hAnsi="微软雅黑" w:eastAsia="微软雅黑"/>
                           <w:color w:val="75BD42" w:themeColor="accent4"/>
                           <w:sz w:val="30"/>
                           <w:szCs w:val="30"/>
                           <w:u w:val="single"/>
+                          <w14:textFill>
+                            <w14:solidFill>
+                              <w14:schemeClr w14:val="accent4"/>
+                            </w14:solidFill>
+                          </w14:textFill>
                           <w14:props3d w14:extrusionH="57150" w14:contourW="0" w14:prstMaterial="softEdge">
-                            <w14:bevelT w14:w="25400" w14:h="38100" w14:prst="circle"/>
+                            <w14:bevelT w14:w="25400" w14:h="38100"/>
                           </w14:props3d>
                         </w:rPr>
                         <w:t xml:space="preserve">              </w:t>
@@ -1064,37 +1322,52 @@
                       <w:pPr>
                         <w:spacing w:line="500" w:lineRule="exact"/>
                         <w:rPr>
-                          <w:rFonts w:ascii="黑体" w:eastAsia="黑体" w:hAnsi="黑体" w:hint="eastAsia"/>
+                          <w:rFonts w:ascii="微软雅黑" w:hAnsi="微软雅黑" w:eastAsia="微软雅黑"/>
                           <w:color w:val="75BD42" w:themeColor="accent4"/>
                           <w:sz w:val="30"/>
                           <w:szCs w:val="30"/>
                           <w:u w:val="single"/>
+                          <w14:textFill>
+                            <w14:solidFill>
+                              <w14:schemeClr w14:val="accent4"/>
+                            </w14:solidFill>
+                          </w14:textFill>
                           <w14:props3d w14:extrusionH="57150" w14:contourW="0" w14:prstMaterial="softEdge">
-                            <w14:bevelT w14:w="25400" w14:h="38100" w14:prst="circle"/>
+                            <w14:bevelT w14:w="25400" w14:h="38100"/>
                           </w14:props3d>
                         </w:rPr>
                       </w:pPr>
                       <w:r>
                         <w:rPr>
-                          <w:rFonts w:ascii="黑体" w:eastAsia="黑体" w:hAnsi="黑体" w:hint="eastAsia"/>
+                          <w:rFonts w:hint="eastAsia" w:ascii="微软雅黑" w:hAnsi="微软雅黑" w:eastAsia="微软雅黑"/>
                           <w:color w:val="75BD42" w:themeColor="accent4"/>
                           <w:sz w:val="30"/>
                           <w:szCs w:val="30"/>
+                          <w14:textFill>
+                            <w14:solidFill>
+                              <w14:schemeClr w14:val="accent4"/>
+                            </w14:solidFill>
+                          </w14:textFill>
                           <w14:props3d w14:extrusionH="57150" w14:contourW="0" w14:prstMaterial="softEdge">
-                            <w14:bevelT w14:w="25400" w14:h="38100" w14:prst="circle"/>
+                            <w14:bevelT w14:w="25400" w14:h="38100"/>
                           </w14:props3d>
                         </w:rPr>
                         <w:t>测评时长：</w:t>
                       </w:r>
                       <w:r>
                         <w:rPr>
-                          <w:rFonts w:ascii="黑体" w:eastAsia="黑体" w:hAnsi="黑体" w:hint="eastAsia"/>
+                          <w:rFonts w:hint="eastAsia" w:ascii="微软雅黑" w:hAnsi="微软雅黑" w:eastAsia="微软雅黑"/>
                           <w:color w:val="75BD42" w:themeColor="accent4"/>
                           <w:sz w:val="30"/>
                           <w:szCs w:val="30"/>
                           <w:u w:val="single"/>
+                          <w14:textFill>
+                            <w14:solidFill>
+                              <w14:schemeClr w14:val="accent4"/>
+                            </w14:solidFill>
+                          </w14:textFill>
                           <w14:props3d w14:extrusionH="57150" w14:contourW="0" w14:prstMaterial="softEdge">
-                            <w14:bevelT w14:w="25400" w14:h="38100" w14:prst="circle"/>
+                            <w14:bevelT w14:w="25400" w14:h="38100"/>
                           </w14:props3d>
                         </w:rPr>
                         <w:t xml:space="preserve">              </w:t>
@@ -1104,36 +1377,51 @@
                       <w:pPr>
                         <w:spacing w:line="500" w:lineRule="exact"/>
                         <w:rPr>
-                          <w:rFonts w:ascii="黑体" w:eastAsia="黑体" w:hAnsi="黑体" w:hint="eastAsia"/>
+                          <w:rFonts w:ascii="微软雅黑" w:hAnsi="微软雅黑" w:eastAsia="微软雅黑"/>
                           <w:color w:val="75BD42" w:themeColor="accent4"/>
                           <w:sz w:val="30"/>
                           <w:szCs w:val="30"/>
+                          <w14:textFill>
+                            <w14:solidFill>
+                              <w14:schemeClr w14:val="accent4"/>
+                            </w14:solidFill>
+                          </w14:textFill>
                           <w14:props3d w14:extrusionH="57150" w14:contourW="0" w14:prstMaterial="softEdge">
-                            <w14:bevelT w14:w="25400" w14:h="38100" w14:prst="circle"/>
+                            <w14:bevelT w14:w="25400" w14:h="38100"/>
                           </w14:props3d>
                         </w:rPr>
                       </w:pPr>
                       <w:r>
                         <w:rPr>
-                          <w:rFonts w:ascii="黑体" w:eastAsia="黑体" w:hAnsi="黑体" w:hint="eastAsia"/>
+                          <w:rFonts w:hint="eastAsia" w:ascii="微软雅黑" w:hAnsi="微软雅黑" w:eastAsia="微软雅黑"/>
                           <w:color w:val="75BD42" w:themeColor="accent4"/>
                           <w:sz w:val="30"/>
                           <w:szCs w:val="30"/>
+                          <w14:textFill>
+                            <w14:solidFill>
+                              <w14:schemeClr w14:val="accent4"/>
+                            </w14:solidFill>
+                          </w14:textFill>
                           <w14:props3d w14:extrusionH="57150" w14:contourW="0" w14:prstMaterial="softEdge">
-                            <w14:bevelT w14:w="25400" w14:h="38100" w14:prst="circle"/>
+                            <w14:bevelT w14:w="25400" w14:h="38100"/>
                           </w14:props3d>
                         </w:rPr>
                         <w:t>报告日期：</w:t>
                       </w:r>
                       <w:r>
                         <w:rPr>
-                          <w:rFonts w:ascii="黑体" w:eastAsia="黑体" w:hAnsi="黑体" w:hint="eastAsia"/>
+                          <w:rFonts w:hint="eastAsia" w:ascii="微软雅黑" w:hAnsi="微软雅黑" w:eastAsia="微软雅黑"/>
                           <w:color w:val="75BD42" w:themeColor="accent4"/>
                           <w:sz w:val="30"/>
                           <w:szCs w:val="30"/>
                           <w:u w:val="single"/>
+                          <w14:textFill>
+                            <w14:solidFill>
+                              <w14:schemeClr w14:val="accent4"/>
+                            </w14:solidFill>
+                          </w14:textFill>
                           <w14:props3d w14:extrusionH="57150" w14:contourW="0" w14:prstMaterial="softEdge">
-                            <w14:bevelT w14:w="25400" w14:h="38100" w14:prst="circle"/>
+                            <w14:bevelT w14:w="25400" w14:h="38100"/>
                           </w14:props3d>
                         </w:rPr>
                         <w:t>2025年X月X日</w:t>
@@ -1141,7 +1429,6 @@
                     </w:p>
                   </w:txbxContent>
                 </v:textbox>
-                <w10:wrap type="topAndBottom"/>
               </v:roundrect>
             </w:pict>
           </mc:Fallback>
@@ -1182,13 +1469,213 @@
         <w:adjustRightInd w:val="0"/>
         <w:jc w:val="center"/>
         <w:rPr>
-          <w:rFonts w:ascii="微软雅黑" w:eastAsia="微软雅黑" w:hAnsi="微软雅黑" w:cs="微软雅黑" w:hint="eastAsia"/>
+          <w:rFonts w:ascii="微软雅黑" w:hAnsi="微软雅黑" w:eastAsia="微软雅黑" w:cs="微软雅黑"/>
+          <w:b/>
+          <w:color w:val="000000" w:themeColor="text1"/>
+          <w:sz w:val="28"/>
+          <w:szCs w:val="28"/>
+          <w14:textFill>
+            <w14:solidFill>
+              <w14:schemeClr w14:val="tx1"/>
+            </w14:solidFill>
+          </w14:textFill>
+        </w:rPr>
+      </w:pPr>
+      <w:r>
+        <w:rPr>
+          <w:rFonts w:hint="eastAsia" w:ascii="微软雅黑" w:hAnsi="微软雅黑" w:eastAsia="微软雅黑" w:cs="微软雅黑"/>
           <w:b/>
           <w:color w:val="000000" w:themeColor="text1"/>
           <w:sz w:val="32"/>
           <w:szCs w:val="32"/>
-        </w:rPr>
-      </w:pPr>
+          <w14:textFill>
+            <w14:solidFill>
+              <w14:schemeClr w14:val="tx1"/>
+            </w14:solidFill>
+          </w14:textFill>
+        </w:rPr>
+        <w:t>报告阅读说明</w:t>
+      </w:r>
+    </w:p>
+    <w:p>
+      <w:pPr>
+        <w:spacing w:line="520" w:lineRule="exact"/>
+        <w:ind w:firstLine="480" w:firstLineChars="200"/>
+        <w:rPr>
+          <w:rFonts w:ascii="微软雅黑" w:hAnsi="微软雅黑" w:eastAsia="微软雅黑" w:cs="微软雅黑"/>
+          <w:color w:val="000000" w:themeColor="text1"/>
+          <w:sz w:val="24"/>
+          <w14:textFill>
+            <w14:solidFill>
+              <w14:schemeClr w14:val="tx1"/>
+            </w14:solidFill>
+          </w14:textFill>
+        </w:rPr>
+      </w:pPr>
+      <w:r>
+        <w:rPr>
+          <w:rFonts w:hint="eastAsia" w:ascii="微软雅黑" w:hAnsi="微软雅黑" w:eastAsia="微软雅黑" w:cs="微软雅黑"/>
+          <w:color w:val="000000" w:themeColor="text1"/>
+          <w:sz w:val="24"/>
+          <w14:textFill>
+            <w14:solidFill>
+              <w14:schemeClr w14:val="tx1"/>
+            </w14:solidFill>
+          </w14:textFill>
+        </w:rPr>
+        <w:t>不论是职业选择，还是学习进修，或者是构建自己的职业生涯规划，许多人会感到无所适从，不知道如何选择最适合自己的发展路径。这时，通过进行职业性格测验，可以获得一些宝贵的启示和指导。本</w:t>
+      </w:r>
+      <w:bookmarkStart w:id="0" w:name="OLE_LINK20"/>
+      <w:r>
+        <w:rPr>
+          <w:rFonts w:hint="eastAsia" w:ascii="微软雅黑" w:hAnsi="微软雅黑" w:eastAsia="微软雅黑" w:cs="微软雅黑"/>
+          <w:color w:val="000000" w:themeColor="text1"/>
+          <w:sz w:val="24"/>
+          <w14:textFill>
+            <w14:solidFill>
+              <w14:schemeClr w14:val="tx1"/>
+            </w14:solidFill>
+          </w14:textFill>
+        </w:rPr>
+        <w:t>测验</w:t>
+      </w:r>
+      <w:bookmarkEnd w:id="0"/>
+      <w:r>
+        <w:rPr>
+          <w:rFonts w:hint="eastAsia" w:ascii="微软雅黑" w:hAnsi="微软雅黑" w:eastAsia="微软雅黑" w:cs="微软雅黑"/>
+          <w:color w:val="000000" w:themeColor="text1"/>
+          <w:sz w:val="24"/>
+          <w14:textFill>
+            <w14:solidFill>
+              <w14:schemeClr w14:val="tx1"/>
+            </w14:solidFill>
+          </w14:textFill>
+        </w:rPr>
+        <w:t>是由MBTI演变和优化而来，主要用于了解你的处事风格、特点、职业适应性等，从而提供合理的工作及决策建议。因此，本测验报告旨在对你的测验结果进行初步阐释，目的是协助你开始认识和分析最真实的自我，助力你迈出职业定位和发展规划的第一步，从职业性格类型的角度阐述符合你的岗位和发展建议。</w:t>
+      </w:r>
+    </w:p>
+    <w:p>
+      <w:pPr>
+        <w:spacing w:line="520" w:lineRule="exact"/>
+        <w:ind w:firstLine="480" w:firstLineChars="200"/>
+        <w:rPr>
+          <w:rFonts w:ascii="微软雅黑" w:hAnsi="微软雅黑" w:eastAsia="微软雅黑" w:cs="微软雅黑"/>
+          <w:color w:val="000000" w:themeColor="text1"/>
+          <w:sz w:val="24"/>
+          <w14:textFill>
+            <w14:solidFill>
+              <w14:schemeClr w14:val="tx1"/>
+            </w14:solidFill>
+          </w14:textFill>
+        </w:rPr>
+      </w:pPr>
+      <w:r>
+        <w:rPr>
+          <w:rFonts w:hint="eastAsia" w:ascii="微软雅黑" w:hAnsi="微软雅黑" w:eastAsia="微软雅黑" w:cs="微软雅黑"/>
+          <w:color w:val="000000" w:themeColor="text1"/>
+          <w:sz w:val="24"/>
+          <w14:textFill>
+            <w14:solidFill>
+              <w14:schemeClr w14:val="tx1"/>
+            </w14:solidFill>
+          </w14:textFill>
+        </w:rPr>
+        <w:t>本测验把性格分成四个维度，每个维度上包含相互对立的2种偏好：</w:t>
+      </w:r>
+    </w:p>
+    <w:p>
+      <w:pPr>
+        <w:jc w:val="center"/>
+        <w:rPr>
+          <w:color w:val="000000" w:themeColor="text1"/>
+          <w14:textFill>
+            <w14:solidFill>
+              <w14:schemeClr w14:val="tx1"/>
+            </w14:solidFill>
+          </w14:textFill>
+        </w:rPr>
+      </w:pPr>
+      <w:r>
+        <w:rPr>
+          <w:color w:val="000000" w:themeColor="text1"/>
+          <w14:textFill>
+            <w14:solidFill>
+              <w14:schemeClr w14:val="tx1"/>
+            </w14:solidFill>
+          </w14:textFill>
+        </w:rPr>
+        <w:drawing>
+          <wp:inline distT="0" distB="0" distL="114300" distR="114300">
+            <wp:extent cx="3837305" cy="3581400"/>
+            <wp:effectExtent l="0" t="0" r="10795" b="0"/>
+            <wp:docPr id="28" name="图片 4"/>
+            <wp:cNvGraphicFramePr>
+              <a:graphicFrameLocks xmlns:a="http://schemas.openxmlformats.org/drawingml/2006/main" noChangeAspect="1"/>
+            </wp:cNvGraphicFramePr>
+            <a:graphic xmlns:a="http://schemas.openxmlformats.org/drawingml/2006/main">
+              <a:graphicData uri="http://schemas.openxmlformats.org/drawingml/2006/picture">
+                <pic:pic xmlns:pic="http://schemas.openxmlformats.org/drawingml/2006/picture">
+                  <pic:nvPicPr>
+                    <pic:cNvPr id="28" name="图片 4"/>
+                    <pic:cNvPicPr>
+                      <a:picLocks noChangeAspect="1"/>
+                    </pic:cNvPicPr>
+                  </pic:nvPicPr>
+                  <pic:blipFill>
+                    <a:blip r:embed="rId9"/>
+                    <a:stretch>
+                      <a:fillRect/>
+                    </a:stretch>
+                  </pic:blipFill>
+                  <pic:spPr>
+                    <a:xfrm>
+                      <a:off x="0" y="0"/>
+                      <a:ext cx="3837305" cy="3581400"/>
+                    </a:xfrm>
+                    <a:prstGeom prst="rect">
+                      <a:avLst/>
+                    </a:prstGeom>
+                    <a:noFill/>
+                    <a:ln>
+                      <a:noFill/>
+                    </a:ln>
+                  </pic:spPr>
+                </pic:pic>
+              </a:graphicData>
+            </a:graphic>
+          </wp:inline>
+        </w:drawing>
+      </w:r>
+    </w:p>
+    <w:p>
+      <w:pPr>
+        <w:ind w:firstLine="560"/>
+        <w:rPr>
+          <w:rFonts w:ascii="方正仿宋_GB2312" w:hAnsi="方正仿宋_GB2312" w:eastAsia="方正仿宋_GB2312" w:cs="方正仿宋_GB2312"/>
+          <w:color w:val="000000" w:themeColor="text1"/>
+          <w:sz w:val="28"/>
+          <w:szCs w:val="28"/>
+          <w14:textFill>
+            <w14:solidFill>
+              <w14:schemeClr w14:val="tx1"/>
+            </w14:solidFill>
+          </w14:textFill>
+        </w:rPr>
+      </w:pPr>
+      <w:r>
+        <w:rPr>
+          <w:rFonts w:hint="eastAsia" w:ascii="方正仿宋_GB2312" w:hAnsi="方正仿宋_GB2312" w:eastAsia="方正仿宋_GB2312" w:cs="方正仿宋_GB2312"/>
+          <w:color w:val="000000" w:themeColor="text1"/>
+          <w:sz w:val="28"/>
+          <w:szCs w:val="28"/>
+          <w14:textFill>
+            <w14:solidFill>
+              <w14:schemeClr w14:val="tx1"/>
+            </w14:solidFill>
+          </w14:textFill>
+        </w:rPr>
+        <w:br w:type="page"/>
+      </w:r>
     </w:p>
     <w:p>
       <w:pPr>
@@ -1224,477 +1711,168 @@
         <w:adjustRightInd w:val="0"/>
         <w:jc w:val="center"/>
         <w:rPr>
-          <w:rFonts w:ascii="微软雅黑" w:eastAsia="微软雅黑" w:hAnsi="微软雅黑" w:cs="微软雅黑" w:hint="eastAsia"/>
+          <w:rFonts w:ascii="微软雅黑" w:hAnsi="微软雅黑" w:eastAsia="微软雅黑" w:cs="微软雅黑"/>
           <w:b/>
           <w:color w:val="000000" w:themeColor="text1"/>
-          <w:sz w:val="28"/>
-          <w:szCs w:val="28"/>
-        </w:rPr>
-      </w:pPr>
-      <w:r>
-        <w:rPr>
-          <w:rFonts w:ascii="微软雅黑" w:eastAsia="微软雅黑" w:hAnsi="微软雅黑" w:cs="微软雅黑" w:hint="eastAsia"/>
+          <w:sz w:val="56"/>
+          <w:szCs w:val="56"/>
+          <w14:textFill>
+            <w14:solidFill>
+              <w14:schemeClr w14:val="tx1"/>
+            </w14:solidFill>
+          </w14:textFill>
+        </w:rPr>
+      </w:pPr>
+      <w:r>
+        <w:rPr>
+          <w:rFonts w:hint="eastAsia" w:ascii="微软雅黑" w:hAnsi="微软雅黑" w:eastAsia="微软雅黑" w:cs="微软雅黑"/>
           <w:b/>
           <w:color w:val="000000" w:themeColor="text1"/>
-          <w:sz w:val="32"/>
-          <w:szCs w:val="32"/>
-        </w:rPr>
-        <w:t>报告阅读说明</w:t>
+          <w:sz w:val="56"/>
+          <w:szCs w:val="56"/>
+          <w14:textFill>
+            <w14:solidFill>
+              <w14:schemeClr w14:val="tx1"/>
+            </w14:solidFill>
+          </w14:textFill>
+        </w:rPr>
+        <w:t>职业性格测验报告详细解读</w:t>
       </w:r>
     </w:p>
     <w:p>
       <w:pPr>
-        <w:spacing w:line="520" w:lineRule="exact"/>
-        <w:ind w:firstLineChars="200" w:firstLine="480"/>
-        <w:rPr>
-          <w:rFonts w:ascii="微软雅黑" w:eastAsia="微软雅黑" w:hAnsi="微软雅黑" w:cs="微软雅黑" w:hint="eastAsia"/>
-          <w:color w:val="000000" w:themeColor="text1"/>
-          <w:sz w:val="24"/>
-        </w:rPr>
-      </w:pPr>
-      <w:r>
-        <w:rPr>
-          <w:rFonts w:ascii="微软雅黑" w:eastAsia="微软雅黑" w:hAnsi="微软雅黑" w:cs="微软雅黑" w:hint="eastAsia"/>
-          <w:color w:val="000000" w:themeColor="text1"/>
-          <w:sz w:val="24"/>
-        </w:rPr>
-        <w:t>不论是职业选择，还是学习进修，或者是构建自己的职业生涯规划，许多人会感到无所适从，不知道如何选择最适合自己的发展路径。这时，通过进行职业性格测验，可以获得一些宝贵的启示和指导。本</w:t>
-      </w:r>
-      <w:bookmarkStart w:id="0" w:name="OLE_LINK20"/>
-      <w:r>
-        <w:rPr>
-          <w:rFonts w:ascii="微软雅黑" w:eastAsia="微软雅黑" w:hAnsi="微软雅黑" w:cs="微软雅黑" w:hint="eastAsia"/>
-          <w:color w:val="000000" w:themeColor="text1"/>
-          <w:sz w:val="24"/>
-        </w:rPr>
-        <w:t>测验</w:t>
-      </w:r>
-      <w:bookmarkEnd w:id="0"/>
-      <w:r>
-        <w:rPr>
-          <w:rFonts w:ascii="微软雅黑" w:eastAsia="微软雅黑" w:hAnsi="微软雅黑" w:cs="微软雅黑" w:hint="eastAsia"/>
-          <w:color w:val="000000" w:themeColor="text1"/>
-          <w:sz w:val="24"/>
-        </w:rPr>
-        <w:t>是由MBTI演变和优化而来，主要用于了解你的处事风格、特点、职业适应性等，从而提供合理的工作及决策建议。因此，本测验报告旨在对你的测验结果进行初步阐释，目的是协助你开始认识和分析最真实的自我，助力你迈出职业定位和发展规划的第一步，从职业性格类型的角度阐述符合你的岗位和发展建议。</w:t>
-      </w:r>
+        <w:jc w:val="center"/>
+        <w:rPr>
+          <w:color w:val="000000" w:themeColor="text1"/>
+          <w14:textFill>
+            <w14:solidFill>
+              <w14:schemeClr w14:val="tx1"/>
+            </w14:solidFill>
+          </w14:textFill>
+        </w:rPr>
+      </w:pPr>
+    </w:p>
+    <w:tbl>
+      <w:tblPr>
+        <w:tblStyle w:val="7"/>
+        <w:tblW w:w="11906" w:type="dxa"/>
+        <w:jc w:val="center"/>
+        <w:tblBorders>
+          <w:top w:val="none" w:color="auto" w:sz="0" w:space="0"/>
+          <w:left w:val="none" w:color="auto" w:sz="0" w:space="0"/>
+          <w:bottom w:val="none" w:color="auto" w:sz="0" w:space="0"/>
+          <w:right w:val="none" w:color="auto" w:sz="0" w:space="0"/>
+          <w:insideH w:val="none" w:color="auto" w:sz="0" w:space="0"/>
+          <w:insideV w:val="none" w:color="auto" w:sz="0" w:space="0"/>
+        </w:tblBorders>
+        <w:shd w:val="clear" w:color="auto" w:fill="F1F1F1" w:themeFill="background1" w:themeFillShade="F2"/>
+        <w:tblLayout w:type="autofit"/>
+        <w:tblCellMar>
+          <w:top w:w="0" w:type="dxa"/>
+          <w:left w:w="108" w:type="dxa"/>
+          <w:bottom w:w="0" w:type="dxa"/>
+          <w:right w:w="108" w:type="dxa"/>
+        </w:tblCellMar>
+      </w:tblPr>
+      <w:tblGrid>
+        <w:gridCol w:w="11906"/>
+      </w:tblGrid>
+      <w:tr>
+        <w:tblPrEx>
+          <w:tblBorders>
+            <w:top w:val="none" w:color="auto" w:sz="0" w:space="0"/>
+            <w:left w:val="none" w:color="auto" w:sz="0" w:space="0"/>
+            <w:bottom w:val="none" w:color="auto" w:sz="0" w:space="0"/>
+            <w:right w:val="none" w:color="auto" w:sz="0" w:space="0"/>
+            <w:insideH w:val="none" w:color="auto" w:sz="0" w:space="0"/>
+            <w:insideV w:val="none" w:color="auto" w:sz="0" w:space="0"/>
+          </w:tblBorders>
+          <w:shd w:val="clear" w:color="auto" w:fill="F1F1F1" w:themeFill="background1" w:themeFillShade="F2"/>
+          <w:tblCellMar>
+            <w:top w:w="0" w:type="dxa"/>
+            <w:left w:w="108" w:type="dxa"/>
+            <w:bottom w:w="0" w:type="dxa"/>
+            <w:right w:w="108" w:type="dxa"/>
+          </w:tblCellMar>
+        </w:tblPrEx>
+        <w:trPr>
+          <w:trHeight w:val="850" w:hRule="atLeast"/>
+          <w:jc w:val="center"/>
+        </w:trPr>
+        <w:tc>
+          <w:tcPr>
+            <w:tcW w:w="11906" w:type="dxa"/>
+            <w:shd w:val="clear" w:color="auto" w:fill="F1F1F1" w:themeFill="background1" w:themeFillShade="F2"/>
+            <w:vAlign w:val="center"/>
+          </w:tcPr>
+          <w:p>
+            <w:pPr>
+              <w:pStyle w:val="5"/>
+              <w:adjustRightInd w:val="0"/>
+              <w:snapToGrid w:val="0"/>
+              <w:spacing w:beforeAutospacing="0" w:afterAutospacing="0"/>
+              <w:jc w:val="center"/>
+              <w:rPr>
+                <w:rFonts w:ascii="微软雅黑" w:hAnsi="微软雅黑" w:eastAsia="微软雅黑" w:cs="微软雅黑"/>
+                <w:b/>
+                <w:color w:val="249087" w:themeColor="accent5" w:themeShade="BF"/>
+                <w:sz w:val="52"/>
+                <w:szCs w:val="52"/>
+              </w:rPr>
+            </w:pPr>
+            <w:r>
+              <w:rPr>
+                <w:rFonts w:hint="eastAsia" w:ascii="微软雅黑" w:hAnsi="微软雅黑" w:eastAsia="微软雅黑" w:cs="微软雅黑"/>
+                <w:b/>
+                <w:color w:val="249087" w:themeColor="accent5" w:themeShade="BF"/>
+                <w:kern w:val="24"/>
+                <w:sz w:val="52"/>
+                <w:szCs w:val="52"/>
+              </w:rPr>
+              <w:t>第一部分  职业性格类型</w:t>
+            </w:r>
+          </w:p>
+        </w:tc>
+      </w:tr>
+    </w:tbl>
+    <w:p>
+      <w:pPr>
+        <w:jc w:val="center"/>
+        <w:rPr>
+          <w:color w:val="000000" w:themeColor="text1"/>
+          <w14:textFill>
+            <w14:solidFill>
+              <w14:schemeClr w14:val="tx1"/>
+            </w14:solidFill>
+          </w14:textFill>
+        </w:rPr>
+      </w:pPr>
     </w:p>
     <w:p>
       <w:pPr>
-        <w:spacing w:line="520" w:lineRule="exact"/>
-        <w:ind w:firstLineChars="200" w:firstLine="480"/>
-        <w:rPr>
-          <w:rFonts w:ascii="微软雅黑" w:eastAsia="微软雅黑" w:hAnsi="微软雅黑" w:cs="微软雅黑" w:hint="eastAsia"/>
-          <w:color w:val="000000" w:themeColor="text1"/>
-          <w:sz w:val="24"/>
-        </w:rPr>
-      </w:pPr>
-      <w:r>
-        <w:rPr>
-          <w:rFonts w:ascii="微软雅黑" w:eastAsia="微软雅黑" w:hAnsi="微软雅黑" w:cs="微软雅黑" w:hint="eastAsia"/>
-          <w:color w:val="000000" w:themeColor="text1"/>
-          <w:sz w:val="24"/>
-        </w:rPr>
-        <w:t>本测验把性格分成四个维度，每个维度上包含相互对立的2种偏好：</w:t>
-      </w:r>
-    </w:p>
-    <w:p>
-      <w:pPr>
         <w:jc w:val="center"/>
         <w:rPr>
-          <w:rFonts w:ascii="微软雅黑" w:eastAsia="微软雅黑" w:hAnsi="微软雅黑"/>
-          <w:color w:val="000000" w:themeColor="text1"/>
-        </w:rPr>
-      </w:pPr>
-      <w:r>
-        <w:rPr>
-          <w:rFonts w:ascii="微软雅黑" w:eastAsia="微软雅黑" w:hAnsi="微软雅黑"/>
-          <w:noProof/>
-          <w:color w:val="000000" w:themeColor="text1"/>
-        </w:rPr>
-        <w:drawing>
-          <wp:inline distT="0" distB="0" distL="114300" distR="114300" wp14:anchorId="559FF89B" wp14:editId="75112387">
-            <wp:extent cx="3837305" cy="3581400"/>
-            <wp:effectExtent l="0" t="0" r="10795" b="0"/>
-            <wp:docPr id="28" name="图片 4"/>
-            <wp:cNvGraphicFramePr>
-              <a:graphicFrameLocks xmlns:a="http://schemas.openxmlformats.org/drawingml/2006/main" noChangeAspect="1"/>
-            </wp:cNvGraphicFramePr>
-            <a:graphic xmlns:a="http://schemas.openxmlformats.org/drawingml/2006/main">
-              <a:graphicData uri="http://schemas.openxmlformats.org/drawingml/2006/picture">
-                <pic:pic xmlns:pic="http://schemas.openxmlformats.org/drawingml/2006/picture">
-                  <pic:nvPicPr>
-                    <pic:cNvPr id="28" name="图片 4"/>
-                    <pic:cNvPicPr>
-                      <a:picLocks noChangeAspect="1"/>
-                    </pic:cNvPicPr>
-                  </pic:nvPicPr>
-                  <pic:blipFill>
-                    <a:blip r:embed="rId15"/>
-                    <a:stretch>
-                      <a:fillRect/>
-                    </a:stretch>
-                  </pic:blipFill>
-                  <pic:spPr>
-                    <a:xfrm>
-                      <a:off x="0" y="0"/>
-                      <a:ext cx="3837305" cy="3581400"/>
-                    </a:xfrm>
-                    <a:prstGeom prst="rect">
-                      <a:avLst/>
-                    </a:prstGeom>
-                    <a:noFill/>
-                    <a:ln>
-                      <a:noFill/>
-                    </a:ln>
-                  </pic:spPr>
-                </pic:pic>
-              </a:graphicData>
-            </a:graphic>
-          </wp:inline>
-        </w:drawing>
-      </w:r>
-    </w:p>
-    <w:p>
-      <w:pPr>
-        <w:ind w:firstLine="560"/>
-        <w:rPr>
-          <w:rFonts w:ascii="微软雅黑" w:eastAsia="微软雅黑" w:hAnsi="微软雅黑" w:cs="方正仿宋_GB2312" w:hint="eastAsia"/>
-          <w:color w:val="000000" w:themeColor="text1"/>
-          <w:sz w:val="28"/>
-          <w:szCs w:val="28"/>
-        </w:rPr>
-      </w:pPr>
-      <w:r>
-        <w:rPr>
-          <w:rFonts w:ascii="微软雅黑" w:eastAsia="微软雅黑" w:hAnsi="微软雅黑" w:cs="方正仿宋_GB2312" w:hint="eastAsia"/>
-          <w:color w:val="000000" w:themeColor="text1"/>
-          <w:sz w:val="28"/>
-          <w:szCs w:val="28"/>
-        </w:rPr>
-        <w:br w:type="page"/>
-      </w:r>
-    </w:p>
-    <w:p>
-      <w:pPr>
-        <w:tabs>
-          <w:tab w:val="left" w:pos="360"/>
-          <w:tab w:val="left" w:pos="720"/>
-          <w:tab w:val="left" w:pos="1080"/>
-          <w:tab w:val="left" w:pos="1440"/>
-          <w:tab w:val="left" w:pos="1800"/>
-          <w:tab w:val="left" w:pos="2160"/>
-          <w:tab w:val="left" w:pos="2520"/>
-          <w:tab w:val="left" w:pos="2880"/>
-          <w:tab w:val="left" w:pos="3240"/>
-          <w:tab w:val="left" w:pos="3600"/>
-          <w:tab w:val="left" w:pos="3960"/>
-          <w:tab w:val="left" w:pos="4320"/>
-          <w:tab w:val="left" w:pos="4680"/>
-          <w:tab w:val="left" w:pos="5040"/>
-          <w:tab w:val="left" w:pos="5400"/>
-          <w:tab w:val="left" w:pos="5760"/>
-          <w:tab w:val="left" w:pos="6120"/>
-          <w:tab w:val="left" w:pos="6480"/>
-          <w:tab w:val="left" w:pos="6840"/>
-          <w:tab w:val="left" w:pos="7200"/>
-          <w:tab w:val="left" w:pos="7560"/>
-          <w:tab w:val="left" w:pos="7920"/>
-          <w:tab w:val="left" w:pos="8280"/>
-          <w:tab w:val="left" w:pos="8640"/>
-          <w:tab w:val="left" w:pos="9000"/>
-        </w:tabs>
-        <w:autoSpaceDE w:val="0"/>
-        <w:autoSpaceDN w:val="0"/>
-        <w:adjustRightInd w:val="0"/>
-        <w:jc w:val="center"/>
-        <w:rPr>
-          <w:rFonts w:ascii="微软雅黑" w:eastAsia="微软雅黑" w:hAnsi="微软雅黑" w:cs="微软雅黑" w:hint="eastAsia"/>
-          <w:b/>
-          <w:color w:val="000000" w:themeColor="text1"/>
-          <w:sz w:val="56"/>
-          <w:szCs w:val="56"/>
-        </w:rPr>
-      </w:pPr>
-      <w:r>
-        <w:rPr>
-          <w:rFonts w:ascii="微软雅黑" w:eastAsia="微软雅黑" w:hAnsi="微软雅黑" w:cs="微软雅黑" w:hint="eastAsia"/>
-          <w:b/>
-          <w:color w:val="000000" w:themeColor="text1"/>
-          <w:sz w:val="56"/>
-          <w:szCs w:val="56"/>
-        </w:rPr>
-        <w:lastRenderedPageBreak/>
-        <w:t>职业性格测验报告详细解读</w:t>
-      </w:r>
-    </w:p>
-    <w:p>
-      <w:pPr>
-        <w:rPr>
-          <w:rFonts w:ascii="微软雅黑" w:eastAsia="微软雅黑" w:hAnsi="微软雅黑" w:cs="微软雅黑" w:hint="eastAsia"/>
-          <w:color w:val="000000" w:themeColor="text1"/>
-          <w:sz w:val="24"/>
-        </w:rPr>
-      </w:pPr>
-      <w:r>
-        <w:rPr>
-          <w:rFonts w:ascii="微软雅黑" w:eastAsia="微软雅黑" w:hAnsi="微软雅黑"/>
-          <w:noProof/>
-          <w:color w:val="000000" w:themeColor="text1"/>
-          <w:sz w:val="44"/>
-        </w:rPr>
-        <mc:AlternateContent>
-          <mc:Choice Requires="wps">
-            <w:drawing>
-              <wp:anchor distT="0" distB="0" distL="114300" distR="114300" simplePos="0" relativeHeight="251641856" behindDoc="0" locked="0" layoutInCell="1" allowOverlap="1" wp14:anchorId="2D8CEE5A" wp14:editId="12A0B35D">
-                <wp:simplePos x="0" y="0"/>
-                <wp:positionH relativeFrom="column">
-                  <wp:posOffset>-1077595</wp:posOffset>
-                </wp:positionH>
-                <wp:positionV relativeFrom="paragraph">
-                  <wp:posOffset>276225</wp:posOffset>
-                </wp:positionV>
-                <wp:extent cx="7541895" cy="969010"/>
-                <wp:effectExtent l="0" t="0" r="1905" b="2540"/>
-                <wp:wrapNone/>
-                <wp:docPr id="16" name="矩形 16"/>
-                <wp:cNvGraphicFramePr/>
-                <a:graphic xmlns:a="http://schemas.openxmlformats.org/drawingml/2006/main">
-                  <a:graphicData uri="http://schemas.microsoft.com/office/word/2010/wordprocessingShape">
-                    <wps:wsp>
-                      <wps:cNvSpPr/>
-                      <wps:spPr>
-                        <a:xfrm>
-                          <a:off x="65405" y="1745615"/>
-                          <a:ext cx="7541895" cy="969010"/>
-                        </a:xfrm>
-                        <a:prstGeom prst="rect">
-                          <a:avLst/>
-                        </a:prstGeom>
-                        <a:solidFill>
-                          <a:schemeClr val="bg1">
-                            <a:lumMod val="95000"/>
-                            <a:alpha val="60000"/>
-                          </a:schemeClr>
-                        </a:solidFill>
-                        <a:ln>
-                          <a:noFill/>
-                        </a:ln>
-                      </wps:spPr>
-                      <wps:style>
-                        <a:lnRef idx="2">
-                          <a:schemeClr val="accent1">
-                            <a:lumMod val="75000"/>
-                          </a:schemeClr>
-                        </a:lnRef>
-                        <a:fillRef idx="1">
-                          <a:schemeClr val="accent1"/>
-                        </a:fillRef>
-                        <a:effectRef idx="0">
-                          <a:srgbClr val="FFFFFF"/>
-                        </a:effectRef>
-                        <a:fontRef idx="minor">
-                          <a:schemeClr val="lt1"/>
-                        </a:fontRef>
-                      </wps:style>
-                      <wps:bodyPr rot="0" spcFirstLastPara="0" vertOverflow="overflow" horzOverflow="overflow" vert="horz" wrap="square" lIns="91440" tIns="45720" rIns="91440" bIns="45720" numCol="1" spcCol="0" rtlCol="0" fromWordArt="0" anchor="ctr" anchorCtr="0" forceAA="0" compatLnSpc="1">
-                        <a:noAutofit/>
-                      </wps:bodyPr>
-                    </wps:wsp>
-                  </a:graphicData>
-                </a:graphic>
-              </wp:anchor>
-            </w:drawing>
-          </mc:Choice>
-          <mc:Fallback>
-            <w:pict>
-              <v:rect w14:anchorId="1BD0E7E3" id="矩形 16" o:spid="_x0000_s1026" style="position:absolute;margin-left:-84.85pt;margin-top:21.75pt;width:593.85pt;height:76.3pt;z-index:251641856;visibility:visible;mso-wrap-style:square;mso-wrap-distance-left:9pt;mso-wrap-distance-top:0;mso-wrap-distance-right:9pt;mso-wrap-distance-bottom:0;mso-position-horizontal:absolute;mso-position-horizontal-relative:text;mso-position-vertical:absolute;mso-position-vertical-relative:text;v-text-anchor:middle" o:gfxdata="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" fillcolor="#f2f2f2 [3052]" stroked="f" strokeweight="1pt">
-                <v:fill opacity="39321f"/>
-              </v:rect>
-            </w:pict>
-          </mc:Fallback>
-        </mc:AlternateContent>
-      </w:r>
-    </w:p>
-    <w:p>
-      <w:pPr>
-        <w:ind w:firstLine="480"/>
-        <w:rPr>
-          <w:rFonts w:ascii="微软雅黑" w:eastAsia="微软雅黑" w:hAnsi="微软雅黑" w:cs="微软雅黑" w:hint="eastAsia"/>
-          <w:color w:val="000000" w:themeColor="text1"/>
-          <w:sz w:val="24"/>
-        </w:rPr>
-      </w:pPr>
-      <w:r>
-        <w:rPr>
-          <w:rFonts w:ascii="微软雅黑" w:eastAsia="微软雅黑" w:hAnsi="微软雅黑"/>
-          <w:noProof/>
-          <w:color w:val="000000" w:themeColor="text1"/>
-        </w:rPr>
-        <mc:AlternateContent>
-          <mc:Choice Requires="wps">
-            <w:drawing>
-              <wp:anchor distT="0" distB="0" distL="114300" distR="114300" simplePos="0" relativeHeight="251656192" behindDoc="0" locked="0" layoutInCell="1" allowOverlap="1" wp14:anchorId="3A0DA0E5" wp14:editId="37E24E2E">
-                <wp:simplePos x="0" y="0"/>
-                <wp:positionH relativeFrom="column">
-                  <wp:posOffset>234315</wp:posOffset>
-                </wp:positionH>
-                <wp:positionV relativeFrom="paragraph">
-                  <wp:posOffset>56515</wp:posOffset>
-                </wp:positionV>
-                <wp:extent cx="4925060" cy="579120"/>
-                <wp:effectExtent l="0" t="0" r="0" b="0"/>
-                <wp:wrapNone/>
-                <wp:docPr id="15" name="矩形 5"/>
-                <wp:cNvGraphicFramePr/>
-                <a:graphic xmlns:a="http://schemas.openxmlformats.org/drawingml/2006/main">
-                  <a:graphicData uri="http://schemas.microsoft.com/office/word/2010/wordprocessingShape">
-                    <wps:wsp>
-                      <wps:cNvSpPr/>
-                      <wps:spPr>
-                        <a:xfrm>
-                          <a:off x="0" y="0"/>
-                          <a:ext cx="4925060" cy="579120"/>
-                        </a:xfrm>
-                        <a:prstGeom prst="rect">
-                          <a:avLst/>
-                        </a:prstGeom>
-                        <a:noFill/>
-                      </wps:spPr>
-                      <wps:txbx>
-                        <w:txbxContent>
-                          <w:p>
-                            <w:pPr>
-                              <w:pStyle w:val="a7"/>
-                              <w:jc w:val="center"/>
-                              <w:rPr>
-                                <w:rFonts w:ascii="微软雅黑" w:eastAsia="微软雅黑" w:hAnsi="微软雅黑" w:cs="微软雅黑" w:hint="eastAsia"/>
-                                <w:b/>
-                                <w:sz w:val="52"/>
-                                <w:szCs w:val="52"/>
-                              </w:rPr>
-                            </w:pPr>
-                            <w:proofErr w:type="gramStart"/>
-                            <w:r>
-                              <w:rPr>
-                                <w:rFonts w:ascii="微软雅黑" w:eastAsia="微软雅黑" w:hAnsi="微软雅黑" w:cs="微软雅黑" w:hint="eastAsia"/>
-                                <w:b/>
-                                <w:kern w:val="24"/>
-                                <w:sz w:val="52"/>
-                                <w:szCs w:val="52"/>
-                              </w:rPr>
-                              <w:t xml:space="preserve">第一部分  </w:t>
-                            </w:r>
-                            <w:r>
-                              <w:rPr>
-                                <w:rFonts w:ascii="微软雅黑" w:eastAsia="微软雅黑" w:hAnsi="微软雅黑" w:cs="微软雅黑" w:hint="eastAsia"/>
-                                <w:b/>
-                                <w:kern w:val="24"/>
-                                <w:sz w:val="52"/>
-                                <w:szCs w:val="52"/>
-                              </w:rPr>
-                              <w:t>职业性格类型</w:t>
-                            </w:r>
-                            <w:proofErr w:type="gramEnd"/>
-                          </w:p>
-                        </w:txbxContent>
-                      </wps:txbx>
-                      <wps:bodyPr wrap="square" lIns="0" tIns="0" rIns="0" bIns="0" rtlCol="0" anchor="b" anchorCtr="0">
-                        <a:noAutofit/>
-                      </wps:bodyPr>
-                    </wps:wsp>
-                  </a:graphicData>
-                </a:graphic>
-              </wp:anchor>
-            </w:drawing>
-          </mc:Choice>
-          <mc:Fallback>
-            <w:pict>
-              <v:rect w14:anchorId="3A0DA0E5" id="矩形 5" o:spid="_x0000_s1030" style="position:absolute;left:0;text-align:left;margin-left:18.45pt;margin-top:4.45pt;width:387.8pt;height:45.6pt;z-index:251656192;visibility:visible;mso-wrap-style:square;mso-wrap-distance-left:9pt;mso-wrap-distance-top:0;mso-wrap-distance-right:9pt;mso-wrap-distance-bottom:0;mso-position-horizontal:absolute;mso-position-horizontal-relative:text;mso-position-vertical:absolute;mso-position-vertical-relative:text;v-text-anchor:bottom" o:gfxdata="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" filled="f" stroked="f">
-                <v:textbox inset="0,0,0,0">
-                  <w:txbxContent>
-                    <w:p>
-                      <w:pPr>
-                        <w:pStyle w:val="a7"/>
-                        <w:jc w:val="center"/>
-                        <w:rPr>
-                          <w:rFonts w:ascii="微软雅黑" w:eastAsia="微软雅黑" w:hAnsi="微软雅黑" w:cs="微软雅黑" w:hint="eastAsia"/>
-                          <w:b/>
-                          <w:sz w:val="52"/>
-                          <w:szCs w:val="52"/>
-                        </w:rPr>
-                      </w:pPr>
-                      <w:proofErr w:type="gramStart"/>
-                      <w:r>
-                        <w:rPr>
-                          <w:rFonts w:ascii="微软雅黑" w:eastAsia="微软雅黑" w:hAnsi="微软雅黑" w:cs="微软雅黑" w:hint="eastAsia"/>
-                          <w:b/>
-                          <w:kern w:val="24"/>
-                          <w:sz w:val="52"/>
-                          <w:szCs w:val="52"/>
-                        </w:rPr>
-                        <w:t xml:space="preserve">第一部分  </w:t>
-                      </w:r>
-                      <w:r>
-                        <w:rPr>
-                          <w:rFonts w:ascii="微软雅黑" w:eastAsia="微软雅黑" w:hAnsi="微软雅黑" w:cs="微软雅黑" w:hint="eastAsia"/>
-                          <w:b/>
-                          <w:kern w:val="24"/>
-                          <w:sz w:val="52"/>
-                          <w:szCs w:val="52"/>
-                        </w:rPr>
-                        <w:t>职业性格类型</w:t>
-                      </w:r>
-                      <w:proofErr w:type="gramEnd"/>
-                    </w:p>
-                  </w:txbxContent>
-                </v:textbox>
-              </v:rect>
-            </w:pict>
-          </mc:Fallback>
-        </mc:AlternateContent>
-      </w:r>
-    </w:p>
-    <w:p>
-      <w:pPr>
-        <w:ind w:firstLine="480"/>
-        <w:rPr>
-          <w:rFonts w:ascii="微软雅黑" w:eastAsia="微软雅黑" w:hAnsi="微软雅黑" w:cs="微软雅黑" w:hint="eastAsia"/>
-          <w:color w:val="000000" w:themeColor="text1"/>
-          <w:sz w:val="24"/>
-        </w:rPr>
-      </w:pPr>
-    </w:p>
-    <w:p>
-      <w:pPr>
-        <w:spacing w:line="240" w:lineRule="exact"/>
-        <w:ind w:firstLine="482"/>
-        <w:rPr>
-          <w:rFonts w:ascii="微软雅黑" w:eastAsia="微软雅黑" w:hAnsi="微软雅黑" w:cs="微软雅黑" w:hint="eastAsia"/>
-          <w:color w:val="000000" w:themeColor="text1"/>
-          <w:sz w:val="24"/>
-        </w:rPr>
-      </w:pPr>
-    </w:p>
-    <w:p>
-      <w:pPr>
-        <w:pStyle w:val="a3"/>
-        <w:spacing w:before="36"/>
-        <w:ind w:firstLineChars="200" w:firstLine="360"/>
-        <w:rPr>
-          <w:rFonts w:hint="eastAsia"/>
-          <w:color w:val="000000" w:themeColor="text1"/>
-        </w:rPr>
-      </w:pPr>
-      <w:r>
-        <w:rPr>
-          <w:noProof/>
-          <w:color w:val="000000" w:themeColor="text1"/>
+          <w:color w:val="000000" w:themeColor="text1"/>
+          <w14:textFill>
+            <w14:solidFill>
+              <w14:schemeClr w14:val="tx1"/>
+            </w14:solidFill>
+          </w14:textFill>
+        </w:rPr>
+      </w:pPr>
+      <w:r>
+        <w:rPr>
+          <w:color w:val="000000" w:themeColor="text1"/>
+          <w14:textFill>
+            <w14:solidFill>
+              <w14:schemeClr w14:val="tx1"/>
+            </w14:solidFill>
+          </w14:textFill>
         </w:rPr>
         <mc:AlternateContent>
           <mc:Choice Requires="wpg">
             <w:drawing>
-              <wp:inline distT="0" distB="0" distL="114300" distR="114300" wp14:anchorId="7FDDFE25" wp14:editId="026BBD91">
+              <wp:inline distT="0" distB="0" distL="114300" distR="114300">
                 <wp:extent cx="4166870" cy="1585595"/>
                 <wp:effectExtent l="0" t="635" r="119380" b="128270"/>
                 <wp:docPr id="19" name="组合 7"/>
@@ -1764,12 +1942,12 @@
                           <w:txbxContent>
                             <w:p>
                               <w:pPr>
-                                <w:pStyle w:val="a7"/>
+                                <w:pStyle w:val="5"/>
                                 <w:spacing w:line="400" w:lineRule="exact"/>
                                 <w:jc w:val="center"/>
                                 <w:textAlignment w:val="top"/>
                                 <w:rPr>
-                                  <w:rFonts w:ascii="微软雅黑" w:eastAsia="微软雅黑" w:hAnsi="微软雅黑" w:hint="eastAsia"/>
+                                  <w:rFonts w:ascii="微软雅黑" w:hAnsi="微软雅黑" w:eastAsia="微软雅黑"/>
                                   <w:b/>
                                   <w:bCs/>
                                   <w:color w:val="404040"/>
@@ -1780,66 +1958,95 @@
                             </w:p>
                             <w:p>
                               <w:pPr>
-                                <w:pStyle w:val="a7"/>
+                                <w:pStyle w:val="5"/>
                                 <w:spacing w:line="400" w:lineRule="exact"/>
                                 <w:jc w:val="center"/>
                                 <w:textAlignment w:val="top"/>
                                 <w:rPr>
-                                  <w:rFonts w:eastAsia="微软雅黑"/>
                                   <w:b/>
                                   <w:bCs/>
                                   <w:color w:val="000000" w:themeColor="text1"/>
                                   <w:sz w:val="32"/>
                                   <w:szCs w:val="32"/>
+                                  <w14:textFill>
+                                    <w14:solidFill>
+                                      <w14:schemeClr w14:val="tx1"/>
+                                    </w14:solidFill>
+                                  </w14:textFill>
                                 </w:rPr>
                               </w:pPr>
                               <w:r>
                                 <w:rPr>
-                                  <w:rFonts w:ascii="微软雅黑" w:eastAsia="微软雅黑" w:hAnsi="微软雅黑"/>
+                                  <w:rFonts w:ascii="微软雅黑" w:hAnsi="微软雅黑" w:eastAsia="微软雅黑"/>
                                   <w:b/>
                                   <w:bCs/>
                                   <w:color w:val="000000" w:themeColor="text1"/>
                                   <w:sz w:val="32"/>
                                   <w:szCs w:val="32"/>
+                                  <w14:textFill>
+                                    <w14:solidFill>
+                                      <w14:schemeClr w14:val="tx1"/>
+                                    </w14:solidFill>
+                                  </w14:textFill>
                                 </w:rPr>
-                                <w:t>ENF</w:t>
-                              </w:r>
-                              <w:r>
-                                <w:rPr>
-                                  <w:rFonts w:ascii="微软雅黑" w:eastAsia="微软雅黑" w:hAnsi="微软雅黑" w:hint="eastAsia"/>
-                                  <w:b/>
-                                  <w:bCs/>
-                                  <w:color w:val="000000" w:themeColor="text1"/>
-                                  <w:sz w:val="32"/>
-                                  <w:szCs w:val="32"/>
-                                </w:rPr>
-                                <w:t>P</w:t>
+                                <w:t>ENFP</w:t>
                               </w:r>
                             </w:p>
                             <w:p>
                               <w:pPr>
-                                <w:pStyle w:val="a7"/>
+                                <w:pStyle w:val="5"/>
                                 <w:spacing w:line="400" w:lineRule="exact"/>
                                 <w:jc w:val="center"/>
                                 <w:textAlignment w:val="top"/>
                                 <w:rPr>
                                   <w:color w:val="000000" w:themeColor="text1"/>
+                                  <w14:textFill>
+                                    <w14:solidFill>
+                                      <w14:schemeClr w14:val="tx1"/>
+                                    </w14:solidFill>
+                                  </w14:textFill>
                                 </w:rPr>
                               </w:pPr>
                               <w:r>
                                 <w:rPr>
-                                  <w:rFonts w:ascii="微软雅黑" w:eastAsia="微软雅黑" w:hAnsi="微软雅黑" w:hint="eastAsia"/>
+                                  <w:rFonts w:hint="eastAsia" w:ascii="微软雅黑" w:hAnsi="微软雅黑" w:eastAsia="微软雅黑"/>
                                   <w:color w:val="000000" w:themeColor="text1"/>
+                                  <w14:textFill>
+                                    <w14:solidFill>
+                                      <w14:schemeClr w14:val="tx1"/>
+                                    </w14:solidFill>
+                                  </w14:textFill>
                                 </w:rPr>
                                 <w:t>乐观开朗，热情，有梦想</w:t>
                               </w:r>
                               <w:r>
                                 <w:rPr>
-                                  <w:rFonts w:ascii="微软雅黑" w:eastAsia="微软雅黑" w:hAnsi="微软雅黑"/>
+                                  <w:rFonts w:ascii="微软雅黑" w:hAnsi="微软雅黑" w:eastAsia="微软雅黑"/>
                                   <w:color w:val="000000" w:themeColor="text1"/>
+                                  <w14:textFill>
+                                    <w14:solidFill>
+                                      <w14:schemeClr w14:val="tx1"/>
+                                    </w14:solidFill>
+                                  </w14:textFill>
                                 </w:rPr>
                                 <w:t>。</w:t>
                               </w:r>
+                            </w:p>
+                            <w:p>
+                              <w:pPr>
+                                <w:pStyle w:val="5"/>
+                                <w:spacing w:line="400" w:lineRule="exact"/>
+                                <w:jc w:val="center"/>
+                                <w:textAlignment w:val="top"/>
+                                <w:rPr>
+                                  <w:color w:val="000000" w:themeColor="text1"/>
+                                  <w14:textFill>
+                                    <w14:solidFill>
+                                      <w14:schemeClr w14:val="tx1"/>
+                                    </w14:solidFill>
+                                  </w14:textFill>
+                                </w:rPr>
+                              </w:pPr>
                             </w:p>
                           </w:txbxContent>
                         </wps:txbx>
@@ -2079,7 +2286,7 @@
                           <w:txbxContent>
                             <w:p>
                               <w:pPr>
-                                <w:pStyle w:val="a7"/>
+                                <w:pStyle w:val="5"/>
                                 <w:spacing w:line="720" w:lineRule="auto"/>
                                 <w:jc w:val="center"/>
                                 <w:rPr>
@@ -2089,7 +2296,7 @@
                               </w:pPr>
                               <w:r>
                                 <w:rPr>
-                                  <w:rFonts w:ascii="微软雅黑" w:eastAsia="微软雅黑" w:hAnsi="微软雅黑"/>
+                                  <w:rFonts w:ascii="微软雅黑" w:hAnsi="微软雅黑" w:eastAsia="微软雅黑"/>
                                   <w:b/>
                                   <w:color w:val="FFFFFF"/>
                                   <w:kern w:val="24"/>
@@ -2113,20 +2320,24 @@
           </mc:Choice>
           <mc:Fallback>
             <w:pict>
-              <v:group w14:anchorId="7FDDFE25" id="组合 7" o:spid="_x0000_s1031" style="width:328.1pt;height:124.85pt;mso-position-horizontal-relative:char;mso-position-vertical-relative:line" coordorigin="1964,3715" coordsize="6562,2497" o:gfxdata="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">
-                <v:roundrect id="圆角矩形 20" o:spid="_x0000_s1032" style="position:absolute;left:2287;top:4097;width:6239;height:2115;visibility:visible;mso-wrap-style:square;v-text-anchor:middle" arcsize="7807f" o:gfxdata="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" strokecolor="#999" strokeweight=".25pt">
-                  <v:stroke opacity="13107f" joinstyle="miter"/>
-                  <v:shadow on="t" color="black" opacity="9830f" origin="-.5,-.5" offset=".74836mm,.74836mm"/>
-                  <v:textbox inset="19.85pt,0,22.7pt,0">
+              <v:group id="组合 7" o:spid="_x0000_s1026" o:spt="203" style="height:124.85pt;width:328.1pt;" coordorigin="1964,3715" coordsize="6562,2497" o:gfxdata="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">
+                <o:lock v:ext="edit" aspectratio="f"/>
+                <v:roundrect id="圆角矩形 20" o:spid="_x0000_s1026" o:spt="2" style="position:absolute;left:2287;top:4097;height:2115;width:6239;v-text-anchor:middle;" fillcolor="#FFFFFF" filled="t" stroked="t" coordsize="21600,21600" arcsize="0.11912037037037" o:gfxdata="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">
+                  <v:fill on="t" focussize="0,0"/>
+                  <v:stroke weight="0.25pt" color="#999999" opacity="13107f" miterlimit="8" joinstyle="miter"/>
+                  <v:imagedata o:title=""/>
+                  <o:lock v:ext="edit" aspectratio="f"/>
+                  <v:shadow on="t" color="#000000" opacity="9830f" offset="2.12133858267717pt,2.12133858267717pt" origin="-32768f,-32768f" matrix="65536f,0f,0f,65536f"/>
+                  <v:textbox inset="397,0mm,22.7pt,0mm">
                     <w:txbxContent>
                       <w:p>
                         <w:pPr>
-                          <w:pStyle w:val="a7"/>
+                          <w:pStyle w:val="5"/>
                           <w:spacing w:line="400" w:lineRule="exact"/>
                           <w:jc w:val="center"/>
                           <w:textAlignment w:val="top"/>
                           <w:rPr>
-                            <w:rFonts w:ascii="微软雅黑" w:eastAsia="微软雅黑" w:hAnsi="微软雅黑" w:hint="eastAsia"/>
+                            <w:rFonts w:ascii="微软雅黑" w:hAnsi="微软雅黑" w:eastAsia="微软雅黑"/>
                             <w:b/>
                             <w:bCs/>
                             <w:color w:val="404040"/>
@@ -2137,83 +2348,117 @@
                       </w:p>
                       <w:p>
                         <w:pPr>
-                          <w:pStyle w:val="a7"/>
+                          <w:pStyle w:val="5"/>
                           <w:spacing w:line="400" w:lineRule="exact"/>
                           <w:jc w:val="center"/>
                           <w:textAlignment w:val="top"/>
                           <w:rPr>
-                            <w:rFonts w:eastAsia="微软雅黑"/>
                             <w:b/>
                             <w:bCs/>
                             <w:color w:val="000000" w:themeColor="text1"/>
                             <w:sz w:val="32"/>
                             <w:szCs w:val="32"/>
+                            <w14:textFill>
+                              <w14:solidFill>
+                                <w14:schemeClr w14:val="tx1"/>
+                              </w14:solidFill>
+                            </w14:textFill>
                           </w:rPr>
                         </w:pPr>
                         <w:r>
                           <w:rPr>
-                            <w:rFonts w:ascii="微软雅黑" w:eastAsia="微软雅黑" w:hAnsi="微软雅黑"/>
+                            <w:rFonts w:ascii="微软雅黑" w:hAnsi="微软雅黑" w:eastAsia="微软雅黑"/>
                             <w:b/>
                             <w:bCs/>
                             <w:color w:val="000000" w:themeColor="text1"/>
                             <w:sz w:val="32"/>
                             <w:szCs w:val="32"/>
+                            <w14:textFill>
+                              <w14:solidFill>
+                                <w14:schemeClr w14:val="tx1"/>
+                              </w14:solidFill>
+                            </w14:textFill>
                           </w:rPr>
-                          <w:t>ENF</w:t>
-                        </w:r>
-                        <w:r>
-                          <w:rPr>
-                            <w:rFonts w:ascii="微软雅黑" w:eastAsia="微软雅黑" w:hAnsi="微软雅黑" w:hint="eastAsia"/>
-                            <w:b/>
-                            <w:bCs/>
-                            <w:color w:val="000000" w:themeColor="text1"/>
-                            <w:sz w:val="32"/>
-                            <w:szCs w:val="32"/>
-                          </w:rPr>
-                          <w:t>P</w:t>
+                          <w:t>ENFP</w:t>
                         </w:r>
                       </w:p>
                       <w:p>
                         <w:pPr>
-                          <w:pStyle w:val="a7"/>
+                          <w:pStyle w:val="5"/>
                           <w:spacing w:line="400" w:lineRule="exact"/>
                           <w:jc w:val="center"/>
                           <w:textAlignment w:val="top"/>
                           <w:rPr>
                             <w:color w:val="000000" w:themeColor="text1"/>
+                            <w14:textFill>
+                              <w14:solidFill>
+                                <w14:schemeClr w14:val="tx1"/>
+                              </w14:solidFill>
+                            </w14:textFill>
                           </w:rPr>
                         </w:pPr>
                         <w:r>
                           <w:rPr>
-                            <w:rFonts w:ascii="微软雅黑" w:eastAsia="微软雅黑" w:hAnsi="微软雅黑" w:hint="eastAsia"/>
+                            <w:rFonts w:hint="eastAsia" w:ascii="微软雅黑" w:hAnsi="微软雅黑" w:eastAsia="微软雅黑"/>
                             <w:color w:val="000000" w:themeColor="text1"/>
+                            <w14:textFill>
+                              <w14:solidFill>
+                                <w14:schemeClr w14:val="tx1"/>
+                              </w14:solidFill>
+                            </w14:textFill>
                           </w:rPr>
                           <w:t>乐观开朗，热情，有梦想</w:t>
                         </w:r>
                         <w:r>
                           <w:rPr>
-                            <w:rFonts w:ascii="微软雅黑" w:eastAsia="微软雅黑" w:hAnsi="微软雅黑"/>
+                            <w:rFonts w:ascii="微软雅黑" w:hAnsi="微软雅黑" w:eastAsia="微软雅黑"/>
                             <w:color w:val="000000" w:themeColor="text1"/>
+                            <w14:textFill>
+                              <w14:solidFill>
+                                <w14:schemeClr w14:val="tx1"/>
+                              </w14:solidFill>
+                            </w14:textFill>
                           </w:rPr>
                           <w:t>。</w:t>
                         </w:r>
                       </w:p>
+                      <w:p>
+                        <w:pPr>
+                          <w:pStyle w:val="5"/>
+                          <w:spacing w:line="400" w:lineRule="exact"/>
+                          <w:jc w:val="center"/>
+                          <w:textAlignment w:val="top"/>
+                          <w:rPr>
+                            <w:color w:val="000000" w:themeColor="text1"/>
+                            <w14:textFill>
+                              <w14:solidFill>
+                                <w14:schemeClr w14:val="tx1"/>
+                              </w14:solidFill>
+                            </w14:textFill>
+                          </w:rPr>
+                        </w:pPr>
+                      </w:p>
                     </w:txbxContent>
                   </v:textbox>
                 </v:roundrect>
-                <v:shape id="图形 34" o:spid="_x0000_s1033" alt="未标题-1 [已恢复]" style="position:absolute;left:1964;top:4557;width:322;height:1036;visibility:visible;mso-wrap-style:square;v-text-anchor:middle" coordsize="101828,327088" o:gfxdata="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" path="m-57,47867r,151447c-329,224699,8034,249416,23660,269418v21085,25032,47871,44625,78105,57150l101765,-520v,,-15811,2381,-101822,48387xe" fillcolor="#28b198" stroked="f">
-                  <v:stroke joinstyle="miter"/>
-                  <v:path arrowok="t" o:connecttype="custom" o:connectlocs="0,152;0,631;75,853;322,1034;322,-2;0,152" o:connectangles="0,0,0,0,0,0"/>
+                <v:shape id="图形 34" o:spid="_x0000_s1026" o:spt="100" alt="未标题-1 [已恢复]" style="position:absolute;left:1964;top:4557;height:1036;width:322;v-text-anchor:middle;" fillcolor="#28B198" filled="t" stroked="f" coordsize="101828,327088" o:gfxdata="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" path="m-57,47867l-57,199314c-329,224699,8034,249416,23660,269418c44745,294450,71531,314043,101765,326568l101765,-520c101765,-520,85954,1861,-57,47867xe">
+                  <v:path o:connectlocs="0,151;0,631;74,853;321,1034;321,-1;0,151" o:connectangles="0,0,0,0,0,0"/>
+                  <v:fill on="t" focussize="0,0"/>
+                  <v:stroke on="f" joinstyle="miter"/>
+                  <v:imagedata o:title=""/>
+                  <o:lock v:ext="edit" aspectratio="f"/>
                 </v:shape>
-                <v:shape id="图形 35" o:spid="_x0000_s1034" alt="12356" style="position:absolute;left:1964;top:3715;width:3009;height:1089;visibility:visible;mso-wrap-style:square;v-text-anchor:middle" coordsize="1399508,425100" o:spt="100" o:gfxdata="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" adj="-11796480,,5400" path="m165296,367481r1050131,c1317011,367539,1399393,285233,1399450,183649v,-29,,-67,,-95l1399450,183554c1399450,81922,1317059,-469,1215427,-469r-1031462,c82332,-469,-58,81922,-58,183554r,241077l23087,406534v26578,-20955,58611,-33852,92298,-37148c132149,367672,149198,367481,165296,367481xe" fillcolor="#2fabb4" stroked="f">
-                  <v:stroke joinstyle="miter"/>
-                  <v:formulas/>
-                  <v:path arrowok="t" o:connecttype="custom" o:connectlocs="355,941;2613,941;3009,470;3009,470;3009,470;2613,-1;396,-1;0,470;0,1088;50,1041;248,946;355,941" o:connectangles="0,0,0,0,0,0,0,0,0,0,0,0" textboxrect="0,0,1399508,425100"/>
-                  <v:textbox inset="0,0,0,8.5pt">
+                <v:shape id="图形 35" o:spid="_x0000_s1026" o:spt="100" alt="12356" style="position:absolute;left:1964;top:3715;height:1089;width:3009;v-text-anchor:middle;" fillcolor="#2FABB4" filled="t" stroked="f" coordsize="1399508,425100" o:gfxdata="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" path="m165296,367481l1215427,367481c1317011,367539,1399393,285233,1399450,183649c1399450,183620,1399450,183582,1399450,183554l1399450,183554c1399450,81922,1317059,-469,1215427,-469l183965,-469c82332,-469,-58,81922,-58,183554l-58,424631,23087,406534c49665,385579,81698,372682,115385,369386c132149,367672,149198,367481,165296,367481xe">
+                  <v:path textboxrect="0,0,1399508,425100" o:connectlocs="355,941;2613,941;3008,470;3008,470;3008,470;2613,-1;395,-1;0,470;0,1087;49,1041;248,946;355,941" o:connectangles="0,0,0,0,0,0,0,0,0,0,0,0"/>
+                  <v:fill on="t" focussize="0,0"/>
+                  <v:stroke on="f" joinstyle="miter"/>
+                  <v:imagedata o:title=""/>
+                  <o:lock v:ext="edit" aspectratio="f"/>
+                  <v:textbox inset="0mm,0mm,0mm,8.5pt">
                     <w:txbxContent>
                       <w:p>
                         <w:pPr>
-                          <w:pStyle w:val="a7"/>
+                          <w:pStyle w:val="5"/>
                           <w:spacing w:line="720" w:lineRule="auto"/>
                           <w:jc w:val="center"/>
                           <w:rPr>
@@ -2223,7 +2468,7 @@
                         </w:pPr>
                         <w:r>
                           <w:rPr>
-                            <w:rFonts w:ascii="微软雅黑" w:eastAsia="微软雅黑" w:hAnsi="微软雅黑"/>
+                            <w:rFonts w:ascii="微软雅黑" w:hAnsi="微软雅黑" w:eastAsia="微软雅黑"/>
                             <w:b/>
                             <w:color w:val="FFFFFF"/>
                             <w:kern w:val="24"/>
@@ -2236,6 +2481,7 @@
                     </w:txbxContent>
                   </v:textbox>
                 </v:shape>
+                <w10:wrap type="none"/>
                 <w10:anchorlock/>
               </v:group>
             </w:pict>
@@ -2245,18 +2491,29 @@
     </w:p>
     <w:p>
       <w:pPr>
-        <w:ind w:firstLine="480"/>
-        <w:rPr>
-          <w:rFonts w:ascii="微软雅黑" w:eastAsia="微软雅黑" w:hAnsi="微软雅黑" w:cs="微软雅黑" w:hint="eastAsia"/>
-          <w:color w:val="000000" w:themeColor="text1"/>
-          <w:sz w:val="24"/>
-        </w:rPr>
-      </w:pPr>
-      <w:r>
-        <w:rPr>
-          <w:rFonts w:ascii="微软雅黑" w:eastAsia="微软雅黑" w:hAnsi="微软雅黑" w:cs="微软雅黑" w:hint="eastAsia"/>
-          <w:color w:val="000000" w:themeColor="text1"/>
-          <w:sz w:val="24"/>
+        <w:spacing w:line="520" w:lineRule="exact"/>
+        <w:ind w:firstLine="480" w:firstLineChars="200"/>
+        <w:rPr>
+          <w:rFonts w:ascii="微软雅黑" w:hAnsi="微软雅黑" w:eastAsia="微软雅黑" w:cs="微软雅黑"/>
+          <w:color w:val="000000" w:themeColor="text1"/>
+          <w:sz w:val="24"/>
+          <w14:textFill>
+            <w14:solidFill>
+              <w14:schemeClr w14:val="tx1"/>
+            </w14:solidFill>
+          </w14:textFill>
+        </w:rPr>
+      </w:pPr>
+      <w:r>
+        <w:rPr>
+          <w:rFonts w:hint="eastAsia" w:ascii="微软雅黑" w:hAnsi="微软雅黑" w:eastAsia="微软雅黑" w:cs="微软雅黑"/>
+          <w:color w:val="000000" w:themeColor="text1"/>
+          <w:sz w:val="24"/>
+          <w14:textFill>
+            <w14:solidFill>
+              <w14:schemeClr w14:val="tx1"/>
+            </w14:solidFill>
+          </w14:textFill>
         </w:rPr>
         <w:t>通过职业性格测验，你在四个维度八种人格特点（外向E、内向I、感觉S、直觉N、思考T、情感F、判断J、知觉P）方面的分值，如下图所示。</w:t>
       </w:r>
@@ -2265,26 +2522,34 @@
       <w:pPr>
         <w:jc w:val="center"/>
         <w:rPr>
-          <w:rFonts w:ascii="微软雅黑" w:eastAsia="微软雅黑" w:hAnsi="微软雅黑" w:cs="微软雅黑" w:hint="eastAsia"/>
-          <w:color w:val="000000" w:themeColor="text1"/>
-          <w:sz w:val="24"/>
-        </w:rPr>
-      </w:pPr>
-      <w:r>
-        <w:rPr>
-          <w:rFonts w:ascii="微软雅黑" w:eastAsia="微软雅黑" w:hAnsi="微软雅黑"/>
-          <w:noProof/>
-          <w:color w:val="000000" w:themeColor="text1"/>
+          <w:rFonts w:ascii="微软雅黑" w:hAnsi="微软雅黑" w:eastAsia="微软雅黑" w:cs="微软雅黑"/>
+          <w:color w:val="000000" w:themeColor="text1"/>
+          <w:sz w:val="24"/>
+          <w14:textFill>
+            <w14:solidFill>
+              <w14:schemeClr w14:val="tx1"/>
+            </w14:solidFill>
+          </w14:textFill>
+        </w:rPr>
+      </w:pPr>
+      <w:r>
+        <w:rPr>
+          <w:color w:val="000000" w:themeColor="text1"/>
+          <w14:textFill>
+            <w14:solidFill>
+              <w14:schemeClr w14:val="tx1"/>
+            </w14:solidFill>
+          </w14:textFill>
         </w:rPr>
         <w:drawing>
-          <wp:inline distT="0" distB="0" distL="114300" distR="114300" wp14:anchorId="7A541B58" wp14:editId="07A9FD9B">
+          <wp:inline distT="0" distB="0" distL="114300" distR="114300">
             <wp:extent cx="4540250" cy="2580640"/>
             <wp:effectExtent l="4445" t="4445" r="8255" b="5715"/>
             <wp:docPr id="29" name="图表 1"/>
             <wp:cNvGraphicFramePr/>
             <a:graphic xmlns:a="http://schemas.openxmlformats.org/drawingml/2006/main">
               <a:graphicData uri="http://schemas.openxmlformats.org/drawingml/2006/chart">
-                <c:chart xmlns:c="http://schemas.openxmlformats.org/drawingml/2006/chart" xmlns:r="http://schemas.openxmlformats.org/officeDocument/2006/relationships" r:id="rId16"/>
+                <c:chart xmlns:c="http://schemas.openxmlformats.org/drawingml/2006/chart" xmlns:r="http://schemas.openxmlformats.org/officeDocument/2006/relationships" r:id="rId10"/>
               </a:graphicData>
             </a:graphic>
           </wp:inline>
@@ -2294,725 +2559,379 @@
     <w:p>
       <w:pPr>
         <w:spacing w:line="520" w:lineRule="exact"/>
-        <w:ind w:firstLineChars="200" w:firstLine="480"/>
-        <w:rPr>
-          <w:rFonts w:ascii="微软雅黑" w:eastAsia="微软雅黑" w:hAnsi="微软雅黑" w:cs="微软雅黑" w:hint="eastAsia"/>
-          <w:color w:val="000000" w:themeColor="text1"/>
-          <w:sz w:val="24"/>
-        </w:rPr>
-      </w:pPr>
-      <w:r>
-        <w:rPr>
-          <w:rFonts w:ascii="微软雅黑" w:eastAsia="微软雅黑" w:hAnsi="微软雅黑" w:cs="微软雅黑" w:hint="eastAsia"/>
-          <w:color w:val="000000" w:themeColor="text1"/>
-          <w:sz w:val="24"/>
+        <w:ind w:firstLine="480" w:firstLineChars="200"/>
+        <w:rPr>
+          <w:rFonts w:ascii="微软雅黑" w:hAnsi="微软雅黑" w:eastAsia="微软雅黑" w:cs="微软雅黑"/>
+          <w:color w:val="000000" w:themeColor="text1"/>
+          <w:sz w:val="24"/>
+          <w14:textFill>
+            <w14:solidFill>
+              <w14:schemeClr w14:val="tx1"/>
+            </w14:solidFill>
+          </w14:textFill>
+        </w:rPr>
+      </w:pPr>
+      <w:r>
+        <w:rPr>
+          <w:rFonts w:hint="eastAsia" w:ascii="微软雅黑" w:hAnsi="微软雅黑" w:eastAsia="微软雅黑" w:cs="微软雅黑"/>
+          <w:color w:val="000000" w:themeColor="text1"/>
+          <w:sz w:val="24"/>
+          <w14:textFill>
+            <w14:solidFill>
+              <w14:schemeClr w14:val="tx1"/>
+            </w14:solidFill>
+          </w14:textFill>
         </w:rPr>
         <w:t>你在每个维度中得分较高的人格特点为你的外显人格类型，表明你倾向于该种人格类型，也体现出了你在学习、生活及工作中独特的行为表现，如注意力方向、认知方式、判断方式、生活方式等方面的个性特征。以便在你的职业性格偏好的基础上，更好地做好自身的职业发展规划，匹配更合适的职业发展领域。</w:t>
+      </w:r>
+    </w:p>
+    <w:tbl>
+      <w:tblPr>
+        <w:tblStyle w:val="7"/>
+        <w:tblW w:w="11906" w:type="dxa"/>
+        <w:jc w:val="center"/>
+        <w:tblBorders>
+          <w:top w:val="none" w:color="auto" w:sz="0" w:space="0"/>
+          <w:left w:val="none" w:color="auto" w:sz="0" w:space="0"/>
+          <w:bottom w:val="none" w:color="auto" w:sz="0" w:space="0"/>
+          <w:right w:val="none" w:color="auto" w:sz="0" w:space="0"/>
+          <w:insideH w:val="none" w:color="auto" w:sz="0" w:space="0"/>
+          <w:insideV w:val="none" w:color="auto" w:sz="0" w:space="0"/>
+        </w:tblBorders>
+        <w:shd w:val="clear" w:color="auto" w:fill="F1F1F1" w:themeFill="background1" w:themeFillShade="F2"/>
+        <w:tblLayout w:type="autofit"/>
+        <w:tblCellMar>
+          <w:top w:w="0" w:type="dxa"/>
+          <w:left w:w="108" w:type="dxa"/>
+          <w:bottom w:w="0" w:type="dxa"/>
+          <w:right w:w="108" w:type="dxa"/>
+        </w:tblCellMar>
+      </w:tblPr>
+      <w:tblGrid>
+        <w:gridCol w:w="11906"/>
+      </w:tblGrid>
+      <w:tr>
+        <w:tblPrEx>
+          <w:tblBorders>
+            <w:top w:val="none" w:color="auto" w:sz="0" w:space="0"/>
+            <w:left w:val="none" w:color="auto" w:sz="0" w:space="0"/>
+            <w:bottom w:val="none" w:color="auto" w:sz="0" w:space="0"/>
+            <w:right w:val="none" w:color="auto" w:sz="0" w:space="0"/>
+            <w:insideH w:val="none" w:color="auto" w:sz="0" w:space="0"/>
+            <w:insideV w:val="none" w:color="auto" w:sz="0" w:space="0"/>
+          </w:tblBorders>
+          <w:shd w:val="clear" w:color="auto" w:fill="F1F1F1" w:themeFill="background1" w:themeFillShade="F2"/>
+          <w:tblCellMar>
+            <w:top w:w="0" w:type="dxa"/>
+            <w:left w:w="108" w:type="dxa"/>
+            <w:bottom w:w="0" w:type="dxa"/>
+            <w:right w:w="108" w:type="dxa"/>
+          </w:tblCellMar>
+        </w:tblPrEx>
+        <w:trPr>
+          <w:trHeight w:val="850" w:hRule="atLeast"/>
+          <w:jc w:val="center"/>
+        </w:trPr>
+        <w:tc>
+          <w:tcPr>
+            <w:tcW w:w="11906" w:type="dxa"/>
+            <w:shd w:val="clear" w:color="auto" w:fill="F1F1F1" w:themeFill="background1" w:themeFillShade="F2"/>
+            <w:vAlign w:val="center"/>
+          </w:tcPr>
+          <w:p>
+            <w:pPr>
+              <w:pStyle w:val="5"/>
+              <w:jc w:val="center"/>
+              <w:rPr>
+                <w:rFonts w:ascii="微软雅黑" w:hAnsi="微软雅黑" w:eastAsia="微软雅黑" w:cs="微软雅黑"/>
+                <w:b/>
+                <w:color w:val="249087" w:themeColor="accent5" w:themeShade="BF"/>
+                <w:kern w:val="24"/>
+                <w:sz w:val="52"/>
+                <w:szCs w:val="52"/>
+              </w:rPr>
+            </w:pPr>
+            <w:r>
+              <w:rPr>
+                <w:rFonts w:hint="eastAsia" w:ascii="微软雅黑" w:hAnsi="微软雅黑" w:eastAsia="微软雅黑" w:cs="微软雅黑"/>
+                <w:b/>
+                <w:color w:val="249087" w:themeColor="accent5" w:themeShade="BF"/>
+                <w:kern w:val="24"/>
+                <w:sz w:val="52"/>
+                <w:szCs w:val="52"/>
+              </w:rPr>
+              <w:t>第二部分  个性基本描述</w:t>
+            </w:r>
+          </w:p>
+        </w:tc>
+      </w:tr>
+    </w:tbl>
+    <w:p>
+      <w:pPr>
+        <w:spacing w:before="312" w:beforeLines="100"/>
+        <w:rPr>
+          <w:rFonts w:ascii="微软雅黑" w:hAnsi="微软雅黑" w:eastAsia="微软雅黑" w:cs="微软雅黑"/>
+          <w:b/>
+          <w:color w:val="000000" w:themeColor="text1"/>
+          <w:sz w:val="32"/>
+          <w:szCs w:val="32"/>
+          <w14:textFill>
+            <w14:solidFill>
+              <w14:schemeClr w14:val="tx1"/>
+            </w14:solidFill>
+          </w14:textFill>
+        </w:rPr>
+      </w:pPr>
+      <w:r>
+        <w:rPr>
+          <w:rFonts w:hint="eastAsia" w:ascii="微软雅黑" w:hAnsi="微软雅黑" w:eastAsia="微软雅黑" w:cs="微软雅黑"/>
+          <w:b/>
+          <w:color w:val="000000" w:themeColor="text1"/>
+          <w:sz w:val="32"/>
+          <w:szCs w:val="32"/>
+          <w14:textFill>
+            <w14:solidFill>
+              <w14:schemeClr w14:val="tx1"/>
+            </w14:solidFill>
+          </w14:textFill>
+        </w:rPr>
+        <w:t>个性特征描述</w:t>
       </w:r>
     </w:p>
     <w:p>
       <w:pPr>
-        <w:rPr>
-          <w:rFonts w:ascii="微软雅黑" w:eastAsia="微软雅黑" w:hAnsi="微软雅黑" w:cs="微软雅黑" w:hint="eastAsia"/>
-          <w:b/>
-          <w:color w:val="000000" w:themeColor="text1"/>
-          <w:sz w:val="10"/>
-          <w:szCs w:val="10"/>
-        </w:rPr>
-      </w:pPr>
-      <w:r>
-        <w:rPr>
-          <w:rFonts w:ascii="微软雅黑" w:eastAsia="微软雅黑" w:hAnsi="微软雅黑" w:cs="微软雅黑" w:hint="eastAsia"/>
-          <w:b/>
-          <w:color w:val="000000" w:themeColor="text1"/>
-          <w:sz w:val="10"/>
-          <w:szCs w:val="10"/>
-        </w:rPr>
-        <w:br w:type="page"/>
+        <w:spacing w:line="520" w:lineRule="exact"/>
+        <w:ind w:firstLine="480" w:firstLineChars="200"/>
+        <w:rPr>
+          <w:rFonts w:ascii="微软雅黑" w:hAnsi="微软雅黑" w:eastAsia="微软雅黑" w:cs="微软雅黑"/>
+          <w:color w:val="000000" w:themeColor="text1"/>
+          <w:sz w:val="24"/>
+          <w14:textFill>
+            <w14:solidFill>
+              <w14:schemeClr w14:val="tx1"/>
+            </w14:solidFill>
+          </w14:textFill>
+        </w:rPr>
+      </w:pPr>
+      <w:r>
+        <w:rPr>
+          <w:rFonts w:hint="eastAsia" w:ascii="微软雅黑" w:hAnsi="微软雅黑" w:eastAsia="微软雅黑" w:cs="微软雅黑"/>
+          <w:color w:val="000000" w:themeColor="text1"/>
+          <w:sz w:val="24"/>
+          <w14:textFill>
+            <w14:solidFill>
+              <w14:schemeClr w14:val="tx1"/>
+            </w14:solidFill>
+          </w14:textFill>
+        </w:rPr>
+        <w:t>该类型的人充满热情和创新思想；乐观、积极、富有创造性和自信，拥有独到的见解和对可能性的敏锐感知。具有洞察力，是热情的观察者，注意到常规以外的任何事物。具有想象力、适应性和变通性，视灵感高于一切，常常是优秀的发明人。不墨守成规，善于发掘做事情的新方法，表现出较高的主动性，喜欢面对和解决问题。从周围的人群中汲取能量，能够把自己的天赋与别人的优势很好地结合起来。待人宽厚，有同情心和绅士风度，并随时准备帮助遇到麻烦的人，而且经常关心别人的发展状况。总是避免矛盾而崇尚和睦。把更多的精力倾注于维持个人关系而不是客观事物，喜欢结交各种各样的人。</w:t>
       </w:r>
     </w:p>
     <w:p>
       <w:pPr>
-        <w:rPr>
-          <w:rFonts w:ascii="微软雅黑" w:eastAsia="微软雅黑" w:hAnsi="微软雅黑" w:cs="微软雅黑" w:hint="eastAsia"/>
-          <w:color w:val="000000" w:themeColor="text1"/>
-          <w:sz w:val="10"/>
-          <w:szCs w:val="10"/>
-        </w:rPr>
-      </w:pPr>
-      <w:r>
-        <w:rPr>
-          <w:rFonts w:ascii="微软雅黑" w:eastAsia="微软雅黑" w:hAnsi="微软雅黑"/>
-          <w:noProof/>
-          <w:color w:val="000000" w:themeColor="text1"/>
-          <w:sz w:val="44"/>
-        </w:rPr>
-        <w:lastRenderedPageBreak/>
-        <mc:AlternateContent>
-          <mc:Choice Requires="wps">
-            <w:drawing>
-              <wp:anchor distT="0" distB="0" distL="114300" distR="114300" simplePos="0" relativeHeight="251659264" behindDoc="0" locked="0" layoutInCell="1" allowOverlap="1" wp14:anchorId="1F72C674" wp14:editId="11340AE3">
-                <wp:simplePos x="0" y="0"/>
-                <wp:positionH relativeFrom="column">
-                  <wp:posOffset>-1066800</wp:posOffset>
-                </wp:positionH>
-                <wp:positionV relativeFrom="paragraph">
-                  <wp:posOffset>107315</wp:posOffset>
-                </wp:positionV>
-                <wp:extent cx="7541895" cy="969010"/>
-                <wp:effectExtent l="0" t="0" r="1905" b="2540"/>
-                <wp:wrapNone/>
-                <wp:docPr id="22" name="矩形 22"/>
-                <wp:cNvGraphicFramePr/>
-                <a:graphic xmlns:a="http://schemas.openxmlformats.org/drawingml/2006/main">
-                  <a:graphicData uri="http://schemas.microsoft.com/office/word/2010/wordprocessingShape">
-                    <wps:wsp>
-                      <wps:cNvSpPr/>
-                      <wps:spPr>
-                        <a:xfrm>
-                          <a:off x="0" y="0"/>
-                          <a:ext cx="7541895" cy="969010"/>
-                        </a:xfrm>
-                        <a:prstGeom prst="rect">
-                          <a:avLst/>
-                        </a:prstGeom>
-                        <a:solidFill>
-                          <a:schemeClr val="bg1">
-                            <a:lumMod val="95000"/>
-                            <a:alpha val="60000"/>
-                          </a:schemeClr>
-                        </a:solidFill>
-                        <a:ln>
-                          <a:noFill/>
-                        </a:ln>
-                      </wps:spPr>
-                      <wps:style>
-                        <a:lnRef idx="2">
-                          <a:schemeClr val="accent1">
-                            <a:lumMod val="75000"/>
-                          </a:schemeClr>
-                        </a:lnRef>
-                        <a:fillRef idx="1">
-                          <a:schemeClr val="accent1"/>
-                        </a:fillRef>
-                        <a:effectRef idx="0">
-                          <a:srgbClr val="FFFFFF"/>
-                        </a:effectRef>
-                        <a:fontRef idx="minor">
-                          <a:schemeClr val="lt1"/>
-                        </a:fontRef>
-                      </wps:style>
-                      <wps:bodyPr rot="0" spcFirstLastPara="0" vertOverflow="overflow" horzOverflow="overflow" vert="horz" wrap="square" lIns="91440" tIns="45720" rIns="91440" bIns="45720" numCol="1" spcCol="0" rtlCol="0" fromWordArt="0" anchor="ctr" anchorCtr="0" forceAA="0" compatLnSpc="1">
-                        <a:noAutofit/>
-                      </wps:bodyPr>
-                    </wps:wsp>
-                  </a:graphicData>
-                </a:graphic>
-              </wp:anchor>
-            </w:drawing>
-          </mc:Choice>
-          <mc:Fallback>
-            <w:pict>
-              <v:rect w14:anchorId="3A514802" id="矩形 22" o:spid="_x0000_s1026" style="position:absolute;margin-left:-84pt;margin-top:8.45pt;width:593.85pt;height:76.3pt;z-index:251659264;visibility:visible;mso-wrap-style:square;mso-wrap-distance-left:9pt;mso-wrap-distance-top:0;mso-wrap-distance-right:9pt;mso-wrap-distance-bottom:0;mso-position-horizontal:absolute;mso-position-horizontal-relative:text;mso-position-vertical:absolute;mso-position-vertical-relative:text;v-text-anchor:middle" o:gfxdata="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" fillcolor="#f2f2f2 [3052]" stroked="f" strokeweight="1pt">
-                <v:fill opacity="39321f"/>
-              </v:rect>
-            </w:pict>
-          </mc:Fallback>
-        </mc:AlternateContent>
+        <w:spacing w:before="218" w:beforeLines="70" w:after="218" w:afterLines="70"/>
+        <w:ind w:left="420" w:hanging="420"/>
+        <w:rPr>
+          <w:rFonts w:ascii="微软雅黑" w:hAnsi="微软雅黑" w:eastAsia="微软雅黑" w:cs="微软雅黑"/>
+          <w:b/>
+          <w:color w:val="000000" w:themeColor="text1"/>
+          <w:sz w:val="32"/>
+          <w:szCs w:val="32"/>
+          <w14:textFill>
+            <w14:solidFill>
+              <w14:schemeClr w14:val="tx1"/>
+            </w14:solidFill>
+          </w14:textFill>
+        </w:rPr>
+      </w:pPr>
+      <w:r>
+        <w:rPr>
+          <w:rFonts w:hint="eastAsia" w:ascii="微软雅黑" w:hAnsi="微软雅黑" w:eastAsia="微软雅黑" w:cs="微软雅黑"/>
+          <w:b/>
+          <w:color w:val="000000" w:themeColor="text1"/>
+          <w:sz w:val="32"/>
+          <w:szCs w:val="32"/>
+          <w14:textFill>
+            <w14:solidFill>
+              <w14:schemeClr w14:val="tx1"/>
+            </w14:solidFill>
+          </w14:textFill>
+        </w:rPr>
+        <w:t>可能存在的盲点</w:t>
       </w:r>
     </w:p>
     <w:p>
       <w:pPr>
-        <w:rPr>
-          <w:rFonts w:ascii="微软雅黑" w:eastAsia="微软雅黑" w:hAnsi="微软雅黑" w:cs="微软雅黑" w:hint="eastAsia"/>
-          <w:color w:val="000000" w:themeColor="text1"/>
-          <w:sz w:val="10"/>
-          <w:szCs w:val="10"/>
-        </w:rPr>
-      </w:pPr>
-      <w:r>
-        <w:rPr>
-          <w:rFonts w:ascii="微软雅黑" w:eastAsia="微软雅黑" w:hAnsi="微软雅黑"/>
-          <w:noProof/>
-          <w:color w:val="000000" w:themeColor="text1"/>
-        </w:rPr>
-        <mc:AlternateContent>
-          <mc:Choice Requires="wps">
-            <w:drawing>
-              <wp:anchor distT="0" distB="0" distL="114300" distR="114300" simplePos="0" relativeHeight="251661312" behindDoc="0" locked="0" layoutInCell="1" allowOverlap="1" wp14:anchorId="14926987" wp14:editId="4FE72952">
-                <wp:simplePos x="0" y="0"/>
-                <wp:positionH relativeFrom="column">
-                  <wp:posOffset>276860</wp:posOffset>
-                </wp:positionH>
-                <wp:positionV relativeFrom="paragraph">
-                  <wp:posOffset>99695</wp:posOffset>
-                </wp:positionV>
-                <wp:extent cx="4925060" cy="579120"/>
-                <wp:effectExtent l="0" t="0" r="0" b="0"/>
-                <wp:wrapNone/>
-                <wp:docPr id="23" name="矩形 5"/>
-                <wp:cNvGraphicFramePr/>
-                <a:graphic xmlns:a="http://schemas.openxmlformats.org/drawingml/2006/main">
-                  <a:graphicData uri="http://schemas.microsoft.com/office/word/2010/wordprocessingShape">
-                    <wps:wsp>
-                      <wps:cNvSpPr/>
-                      <wps:spPr>
-                        <a:xfrm>
-                          <a:off x="0" y="0"/>
-                          <a:ext cx="4925060" cy="579120"/>
-                        </a:xfrm>
-                        <a:prstGeom prst="rect">
-                          <a:avLst/>
-                        </a:prstGeom>
-                        <a:noFill/>
-                      </wps:spPr>
-                      <wps:txbx>
-                        <w:txbxContent>
-                          <w:p>
-                            <w:pPr>
-                              <w:pStyle w:val="a7"/>
-                              <w:jc w:val="center"/>
-                              <w:rPr>
-                                <w:rFonts w:ascii="微软雅黑" w:eastAsia="微软雅黑" w:hAnsi="微软雅黑" w:cs="微软雅黑" w:hint="eastAsia"/>
-                                <w:b/>
-                                <w:sz w:val="52"/>
-                                <w:szCs w:val="52"/>
-                              </w:rPr>
-                            </w:pPr>
-                            <w:proofErr w:type="gramStart"/>
-                            <w:r>
-                              <w:rPr>
-                                <w:rFonts w:ascii="微软雅黑" w:eastAsia="微软雅黑" w:hAnsi="微软雅黑" w:cs="微软雅黑" w:hint="eastAsia"/>
-                                <w:b/>
-                                <w:kern w:val="24"/>
-                                <w:sz w:val="52"/>
-                                <w:szCs w:val="52"/>
-                              </w:rPr>
-                              <w:t xml:space="preserve">第二部分  </w:t>
-                            </w:r>
-                            <w:r>
-                              <w:rPr>
-                                <w:rFonts w:ascii="微软雅黑" w:eastAsia="微软雅黑" w:hAnsi="微软雅黑" w:cs="微软雅黑" w:hint="eastAsia"/>
-                                <w:b/>
-                                <w:kern w:val="24"/>
-                                <w:sz w:val="52"/>
-                                <w:szCs w:val="52"/>
-                              </w:rPr>
-                              <w:t>个性基本描述</w:t>
-                            </w:r>
-                            <w:proofErr w:type="gramEnd"/>
-                          </w:p>
-                        </w:txbxContent>
-                      </wps:txbx>
-                      <wps:bodyPr wrap="square" lIns="0" tIns="0" rIns="0" bIns="0" rtlCol="0" anchor="b" anchorCtr="0">
-                        <a:noAutofit/>
-                      </wps:bodyPr>
-                    </wps:wsp>
-                  </a:graphicData>
-                </a:graphic>
-              </wp:anchor>
-            </w:drawing>
-          </mc:Choice>
-          <mc:Fallback>
-            <w:pict>
-              <v:rect w14:anchorId="14926987" id="_x0000_s1035" style="position:absolute;left:0;text-align:left;margin-left:21.8pt;margin-top:7.85pt;width:387.8pt;height:45.6pt;z-index:251661312;visibility:visible;mso-wrap-style:square;mso-wrap-distance-left:9pt;mso-wrap-distance-top:0;mso-wrap-distance-right:9pt;mso-wrap-distance-bottom:0;mso-position-horizontal:absolute;mso-position-horizontal-relative:text;mso-position-vertical:absolute;mso-position-vertical-relative:text;v-text-anchor:bottom" o:gfxdata="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" filled="f" stroked="f">
-                <v:textbox inset="0,0,0,0">
-                  <w:txbxContent>
-                    <w:p>
-                      <w:pPr>
-                        <w:pStyle w:val="a7"/>
-                        <w:jc w:val="center"/>
-                        <w:rPr>
-                          <w:rFonts w:ascii="微软雅黑" w:eastAsia="微软雅黑" w:hAnsi="微软雅黑" w:cs="微软雅黑" w:hint="eastAsia"/>
-                          <w:b/>
-                          <w:sz w:val="52"/>
-                          <w:szCs w:val="52"/>
-                        </w:rPr>
-                      </w:pPr>
-                      <w:proofErr w:type="gramStart"/>
-                      <w:r>
-                        <w:rPr>
-                          <w:rFonts w:ascii="微软雅黑" w:eastAsia="微软雅黑" w:hAnsi="微软雅黑" w:cs="微软雅黑" w:hint="eastAsia"/>
-                          <w:b/>
-                          <w:kern w:val="24"/>
-                          <w:sz w:val="52"/>
-                          <w:szCs w:val="52"/>
-                        </w:rPr>
-                        <w:t xml:space="preserve">第二部分  </w:t>
-                      </w:r>
-                      <w:r>
-                        <w:rPr>
-                          <w:rFonts w:ascii="微软雅黑" w:eastAsia="微软雅黑" w:hAnsi="微软雅黑" w:cs="微软雅黑" w:hint="eastAsia"/>
-                          <w:b/>
-                          <w:kern w:val="24"/>
-                          <w:sz w:val="52"/>
-                          <w:szCs w:val="52"/>
-                        </w:rPr>
-                        <w:t>个性基本描述</w:t>
-                      </w:r>
-                      <w:proofErr w:type="gramEnd"/>
-                    </w:p>
-                  </w:txbxContent>
-                </v:textbox>
-              </v:rect>
-            </w:pict>
-          </mc:Fallback>
-        </mc:AlternateContent>
+        <w:spacing w:after="312" w:afterLines="100" w:line="520" w:lineRule="exact"/>
+        <w:ind w:firstLine="480" w:firstLineChars="200"/>
+        <w:rPr>
+          <w:rFonts w:ascii="微软雅黑" w:hAnsi="微软雅黑" w:eastAsia="微软雅黑" w:cs="微软雅黑"/>
+          <w:color w:val="000000" w:themeColor="text1"/>
+          <w:sz w:val="24"/>
+          <w14:textFill>
+            <w14:solidFill>
+              <w14:schemeClr w14:val="tx1"/>
+            </w14:solidFill>
+          </w14:textFill>
+        </w:rPr>
+      </w:pPr>
+      <w:r>
+        <w:rPr>
+          <w:rFonts w:hint="eastAsia" w:ascii="微软雅黑" w:hAnsi="微软雅黑" w:eastAsia="微软雅黑" w:cs="微软雅黑"/>
+          <w:color w:val="000000" w:themeColor="text1"/>
+          <w:sz w:val="24"/>
+          <w14:textFill>
+            <w14:solidFill>
+              <w14:schemeClr w14:val="tx1"/>
+            </w14:solidFill>
+          </w14:textFill>
+        </w:rPr>
+        <w:t>该类型的人觉得产生想法很容易，难以将精力集中于单一事务，做决定很困难。能看到太多的可能性，但也无法正确地确定哪些活动或兴趣是自己所追求的。可能会制订计划，但实际完成的却寥寥无几。时间观念和自我控制能力不强。对细节不感兴趣，对运用自己的灵感和产生独特性的事物感兴趣，对于搜集材料以完成工作感到麻烦。喜欢即兴发挥，而不是去计划和筹备，导致始终停留在“闪亮的思维”的阶段，或者面临一旦开始永不结束的危险。一贯倾向于宁愿推迟处理烦琐的细节，而将注意力转移到创新或不寻常的其他事情上。</w:t>
       </w:r>
     </w:p>
+    <w:tbl>
+      <w:tblPr>
+        <w:tblStyle w:val="7"/>
+        <w:tblW w:w="11906" w:type="dxa"/>
+        <w:jc w:val="center"/>
+        <w:tblBorders>
+          <w:top w:val="none" w:color="auto" w:sz="0" w:space="0"/>
+          <w:left w:val="none" w:color="auto" w:sz="0" w:space="0"/>
+          <w:bottom w:val="none" w:color="auto" w:sz="0" w:space="0"/>
+          <w:right w:val="none" w:color="auto" w:sz="0" w:space="0"/>
+          <w:insideH w:val="none" w:color="auto" w:sz="0" w:space="0"/>
+          <w:insideV w:val="none" w:color="auto" w:sz="0" w:space="0"/>
+        </w:tblBorders>
+        <w:shd w:val="clear" w:color="auto" w:fill="F1F1F1" w:themeFill="background1" w:themeFillShade="F2"/>
+        <w:tblLayout w:type="autofit"/>
+        <w:tblCellMar>
+          <w:top w:w="0" w:type="dxa"/>
+          <w:left w:w="108" w:type="dxa"/>
+          <w:bottom w:w="0" w:type="dxa"/>
+          <w:right w:w="108" w:type="dxa"/>
+        </w:tblCellMar>
+      </w:tblPr>
+      <w:tblGrid>
+        <w:gridCol w:w="11906"/>
+      </w:tblGrid>
+      <w:tr>
+        <w:tblPrEx>
+          <w:tblBorders>
+            <w:top w:val="none" w:color="auto" w:sz="0" w:space="0"/>
+            <w:left w:val="none" w:color="auto" w:sz="0" w:space="0"/>
+            <w:bottom w:val="none" w:color="auto" w:sz="0" w:space="0"/>
+            <w:right w:val="none" w:color="auto" w:sz="0" w:space="0"/>
+            <w:insideH w:val="none" w:color="auto" w:sz="0" w:space="0"/>
+            <w:insideV w:val="none" w:color="auto" w:sz="0" w:space="0"/>
+          </w:tblBorders>
+          <w:shd w:val="clear" w:color="auto" w:fill="F1F1F1" w:themeFill="background1" w:themeFillShade="F2"/>
+          <w:tblCellMar>
+            <w:top w:w="0" w:type="dxa"/>
+            <w:left w:w="108" w:type="dxa"/>
+            <w:bottom w:w="0" w:type="dxa"/>
+            <w:right w:w="108" w:type="dxa"/>
+          </w:tblCellMar>
+        </w:tblPrEx>
+        <w:trPr>
+          <w:trHeight w:val="850" w:hRule="atLeast"/>
+          <w:jc w:val="center"/>
+        </w:trPr>
+        <w:tc>
+          <w:tcPr>
+            <w:tcW w:w="11906" w:type="dxa"/>
+            <w:shd w:val="clear" w:color="auto" w:fill="F1F1F1" w:themeFill="background1" w:themeFillShade="F2"/>
+            <w:vAlign w:val="center"/>
+          </w:tcPr>
+          <w:p>
+            <w:pPr>
+              <w:pStyle w:val="5"/>
+              <w:jc w:val="center"/>
+              <w:rPr>
+                <w:rFonts w:ascii="微软雅黑" w:hAnsi="微软雅黑" w:eastAsia="微软雅黑" w:cs="微软雅黑"/>
+                <w:b/>
+                <w:color w:val="249087" w:themeColor="accent5" w:themeShade="BF"/>
+                <w:kern w:val="24"/>
+                <w:sz w:val="52"/>
+                <w:szCs w:val="52"/>
+              </w:rPr>
+            </w:pPr>
+            <w:r>
+              <w:rPr>
+                <w:rFonts w:hint="eastAsia" w:ascii="微软雅黑" w:hAnsi="微软雅黑" w:eastAsia="微软雅黑" w:cs="微软雅黑"/>
+                <w:b/>
+                <w:color w:val="249087" w:themeColor="accent5" w:themeShade="BF"/>
+                <w:kern w:val="24"/>
+                <w:sz w:val="52"/>
+                <w:szCs w:val="52"/>
+              </w:rPr>
+              <w:t>第三部分  职业性格类型分析</w:t>
+            </w:r>
+          </w:p>
+        </w:tc>
+      </w:tr>
+    </w:tbl>
     <w:p>
       <w:pPr>
-        <w:rPr>
-          <w:rFonts w:ascii="微软雅黑" w:eastAsia="微软雅黑" w:hAnsi="微软雅黑" w:cs="微软雅黑" w:hint="eastAsia"/>
-          <w:color w:val="000000" w:themeColor="text1"/>
-          <w:sz w:val="10"/>
-          <w:szCs w:val="10"/>
-        </w:rPr>
-      </w:pPr>
-    </w:p>
-    <w:p>
-      <w:pPr>
-        <w:rPr>
-          <w:rFonts w:ascii="微软雅黑" w:eastAsia="微软雅黑" w:hAnsi="微软雅黑" w:cs="微软雅黑" w:hint="eastAsia"/>
-          <w:color w:val="000000" w:themeColor="text1"/>
-          <w:sz w:val="10"/>
-          <w:szCs w:val="10"/>
-        </w:rPr>
-      </w:pPr>
-    </w:p>
-    <w:p>
-      <w:pPr>
-        <w:rPr>
-          <w:rFonts w:ascii="微软雅黑" w:eastAsia="微软雅黑" w:hAnsi="微软雅黑" w:cs="微软雅黑" w:hint="eastAsia"/>
-          <w:color w:val="000000" w:themeColor="text1"/>
-          <w:sz w:val="10"/>
-          <w:szCs w:val="10"/>
-        </w:rPr>
-      </w:pPr>
-    </w:p>
-    <w:p>
-      <w:pPr>
-        <w:rPr>
-          <w:rFonts w:ascii="微软雅黑" w:eastAsia="微软雅黑" w:hAnsi="微软雅黑" w:cs="微软雅黑" w:hint="eastAsia"/>
-          <w:b/>
-          <w:color w:val="000000" w:themeColor="text1"/>
-          <w:sz w:val="10"/>
-          <w:szCs w:val="10"/>
-        </w:rPr>
-      </w:pPr>
-    </w:p>
-    <w:p>
-      <w:pPr>
-        <w:spacing w:beforeLines="70" w:before="218" w:afterLines="70" w:after="218"/>
-        <w:ind w:left="420" w:hanging="420"/>
-        <w:rPr>
-          <w:rFonts w:ascii="微软雅黑" w:eastAsia="微软雅黑" w:hAnsi="微软雅黑" w:cs="微软雅黑" w:hint="eastAsia"/>
-          <w:b/>
-          <w:color w:val="000000" w:themeColor="text1"/>
-          <w:sz w:val="32"/>
-          <w:szCs w:val="32"/>
-        </w:rPr>
-      </w:pPr>
-      <w:r>
-        <w:rPr>
-          <w:rFonts w:ascii="微软雅黑" w:eastAsia="微软雅黑" w:hAnsi="微软雅黑" w:cs="微软雅黑" w:hint="eastAsia"/>
-          <w:b/>
-          <w:color w:val="000000" w:themeColor="text1"/>
-          <w:sz w:val="32"/>
-          <w:szCs w:val="32"/>
-        </w:rPr>
-        <w:t>个性特征描述</w:t>
-      </w:r>
-    </w:p>
-    <w:p>
-      <w:pPr>
-        <w:spacing w:line="520" w:lineRule="exact"/>
-        <w:ind w:firstLineChars="200" w:firstLine="480"/>
-        <w:rPr>
-          <w:rFonts w:ascii="微软雅黑" w:eastAsia="微软雅黑" w:hAnsi="微软雅黑" w:cs="微软雅黑" w:hint="eastAsia"/>
-          <w:color w:val="000000" w:themeColor="text1"/>
-          <w:sz w:val="24"/>
-        </w:rPr>
-      </w:pPr>
-      <w:r>
-        <w:rPr>
-          <w:rFonts w:ascii="微软雅黑" w:eastAsia="微软雅黑" w:hAnsi="微软雅黑" w:cs="微软雅黑" w:hint="eastAsia"/>
-          <w:color w:val="000000" w:themeColor="text1"/>
-          <w:sz w:val="24"/>
-        </w:rPr>
-        <w:t>该类型的人充满热情和创新思想；乐观、积极、富有创造性和自信，拥有独到的见解和对可能性的敏锐感知。具有洞察力，是热情的观察者，注意到常规以外的任何事物。具有想象力、适应性和变通性，视灵感高于一切，常常是优秀的发明人。不墨守成规，善于发掘做事情的新方法，表现出较高的主动性，喜欢面对和解决问题。从周围的人群中汲取能量，能够把自己的天赋与别人的优势很好地结合起来。待人宽厚，有同情心和绅士风度，并随时准备帮助遇到麻烦的人，而且经常关心别人的发展状况。总是避免矛盾而崇尚和睦。把更多的精力倾注于维持个人关系而不是客观事物，喜欢结交各种各样的人。</w:t>
-      </w:r>
-    </w:p>
-    <w:p>
-      <w:pPr>
-        <w:spacing w:beforeLines="70" w:before="218" w:afterLines="70" w:after="218"/>
-        <w:ind w:left="420" w:hanging="420"/>
-        <w:rPr>
-          <w:rFonts w:ascii="微软雅黑" w:eastAsia="微软雅黑" w:hAnsi="微软雅黑" w:cs="微软雅黑" w:hint="eastAsia"/>
-          <w:b/>
-          <w:color w:val="000000" w:themeColor="text1"/>
-          <w:sz w:val="32"/>
-          <w:szCs w:val="32"/>
-        </w:rPr>
-      </w:pPr>
-      <w:r>
-        <w:rPr>
-          <w:rFonts w:ascii="微软雅黑" w:eastAsia="微软雅黑" w:hAnsi="微软雅黑" w:cs="微软雅黑" w:hint="eastAsia"/>
-          <w:b/>
-          <w:color w:val="000000" w:themeColor="text1"/>
-          <w:sz w:val="32"/>
-          <w:szCs w:val="32"/>
-        </w:rPr>
-        <w:t>可能存在的盲点</w:t>
-      </w:r>
-    </w:p>
-    <w:p>
-      <w:pPr>
-        <w:spacing w:line="520" w:lineRule="exact"/>
-        <w:ind w:firstLineChars="200" w:firstLine="480"/>
-        <w:rPr>
-          <w:rFonts w:ascii="微软雅黑" w:eastAsia="微软雅黑" w:hAnsi="微软雅黑" w:cs="微软雅黑" w:hint="eastAsia"/>
-          <w:color w:val="000000" w:themeColor="text1"/>
-          <w:sz w:val="24"/>
-        </w:rPr>
-      </w:pPr>
-      <w:r>
-        <w:rPr>
-          <w:rFonts w:ascii="微软雅黑" w:eastAsia="微软雅黑" w:hAnsi="微软雅黑" w:cs="微软雅黑" w:hint="eastAsia"/>
-          <w:color w:val="000000" w:themeColor="text1"/>
-          <w:sz w:val="24"/>
-        </w:rPr>
-        <w:t>该类型的人觉得产生想法很容易，难以将精力集中于单一事务，做决定很困难。能看到太多的可能性，但也无法正确地确定哪些活动或兴趣是自己所追求的。可能会制订计划，但实际完成的却寥寥无几。时间观念和自我控制能力不强。对细节不感兴趣，对运用自己的灵感和产生独特性的事物感兴趣，对于搜集材料以完成工作感到麻烦。喜欢即兴发挥，而不是去计划和筹备，导致始终停留在“闪亮的思维”的阶段，或者面临一旦开始永不结束的危险。一贯倾向于宁愿推迟处理烦琐的细节，而将注意力转移到创新或不寻常的其他事情上。</w:t>
-      </w:r>
-    </w:p>
-    <w:p>
-      <w:pPr>
-        <w:rPr>
-          <w:rFonts w:ascii="微软雅黑" w:eastAsia="微软雅黑" w:hAnsi="微软雅黑" w:cs="微软雅黑" w:hint="eastAsia"/>
-          <w:color w:val="000000" w:themeColor="text1"/>
-          <w:sz w:val="10"/>
-          <w:szCs w:val="10"/>
-        </w:rPr>
-      </w:pPr>
-      <w:r>
-        <w:rPr>
-          <w:rFonts w:ascii="微软雅黑" w:eastAsia="微软雅黑" w:hAnsi="微软雅黑"/>
-          <w:noProof/>
-          <w:color w:val="000000" w:themeColor="text1"/>
-          <w:sz w:val="44"/>
-        </w:rPr>
-        <mc:AlternateContent>
-          <mc:Choice Requires="wps">
-            <w:drawing>
-              <wp:anchor distT="0" distB="0" distL="114300" distR="114300" simplePos="0" relativeHeight="251667456" behindDoc="0" locked="0" layoutInCell="1" allowOverlap="1" wp14:anchorId="7229215A" wp14:editId="2EF16F7C">
-                <wp:simplePos x="0" y="0"/>
-                <wp:positionH relativeFrom="column">
-                  <wp:posOffset>-1066800</wp:posOffset>
-                </wp:positionH>
-                <wp:positionV relativeFrom="paragraph">
-                  <wp:posOffset>107315</wp:posOffset>
-                </wp:positionV>
-                <wp:extent cx="7541895" cy="969010"/>
-                <wp:effectExtent l="0" t="0" r="1905" b="2540"/>
-                <wp:wrapNone/>
-                <wp:docPr id="7" name="矩形 7"/>
-                <wp:cNvGraphicFramePr/>
-                <a:graphic xmlns:a="http://schemas.openxmlformats.org/drawingml/2006/main">
-                  <a:graphicData uri="http://schemas.microsoft.com/office/word/2010/wordprocessingShape">
-                    <wps:wsp>
-                      <wps:cNvSpPr/>
-                      <wps:spPr>
-                        <a:xfrm>
-                          <a:off x="0" y="0"/>
-                          <a:ext cx="7541895" cy="969010"/>
-                        </a:xfrm>
-                        <a:prstGeom prst="rect">
-                          <a:avLst/>
-                        </a:prstGeom>
-                        <a:solidFill>
-                          <a:schemeClr val="bg1">
-                            <a:lumMod val="95000"/>
-                            <a:alpha val="60000"/>
-                          </a:schemeClr>
-                        </a:solidFill>
-                        <a:ln>
-                          <a:noFill/>
-                        </a:ln>
-                      </wps:spPr>
-                      <wps:style>
-                        <a:lnRef idx="2">
-                          <a:schemeClr val="accent1">
-                            <a:lumMod val="75000"/>
-                          </a:schemeClr>
-                        </a:lnRef>
-                        <a:fillRef idx="1">
-                          <a:schemeClr val="accent1"/>
-                        </a:fillRef>
-                        <a:effectRef idx="0">
-                          <a:srgbClr val="FFFFFF"/>
-                        </a:effectRef>
-                        <a:fontRef idx="minor">
-                          <a:schemeClr val="lt1"/>
-                        </a:fontRef>
-                      </wps:style>
-                      <wps:bodyPr rot="0" spcFirstLastPara="0" vertOverflow="overflow" horzOverflow="overflow" vert="horz" wrap="square" lIns="91440" tIns="45720" rIns="91440" bIns="45720" numCol="1" spcCol="0" rtlCol="0" fromWordArt="0" anchor="ctr" anchorCtr="0" forceAA="0" compatLnSpc="1">
-                        <a:noAutofit/>
-                      </wps:bodyPr>
-                    </wps:wsp>
-                  </a:graphicData>
-                </a:graphic>
-              </wp:anchor>
-            </w:drawing>
-          </mc:Choice>
-          <mc:Fallback>
-            <w:pict>
-              <v:rect w14:anchorId="745F9B92" id="矩形 7" o:spid="_x0000_s1026" style="position:absolute;margin-left:-84pt;margin-top:8.45pt;width:593.85pt;height:76.3pt;z-index:251667456;visibility:visible;mso-wrap-style:square;mso-wrap-distance-left:9pt;mso-wrap-distance-top:0;mso-wrap-distance-right:9pt;mso-wrap-distance-bottom:0;mso-position-horizontal:absolute;mso-position-horizontal-relative:text;mso-position-vertical:absolute;mso-position-vertical-relative:text;v-text-anchor:middle" o:gfxdata="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" fillcolor="#f2f2f2 [3052]" stroked="f" strokeweight="1pt">
-                <v:fill opacity="39321f"/>
-              </v:rect>
-            </w:pict>
-          </mc:Fallback>
-        </mc:AlternateContent>
-      </w:r>
-    </w:p>
-    <w:p>
-      <w:pPr>
-        <w:rPr>
-          <w:rFonts w:ascii="微软雅黑" w:eastAsia="微软雅黑" w:hAnsi="微软雅黑" w:cs="微软雅黑" w:hint="eastAsia"/>
-          <w:color w:val="000000" w:themeColor="text1"/>
-          <w:sz w:val="10"/>
-          <w:szCs w:val="10"/>
-        </w:rPr>
-      </w:pPr>
-      <w:r>
-        <w:rPr>
-          <w:rFonts w:ascii="微软雅黑" w:eastAsia="微软雅黑" w:hAnsi="微软雅黑"/>
-          <w:noProof/>
-          <w:color w:val="000000" w:themeColor="text1"/>
-        </w:rPr>
-        <mc:AlternateContent>
-          <mc:Choice Requires="wps">
-            <w:drawing>
-              <wp:anchor distT="0" distB="0" distL="114300" distR="114300" simplePos="0" relativeHeight="251669504" behindDoc="0" locked="0" layoutInCell="1" allowOverlap="1" wp14:anchorId="7F4EB033" wp14:editId="08CA91A9">
-                <wp:simplePos x="0" y="0"/>
-                <wp:positionH relativeFrom="column">
-                  <wp:posOffset>276860</wp:posOffset>
-                </wp:positionH>
-                <wp:positionV relativeFrom="paragraph">
-                  <wp:posOffset>99695</wp:posOffset>
-                </wp:positionV>
-                <wp:extent cx="4925060" cy="579120"/>
-                <wp:effectExtent l="0" t="0" r="0" b="0"/>
-                <wp:wrapNone/>
-                <wp:docPr id="8" name="矩形 5"/>
-                <wp:cNvGraphicFramePr/>
-                <a:graphic xmlns:a="http://schemas.openxmlformats.org/drawingml/2006/main">
-                  <a:graphicData uri="http://schemas.microsoft.com/office/word/2010/wordprocessingShape">
-                    <wps:wsp>
-                      <wps:cNvSpPr/>
-                      <wps:spPr>
-                        <a:xfrm>
-                          <a:off x="0" y="0"/>
-                          <a:ext cx="4925060" cy="579120"/>
-                        </a:xfrm>
-                        <a:prstGeom prst="rect">
-                          <a:avLst/>
-                        </a:prstGeom>
-                        <a:noFill/>
-                      </wps:spPr>
-                      <wps:txbx>
-                        <w:txbxContent>
-                          <w:p>
-                            <w:pPr>
-                              <w:pStyle w:val="a7"/>
-                              <w:jc w:val="center"/>
-                              <w:rPr>
-                                <w:rFonts w:ascii="微软雅黑" w:eastAsia="微软雅黑" w:hAnsi="微软雅黑" w:cs="微软雅黑" w:hint="eastAsia"/>
-                                <w:b/>
-                                <w:sz w:val="52"/>
-                                <w:szCs w:val="52"/>
-                              </w:rPr>
-                            </w:pPr>
-                            <w:proofErr w:type="gramStart"/>
-                            <w:r>
-                              <w:rPr>
-                                <w:rFonts w:ascii="微软雅黑" w:eastAsia="微软雅黑" w:hAnsi="微软雅黑" w:cs="微软雅黑" w:hint="eastAsia"/>
-                                <w:b/>
-                                <w:kern w:val="24"/>
-                                <w:sz w:val="52"/>
-                                <w:szCs w:val="52"/>
-                              </w:rPr>
-                              <w:t xml:space="preserve">第三部分  </w:t>
-                            </w:r>
-                            <w:r>
-                              <w:rPr>
-                                <w:rFonts w:ascii="微软雅黑" w:eastAsia="微软雅黑" w:hAnsi="微软雅黑" w:cs="微软雅黑" w:hint="eastAsia"/>
-                                <w:b/>
-                                <w:kern w:val="24"/>
-                                <w:sz w:val="52"/>
-                                <w:szCs w:val="52"/>
-                              </w:rPr>
-                              <w:t>职业性格类型分析</w:t>
-                            </w:r>
-                            <w:proofErr w:type="gramEnd"/>
-                          </w:p>
-                        </w:txbxContent>
-                      </wps:txbx>
-                      <wps:bodyPr wrap="square" lIns="0" tIns="0" rIns="0" bIns="0" rtlCol="0" anchor="b" anchorCtr="0">
-                        <a:noAutofit/>
-                      </wps:bodyPr>
-                    </wps:wsp>
-                  </a:graphicData>
-                </a:graphic>
-              </wp:anchor>
-            </w:drawing>
-          </mc:Choice>
-          <mc:Fallback>
-            <w:pict>
-              <v:rect w14:anchorId="7F4EB033" id="_x0000_s1036" style="position:absolute;left:0;text-align:left;margin-left:21.8pt;margin-top:7.85pt;width:387.8pt;height:45.6pt;z-index:251669504;visibility:visible;mso-wrap-style:square;mso-wrap-distance-left:9pt;mso-wrap-distance-top:0;mso-wrap-distance-right:9pt;mso-wrap-distance-bottom:0;mso-position-horizontal:absolute;mso-position-horizontal-relative:text;mso-position-vertical:absolute;mso-position-vertical-relative:text;v-text-anchor:bottom" o:gfxdata="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" filled="f" stroked="f">
-                <v:textbox inset="0,0,0,0">
-                  <w:txbxContent>
-                    <w:p>
-                      <w:pPr>
-                        <w:pStyle w:val="a7"/>
-                        <w:jc w:val="center"/>
-                        <w:rPr>
-                          <w:rFonts w:ascii="微软雅黑" w:eastAsia="微软雅黑" w:hAnsi="微软雅黑" w:cs="微软雅黑" w:hint="eastAsia"/>
-                          <w:b/>
-                          <w:sz w:val="52"/>
-                          <w:szCs w:val="52"/>
-                        </w:rPr>
-                      </w:pPr>
-                      <w:proofErr w:type="gramStart"/>
-                      <w:r>
-                        <w:rPr>
-                          <w:rFonts w:ascii="微软雅黑" w:eastAsia="微软雅黑" w:hAnsi="微软雅黑" w:cs="微软雅黑" w:hint="eastAsia"/>
-                          <w:b/>
-                          <w:kern w:val="24"/>
-                          <w:sz w:val="52"/>
-                          <w:szCs w:val="52"/>
-                        </w:rPr>
-                        <w:t xml:space="preserve">第三部分  </w:t>
-                      </w:r>
-                      <w:r>
-                        <w:rPr>
-                          <w:rFonts w:ascii="微软雅黑" w:eastAsia="微软雅黑" w:hAnsi="微软雅黑" w:cs="微软雅黑" w:hint="eastAsia"/>
-                          <w:b/>
-                          <w:kern w:val="24"/>
-                          <w:sz w:val="52"/>
-                          <w:szCs w:val="52"/>
-                        </w:rPr>
-                        <w:t>职业性格类型分析</w:t>
-                      </w:r>
-                      <w:proofErr w:type="gramEnd"/>
-                    </w:p>
-                  </w:txbxContent>
-                </v:textbox>
-              </v:rect>
-            </w:pict>
-          </mc:Fallback>
-        </mc:AlternateContent>
-      </w:r>
-    </w:p>
-    <w:p>
-      <w:pPr>
-        <w:rPr>
-          <w:rFonts w:ascii="微软雅黑" w:eastAsia="微软雅黑" w:hAnsi="微软雅黑" w:cs="微软雅黑" w:hint="eastAsia"/>
-          <w:color w:val="000000" w:themeColor="text1"/>
-          <w:sz w:val="10"/>
-          <w:szCs w:val="10"/>
-        </w:rPr>
-      </w:pPr>
-    </w:p>
-    <w:p>
-      <w:pPr>
-        <w:rPr>
-          <w:rFonts w:ascii="微软雅黑" w:eastAsia="微软雅黑" w:hAnsi="微软雅黑" w:cs="微软雅黑" w:hint="eastAsia"/>
-          <w:color w:val="000000" w:themeColor="text1"/>
-          <w:sz w:val="10"/>
-          <w:szCs w:val="10"/>
-        </w:rPr>
-      </w:pPr>
-    </w:p>
-    <w:p>
-      <w:pPr>
-        <w:rPr>
-          <w:rFonts w:ascii="微软雅黑" w:eastAsia="微软雅黑" w:hAnsi="微软雅黑" w:cs="微软雅黑" w:hint="eastAsia"/>
-          <w:color w:val="000000" w:themeColor="text1"/>
-          <w:sz w:val="10"/>
-          <w:szCs w:val="10"/>
-        </w:rPr>
-      </w:pPr>
-    </w:p>
-    <w:p>
-      <w:pPr>
-        <w:rPr>
-          <w:rFonts w:ascii="微软雅黑" w:eastAsia="微软雅黑" w:hAnsi="微软雅黑" w:cs="微软雅黑" w:hint="eastAsia"/>
-          <w:b/>
-          <w:color w:val="000000" w:themeColor="text1"/>
-          <w:sz w:val="10"/>
-          <w:szCs w:val="10"/>
-        </w:rPr>
-      </w:pPr>
-    </w:p>
-    <w:p>
-      <w:pPr>
-        <w:pStyle w:val="a3"/>
-        <w:spacing w:before="37"/>
-        <w:ind w:right="31" w:firstLineChars="200" w:firstLine="488"/>
-        <w:rPr>
-          <w:rFonts w:hint="eastAsia"/>
-          <w:color w:val="000000" w:themeColor="text1"/>
-          <w:spacing w:val="2"/>
-          <w:sz w:val="24"/>
-          <w:szCs w:val="24"/>
-          <w:lang w:eastAsia="zh-CN"/>
-        </w:rPr>
-      </w:pPr>
+        <w:spacing w:before="312" w:beforeLines="100" w:line="520" w:lineRule="exact"/>
+        <w:ind w:firstLine="480" w:firstLineChars="200"/>
+        <w:rPr>
+          <w:rFonts w:ascii="微软雅黑" w:hAnsi="微软雅黑" w:eastAsia="微软雅黑" w:cs="微软雅黑"/>
+          <w:color w:val="000000" w:themeColor="text1"/>
+          <w:sz w:val="24"/>
+          <w14:textFill>
+            <w14:solidFill>
+              <w14:schemeClr w14:val="tx1"/>
+            </w14:solidFill>
+          </w14:textFill>
+        </w:rPr>
+      </w:pPr>
+      <w:bookmarkStart w:id="5" w:name="_GoBack"/>
+      <w:bookmarkEnd w:id="5"/>
       <w:bookmarkStart w:id="1" w:name="OLE_LINK5"/>
       <w:r>
         <w:rPr>
-          <w:rFonts w:hint="eastAsia"/>
-          <w:color w:val="000000" w:themeColor="text1"/>
-          <w:spacing w:val="2"/>
-          <w:sz w:val="24"/>
-          <w:szCs w:val="24"/>
-          <w:lang w:eastAsia="zh-CN"/>
-        </w:rPr>
-        <w:t>“以心择业而非随波逐流”。明确自身内在天赋，在自我认知中构建差异化</w:t>
-      </w:r>
-      <w:r>
-        <w:rPr>
-          <w:rFonts w:hint="eastAsia"/>
-          <w:color w:val="000000" w:themeColor="text1"/>
-          <w:spacing w:val="2"/>
-          <w:sz w:val="24"/>
-          <w:szCs w:val="24"/>
-          <w:lang w:eastAsia="zh-CN"/>
-        </w:rPr>
-        <w:lastRenderedPageBreak/>
-        <w:t>竞争优势。以下关于职业性格类型分析，将为你解析自身性格倾向，精准描绘出个人的职业画像。</w:t>
+          <w:rFonts w:hint="eastAsia" w:ascii="微软雅黑" w:hAnsi="微软雅黑" w:eastAsia="微软雅黑" w:cs="微软雅黑"/>
+          <w:color w:val="000000" w:themeColor="text1"/>
+          <w:sz w:val="24"/>
+          <w14:textFill>
+            <w14:solidFill>
+              <w14:schemeClr w14:val="tx1"/>
+            </w14:solidFill>
+          </w14:textFill>
+        </w:rPr>
+        <w:t>“以心择业而非随波逐流”。明确自身内在天赋，在自我认知中构建差异化竞争优势。以下关于职业性格类型分析，将为你解析自身性格倾向，精准描绘出个人的职业画像。</w:t>
       </w:r>
     </w:p>
     <w:bookmarkEnd w:id="1"/>
     <w:p>
       <w:pPr>
-        <w:spacing w:beforeLines="70" w:before="218" w:afterLines="70" w:after="218"/>
+        <w:spacing w:before="218" w:beforeLines="70" w:after="218" w:afterLines="70"/>
         <w:ind w:left="420" w:hanging="420"/>
         <w:rPr>
-          <w:rFonts w:ascii="微软雅黑" w:eastAsia="微软雅黑" w:hAnsi="微软雅黑" w:cs="微软雅黑" w:hint="eastAsia"/>
+          <w:rFonts w:ascii="微软雅黑" w:hAnsi="微软雅黑" w:eastAsia="微软雅黑" w:cs="微软雅黑"/>
           <w:b/>
           <w:color w:val="000000" w:themeColor="text1"/>
           <w:sz w:val="32"/>
           <w:szCs w:val="32"/>
-        </w:rPr>
-      </w:pPr>
-      <w:r>
-        <w:rPr>
-          <w:rFonts w:ascii="微软雅黑" w:eastAsia="微软雅黑" w:hAnsi="微软雅黑" w:cs="微软雅黑" w:hint="eastAsia"/>
+          <w14:textFill>
+            <w14:solidFill>
+              <w14:schemeClr w14:val="tx1"/>
+            </w14:solidFill>
+          </w14:textFill>
+        </w:rPr>
+      </w:pPr>
+      <w:r>
+        <w:rPr>
+          <w:rFonts w:hint="eastAsia" w:ascii="微软雅黑" w:hAnsi="微软雅黑" w:eastAsia="微软雅黑" w:cs="微软雅黑"/>
           <w:b/>
           <w:color w:val="000000" w:themeColor="text1"/>
           <w:sz w:val="32"/>
           <w:szCs w:val="32"/>
+          <w14:textFill>
+            <w14:solidFill>
+              <w14:schemeClr w14:val="tx1"/>
+            </w14:solidFill>
+          </w14:textFill>
         </w:rPr>
         <w:t>工作中的优势</w:t>
       </w:r>
@@ -3023,18 +2942,28 @@
           <w:ilvl w:val="0"/>
           <w:numId w:val="1"/>
         </w:numPr>
-        <w:ind w:left="0" w:firstLineChars="200" w:firstLine="480"/>
-        <w:rPr>
-          <w:rFonts w:ascii="微软雅黑" w:eastAsia="微软雅黑" w:hAnsi="微软雅黑" w:cs="微软雅黑" w:hint="eastAsia"/>
-          <w:color w:val="000000" w:themeColor="text1"/>
-          <w:sz w:val="24"/>
-        </w:rPr>
-      </w:pPr>
-      <w:r>
-        <w:rPr>
-          <w:rFonts w:ascii="微软雅黑" w:eastAsia="微软雅黑" w:hAnsi="微软雅黑" w:cs="微软雅黑" w:hint="eastAsia"/>
-          <w:color w:val="000000" w:themeColor="text1"/>
-          <w:sz w:val="24"/>
+        <w:ind w:left="0" w:firstLine="480" w:firstLineChars="200"/>
+        <w:rPr>
+          <w:rFonts w:ascii="微软雅黑" w:hAnsi="微软雅黑" w:eastAsia="微软雅黑" w:cs="微软雅黑"/>
+          <w:color w:val="000000" w:themeColor="text1"/>
+          <w:sz w:val="24"/>
+          <w14:textFill>
+            <w14:solidFill>
+              <w14:schemeClr w14:val="tx1"/>
+            </w14:solidFill>
+          </w14:textFill>
+        </w:rPr>
+      </w:pPr>
+      <w:r>
+        <w:rPr>
+          <w:rFonts w:hint="eastAsia" w:ascii="微软雅黑" w:hAnsi="微软雅黑" w:eastAsia="微软雅黑" w:cs="微软雅黑"/>
+          <w:color w:val="000000" w:themeColor="text1"/>
+          <w:sz w:val="24"/>
+          <w14:textFill>
+            <w14:solidFill>
+              <w14:schemeClr w14:val="tx1"/>
+            </w14:solidFill>
+          </w14:textFill>
         </w:rPr>
         <w:t>期望打破传统思维模式，考虑事情可能出现的新情况</w:t>
       </w:r>
@@ -3045,18 +2974,28 @@
           <w:ilvl w:val="0"/>
           <w:numId w:val="1"/>
         </w:numPr>
-        <w:ind w:left="0" w:firstLineChars="200" w:firstLine="480"/>
-        <w:rPr>
-          <w:rFonts w:ascii="微软雅黑" w:eastAsia="微软雅黑" w:hAnsi="微软雅黑" w:cs="微软雅黑" w:hint="eastAsia"/>
-          <w:color w:val="000000" w:themeColor="text1"/>
-          <w:sz w:val="24"/>
-        </w:rPr>
-      </w:pPr>
-      <w:r>
-        <w:rPr>
-          <w:rFonts w:ascii="微软雅黑" w:eastAsia="微软雅黑" w:hAnsi="微软雅黑" w:cs="微软雅黑" w:hint="eastAsia"/>
-          <w:color w:val="000000" w:themeColor="text1"/>
-          <w:sz w:val="24"/>
+        <w:ind w:left="0" w:firstLine="480" w:firstLineChars="200"/>
+        <w:rPr>
+          <w:rFonts w:ascii="微软雅黑" w:hAnsi="微软雅黑" w:eastAsia="微软雅黑" w:cs="微软雅黑"/>
+          <w:color w:val="000000" w:themeColor="text1"/>
+          <w:sz w:val="24"/>
+          <w14:textFill>
+            <w14:solidFill>
+              <w14:schemeClr w14:val="tx1"/>
+            </w14:solidFill>
+          </w14:textFill>
+        </w:rPr>
+      </w:pPr>
+      <w:r>
+        <w:rPr>
+          <w:rFonts w:hint="eastAsia" w:ascii="微软雅黑" w:hAnsi="微软雅黑" w:eastAsia="微软雅黑" w:cs="微软雅黑"/>
+          <w:color w:val="000000" w:themeColor="text1"/>
+          <w:sz w:val="24"/>
+          <w14:textFill>
+            <w14:solidFill>
+              <w14:schemeClr w14:val="tx1"/>
+            </w14:solidFill>
+          </w14:textFill>
         </w:rPr>
         <w:t>敢于冒险和尝试新事物，具备克服障碍的能力</w:t>
       </w:r>
@@ -3067,18 +3006,28 @@
           <w:ilvl w:val="0"/>
           <w:numId w:val="1"/>
         </w:numPr>
-        <w:ind w:left="0" w:firstLineChars="200" w:firstLine="480"/>
-        <w:rPr>
-          <w:rFonts w:ascii="微软雅黑" w:eastAsia="微软雅黑" w:hAnsi="微软雅黑" w:cs="微软雅黑" w:hint="eastAsia"/>
-          <w:color w:val="000000" w:themeColor="text1"/>
-          <w:sz w:val="24"/>
-        </w:rPr>
-      </w:pPr>
-      <w:r>
-        <w:rPr>
-          <w:rFonts w:ascii="微软雅黑" w:eastAsia="微软雅黑" w:hAnsi="微软雅黑" w:cs="微软雅黑" w:hint="eastAsia"/>
-          <w:color w:val="000000" w:themeColor="text1"/>
-          <w:sz w:val="24"/>
+        <w:ind w:left="0" w:firstLine="480" w:firstLineChars="200"/>
+        <w:rPr>
+          <w:rFonts w:ascii="微软雅黑" w:hAnsi="微软雅黑" w:eastAsia="微软雅黑" w:cs="微软雅黑"/>
+          <w:color w:val="000000" w:themeColor="text1"/>
+          <w:sz w:val="24"/>
+          <w14:textFill>
+            <w14:solidFill>
+              <w14:schemeClr w14:val="tx1"/>
+            </w14:solidFill>
+          </w14:textFill>
+        </w:rPr>
+      </w:pPr>
+      <w:r>
+        <w:rPr>
+          <w:rFonts w:hint="eastAsia" w:ascii="微软雅黑" w:hAnsi="微软雅黑" w:eastAsia="微软雅黑" w:cs="微软雅黑"/>
+          <w:color w:val="000000" w:themeColor="text1"/>
+          <w:sz w:val="24"/>
+          <w14:textFill>
+            <w14:solidFill>
+              <w14:schemeClr w14:val="tx1"/>
+            </w14:solidFill>
+          </w14:textFill>
         </w:rPr>
         <w:t>兴趣广泛，对自己感兴趣的事物接受能力强</w:t>
       </w:r>
@@ -3089,18 +3038,28 @@
           <w:ilvl w:val="0"/>
           <w:numId w:val="1"/>
         </w:numPr>
-        <w:ind w:left="0" w:firstLineChars="200" w:firstLine="480"/>
-        <w:rPr>
-          <w:rFonts w:ascii="微软雅黑" w:eastAsia="微软雅黑" w:hAnsi="微软雅黑" w:cs="微软雅黑" w:hint="eastAsia"/>
-          <w:color w:val="000000" w:themeColor="text1"/>
-          <w:sz w:val="24"/>
-        </w:rPr>
-      </w:pPr>
-      <w:r>
-        <w:rPr>
-          <w:rFonts w:ascii="微软雅黑" w:eastAsia="微软雅黑" w:hAnsi="微软雅黑" w:cs="微软雅黑" w:hint="eastAsia"/>
-          <w:color w:val="000000" w:themeColor="text1"/>
-          <w:sz w:val="24"/>
+        <w:ind w:left="0" w:firstLine="480" w:firstLineChars="200"/>
+        <w:rPr>
+          <w:rFonts w:ascii="微软雅黑" w:hAnsi="微软雅黑" w:eastAsia="微软雅黑" w:cs="微软雅黑"/>
+          <w:color w:val="000000" w:themeColor="text1"/>
+          <w:sz w:val="24"/>
+          <w14:textFill>
+            <w14:solidFill>
+              <w14:schemeClr w14:val="tx1"/>
+            </w14:solidFill>
+          </w14:textFill>
+        </w:rPr>
+      </w:pPr>
+      <w:r>
+        <w:rPr>
+          <w:rFonts w:hint="eastAsia" w:ascii="微软雅黑" w:hAnsi="微软雅黑" w:eastAsia="微软雅黑" w:cs="微软雅黑"/>
+          <w:color w:val="000000" w:themeColor="text1"/>
+          <w:sz w:val="24"/>
+          <w14:textFill>
+            <w14:solidFill>
+              <w14:schemeClr w14:val="tx1"/>
+            </w14:solidFill>
+          </w14:textFill>
         </w:rPr>
         <w:t>对所需信息的搜集过程展现出与生俱来的探索欲望与娴熟技巧</w:t>
       </w:r>
@@ -3111,18 +3070,28 @@
           <w:ilvl w:val="0"/>
           <w:numId w:val="1"/>
         </w:numPr>
-        <w:ind w:left="0" w:firstLineChars="200" w:firstLine="480"/>
-        <w:rPr>
-          <w:rFonts w:ascii="微软雅黑" w:eastAsia="微软雅黑" w:hAnsi="微软雅黑" w:cs="微软雅黑" w:hint="eastAsia"/>
-          <w:color w:val="000000" w:themeColor="text1"/>
-          <w:sz w:val="24"/>
-        </w:rPr>
-      </w:pPr>
-      <w:r>
-        <w:rPr>
-          <w:rFonts w:ascii="微软雅黑" w:eastAsia="微软雅黑" w:hAnsi="微软雅黑" w:cs="微软雅黑" w:hint="eastAsia"/>
-          <w:color w:val="000000" w:themeColor="text1"/>
-          <w:sz w:val="24"/>
+        <w:ind w:left="0" w:firstLine="480" w:firstLineChars="200"/>
+        <w:rPr>
+          <w:rFonts w:ascii="微软雅黑" w:hAnsi="微软雅黑" w:eastAsia="微软雅黑" w:cs="微软雅黑"/>
+          <w:color w:val="000000" w:themeColor="text1"/>
+          <w:sz w:val="24"/>
+          <w14:textFill>
+            <w14:solidFill>
+              <w14:schemeClr w14:val="tx1"/>
+            </w14:solidFill>
+          </w14:textFill>
+        </w:rPr>
+      </w:pPr>
+      <w:r>
+        <w:rPr>
+          <w:rFonts w:hint="eastAsia" w:ascii="微软雅黑" w:hAnsi="微软雅黑" w:eastAsia="微软雅黑" w:cs="微软雅黑"/>
+          <w:color w:val="000000" w:themeColor="text1"/>
+          <w:sz w:val="24"/>
+          <w14:textFill>
+            <w14:solidFill>
+              <w14:schemeClr w14:val="tx1"/>
+            </w14:solidFill>
+          </w14:textFill>
         </w:rPr>
         <w:t>能统观全局，洞察行为和思想之间的深层含义</w:t>
       </w:r>
@@ -3133,18 +3102,28 @@
           <w:ilvl w:val="0"/>
           <w:numId w:val="1"/>
         </w:numPr>
-        <w:ind w:left="0" w:firstLineChars="200" w:firstLine="480"/>
-        <w:rPr>
-          <w:rFonts w:ascii="微软雅黑" w:eastAsia="微软雅黑" w:hAnsi="微软雅黑" w:cs="微软雅黑" w:hint="eastAsia"/>
-          <w:color w:val="000000" w:themeColor="text1"/>
-          <w:sz w:val="24"/>
-        </w:rPr>
-      </w:pPr>
-      <w:r>
-        <w:rPr>
-          <w:rFonts w:ascii="微软雅黑" w:eastAsia="微软雅黑" w:hAnsi="微软雅黑" w:cs="微软雅黑" w:hint="eastAsia"/>
-          <w:color w:val="000000" w:themeColor="text1"/>
-          <w:sz w:val="24"/>
+        <w:ind w:left="0" w:firstLine="480" w:firstLineChars="200"/>
+        <w:rPr>
+          <w:rFonts w:ascii="微软雅黑" w:hAnsi="微软雅黑" w:eastAsia="微软雅黑" w:cs="微软雅黑"/>
+          <w:color w:val="000000" w:themeColor="text1"/>
+          <w:sz w:val="24"/>
+          <w14:textFill>
+            <w14:solidFill>
+              <w14:schemeClr w14:val="tx1"/>
+            </w14:solidFill>
+          </w14:textFill>
+        </w:rPr>
+      </w:pPr>
+      <w:r>
+        <w:rPr>
+          <w:rFonts w:hint="eastAsia" w:ascii="微软雅黑" w:hAnsi="微软雅黑" w:eastAsia="微软雅黑" w:cs="微软雅黑"/>
+          <w:color w:val="000000" w:themeColor="text1"/>
+          <w:sz w:val="24"/>
+          <w14:textFill>
+            <w14:solidFill>
+              <w14:schemeClr w14:val="tx1"/>
+            </w14:solidFill>
+          </w14:textFill>
         </w:rPr>
         <w:t>交际能力强，能激发别人的热情</w:t>
       </w:r>
@@ -3155,18 +3134,28 @@
           <w:ilvl w:val="0"/>
           <w:numId w:val="1"/>
         </w:numPr>
-        <w:ind w:left="0" w:firstLineChars="200" w:firstLine="480"/>
-        <w:rPr>
-          <w:rFonts w:ascii="微软雅黑" w:eastAsia="微软雅黑" w:hAnsi="微软雅黑" w:cs="微软雅黑" w:hint="eastAsia"/>
-          <w:color w:val="000000" w:themeColor="text1"/>
-          <w:sz w:val="24"/>
-        </w:rPr>
-      </w:pPr>
-      <w:r>
-        <w:rPr>
-          <w:rFonts w:ascii="微软雅黑" w:eastAsia="微软雅黑" w:hAnsi="微软雅黑" w:cs="微软雅黑" w:hint="eastAsia"/>
-          <w:color w:val="000000" w:themeColor="text1"/>
-          <w:sz w:val="24"/>
+        <w:ind w:left="0" w:firstLine="480" w:firstLineChars="200"/>
+        <w:rPr>
+          <w:rFonts w:ascii="微软雅黑" w:hAnsi="微软雅黑" w:eastAsia="微软雅黑" w:cs="微软雅黑"/>
+          <w:color w:val="000000" w:themeColor="text1"/>
+          <w:sz w:val="24"/>
+          <w14:textFill>
+            <w14:solidFill>
+              <w14:schemeClr w14:val="tx1"/>
+            </w14:solidFill>
+          </w14:textFill>
+        </w:rPr>
+      </w:pPr>
+      <w:r>
+        <w:rPr>
+          <w:rFonts w:hint="eastAsia" w:ascii="微软雅黑" w:hAnsi="微软雅黑" w:eastAsia="微软雅黑" w:cs="微软雅黑"/>
+          <w:color w:val="000000" w:themeColor="text1"/>
+          <w:sz w:val="24"/>
+          <w14:textFill>
+            <w14:solidFill>
+              <w14:schemeClr w14:val="tx1"/>
+            </w14:solidFill>
+          </w14:textFill>
         </w:rPr>
         <w:t>能洞察别人，理解他人的需求和动机</w:t>
       </w:r>
@@ -3177,41 +3166,61 @@
           <w:ilvl w:val="0"/>
           <w:numId w:val="1"/>
         </w:numPr>
-        <w:ind w:left="0" w:firstLineChars="200" w:firstLine="480"/>
-        <w:rPr>
-          <w:rFonts w:ascii="微软雅黑" w:eastAsia="微软雅黑" w:hAnsi="微软雅黑" w:cs="微软雅黑" w:hint="eastAsia"/>
-          <w:color w:val="000000" w:themeColor="text1"/>
-          <w:sz w:val="24"/>
-        </w:rPr>
-      </w:pPr>
-      <w:r>
-        <w:rPr>
-          <w:rFonts w:ascii="微软雅黑" w:eastAsia="微软雅黑" w:hAnsi="微软雅黑" w:cs="微软雅黑" w:hint="eastAsia"/>
-          <w:color w:val="000000" w:themeColor="text1"/>
-          <w:sz w:val="24"/>
+        <w:ind w:left="0" w:firstLine="480" w:firstLineChars="200"/>
+        <w:rPr>
+          <w:rFonts w:ascii="微软雅黑" w:hAnsi="微软雅黑" w:eastAsia="微软雅黑" w:cs="微软雅黑"/>
+          <w:color w:val="000000" w:themeColor="text1"/>
+          <w:sz w:val="24"/>
+          <w14:textFill>
+            <w14:solidFill>
+              <w14:schemeClr w14:val="tx1"/>
+            </w14:solidFill>
+          </w14:textFill>
+        </w:rPr>
+      </w:pPr>
+      <w:r>
+        <w:rPr>
+          <w:rFonts w:hint="eastAsia" w:ascii="微软雅黑" w:hAnsi="微软雅黑" w:eastAsia="微软雅黑" w:cs="微软雅黑"/>
+          <w:color w:val="000000" w:themeColor="text1"/>
+          <w:sz w:val="24"/>
+          <w14:textFill>
+            <w14:solidFill>
+              <w14:schemeClr w14:val="tx1"/>
+            </w14:solidFill>
+          </w14:textFill>
         </w:rPr>
         <w:t>适应能力强，能迅速改变自己的行事速度及目标</w:t>
       </w:r>
     </w:p>
     <w:p>
       <w:pPr>
-        <w:spacing w:beforeLines="70" w:before="218" w:afterLines="70" w:after="218"/>
+        <w:spacing w:before="218" w:beforeLines="70" w:after="218" w:afterLines="70"/>
         <w:ind w:left="420" w:hanging="420"/>
         <w:rPr>
-          <w:rFonts w:ascii="微软雅黑" w:eastAsia="微软雅黑" w:hAnsi="微软雅黑" w:cs="微软雅黑" w:hint="eastAsia"/>
+          <w:rFonts w:ascii="微软雅黑" w:hAnsi="微软雅黑" w:eastAsia="微软雅黑" w:cs="微软雅黑"/>
           <w:b/>
           <w:color w:val="000000" w:themeColor="text1"/>
           <w:sz w:val="32"/>
           <w:szCs w:val="32"/>
-        </w:rPr>
-      </w:pPr>
-      <w:r>
-        <w:rPr>
-          <w:rFonts w:ascii="微软雅黑" w:eastAsia="微软雅黑" w:hAnsi="微软雅黑" w:cs="微软雅黑" w:hint="eastAsia"/>
+          <w14:textFill>
+            <w14:solidFill>
+              <w14:schemeClr w14:val="tx1"/>
+            </w14:solidFill>
+          </w14:textFill>
+        </w:rPr>
+      </w:pPr>
+      <w:r>
+        <w:rPr>
+          <w:rFonts w:hint="eastAsia" w:ascii="微软雅黑" w:hAnsi="微软雅黑" w:eastAsia="微软雅黑" w:cs="微软雅黑"/>
           <w:b/>
           <w:color w:val="000000" w:themeColor="text1"/>
           <w:sz w:val="32"/>
           <w:szCs w:val="32"/>
+          <w14:textFill>
+            <w14:solidFill>
+              <w14:schemeClr w14:val="tx1"/>
+            </w14:solidFill>
+          </w14:textFill>
         </w:rPr>
         <w:t>工作中的劣势</w:t>
       </w:r>
@@ -3222,18 +3231,28 @@
           <w:ilvl w:val="0"/>
           <w:numId w:val="2"/>
         </w:numPr>
-        <w:ind w:left="0" w:firstLineChars="200" w:firstLine="480"/>
-        <w:rPr>
-          <w:rFonts w:ascii="微软雅黑" w:eastAsia="微软雅黑" w:hAnsi="微软雅黑" w:cs="微软雅黑" w:hint="eastAsia"/>
-          <w:color w:val="000000" w:themeColor="text1"/>
-          <w:sz w:val="24"/>
-        </w:rPr>
-      </w:pPr>
-      <w:r>
-        <w:rPr>
-          <w:rFonts w:ascii="微软雅黑" w:eastAsia="微软雅黑" w:hAnsi="微软雅黑" w:cs="微软雅黑" w:hint="eastAsia"/>
-          <w:color w:val="000000" w:themeColor="text1"/>
-          <w:sz w:val="24"/>
+        <w:ind w:left="0" w:firstLine="480" w:firstLineChars="200"/>
+        <w:rPr>
+          <w:rFonts w:ascii="微软雅黑" w:hAnsi="微软雅黑" w:eastAsia="微软雅黑" w:cs="微软雅黑"/>
+          <w:color w:val="000000" w:themeColor="text1"/>
+          <w:sz w:val="24"/>
+          <w14:textFill>
+            <w14:solidFill>
+              <w14:schemeClr w14:val="tx1"/>
+            </w14:solidFill>
+          </w14:textFill>
+        </w:rPr>
+      </w:pPr>
+      <w:r>
+        <w:rPr>
+          <w:rFonts w:hint="eastAsia" w:ascii="微软雅黑" w:hAnsi="微软雅黑" w:eastAsia="微软雅黑" w:cs="微软雅黑"/>
+          <w:color w:val="000000" w:themeColor="text1"/>
+          <w:sz w:val="24"/>
+          <w14:textFill>
+            <w14:solidFill>
+              <w14:schemeClr w14:val="tx1"/>
+            </w14:solidFill>
+          </w14:textFill>
         </w:rPr>
         <w:t>不善于把握事情的轻重缓急，难以决定事情的优先级</w:t>
       </w:r>
@@ -3244,18 +3263,28 @@
           <w:ilvl w:val="0"/>
           <w:numId w:val="2"/>
         </w:numPr>
-        <w:ind w:left="0" w:firstLineChars="200" w:firstLine="480"/>
-        <w:rPr>
-          <w:rFonts w:ascii="微软雅黑" w:eastAsia="微软雅黑" w:hAnsi="微软雅黑" w:cs="微软雅黑" w:hint="eastAsia"/>
-          <w:color w:val="000000" w:themeColor="text1"/>
-          <w:sz w:val="24"/>
-        </w:rPr>
-      </w:pPr>
-      <w:r>
-        <w:rPr>
-          <w:rFonts w:ascii="微软雅黑" w:eastAsia="微软雅黑" w:hAnsi="微软雅黑" w:cs="微软雅黑" w:hint="eastAsia"/>
-          <w:color w:val="000000" w:themeColor="text1"/>
-          <w:sz w:val="24"/>
+        <w:ind w:left="0" w:firstLine="480" w:firstLineChars="200"/>
+        <w:rPr>
+          <w:rFonts w:ascii="微软雅黑" w:hAnsi="微软雅黑" w:eastAsia="微软雅黑" w:cs="微软雅黑"/>
+          <w:color w:val="000000" w:themeColor="text1"/>
+          <w:sz w:val="24"/>
+          <w14:textFill>
+            <w14:solidFill>
+              <w14:schemeClr w14:val="tx1"/>
+            </w14:solidFill>
+          </w14:textFill>
+        </w:rPr>
+      </w:pPr>
+      <w:r>
+        <w:rPr>
+          <w:rFonts w:hint="eastAsia" w:ascii="微软雅黑" w:hAnsi="微软雅黑" w:eastAsia="微软雅黑" w:cs="微软雅黑"/>
+          <w:color w:val="000000" w:themeColor="text1"/>
+          <w:sz w:val="24"/>
+          <w14:textFill>
+            <w14:solidFill>
+              <w14:schemeClr w14:val="tx1"/>
+            </w14:solidFill>
+          </w14:textFill>
         </w:rPr>
         <w:t>对于缺乏独创性的人没有耐心</w:t>
       </w:r>
@@ -3266,18 +3295,28 @@
           <w:ilvl w:val="0"/>
           <w:numId w:val="2"/>
         </w:numPr>
-        <w:ind w:left="0" w:firstLineChars="200" w:firstLine="480"/>
-        <w:rPr>
-          <w:rFonts w:ascii="微软雅黑" w:eastAsia="微软雅黑" w:hAnsi="微软雅黑" w:cs="微软雅黑" w:hint="eastAsia"/>
-          <w:color w:val="000000" w:themeColor="text1"/>
-          <w:sz w:val="24"/>
-        </w:rPr>
-      </w:pPr>
-      <w:r>
-        <w:rPr>
-          <w:rFonts w:ascii="微软雅黑" w:eastAsia="微软雅黑" w:hAnsi="微软雅黑" w:cs="微软雅黑" w:hint="eastAsia"/>
-          <w:color w:val="000000" w:themeColor="text1"/>
-          <w:sz w:val="24"/>
+        <w:ind w:left="0" w:firstLine="480" w:firstLineChars="200"/>
+        <w:rPr>
+          <w:rFonts w:ascii="微软雅黑" w:hAnsi="微软雅黑" w:eastAsia="微软雅黑" w:cs="微软雅黑"/>
+          <w:color w:val="000000" w:themeColor="text1"/>
+          <w:sz w:val="24"/>
+          <w14:textFill>
+            <w14:solidFill>
+              <w14:schemeClr w14:val="tx1"/>
+            </w14:solidFill>
+          </w14:textFill>
+        </w:rPr>
+      </w:pPr>
+      <w:r>
+        <w:rPr>
+          <w:rFonts w:hint="eastAsia" w:ascii="微软雅黑" w:hAnsi="微软雅黑" w:eastAsia="微软雅黑" w:cs="微软雅黑"/>
+          <w:color w:val="000000" w:themeColor="text1"/>
+          <w:sz w:val="24"/>
+          <w14:textFill>
+            <w14:solidFill>
+              <w14:schemeClr w14:val="tx1"/>
+            </w14:solidFill>
+          </w14:textFill>
         </w:rPr>
         <w:t>不愿意遵循传统或常规的方式行事</w:t>
       </w:r>
@@ -3288,18 +3327,28 @@
           <w:ilvl w:val="0"/>
           <w:numId w:val="2"/>
         </w:numPr>
-        <w:ind w:left="0" w:firstLineChars="200" w:firstLine="480"/>
-        <w:rPr>
-          <w:rFonts w:ascii="微软雅黑" w:eastAsia="微软雅黑" w:hAnsi="微软雅黑" w:cs="微软雅黑" w:hint="eastAsia"/>
-          <w:color w:val="000000" w:themeColor="text1"/>
-          <w:sz w:val="24"/>
-        </w:rPr>
-      </w:pPr>
-      <w:r>
-        <w:rPr>
-          <w:rFonts w:ascii="微软雅黑" w:eastAsia="微软雅黑" w:hAnsi="微软雅黑" w:cs="微软雅黑" w:hint="eastAsia"/>
-          <w:color w:val="000000" w:themeColor="text1"/>
-          <w:sz w:val="24"/>
+        <w:ind w:left="0" w:firstLine="480" w:firstLineChars="200"/>
+        <w:rPr>
+          <w:rFonts w:ascii="微软雅黑" w:hAnsi="微软雅黑" w:eastAsia="微软雅黑" w:cs="微软雅黑"/>
+          <w:color w:val="000000" w:themeColor="text1"/>
+          <w:sz w:val="24"/>
+          <w14:textFill>
+            <w14:solidFill>
+              <w14:schemeClr w14:val="tx1"/>
+            </w14:solidFill>
+          </w14:textFill>
+        </w:rPr>
+      </w:pPr>
+      <w:r>
+        <w:rPr>
+          <w:rFonts w:hint="eastAsia" w:ascii="微软雅黑" w:hAnsi="微软雅黑" w:eastAsia="微软雅黑" w:cs="微软雅黑"/>
+          <w:color w:val="000000" w:themeColor="text1"/>
+          <w:sz w:val="24"/>
+          <w14:textFill>
+            <w14:solidFill>
+              <w14:schemeClr w14:val="tx1"/>
+            </w14:solidFill>
+          </w14:textFill>
         </w:rPr>
         <w:t>易于烦躁或不耐烦，尤其是当工作中创造性部分完成后</w:t>
       </w:r>
@@ -3310,18 +3359,28 @@
           <w:ilvl w:val="0"/>
           <w:numId w:val="2"/>
         </w:numPr>
-        <w:ind w:left="0" w:firstLineChars="200" w:firstLine="480"/>
-        <w:rPr>
-          <w:rFonts w:ascii="微软雅黑" w:eastAsia="微软雅黑" w:hAnsi="微软雅黑" w:cs="微软雅黑" w:hint="eastAsia"/>
-          <w:color w:val="000000" w:themeColor="text1"/>
-          <w:sz w:val="24"/>
-        </w:rPr>
-      </w:pPr>
-      <w:r>
-        <w:rPr>
-          <w:rFonts w:ascii="微软雅黑" w:eastAsia="微软雅黑" w:hAnsi="微软雅黑" w:cs="微软雅黑" w:hint="eastAsia"/>
-          <w:color w:val="000000" w:themeColor="text1"/>
-          <w:sz w:val="24"/>
+        <w:ind w:left="0" w:firstLine="480" w:firstLineChars="200"/>
+        <w:rPr>
+          <w:rFonts w:ascii="微软雅黑" w:hAnsi="微软雅黑" w:eastAsia="微软雅黑" w:cs="微软雅黑"/>
+          <w:color w:val="000000" w:themeColor="text1"/>
+          <w:sz w:val="24"/>
+          <w14:textFill>
+            <w14:solidFill>
+              <w14:schemeClr w14:val="tx1"/>
+            </w14:solidFill>
+          </w14:textFill>
+        </w:rPr>
+      </w:pPr>
+      <w:r>
+        <w:rPr>
+          <w:rFonts w:hint="eastAsia" w:ascii="微软雅黑" w:hAnsi="微软雅黑" w:eastAsia="微软雅黑" w:cs="微软雅黑"/>
+          <w:color w:val="000000" w:themeColor="text1"/>
+          <w:sz w:val="24"/>
+          <w14:textFill>
+            <w14:solidFill>
+              <w14:schemeClr w14:val="tx1"/>
+            </w14:solidFill>
+          </w14:textFill>
         </w:rPr>
         <w:t>讨厌做重复性任务，不能容忍与过于严谨的组织或个人共事</w:t>
       </w:r>
@@ -3332,18 +3391,28 @@
           <w:ilvl w:val="0"/>
           <w:numId w:val="2"/>
         </w:numPr>
-        <w:ind w:left="0" w:firstLineChars="200" w:firstLine="480"/>
-        <w:rPr>
-          <w:rFonts w:ascii="微软雅黑" w:eastAsia="微软雅黑" w:hAnsi="微软雅黑" w:cs="微软雅黑" w:hint="eastAsia"/>
-          <w:color w:val="000000" w:themeColor="text1"/>
-          <w:sz w:val="24"/>
-        </w:rPr>
-      </w:pPr>
-      <w:r>
-        <w:rPr>
-          <w:rFonts w:ascii="微软雅黑" w:eastAsia="微软雅黑" w:hAnsi="微软雅黑" w:cs="微软雅黑" w:hint="eastAsia"/>
-          <w:color w:val="000000" w:themeColor="text1"/>
-          <w:sz w:val="24"/>
+        <w:ind w:left="0" w:firstLine="480" w:firstLineChars="200"/>
+        <w:rPr>
+          <w:rFonts w:ascii="微软雅黑" w:hAnsi="微软雅黑" w:eastAsia="微软雅黑" w:cs="微软雅黑"/>
+          <w:color w:val="000000" w:themeColor="text1"/>
+          <w:sz w:val="24"/>
+          <w14:textFill>
+            <w14:solidFill>
+              <w14:schemeClr w14:val="tx1"/>
+            </w14:solidFill>
+          </w14:textFill>
+        </w:rPr>
+      </w:pPr>
+      <w:r>
+        <w:rPr>
+          <w:rFonts w:hint="eastAsia" w:ascii="微软雅黑" w:hAnsi="微软雅黑" w:eastAsia="微软雅黑" w:cs="微软雅黑"/>
+          <w:color w:val="000000" w:themeColor="text1"/>
+          <w:sz w:val="24"/>
+          <w14:textFill>
+            <w14:solidFill>
+              <w14:schemeClr w14:val="tx1"/>
+            </w14:solidFill>
+          </w14:textFill>
         </w:rPr>
         <w:t>倾向于关注可能发生的事情，而非实际的或极可能发生的事情</w:t>
       </w:r>
@@ -3351,341 +3420,181 @@
     <w:p>
       <w:pPr>
         <w:rPr>
-          <w:rFonts w:ascii="微软雅黑" w:eastAsia="微软雅黑" w:hAnsi="微软雅黑" w:cs="微软雅黑" w:hint="eastAsia"/>
+          <w:rFonts w:ascii="微软雅黑" w:hAnsi="微软雅黑" w:eastAsia="微软雅黑" w:cs="微软雅黑"/>
           <w:b/>
           <w:color w:val="000000" w:themeColor="text1"/>
           <w:sz w:val="10"/>
           <w:szCs w:val="10"/>
+          <w14:textFill>
+            <w14:solidFill>
+              <w14:schemeClr w14:val="tx1"/>
+            </w14:solidFill>
+          </w14:textFill>
         </w:rPr>
       </w:pPr>
     </w:p>
+    <w:tbl>
+      <w:tblPr>
+        <w:tblStyle w:val="7"/>
+        <w:tblW w:w="11906" w:type="dxa"/>
+        <w:jc w:val="center"/>
+        <w:tblBorders>
+          <w:top w:val="none" w:color="auto" w:sz="0" w:space="0"/>
+          <w:left w:val="none" w:color="auto" w:sz="0" w:space="0"/>
+          <w:bottom w:val="none" w:color="auto" w:sz="0" w:space="0"/>
+          <w:right w:val="none" w:color="auto" w:sz="0" w:space="0"/>
+          <w:insideH w:val="none" w:color="auto" w:sz="0" w:space="0"/>
+          <w:insideV w:val="none" w:color="auto" w:sz="0" w:space="0"/>
+        </w:tblBorders>
+        <w:shd w:val="clear" w:color="auto" w:fill="F1F1F1" w:themeFill="background1" w:themeFillShade="F2"/>
+        <w:tblLayout w:type="autofit"/>
+        <w:tblCellMar>
+          <w:top w:w="0" w:type="dxa"/>
+          <w:left w:w="108" w:type="dxa"/>
+          <w:bottom w:w="0" w:type="dxa"/>
+          <w:right w:w="108" w:type="dxa"/>
+        </w:tblCellMar>
+      </w:tblPr>
+      <w:tblGrid>
+        <w:gridCol w:w="11906"/>
+      </w:tblGrid>
+      <w:tr>
+        <w:tblPrEx>
+          <w:tblBorders>
+            <w:top w:val="none" w:color="auto" w:sz="0" w:space="0"/>
+            <w:left w:val="none" w:color="auto" w:sz="0" w:space="0"/>
+            <w:bottom w:val="none" w:color="auto" w:sz="0" w:space="0"/>
+            <w:right w:val="none" w:color="auto" w:sz="0" w:space="0"/>
+            <w:insideH w:val="none" w:color="auto" w:sz="0" w:space="0"/>
+            <w:insideV w:val="none" w:color="auto" w:sz="0" w:space="0"/>
+          </w:tblBorders>
+          <w:shd w:val="clear" w:color="auto" w:fill="F1F1F1" w:themeFill="background1" w:themeFillShade="F2"/>
+          <w:tblCellMar>
+            <w:top w:w="0" w:type="dxa"/>
+            <w:left w:w="108" w:type="dxa"/>
+            <w:bottom w:w="0" w:type="dxa"/>
+            <w:right w:w="108" w:type="dxa"/>
+          </w:tblCellMar>
+        </w:tblPrEx>
+        <w:trPr>
+          <w:trHeight w:val="850" w:hRule="atLeast"/>
+          <w:jc w:val="center"/>
+        </w:trPr>
+        <w:tc>
+          <w:tcPr>
+            <w:tcW w:w="11906" w:type="dxa"/>
+            <w:shd w:val="clear" w:color="auto" w:fill="F1F1F1" w:themeFill="background1" w:themeFillShade="F2"/>
+            <w:vAlign w:val="center"/>
+          </w:tcPr>
+          <w:p>
+            <w:pPr>
+              <w:pStyle w:val="5"/>
+              <w:spacing w:beforeAutospacing="0" w:afterAutospacing="0"/>
+              <w:jc w:val="center"/>
+              <w:rPr>
+                <w:rFonts w:ascii="微软雅黑" w:hAnsi="微软雅黑" w:eastAsia="微软雅黑" w:cs="微软雅黑"/>
+                <w:b/>
+                <w:color w:val="249087" w:themeColor="accent5" w:themeShade="BF"/>
+                <w:kern w:val="24"/>
+                <w:sz w:val="52"/>
+                <w:szCs w:val="52"/>
+              </w:rPr>
+            </w:pPr>
+            <w:bookmarkStart w:id="2" w:name="OLE_LINK4"/>
+            <w:r>
+              <w:rPr>
+                <w:rFonts w:hint="eastAsia" w:ascii="微软雅黑" w:hAnsi="微软雅黑" w:eastAsia="微软雅黑" w:cs="微软雅黑"/>
+                <w:b/>
+                <w:color w:val="249087" w:themeColor="accent5" w:themeShade="BF"/>
+                <w:kern w:val="24"/>
+                <w:sz w:val="52"/>
+                <w:szCs w:val="52"/>
+              </w:rPr>
+              <w:t>第四部分  职业发展建议</w:t>
+            </w:r>
+          </w:p>
+        </w:tc>
+      </w:tr>
+    </w:tbl>
     <w:p>
       <w:pPr>
-        <w:rPr>
-          <w:rFonts w:ascii="微软雅黑" w:eastAsia="微软雅黑" w:hAnsi="微软雅黑" w:cs="微软雅黑" w:hint="eastAsia"/>
-          <w:b/>
-          <w:color w:val="000000" w:themeColor="text1"/>
-          <w:sz w:val="10"/>
-          <w:szCs w:val="10"/>
-        </w:rPr>
-      </w:pPr>
-      <w:r>
-        <w:rPr>
-          <w:rFonts w:ascii="微软雅黑" w:eastAsia="微软雅黑" w:hAnsi="微软雅黑"/>
-          <w:noProof/>
-          <w:color w:val="000000" w:themeColor="text1"/>
-          <w:sz w:val="44"/>
-        </w:rPr>
-        <mc:AlternateContent>
-          <mc:Choice Requires="wps">
-            <w:drawing>
-              <wp:anchor distT="0" distB="0" distL="114300" distR="114300" simplePos="0" relativeHeight="251663360" behindDoc="0" locked="0" layoutInCell="1" allowOverlap="1" wp14:anchorId="5E42C10E" wp14:editId="41F52CEC">
-                <wp:simplePos x="0" y="0"/>
-                <wp:positionH relativeFrom="column">
-                  <wp:posOffset>-1066800</wp:posOffset>
-                </wp:positionH>
-                <wp:positionV relativeFrom="paragraph">
-                  <wp:posOffset>5715</wp:posOffset>
-                </wp:positionV>
-                <wp:extent cx="7541895" cy="969010"/>
-                <wp:effectExtent l="0" t="0" r="1905" b="2540"/>
-                <wp:wrapNone/>
-                <wp:docPr id="25" name="矩形 25"/>
-                <wp:cNvGraphicFramePr/>
-                <a:graphic xmlns:a="http://schemas.openxmlformats.org/drawingml/2006/main">
-                  <a:graphicData uri="http://schemas.microsoft.com/office/word/2010/wordprocessingShape">
-                    <wps:wsp>
-                      <wps:cNvSpPr/>
-                      <wps:spPr>
-                        <a:xfrm>
-                          <a:off x="0" y="0"/>
-                          <a:ext cx="7541895" cy="969010"/>
-                        </a:xfrm>
-                        <a:prstGeom prst="rect">
-                          <a:avLst/>
-                        </a:prstGeom>
-                        <a:solidFill>
-                          <a:schemeClr val="bg1">
-                            <a:lumMod val="95000"/>
-                            <a:alpha val="60000"/>
-                          </a:schemeClr>
-                        </a:solidFill>
-                        <a:ln>
-                          <a:noFill/>
-                        </a:ln>
-                      </wps:spPr>
-                      <wps:style>
-                        <a:lnRef idx="2">
-                          <a:schemeClr val="accent1">
-                            <a:lumMod val="75000"/>
-                          </a:schemeClr>
-                        </a:lnRef>
-                        <a:fillRef idx="1">
-                          <a:schemeClr val="accent1"/>
-                        </a:fillRef>
-                        <a:effectRef idx="0">
-                          <a:srgbClr val="FFFFFF"/>
-                        </a:effectRef>
-                        <a:fontRef idx="minor">
-                          <a:schemeClr val="lt1"/>
-                        </a:fontRef>
-                      </wps:style>
-                      <wps:bodyPr rot="0" spcFirstLastPara="0" vertOverflow="overflow" horzOverflow="overflow" vert="horz" wrap="square" lIns="91440" tIns="45720" rIns="91440" bIns="45720" numCol="1" spcCol="0" rtlCol="0" fromWordArt="0" anchor="ctr" anchorCtr="0" forceAA="0" compatLnSpc="1">
-                        <a:noAutofit/>
-                      </wps:bodyPr>
-                    </wps:wsp>
-                  </a:graphicData>
-                </a:graphic>
-              </wp:anchor>
-            </w:drawing>
-          </mc:Choice>
-          <mc:Fallback>
-            <w:pict>
-              <v:rect w14:anchorId="31EDFD7E" id="矩形 25" o:spid="_x0000_s1026" style="position:absolute;margin-left:-84pt;margin-top:.45pt;width:593.85pt;height:76.3pt;z-index:251663360;visibility:visible;mso-wrap-style:square;mso-wrap-distance-left:9pt;mso-wrap-distance-top:0;mso-wrap-distance-right:9pt;mso-wrap-distance-bottom:0;mso-position-horizontal:absolute;mso-position-horizontal-relative:text;mso-position-vertical:absolute;mso-position-vertical-relative:text;v-text-anchor:middle" o:gfxdata="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" fillcolor="#f2f2f2 [3052]" stroked="f" strokeweight="1pt">
-                <v:fill opacity="39321f"/>
-              </v:rect>
-            </w:pict>
-          </mc:Fallback>
-        </mc:AlternateContent>
-      </w:r>
-    </w:p>
-    <w:p>
-      <w:pPr>
-        <w:rPr>
-          <w:rFonts w:ascii="微软雅黑" w:eastAsia="微软雅黑" w:hAnsi="微软雅黑" w:cs="微软雅黑" w:hint="eastAsia"/>
-          <w:b/>
-          <w:color w:val="000000" w:themeColor="text1"/>
-          <w:sz w:val="10"/>
-          <w:szCs w:val="10"/>
-        </w:rPr>
-      </w:pPr>
-      <w:r>
-        <w:rPr>
-          <w:rFonts w:ascii="微软雅黑" w:eastAsia="微软雅黑" w:hAnsi="微软雅黑"/>
-          <w:noProof/>
-          <w:color w:val="000000" w:themeColor="text1"/>
-        </w:rPr>
-        <mc:AlternateContent>
-          <mc:Choice Requires="wps">
-            <w:drawing>
-              <wp:anchor distT="0" distB="0" distL="114300" distR="114300" simplePos="0" relativeHeight="251665408" behindDoc="0" locked="0" layoutInCell="1" allowOverlap="1" wp14:anchorId="75C936B8" wp14:editId="43451AA5">
-                <wp:simplePos x="0" y="0"/>
-                <wp:positionH relativeFrom="column">
-                  <wp:posOffset>43815</wp:posOffset>
-                </wp:positionH>
-                <wp:positionV relativeFrom="paragraph">
-                  <wp:posOffset>19685</wp:posOffset>
-                </wp:positionV>
-                <wp:extent cx="4925060" cy="579120"/>
-                <wp:effectExtent l="0" t="0" r="0" b="0"/>
-                <wp:wrapNone/>
-                <wp:docPr id="26" name="矩形 5"/>
-                <wp:cNvGraphicFramePr/>
-                <a:graphic xmlns:a="http://schemas.openxmlformats.org/drawingml/2006/main">
-                  <a:graphicData uri="http://schemas.microsoft.com/office/word/2010/wordprocessingShape">
-                    <wps:wsp>
-                      <wps:cNvSpPr/>
-                      <wps:spPr>
-                        <a:xfrm>
-                          <a:off x="0" y="0"/>
-                          <a:ext cx="4925060" cy="579120"/>
-                        </a:xfrm>
-                        <a:prstGeom prst="rect">
-                          <a:avLst/>
-                        </a:prstGeom>
-                        <a:noFill/>
-                      </wps:spPr>
-                      <wps:txbx>
-                        <w:txbxContent>
-                          <w:p>
-                            <w:pPr>
-                              <w:pStyle w:val="a7"/>
-                              <w:jc w:val="center"/>
-                              <w:rPr>
-                                <w:rFonts w:ascii="微软雅黑" w:eastAsia="微软雅黑" w:hAnsi="微软雅黑" w:cs="微软雅黑" w:hint="eastAsia"/>
-                                <w:b/>
-                                <w:sz w:val="52"/>
-                                <w:szCs w:val="52"/>
-                              </w:rPr>
-                            </w:pPr>
-                            <w:proofErr w:type="gramStart"/>
-                            <w:r>
-                              <w:rPr>
-                                <w:rFonts w:ascii="微软雅黑" w:eastAsia="微软雅黑" w:hAnsi="微软雅黑" w:cs="微软雅黑" w:hint="eastAsia"/>
-                                <w:b/>
-                                <w:kern w:val="24"/>
-                                <w:sz w:val="52"/>
-                                <w:szCs w:val="52"/>
-                              </w:rPr>
-                              <w:t xml:space="preserve">第四部分  </w:t>
-                            </w:r>
-                            <w:r>
-                              <w:rPr>
-                                <w:rFonts w:ascii="微软雅黑" w:eastAsia="微软雅黑" w:hAnsi="微软雅黑" w:cs="微软雅黑" w:hint="eastAsia"/>
-                                <w:b/>
-                                <w:kern w:val="24"/>
-                                <w:sz w:val="52"/>
-                                <w:szCs w:val="52"/>
-                              </w:rPr>
-                              <w:t>职业发展建议</w:t>
-                            </w:r>
-                            <w:proofErr w:type="gramEnd"/>
-                          </w:p>
-                        </w:txbxContent>
-                      </wps:txbx>
-                      <wps:bodyPr wrap="square" lIns="0" tIns="0" rIns="0" bIns="0" rtlCol="0" anchor="b" anchorCtr="0">
-                        <a:noAutofit/>
-                      </wps:bodyPr>
-                    </wps:wsp>
-                  </a:graphicData>
-                </a:graphic>
-              </wp:anchor>
-            </w:drawing>
-          </mc:Choice>
-          <mc:Fallback>
-            <w:pict>
-              <v:rect w14:anchorId="75C936B8" id="_x0000_s1037" style="position:absolute;left:0;text-align:left;margin-left:3.45pt;margin-top:1.55pt;width:387.8pt;height:45.6pt;z-index:251665408;visibility:visible;mso-wrap-style:square;mso-wrap-distance-left:9pt;mso-wrap-distance-top:0;mso-wrap-distance-right:9pt;mso-wrap-distance-bottom:0;mso-position-horizontal:absolute;mso-position-horizontal-relative:text;mso-position-vertical:absolute;mso-position-vertical-relative:text;v-text-anchor:bottom" o:gfxdata="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" filled="f" stroked="f">
-                <v:textbox inset="0,0,0,0">
-                  <w:txbxContent>
-                    <w:p>
-                      <w:pPr>
-                        <w:pStyle w:val="a7"/>
-                        <w:jc w:val="center"/>
-                        <w:rPr>
-                          <w:rFonts w:ascii="微软雅黑" w:eastAsia="微软雅黑" w:hAnsi="微软雅黑" w:cs="微软雅黑" w:hint="eastAsia"/>
-                          <w:b/>
-                          <w:sz w:val="52"/>
-                          <w:szCs w:val="52"/>
-                        </w:rPr>
-                      </w:pPr>
-                      <w:proofErr w:type="gramStart"/>
-                      <w:r>
-                        <w:rPr>
-                          <w:rFonts w:ascii="微软雅黑" w:eastAsia="微软雅黑" w:hAnsi="微软雅黑" w:cs="微软雅黑" w:hint="eastAsia"/>
-                          <w:b/>
-                          <w:kern w:val="24"/>
-                          <w:sz w:val="52"/>
-                          <w:szCs w:val="52"/>
-                        </w:rPr>
-                        <w:t xml:space="preserve">第四部分  </w:t>
-                      </w:r>
-                      <w:r>
-                        <w:rPr>
-                          <w:rFonts w:ascii="微软雅黑" w:eastAsia="微软雅黑" w:hAnsi="微软雅黑" w:cs="微软雅黑" w:hint="eastAsia"/>
-                          <w:b/>
-                          <w:kern w:val="24"/>
-                          <w:sz w:val="52"/>
-                          <w:szCs w:val="52"/>
-                        </w:rPr>
-                        <w:t>职业发展建议</w:t>
-                      </w:r>
-                      <w:proofErr w:type="gramEnd"/>
-                    </w:p>
-                  </w:txbxContent>
-                </v:textbox>
-              </v:rect>
-            </w:pict>
-          </mc:Fallback>
-        </mc:AlternateContent>
-      </w:r>
-    </w:p>
-    <w:p>
-      <w:pPr>
-        <w:rPr>
-          <w:rFonts w:ascii="微软雅黑" w:eastAsia="微软雅黑" w:hAnsi="微软雅黑" w:cs="微软雅黑" w:hint="eastAsia"/>
-          <w:b/>
-          <w:color w:val="000000" w:themeColor="text1"/>
-          <w:sz w:val="10"/>
-          <w:szCs w:val="10"/>
-        </w:rPr>
-      </w:pPr>
-    </w:p>
-    <w:p>
-      <w:pPr>
-        <w:rPr>
-          <w:rFonts w:ascii="微软雅黑" w:eastAsia="微软雅黑" w:hAnsi="微软雅黑" w:cs="微软雅黑" w:hint="eastAsia"/>
-          <w:b/>
-          <w:color w:val="000000" w:themeColor="text1"/>
-          <w:sz w:val="10"/>
-          <w:szCs w:val="10"/>
-        </w:rPr>
-      </w:pPr>
-    </w:p>
-    <w:p>
-      <w:pPr>
-        <w:rPr>
-          <w:rFonts w:ascii="微软雅黑" w:eastAsia="微软雅黑" w:hAnsi="微软雅黑" w:cs="微软雅黑" w:hint="eastAsia"/>
-          <w:b/>
-          <w:color w:val="000000" w:themeColor="text1"/>
-          <w:sz w:val="10"/>
-          <w:szCs w:val="10"/>
-        </w:rPr>
-      </w:pPr>
-    </w:p>
-    <w:p>
-      <w:pPr>
-        <w:pStyle w:val="a3"/>
-        <w:spacing w:before="37"/>
-        <w:ind w:right="31" w:firstLineChars="200" w:firstLine="492"/>
-        <w:rPr>
-          <w:rFonts w:hint="eastAsia"/>
-          <w:color w:val="000000" w:themeColor="text1"/>
-          <w:spacing w:val="3"/>
-          <w:sz w:val="24"/>
-          <w:szCs w:val="24"/>
-          <w:lang w:eastAsia="zh-CN"/>
-        </w:rPr>
-      </w:pPr>
-      <w:bookmarkStart w:id="2" w:name="OLE_LINK4"/>
-      <w:r>
-        <w:rPr>
-          <w:rFonts w:hint="eastAsia"/>
-          <w:color w:val="000000" w:themeColor="text1"/>
-          <w:spacing w:val="3"/>
-          <w:sz w:val="24"/>
-          <w:szCs w:val="24"/>
-          <w:lang w:eastAsia="zh-CN"/>
-        </w:rPr>
-        <w:lastRenderedPageBreak/>
+        <w:spacing w:line="520" w:lineRule="exact"/>
+        <w:ind w:firstLine="480" w:firstLineChars="200"/>
+        <w:rPr>
+          <w:rFonts w:ascii="微软雅黑" w:hAnsi="微软雅黑" w:eastAsia="微软雅黑" w:cs="微软雅黑"/>
+          <w:color w:val="000000" w:themeColor="text1"/>
+          <w:sz w:val="24"/>
+          <w14:textFill>
+            <w14:solidFill>
+              <w14:schemeClr w14:val="tx1"/>
+            </w14:solidFill>
+          </w14:textFill>
+        </w:rPr>
+      </w:pPr>
+      <w:r>
+        <w:rPr>
+          <w:rFonts w:hint="eastAsia" w:ascii="微软雅黑" w:hAnsi="微软雅黑" w:eastAsia="微软雅黑" w:cs="微软雅黑"/>
+          <w:color w:val="000000" w:themeColor="text1"/>
+          <w:sz w:val="24"/>
+          <w14:textFill>
+            <w14:solidFill>
+              <w14:schemeClr w14:val="tx1"/>
+            </w14:solidFill>
+          </w14:textFill>
+        </w:rPr>
         <w:t>特定的性格类型在特定的职业领域上，往往能够释放出更大的潜力，收获更为卓越的成绩。以下关于职业发展建议，将为你展现与自身性格相契合的职业场景，锚定适合自身发展的职业坐标。</w:t>
       </w:r>
     </w:p>
     <w:bookmarkEnd w:id="2"/>
     <w:p>
       <w:pPr>
-        <w:spacing w:beforeLines="70" w:before="218" w:afterLines="70" w:after="218"/>
+        <w:spacing w:before="218" w:beforeLines="70" w:after="218" w:afterLines="70"/>
         <w:ind w:left="420" w:hanging="420"/>
         <w:rPr>
-          <w:rFonts w:ascii="微软雅黑" w:eastAsia="微软雅黑" w:hAnsi="微软雅黑" w:cs="微软雅黑" w:hint="eastAsia"/>
+          <w:rFonts w:ascii="微软雅黑" w:hAnsi="微软雅黑" w:eastAsia="微软雅黑" w:cs="微软雅黑"/>
           <w:b/>
           <w:color w:val="000000" w:themeColor="text1"/>
           <w:sz w:val="32"/>
           <w:szCs w:val="32"/>
-        </w:rPr>
-      </w:pPr>
-      <w:r>
-        <w:rPr>
-          <w:rFonts w:ascii="微软雅黑" w:eastAsia="微软雅黑" w:hAnsi="微软雅黑" w:cs="微软雅黑" w:hint="eastAsia"/>
+          <w14:textFill>
+            <w14:solidFill>
+              <w14:schemeClr w14:val="tx1"/>
+            </w14:solidFill>
+          </w14:textFill>
+        </w:rPr>
+      </w:pPr>
+      <w:r>
+        <w:rPr>
+          <w:rFonts w:hint="eastAsia" w:ascii="微软雅黑" w:hAnsi="微软雅黑" w:eastAsia="微软雅黑" w:cs="微软雅黑"/>
           <w:b/>
           <w:color w:val="000000" w:themeColor="text1"/>
           <w:sz w:val="32"/>
           <w:szCs w:val="32"/>
+          <w14:textFill>
+            <w14:solidFill>
+              <w14:schemeClr w14:val="tx1"/>
+            </w14:solidFill>
+          </w14:textFill>
         </w:rPr>
         <w:t>职场角色：</w:t>
       </w:r>
     </w:p>
     <w:p>
       <w:pPr>
-        <w:pStyle w:val="a3"/>
+        <w:pStyle w:val="2"/>
         <w:spacing w:before="37"/>
-        <w:ind w:right="31" w:firstLineChars="200" w:firstLine="492"/>
-        <w:rPr>
-          <w:rFonts w:hint="eastAsia"/>
+        <w:ind w:right="31" w:firstLine="492" w:firstLineChars="200"/>
+        <w:rPr>
           <w:color w:val="000000" w:themeColor="text1"/>
           <w:spacing w:val="3"/>
           <w:sz w:val="24"/>
           <w:szCs w:val="24"/>
           <w:lang w:eastAsia="zh-CN"/>
+          <w14:textFill>
+            <w14:solidFill>
+              <w14:schemeClr w14:val="tx1"/>
+            </w14:solidFill>
+          </w14:textFill>
         </w:rPr>
       </w:pPr>
       <w:r>
@@ -3696,44 +3605,63 @@
           <w:sz w:val="24"/>
           <w:szCs w:val="24"/>
           <w:lang w:eastAsia="zh-CN"/>
+          <w14:textFill>
+            <w14:solidFill>
+              <w14:schemeClr w14:val="tx1"/>
+            </w14:solidFill>
+          </w14:textFill>
         </w:rPr>
         <w:t>启迪型</w:t>
       </w:r>
     </w:p>
     <w:p>
       <w:pPr>
-        <w:spacing w:beforeLines="70" w:before="218" w:afterLines="70" w:after="218"/>
+        <w:spacing w:before="218" w:beforeLines="70" w:after="218" w:afterLines="70"/>
         <w:ind w:left="420" w:hanging="420"/>
         <w:rPr>
-          <w:rFonts w:ascii="微软雅黑" w:eastAsia="微软雅黑" w:hAnsi="微软雅黑" w:cs="微软雅黑" w:hint="eastAsia"/>
+          <w:rFonts w:ascii="微软雅黑" w:hAnsi="微软雅黑" w:eastAsia="微软雅黑" w:cs="微软雅黑"/>
           <w:b/>
           <w:color w:val="000000" w:themeColor="text1"/>
           <w:sz w:val="32"/>
           <w:szCs w:val="32"/>
-        </w:rPr>
-      </w:pPr>
-      <w:r>
-        <w:rPr>
-          <w:rFonts w:ascii="微软雅黑" w:eastAsia="微软雅黑" w:hAnsi="微软雅黑" w:cs="微软雅黑" w:hint="eastAsia"/>
+          <w14:textFill>
+            <w14:solidFill>
+              <w14:schemeClr w14:val="tx1"/>
+            </w14:solidFill>
+          </w14:textFill>
+        </w:rPr>
+      </w:pPr>
+      <w:r>
+        <w:rPr>
+          <w:rFonts w:hint="eastAsia" w:ascii="微软雅黑" w:hAnsi="微软雅黑" w:eastAsia="微软雅黑" w:cs="微软雅黑"/>
           <w:b/>
           <w:color w:val="000000" w:themeColor="text1"/>
           <w:sz w:val="32"/>
           <w:szCs w:val="32"/>
+          <w14:textFill>
+            <w14:solidFill>
+              <w14:schemeClr w14:val="tx1"/>
+            </w14:solidFill>
+          </w14:textFill>
         </w:rPr>
         <w:t>职场定位：</w:t>
       </w:r>
     </w:p>
     <w:p>
       <w:pPr>
-        <w:pStyle w:val="a3"/>
-        <w:spacing w:before="37"/>
-        <w:ind w:right="31" w:firstLineChars="200" w:firstLine="492"/>
-        <w:rPr>
-          <w:rFonts w:hint="eastAsia"/>
+        <w:pStyle w:val="2"/>
+        <w:spacing w:before="37" w:line="520" w:lineRule="exact"/>
+        <w:ind w:right="28" w:firstLine="492" w:firstLineChars="200"/>
+        <w:rPr>
           <w:color w:val="000000" w:themeColor="text1"/>
           <w:sz w:val="24"/>
           <w:szCs w:val="24"/>
           <w:lang w:eastAsia="zh-CN"/>
+          <w14:textFill>
+            <w14:solidFill>
+              <w14:schemeClr w14:val="tx1"/>
+            </w14:solidFill>
+          </w14:textFill>
         </w:rPr>
       </w:pPr>
       <w:bookmarkStart w:id="3" w:name="OLE_LINK2"/>
@@ -3745,6 +3673,11 @@
           <w:sz w:val="24"/>
           <w:szCs w:val="24"/>
           <w:lang w:eastAsia="zh-CN"/>
+          <w14:textFill>
+            <w14:solidFill>
+              <w14:schemeClr w14:val="tx1"/>
+            </w14:solidFill>
+          </w14:textFill>
         </w:rPr>
         <w:t>致力于凭借自身无限的热情与创造力，激发他人的潜力和积极性，营造充满活力和创新氛围的环境，推动社会充满更多可能性与活力。</w:t>
       </w:r>
@@ -3752,41 +3685,61 @@
     <w:bookmarkEnd w:id="3"/>
     <w:p>
       <w:pPr>
-        <w:spacing w:beforeLines="70" w:before="218" w:afterLines="70" w:after="218"/>
+        <w:spacing w:before="218" w:beforeLines="70" w:after="218" w:afterLines="70"/>
         <w:ind w:left="420" w:hanging="420"/>
         <w:rPr>
-          <w:rFonts w:ascii="微软雅黑" w:eastAsia="微软雅黑" w:hAnsi="微软雅黑" w:cs="微软雅黑" w:hint="eastAsia"/>
+          <w:rFonts w:ascii="微软雅黑" w:hAnsi="微软雅黑" w:eastAsia="微软雅黑" w:cs="微软雅黑"/>
           <w:b/>
           <w:color w:val="000000" w:themeColor="text1"/>
           <w:sz w:val="32"/>
           <w:szCs w:val="32"/>
-        </w:rPr>
-      </w:pPr>
-      <w:r>
-        <w:rPr>
-          <w:rFonts w:ascii="微软雅黑" w:eastAsia="微软雅黑" w:hAnsi="微软雅黑" w:cs="微软雅黑" w:hint="eastAsia"/>
+          <w14:textFill>
+            <w14:solidFill>
+              <w14:schemeClr w14:val="tx1"/>
+            </w14:solidFill>
+          </w14:textFill>
+        </w:rPr>
+      </w:pPr>
+      <w:r>
+        <w:rPr>
+          <w:rFonts w:hint="eastAsia" w:ascii="微软雅黑" w:hAnsi="微软雅黑" w:eastAsia="微软雅黑" w:cs="微软雅黑"/>
           <w:b/>
           <w:color w:val="000000" w:themeColor="text1"/>
           <w:sz w:val="32"/>
           <w:szCs w:val="32"/>
+          <w14:textFill>
+            <w14:solidFill>
+              <w14:schemeClr w14:val="tx1"/>
+            </w14:solidFill>
+          </w14:textFill>
         </w:rPr>
         <w:t>适应的工作氛围</w:t>
       </w:r>
     </w:p>
     <w:p>
       <w:pPr>
-        <w:ind w:firstLineChars="200" w:firstLine="480"/>
-        <w:rPr>
-          <w:rFonts w:ascii="微软雅黑" w:eastAsia="微软雅黑" w:hAnsi="微软雅黑" w:cs="微软雅黑" w:hint="eastAsia"/>
-          <w:color w:val="000000" w:themeColor="text1"/>
-          <w:sz w:val="24"/>
-        </w:rPr>
-      </w:pPr>
-      <w:r>
-        <w:rPr>
-          <w:rFonts w:ascii="微软雅黑" w:eastAsia="微软雅黑" w:hAnsi="微软雅黑" w:cs="微软雅黑" w:hint="eastAsia"/>
-          <w:color w:val="000000" w:themeColor="text1"/>
-          <w:sz w:val="24"/>
+        <w:ind w:firstLine="480" w:firstLineChars="200"/>
+        <w:rPr>
+          <w:rFonts w:ascii="微软雅黑" w:hAnsi="微软雅黑" w:eastAsia="微软雅黑" w:cs="微软雅黑"/>
+          <w:color w:val="000000" w:themeColor="text1"/>
+          <w:sz w:val="24"/>
+          <w14:textFill>
+            <w14:solidFill>
+              <w14:schemeClr w14:val="tx1"/>
+            </w14:solidFill>
+          </w14:textFill>
+        </w:rPr>
+      </w:pPr>
+      <w:r>
+        <w:rPr>
+          <w:rFonts w:hint="eastAsia" w:ascii="微软雅黑" w:hAnsi="微软雅黑" w:eastAsia="微软雅黑" w:cs="微软雅黑"/>
+          <w:color w:val="000000" w:themeColor="text1"/>
+          <w:sz w:val="24"/>
+          <w14:textFill>
+            <w14:solidFill>
+              <w14:schemeClr w14:val="tx1"/>
+            </w14:solidFill>
+          </w14:textFill>
         </w:rPr>
         <w:t>作为该类型的人，职业满足意味着你应该：</w:t>
       </w:r>
@@ -3797,18 +3750,28 @@
           <w:ilvl w:val="0"/>
           <w:numId w:val="3"/>
         </w:numPr>
-        <w:ind w:left="0" w:firstLineChars="200" w:firstLine="480"/>
-        <w:rPr>
-          <w:rFonts w:ascii="微软雅黑" w:eastAsia="微软雅黑" w:hAnsi="微软雅黑" w:cs="微软雅黑" w:hint="eastAsia"/>
-          <w:color w:val="000000" w:themeColor="text1"/>
-          <w:sz w:val="24"/>
-        </w:rPr>
-      </w:pPr>
-      <w:r>
-        <w:rPr>
-          <w:rFonts w:ascii="微软雅黑" w:eastAsia="微软雅黑" w:hAnsi="微软雅黑" w:cs="微软雅黑" w:hint="eastAsia"/>
-          <w:color w:val="000000" w:themeColor="text1"/>
-          <w:sz w:val="24"/>
+        <w:ind w:left="0" w:firstLine="480" w:firstLineChars="200"/>
+        <w:rPr>
+          <w:rFonts w:ascii="微软雅黑" w:hAnsi="微软雅黑" w:eastAsia="微软雅黑" w:cs="微软雅黑"/>
+          <w:color w:val="000000" w:themeColor="text1"/>
+          <w:sz w:val="24"/>
+          <w14:textFill>
+            <w14:solidFill>
+              <w14:schemeClr w14:val="tx1"/>
+            </w14:solidFill>
+          </w14:textFill>
+        </w:rPr>
+      </w:pPr>
+      <w:r>
+        <w:rPr>
+          <w:rFonts w:hint="eastAsia" w:ascii="微软雅黑" w:hAnsi="微软雅黑" w:eastAsia="微软雅黑" w:cs="微软雅黑"/>
+          <w:color w:val="000000" w:themeColor="text1"/>
+          <w:sz w:val="24"/>
+          <w14:textFill>
+            <w14:solidFill>
+              <w14:schemeClr w14:val="tx1"/>
+            </w14:solidFill>
+          </w14:textFill>
         </w:rPr>
         <w:t>与各种各样的人组成群体，共同投身于各种不同的工作或项目中，激发创造性的灵感</w:t>
       </w:r>
@@ -3819,18 +3782,28 @@
           <w:ilvl w:val="0"/>
           <w:numId w:val="3"/>
         </w:numPr>
-        <w:ind w:left="0" w:firstLineChars="200" w:firstLine="480"/>
-        <w:rPr>
-          <w:rFonts w:ascii="微软雅黑" w:eastAsia="微软雅黑" w:hAnsi="微软雅黑" w:cs="微软雅黑" w:hint="eastAsia"/>
-          <w:color w:val="000000" w:themeColor="text1"/>
-          <w:sz w:val="24"/>
-        </w:rPr>
-      </w:pPr>
-      <w:r>
-        <w:rPr>
-          <w:rFonts w:ascii="微软雅黑" w:eastAsia="微软雅黑" w:hAnsi="微软雅黑" w:cs="微软雅黑" w:hint="eastAsia"/>
-          <w:color w:val="000000" w:themeColor="text1"/>
-          <w:sz w:val="24"/>
+        <w:ind w:left="0" w:firstLine="480" w:firstLineChars="200"/>
+        <w:rPr>
+          <w:rFonts w:ascii="微软雅黑" w:hAnsi="微软雅黑" w:eastAsia="微软雅黑" w:cs="微软雅黑"/>
+          <w:color w:val="000000" w:themeColor="text1"/>
+          <w:sz w:val="24"/>
+          <w14:textFill>
+            <w14:solidFill>
+              <w14:schemeClr w14:val="tx1"/>
+            </w14:solidFill>
+          </w14:textFill>
+        </w:rPr>
+      </w:pPr>
+      <w:r>
+        <w:rPr>
+          <w:rFonts w:hint="eastAsia" w:ascii="微软雅黑" w:hAnsi="微软雅黑" w:eastAsia="微软雅黑" w:cs="微软雅黑"/>
+          <w:color w:val="000000" w:themeColor="text1"/>
+          <w:sz w:val="24"/>
+          <w14:textFill>
+            <w14:solidFill>
+              <w14:schemeClr w14:val="tx1"/>
+            </w14:solidFill>
+          </w14:textFill>
         </w:rPr>
         <w:t>充满乐趣，富于挑战与变化</w:t>
       </w:r>
@@ -3841,18 +3814,28 @@
           <w:ilvl w:val="0"/>
           <w:numId w:val="3"/>
         </w:numPr>
-        <w:ind w:left="0" w:firstLineChars="200" w:firstLine="480"/>
-        <w:rPr>
-          <w:rFonts w:ascii="微软雅黑" w:eastAsia="微软雅黑" w:hAnsi="微软雅黑" w:cs="微软雅黑" w:hint="eastAsia"/>
-          <w:color w:val="000000" w:themeColor="text1"/>
-          <w:sz w:val="24"/>
-        </w:rPr>
-      </w:pPr>
-      <w:r>
-        <w:rPr>
-          <w:rFonts w:ascii="微软雅黑" w:eastAsia="微软雅黑" w:hAnsi="微软雅黑" w:cs="微软雅黑" w:hint="eastAsia"/>
-          <w:color w:val="000000" w:themeColor="text1"/>
-          <w:sz w:val="24"/>
+        <w:ind w:left="0" w:firstLine="480" w:firstLineChars="200"/>
+        <w:rPr>
+          <w:rFonts w:ascii="微软雅黑" w:hAnsi="微软雅黑" w:eastAsia="微软雅黑" w:cs="微软雅黑"/>
+          <w:color w:val="000000" w:themeColor="text1"/>
+          <w:sz w:val="24"/>
+          <w14:textFill>
+            <w14:solidFill>
+              <w14:schemeClr w14:val="tx1"/>
+            </w14:solidFill>
+          </w14:textFill>
+        </w:rPr>
+      </w:pPr>
+      <w:r>
+        <w:rPr>
+          <w:rFonts w:hint="eastAsia" w:ascii="微软雅黑" w:hAnsi="微软雅黑" w:eastAsia="微软雅黑" w:cs="微软雅黑"/>
+          <w:color w:val="000000" w:themeColor="text1"/>
+          <w:sz w:val="24"/>
+          <w14:textFill>
+            <w14:solidFill>
+              <w14:schemeClr w14:val="tx1"/>
+            </w14:solidFill>
+          </w14:textFill>
         </w:rPr>
         <w:t>有机会结识新朋友，学习新技能，并不断满足自己的好奇心</w:t>
       </w:r>
@@ -3863,18 +3846,28 @@
           <w:ilvl w:val="0"/>
           <w:numId w:val="3"/>
         </w:numPr>
-        <w:ind w:left="0" w:firstLineChars="200" w:firstLine="480"/>
-        <w:rPr>
-          <w:rFonts w:ascii="微软雅黑" w:eastAsia="微软雅黑" w:hAnsi="微软雅黑" w:cs="微软雅黑" w:hint="eastAsia"/>
-          <w:color w:val="000000" w:themeColor="text1"/>
-          <w:sz w:val="24"/>
-        </w:rPr>
-      </w:pPr>
-      <w:r>
-        <w:rPr>
-          <w:rFonts w:ascii="微软雅黑" w:eastAsia="微软雅黑" w:hAnsi="微软雅黑" w:cs="微软雅黑" w:hint="eastAsia"/>
-          <w:color w:val="000000" w:themeColor="text1"/>
-          <w:sz w:val="24"/>
+        <w:ind w:left="0" w:firstLine="480" w:firstLineChars="200"/>
+        <w:rPr>
+          <w:rFonts w:ascii="微软雅黑" w:hAnsi="微软雅黑" w:eastAsia="微软雅黑" w:cs="微软雅黑"/>
+          <w:color w:val="000000" w:themeColor="text1"/>
+          <w:sz w:val="24"/>
+          <w14:textFill>
+            <w14:solidFill>
+              <w14:schemeClr w14:val="tx1"/>
+            </w14:solidFill>
+          </w14:textFill>
+        </w:rPr>
+      </w:pPr>
+      <w:r>
+        <w:rPr>
+          <w:rFonts w:hint="eastAsia" w:ascii="微软雅黑" w:hAnsi="微软雅黑" w:eastAsia="微软雅黑" w:cs="微软雅黑"/>
+          <w:color w:val="000000" w:themeColor="text1"/>
+          <w:sz w:val="24"/>
+          <w14:textFill>
+            <w14:solidFill>
+              <w14:schemeClr w14:val="tx1"/>
+            </w14:solidFill>
+          </w14:textFill>
         </w:rPr>
         <w:t>工作环境友好轻松，充满幽默和善意，使人际冲突最小化</w:t>
       </w:r>
@@ -3885,18 +3878,28 @@
           <w:ilvl w:val="0"/>
           <w:numId w:val="3"/>
         </w:numPr>
-        <w:ind w:left="0" w:firstLineChars="200" w:firstLine="480"/>
-        <w:rPr>
-          <w:rFonts w:ascii="微软雅黑" w:eastAsia="微软雅黑" w:hAnsi="微软雅黑" w:cs="微软雅黑" w:hint="eastAsia"/>
-          <w:color w:val="000000" w:themeColor="text1"/>
-          <w:sz w:val="24"/>
-        </w:rPr>
-      </w:pPr>
-      <w:r>
-        <w:rPr>
-          <w:rFonts w:ascii="微软雅黑" w:eastAsia="微软雅黑" w:hAnsi="微软雅黑" w:cs="微软雅黑" w:hint="eastAsia"/>
-          <w:color w:val="000000" w:themeColor="text1"/>
-          <w:sz w:val="24"/>
+        <w:ind w:left="0" w:firstLine="480" w:firstLineChars="200"/>
+        <w:rPr>
+          <w:rFonts w:ascii="微软雅黑" w:hAnsi="微软雅黑" w:eastAsia="微软雅黑" w:cs="微软雅黑"/>
+          <w:color w:val="000000" w:themeColor="text1"/>
+          <w:sz w:val="24"/>
+          <w14:textFill>
+            <w14:solidFill>
+              <w14:schemeClr w14:val="tx1"/>
+            </w14:solidFill>
+          </w14:textFill>
+        </w:rPr>
+      </w:pPr>
+      <w:r>
+        <w:rPr>
+          <w:rFonts w:hint="eastAsia" w:ascii="微软雅黑" w:hAnsi="微软雅黑" w:eastAsia="微软雅黑" w:cs="微软雅黑"/>
+          <w:color w:val="000000" w:themeColor="text1"/>
+          <w:sz w:val="24"/>
+          <w14:textFill>
+            <w14:solidFill>
+              <w14:schemeClr w14:val="tx1"/>
+            </w14:solidFill>
+          </w14:textFill>
         </w:rPr>
         <w:t>自由地追随灵感，并参与令人兴奋的冒险</w:t>
       </w:r>
@@ -3907,18 +3910,28 @@
           <w:ilvl w:val="0"/>
           <w:numId w:val="3"/>
         </w:numPr>
-        <w:ind w:left="0" w:firstLineChars="200" w:firstLine="480"/>
-        <w:rPr>
-          <w:rFonts w:ascii="微软雅黑" w:eastAsia="微软雅黑" w:hAnsi="微软雅黑" w:cs="微软雅黑" w:hint="eastAsia"/>
-          <w:color w:val="000000" w:themeColor="text1"/>
-          <w:sz w:val="24"/>
-        </w:rPr>
-      </w:pPr>
-      <w:r>
-        <w:rPr>
-          <w:rFonts w:ascii="微软雅黑" w:eastAsia="微软雅黑" w:hAnsi="微软雅黑" w:cs="微软雅黑" w:hint="eastAsia"/>
-          <w:color w:val="000000" w:themeColor="text1"/>
-          <w:sz w:val="24"/>
+        <w:ind w:left="0" w:firstLine="480" w:firstLineChars="200"/>
+        <w:rPr>
+          <w:rFonts w:ascii="微软雅黑" w:hAnsi="微软雅黑" w:eastAsia="微软雅黑" w:cs="微软雅黑"/>
+          <w:color w:val="000000" w:themeColor="text1"/>
+          <w:sz w:val="24"/>
+          <w14:textFill>
+            <w14:solidFill>
+              <w14:schemeClr w14:val="tx1"/>
+            </w14:solidFill>
+          </w14:textFill>
+        </w:rPr>
+      </w:pPr>
+      <w:r>
+        <w:rPr>
+          <w:rFonts w:hint="eastAsia" w:ascii="微软雅黑" w:hAnsi="微软雅黑" w:eastAsia="微软雅黑" w:cs="微软雅黑"/>
+          <w:color w:val="000000" w:themeColor="text1"/>
+          <w:sz w:val="24"/>
+          <w14:textFill>
+            <w14:solidFill>
+              <w14:schemeClr w14:val="tx1"/>
+            </w14:solidFill>
+          </w14:textFill>
         </w:rPr>
         <w:t>在欣赏并奖励热诚、充满创造力和想象力的环境中工作</w:t>
       </w:r>
@@ -3926,41 +3939,61 @@
     <w:p>
       <w:pPr>
         <w:spacing w:line="520" w:lineRule="exact"/>
-        <w:ind w:firstLineChars="200" w:firstLine="480"/>
-        <w:rPr>
-          <w:rFonts w:ascii="微软雅黑" w:eastAsia="微软雅黑" w:hAnsi="微软雅黑" w:cs="微软雅黑" w:hint="eastAsia"/>
-          <w:color w:val="000000" w:themeColor="text1"/>
-          <w:sz w:val="24"/>
-        </w:rPr>
-      </w:pPr>
-      <w:r>
-        <w:rPr>
-          <w:rFonts w:ascii="微软雅黑" w:eastAsia="微软雅黑" w:hAnsi="微软雅黑" w:cs="微软雅黑" w:hint="eastAsia"/>
-          <w:color w:val="000000" w:themeColor="text1"/>
-          <w:sz w:val="24"/>
+        <w:ind w:firstLine="480" w:firstLineChars="200"/>
+        <w:rPr>
+          <w:rFonts w:ascii="微软雅黑" w:hAnsi="微软雅黑" w:eastAsia="微软雅黑" w:cs="微软雅黑"/>
+          <w:color w:val="000000" w:themeColor="text1"/>
+          <w:sz w:val="24"/>
+          <w14:textFill>
+            <w14:solidFill>
+              <w14:schemeClr w14:val="tx1"/>
+            </w14:solidFill>
+          </w14:textFill>
+        </w:rPr>
+      </w:pPr>
+      <w:r>
+        <w:rPr>
+          <w:rFonts w:hint="eastAsia" w:ascii="微软雅黑" w:hAnsi="微软雅黑" w:eastAsia="微软雅黑" w:cs="微软雅黑"/>
+          <w:color w:val="000000" w:themeColor="text1"/>
+          <w:sz w:val="24"/>
+          <w14:textFill>
+            <w14:solidFill>
+              <w14:schemeClr w14:val="tx1"/>
+            </w14:solidFill>
+          </w14:textFill>
         </w:rPr>
         <w:t>该类型的人适宜运用多样化的方法，诸如实验法、头脑风暴及设定假设性议题等；创造各类机会以深入探讨其正在学习和工作的相关内容。</w:t>
       </w:r>
     </w:p>
     <w:p>
       <w:pPr>
-        <w:spacing w:beforeLines="70" w:before="218" w:afterLines="70" w:after="218"/>
+        <w:spacing w:before="218" w:beforeLines="70" w:after="218" w:afterLines="70"/>
         <w:ind w:left="420" w:hanging="420"/>
         <w:rPr>
-          <w:rFonts w:ascii="微软雅黑" w:eastAsia="微软雅黑" w:hAnsi="微软雅黑" w:cs="微软雅黑" w:hint="eastAsia"/>
+          <w:rFonts w:ascii="微软雅黑" w:hAnsi="微软雅黑" w:eastAsia="微软雅黑" w:cs="微软雅黑"/>
           <w:b/>
           <w:color w:val="000000" w:themeColor="text1"/>
           <w:sz w:val="32"/>
           <w:szCs w:val="32"/>
-        </w:rPr>
-      </w:pPr>
-      <w:r>
-        <w:rPr>
-          <w:rFonts w:ascii="微软雅黑" w:eastAsia="微软雅黑" w:hAnsi="微软雅黑" w:cs="微软雅黑" w:hint="eastAsia"/>
+          <w14:textFill>
+            <w14:solidFill>
+              <w14:schemeClr w14:val="tx1"/>
+            </w14:solidFill>
+          </w14:textFill>
+        </w:rPr>
+      </w:pPr>
+      <w:r>
+        <w:rPr>
+          <w:rFonts w:hint="eastAsia" w:ascii="微软雅黑" w:hAnsi="微软雅黑" w:eastAsia="微软雅黑" w:cs="微软雅黑"/>
           <w:b/>
           <w:color w:val="000000" w:themeColor="text1"/>
           <w:sz w:val="32"/>
           <w:szCs w:val="32"/>
+          <w14:textFill>
+            <w14:solidFill>
+              <w14:schemeClr w14:val="tx1"/>
+            </w14:solidFill>
+          </w14:textFill>
         </w:rPr>
         <w:t>适合的一般职业</w:t>
       </w:r>
@@ -3971,20 +4004,29 @@
           <w:ilvl w:val="0"/>
           <w:numId w:val="3"/>
         </w:numPr>
-        <w:ind w:left="0" w:firstLineChars="200" w:firstLine="480"/>
-        <w:rPr>
-          <w:rFonts w:ascii="微软雅黑" w:eastAsia="微软雅黑" w:hAnsi="微软雅黑" w:cs="微软雅黑" w:hint="eastAsia"/>
-          <w:color w:val="000000" w:themeColor="text1"/>
-          <w:sz w:val="24"/>
-        </w:rPr>
-      </w:pPr>
-      <w:r>
-        <w:rPr>
-          <w:rFonts w:ascii="微软雅黑" w:eastAsia="微软雅黑" w:hAnsi="微软雅黑" w:cs="微软雅黑" w:hint="eastAsia"/>
-          <w:color w:val="000000" w:themeColor="text1"/>
-          <w:sz w:val="24"/>
-        </w:rPr>
-        <w:lastRenderedPageBreak/>
+        <w:ind w:left="0" w:firstLine="480" w:firstLineChars="200"/>
+        <w:rPr>
+          <w:rFonts w:ascii="微软雅黑" w:hAnsi="微软雅黑" w:eastAsia="微软雅黑" w:cs="微软雅黑"/>
+          <w:color w:val="000000" w:themeColor="text1"/>
+          <w:sz w:val="24"/>
+          <w14:textFill>
+            <w14:solidFill>
+              <w14:schemeClr w14:val="tx1"/>
+            </w14:solidFill>
+          </w14:textFill>
+        </w:rPr>
+      </w:pPr>
+      <w:r>
+        <w:rPr>
+          <w:rFonts w:hint="eastAsia" w:ascii="微软雅黑" w:hAnsi="微软雅黑" w:eastAsia="微软雅黑" w:cs="微软雅黑"/>
+          <w:color w:val="000000" w:themeColor="text1"/>
+          <w:sz w:val="24"/>
+          <w14:textFill>
+            <w14:solidFill>
+              <w14:schemeClr w14:val="tx1"/>
+            </w14:solidFill>
+          </w14:textFill>
+        </w:rPr>
         <w:t>创造性工作类，如记者、编剧或剧作家、专栏作家、演员、音乐家或作曲家、艺术家、新闻广播员、杂志编辑、发明家、漫画和卡通画家、建筑师、室内设计师、时装设计师等；</w:t>
       </w:r>
     </w:p>
@@ -3994,18 +4036,28 @@
           <w:ilvl w:val="0"/>
           <w:numId w:val="3"/>
         </w:numPr>
-        <w:ind w:left="0" w:firstLineChars="200" w:firstLine="480"/>
-        <w:rPr>
-          <w:rFonts w:ascii="微软雅黑" w:eastAsia="微软雅黑" w:hAnsi="微软雅黑" w:cs="微软雅黑" w:hint="eastAsia"/>
-          <w:color w:val="000000" w:themeColor="text1"/>
-          <w:sz w:val="24"/>
-        </w:rPr>
-      </w:pPr>
-      <w:r>
-        <w:rPr>
-          <w:rFonts w:ascii="微软雅黑" w:eastAsia="微软雅黑" w:hAnsi="微软雅黑" w:cs="微软雅黑" w:hint="eastAsia"/>
-          <w:color w:val="000000" w:themeColor="text1"/>
-          <w:sz w:val="24"/>
+        <w:ind w:left="0" w:firstLine="480" w:firstLineChars="200"/>
+        <w:rPr>
+          <w:rFonts w:ascii="微软雅黑" w:hAnsi="微软雅黑" w:eastAsia="微软雅黑" w:cs="微软雅黑"/>
+          <w:color w:val="000000" w:themeColor="text1"/>
+          <w:sz w:val="24"/>
+          <w14:textFill>
+            <w14:solidFill>
+              <w14:schemeClr w14:val="tx1"/>
+            </w14:solidFill>
+          </w14:textFill>
+        </w:rPr>
+      </w:pPr>
+      <w:r>
+        <w:rPr>
+          <w:rFonts w:hint="eastAsia" w:ascii="微软雅黑" w:hAnsi="微软雅黑" w:eastAsia="微软雅黑" w:cs="微软雅黑"/>
+          <w:color w:val="000000" w:themeColor="text1"/>
+          <w:sz w:val="24"/>
+          <w14:textFill>
+            <w14:solidFill>
+              <w14:schemeClr w14:val="tx1"/>
+            </w14:solidFill>
+          </w14:textFill>
         </w:rPr>
         <w:t>营销策划类，如营销顾问、营销主管、广告撰稿人或公共写作人、广告创意指导、广告业务管理人或经理、调研员、无形商品或点子的销售、报刊宣传员等；</w:t>
       </w:r>
@@ -4016,18 +4068,28 @@
           <w:ilvl w:val="0"/>
           <w:numId w:val="3"/>
         </w:numPr>
-        <w:ind w:left="0" w:firstLineChars="200" w:firstLine="480"/>
-        <w:rPr>
-          <w:rFonts w:ascii="微软雅黑" w:eastAsia="微软雅黑" w:hAnsi="微软雅黑" w:cs="微软雅黑" w:hint="eastAsia"/>
-          <w:color w:val="000000" w:themeColor="text1"/>
-          <w:sz w:val="24"/>
-        </w:rPr>
-      </w:pPr>
-      <w:r>
-        <w:rPr>
-          <w:rFonts w:ascii="微软雅黑" w:eastAsia="微软雅黑" w:hAnsi="微软雅黑" w:cs="微软雅黑" w:hint="eastAsia"/>
-          <w:color w:val="000000" w:themeColor="text1"/>
-          <w:sz w:val="24"/>
+        <w:ind w:left="0" w:firstLine="480" w:firstLineChars="200"/>
+        <w:rPr>
+          <w:rFonts w:ascii="微软雅黑" w:hAnsi="微软雅黑" w:eastAsia="微软雅黑" w:cs="微软雅黑"/>
+          <w:color w:val="000000" w:themeColor="text1"/>
+          <w:sz w:val="24"/>
+          <w14:textFill>
+            <w14:solidFill>
+              <w14:schemeClr w14:val="tx1"/>
+            </w14:solidFill>
+          </w14:textFill>
+        </w:rPr>
+      </w:pPr>
+      <w:r>
+        <w:rPr>
+          <w:rFonts w:hint="eastAsia" w:ascii="微软雅黑" w:hAnsi="微软雅黑" w:eastAsia="微软雅黑" w:cs="微软雅黑"/>
+          <w:color w:val="000000" w:themeColor="text1"/>
+          <w:sz w:val="24"/>
+          <w14:textFill>
+            <w14:solidFill>
+              <w14:schemeClr w14:val="tx1"/>
+            </w14:solidFill>
+          </w14:textFill>
         </w:rPr>
         <w:t>教育/咨询类，如教师（早期儿童教育、特殊教育、艺术、音乐、英语）、儿童福利顾问、社会工作者（老年人及儿童日常照顾问题）、职业顾问、职业发展顾问、康复咨询师、社会学家、心理咨询师、心理学家等；</w:t>
       </w:r>
@@ -4038,18 +4100,28 @@
           <w:ilvl w:val="0"/>
           <w:numId w:val="3"/>
         </w:numPr>
-        <w:ind w:left="0" w:firstLineChars="200" w:firstLine="480"/>
-        <w:rPr>
-          <w:rFonts w:ascii="微软雅黑" w:eastAsia="微软雅黑" w:hAnsi="微软雅黑" w:cs="微软雅黑" w:hint="eastAsia"/>
-          <w:color w:val="000000" w:themeColor="text1"/>
-          <w:sz w:val="24"/>
-        </w:rPr>
-      </w:pPr>
-      <w:r>
-        <w:rPr>
-          <w:rFonts w:ascii="微软雅黑" w:eastAsia="微软雅黑" w:hAnsi="微软雅黑" w:cs="微软雅黑" w:hint="eastAsia"/>
-          <w:color w:val="000000" w:themeColor="text1"/>
-          <w:sz w:val="24"/>
+        <w:ind w:left="0" w:firstLine="480" w:firstLineChars="200"/>
+        <w:rPr>
+          <w:rFonts w:ascii="微软雅黑" w:hAnsi="微软雅黑" w:eastAsia="微软雅黑" w:cs="微软雅黑"/>
+          <w:color w:val="000000" w:themeColor="text1"/>
+          <w:sz w:val="24"/>
+          <w14:textFill>
+            <w14:solidFill>
+              <w14:schemeClr w14:val="tx1"/>
+            </w14:solidFill>
+          </w14:textFill>
+        </w:rPr>
+      </w:pPr>
+      <w:r>
+        <w:rPr>
+          <w:rFonts w:hint="eastAsia" w:ascii="微软雅黑" w:hAnsi="微软雅黑" w:eastAsia="微软雅黑" w:cs="微软雅黑"/>
+          <w:color w:val="000000" w:themeColor="text1"/>
+          <w:sz w:val="24"/>
+          <w14:textFill>
+            <w14:solidFill>
+              <w14:schemeClr w14:val="tx1"/>
+            </w14:solidFill>
+          </w14:textFill>
         </w:rPr>
         <w:t>健康护理/社会服务类：营养学家、语言病理学家或听觉学家、全面健康医生、按摩治疗专家、雇员辅助计划顾问、理疗专家、仲裁/调解员、理发师等；</w:t>
       </w:r>
@@ -4060,18 +4132,28 @@
           <w:ilvl w:val="0"/>
           <w:numId w:val="3"/>
         </w:numPr>
-        <w:ind w:left="0" w:firstLineChars="200" w:firstLine="480"/>
-        <w:rPr>
-          <w:rFonts w:ascii="微软雅黑" w:eastAsia="微软雅黑" w:hAnsi="微软雅黑" w:cs="微软雅黑" w:hint="eastAsia"/>
-          <w:color w:val="000000" w:themeColor="text1"/>
-          <w:sz w:val="24"/>
-        </w:rPr>
-      </w:pPr>
-      <w:r>
-        <w:rPr>
-          <w:rFonts w:ascii="微软雅黑" w:eastAsia="微软雅黑" w:hAnsi="微软雅黑" w:cs="微软雅黑" w:hint="eastAsia"/>
-          <w:color w:val="000000" w:themeColor="text1"/>
-          <w:sz w:val="24"/>
+        <w:ind w:left="0" w:firstLine="480" w:firstLineChars="200"/>
+        <w:rPr>
+          <w:rFonts w:ascii="微软雅黑" w:hAnsi="微软雅黑" w:eastAsia="微软雅黑" w:cs="微软雅黑"/>
+          <w:color w:val="000000" w:themeColor="text1"/>
+          <w:sz w:val="24"/>
+          <w14:textFill>
+            <w14:solidFill>
+              <w14:schemeClr w14:val="tx1"/>
+            </w14:solidFill>
+          </w14:textFill>
+        </w:rPr>
+      </w:pPr>
+      <w:r>
+        <w:rPr>
+          <w:rFonts w:hint="eastAsia" w:ascii="微软雅黑" w:hAnsi="微软雅黑" w:eastAsia="微软雅黑" w:cs="微软雅黑"/>
+          <w:color w:val="000000" w:themeColor="text1"/>
+          <w:sz w:val="24"/>
+          <w14:textFill>
+            <w14:solidFill>
+              <w14:schemeClr w14:val="tx1"/>
+            </w14:solidFill>
+          </w14:textFill>
         </w:rPr>
         <w:t>企业/商业类，如公关、战略策划顾问、管理顾问、人力资源工作者、培训师、团队建设顾问、环境法律师等。</w:t>
       </w:r>
@@ -4079,320 +4161,148 @@
     <w:p>
       <w:pPr>
         <w:rPr>
-          <w:rFonts w:ascii="微软雅黑" w:eastAsia="微软雅黑" w:hAnsi="微软雅黑" w:cs="微软雅黑" w:hint="eastAsia"/>
+          <w:rFonts w:ascii="微软雅黑" w:hAnsi="微软雅黑" w:eastAsia="微软雅黑" w:cs="微软雅黑"/>
           <w:b/>
           <w:color w:val="000000" w:themeColor="text1"/>
           <w:sz w:val="10"/>
           <w:szCs w:val="10"/>
-        </w:rPr>
-      </w:pPr>
+          <w14:textFill>
+            <w14:solidFill>
+              <w14:schemeClr w14:val="tx1"/>
+            </w14:solidFill>
+          </w14:textFill>
+        </w:rPr>
+      </w:pPr>
+    </w:p>
+    <w:tbl>
+      <w:tblPr>
+        <w:tblStyle w:val="7"/>
+        <w:tblW w:w="11906" w:type="dxa"/>
+        <w:jc w:val="center"/>
+        <w:tblBorders>
+          <w:top w:val="none" w:color="auto" w:sz="0" w:space="0"/>
+          <w:left w:val="none" w:color="auto" w:sz="0" w:space="0"/>
+          <w:bottom w:val="none" w:color="auto" w:sz="0" w:space="0"/>
+          <w:right w:val="none" w:color="auto" w:sz="0" w:space="0"/>
+          <w:insideH w:val="none" w:color="auto" w:sz="0" w:space="0"/>
+          <w:insideV w:val="none" w:color="auto" w:sz="0" w:space="0"/>
+        </w:tblBorders>
+        <w:shd w:val="clear" w:color="auto" w:fill="F1F1F1" w:themeFill="background1" w:themeFillShade="F2"/>
+        <w:tblLayout w:type="autofit"/>
+        <w:tblCellMar>
+          <w:top w:w="0" w:type="dxa"/>
+          <w:left w:w="108" w:type="dxa"/>
+          <w:bottom w:w="0" w:type="dxa"/>
+          <w:right w:w="108" w:type="dxa"/>
+        </w:tblCellMar>
+      </w:tblPr>
+      <w:tblGrid>
+        <w:gridCol w:w="11906"/>
+      </w:tblGrid>
+      <w:tr>
+        <w:tblPrEx>
+          <w:tblBorders>
+            <w:top w:val="none" w:color="auto" w:sz="0" w:space="0"/>
+            <w:left w:val="none" w:color="auto" w:sz="0" w:space="0"/>
+            <w:bottom w:val="none" w:color="auto" w:sz="0" w:space="0"/>
+            <w:right w:val="none" w:color="auto" w:sz="0" w:space="0"/>
+            <w:insideH w:val="none" w:color="auto" w:sz="0" w:space="0"/>
+            <w:insideV w:val="none" w:color="auto" w:sz="0" w:space="0"/>
+          </w:tblBorders>
+          <w:shd w:val="clear" w:color="auto" w:fill="F1F1F1" w:themeFill="background1" w:themeFillShade="F2"/>
+          <w:tblCellMar>
+            <w:top w:w="0" w:type="dxa"/>
+            <w:left w:w="108" w:type="dxa"/>
+            <w:bottom w:w="0" w:type="dxa"/>
+            <w:right w:w="108" w:type="dxa"/>
+          </w:tblCellMar>
+        </w:tblPrEx>
+        <w:trPr>
+          <w:trHeight w:val="850" w:hRule="atLeast"/>
+          <w:jc w:val="center"/>
+        </w:trPr>
+        <w:tc>
+          <w:tcPr>
+            <w:tcW w:w="11906" w:type="dxa"/>
+            <w:shd w:val="clear" w:color="auto" w:fill="F1F1F1" w:themeFill="background1" w:themeFillShade="F2"/>
+            <w:vAlign w:val="center"/>
+          </w:tcPr>
+          <w:p>
+            <w:pPr>
+              <w:pStyle w:val="5"/>
+              <w:jc w:val="center"/>
+              <w:rPr>
+                <w:rFonts w:ascii="微软雅黑" w:hAnsi="微软雅黑" w:eastAsia="微软雅黑" w:cs="微软雅黑"/>
+                <w:b/>
+                <w:color w:val="249087" w:themeColor="accent5" w:themeShade="BF"/>
+                <w:kern w:val="24"/>
+                <w:sz w:val="52"/>
+                <w:szCs w:val="52"/>
+              </w:rPr>
+            </w:pPr>
+            <w:r>
+              <w:rPr>
+                <w:rFonts w:hint="eastAsia" w:ascii="微软雅黑" w:hAnsi="微软雅黑" w:eastAsia="微软雅黑" w:cs="微软雅黑"/>
+                <w:b/>
+                <w:color w:val="249087" w:themeColor="accent5" w:themeShade="BF"/>
+                <w:kern w:val="24"/>
+                <w:sz w:val="52"/>
+                <w:szCs w:val="52"/>
+              </w:rPr>
+              <w:t>第五部分  团队适配建议</w:t>
+            </w:r>
+          </w:p>
+        </w:tc>
+      </w:tr>
+    </w:tbl>
+    <w:p>
+      <w:pPr>
+        <w:spacing w:line="520" w:lineRule="exact"/>
+        <w:ind w:firstLine="480" w:firstLineChars="200"/>
+        <w:rPr>
+          <w:rFonts w:ascii="微软雅黑" w:hAnsi="微软雅黑" w:eastAsia="微软雅黑" w:cs="微软雅黑"/>
+          <w:color w:val="000000" w:themeColor="text1"/>
+          <w:sz w:val="24"/>
+          <w14:textFill>
+            <w14:solidFill>
+              <w14:schemeClr w14:val="tx1"/>
+            </w14:solidFill>
+          </w14:textFill>
+        </w:rPr>
+      </w:pPr>
+      <w:r>
+        <w:rPr>
+          <w:rFonts w:hint="eastAsia" w:ascii="微软雅黑" w:hAnsi="微软雅黑" w:eastAsia="微软雅黑" w:cs="微软雅黑"/>
+          <w:color w:val="000000" w:themeColor="text1"/>
+          <w:sz w:val="24"/>
+          <w14:textFill>
+            <w14:solidFill>
+              <w14:schemeClr w14:val="tx1"/>
+            </w14:solidFill>
+          </w14:textFill>
+        </w:rPr>
+        <w:t>“独行者速，众行者远”。多元协作时代，职场生态已从单一技能的比拼转变为性格特质的互补，此时团队适配力决定了竞争力上限！以下关于团队适配报告，将为你定位适配的团队成员类型，帮助你在职场中找到专属生态位。</w:t>
+      </w:r>
     </w:p>
     <w:p>
       <w:pPr>
-        <w:rPr>
-          <w:rFonts w:ascii="微软雅黑" w:eastAsia="微软雅黑" w:hAnsi="微软雅黑" w:cs="微软雅黑" w:hint="eastAsia"/>
+        <w:pStyle w:val="2"/>
+        <w:spacing w:before="231"/>
+        <w:rPr>
           <w:b/>
-          <w:color w:val="000000" w:themeColor="text1"/>
-          <w:sz w:val="10"/>
-          <w:szCs w:val="10"/>
-        </w:rPr>
-      </w:pPr>
-      <w:r>
-        <w:rPr>
-          <w:rFonts w:ascii="微软雅黑" w:eastAsia="微软雅黑" w:hAnsi="微软雅黑"/>
-          <w:noProof/>
-          <w:color w:val="000000" w:themeColor="text1"/>
-          <w:sz w:val="44"/>
-        </w:rPr>
-        <mc:AlternateContent>
-          <mc:Choice Requires="wps">
-            <w:drawing>
-              <wp:anchor distT="0" distB="0" distL="114300" distR="114300" simplePos="0" relativeHeight="251671552" behindDoc="0" locked="0" layoutInCell="1" allowOverlap="1" wp14:anchorId="4D1BF1B3" wp14:editId="44143DFD">
-                <wp:simplePos x="0" y="0"/>
-                <wp:positionH relativeFrom="column">
-                  <wp:posOffset>-1066800</wp:posOffset>
-                </wp:positionH>
-                <wp:positionV relativeFrom="paragraph">
-                  <wp:posOffset>5715</wp:posOffset>
-                </wp:positionV>
-                <wp:extent cx="7541895" cy="969010"/>
-                <wp:effectExtent l="0" t="0" r="1905" b="2540"/>
-                <wp:wrapNone/>
-                <wp:docPr id="9" name="矩形 9"/>
-                <wp:cNvGraphicFramePr/>
-                <a:graphic xmlns:a="http://schemas.openxmlformats.org/drawingml/2006/main">
-                  <a:graphicData uri="http://schemas.microsoft.com/office/word/2010/wordprocessingShape">
-                    <wps:wsp>
-                      <wps:cNvSpPr/>
-                      <wps:spPr>
-                        <a:xfrm>
-                          <a:off x="0" y="0"/>
-                          <a:ext cx="7541895" cy="969010"/>
-                        </a:xfrm>
-                        <a:prstGeom prst="rect">
-                          <a:avLst/>
-                        </a:prstGeom>
-                        <a:solidFill>
-                          <a:schemeClr val="bg1">
-                            <a:lumMod val="95000"/>
-                            <a:alpha val="60000"/>
-                          </a:schemeClr>
-                        </a:solidFill>
-                        <a:ln>
-                          <a:noFill/>
-                        </a:ln>
-                      </wps:spPr>
-                      <wps:style>
-                        <a:lnRef idx="2">
-                          <a:schemeClr val="accent1">
-                            <a:lumMod val="75000"/>
-                          </a:schemeClr>
-                        </a:lnRef>
-                        <a:fillRef idx="1">
-                          <a:schemeClr val="accent1"/>
-                        </a:fillRef>
-                        <a:effectRef idx="0">
-                          <a:srgbClr val="FFFFFF"/>
-                        </a:effectRef>
-                        <a:fontRef idx="minor">
-                          <a:schemeClr val="lt1"/>
-                        </a:fontRef>
-                      </wps:style>
-                      <wps:bodyPr rot="0" spcFirstLastPara="0" vertOverflow="overflow" horzOverflow="overflow" vert="horz" wrap="square" lIns="91440" tIns="45720" rIns="91440" bIns="45720" numCol="1" spcCol="0" rtlCol="0" fromWordArt="0" anchor="ctr" anchorCtr="0" forceAA="0" compatLnSpc="1">
-                        <a:noAutofit/>
-                      </wps:bodyPr>
-                    </wps:wsp>
-                  </a:graphicData>
-                </a:graphic>
-              </wp:anchor>
-            </w:drawing>
-          </mc:Choice>
-          <mc:Fallback>
-            <w:pict>
-              <v:rect w14:anchorId="5082806C" id="矩形 9" o:spid="_x0000_s1026" style="position:absolute;margin-left:-84pt;margin-top:.45pt;width:593.85pt;height:76.3pt;z-index:251671552;visibility:visible;mso-wrap-style:square;mso-wrap-distance-left:9pt;mso-wrap-distance-top:0;mso-wrap-distance-right:9pt;mso-wrap-distance-bottom:0;mso-position-horizontal:absolute;mso-position-horizontal-relative:text;mso-position-vertical:absolute;mso-position-vertical-relative:text;v-text-anchor:middle" o:gfxdata="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" fillcolor="#f2f2f2 [3052]" stroked="f" strokeweight="1pt">
-                <v:fill opacity="39321f"/>
-              </v:rect>
-            </w:pict>
-          </mc:Fallback>
-        </mc:AlternateContent>
-      </w:r>
-    </w:p>
-    <w:p>
-      <w:pPr>
-        <w:rPr>
-          <w:rFonts w:ascii="微软雅黑" w:eastAsia="微软雅黑" w:hAnsi="微软雅黑" w:cs="微软雅黑" w:hint="eastAsia"/>
-          <w:b/>
-          <w:color w:val="000000" w:themeColor="text1"/>
-          <w:sz w:val="10"/>
-          <w:szCs w:val="10"/>
-        </w:rPr>
-      </w:pPr>
-      <w:r>
-        <w:rPr>
-          <w:rFonts w:ascii="微软雅黑" w:eastAsia="微软雅黑" w:hAnsi="微软雅黑"/>
-          <w:noProof/>
-          <w:color w:val="000000" w:themeColor="text1"/>
-        </w:rPr>
-        <mc:AlternateContent>
-          <mc:Choice Requires="wps">
-            <w:drawing>
-              <wp:anchor distT="0" distB="0" distL="114300" distR="114300" simplePos="0" relativeHeight="251673600" behindDoc="0" locked="0" layoutInCell="1" allowOverlap="1" wp14:anchorId="579AE435" wp14:editId="6C31A22A">
-                <wp:simplePos x="0" y="0"/>
-                <wp:positionH relativeFrom="column">
-                  <wp:posOffset>43815</wp:posOffset>
-                </wp:positionH>
-                <wp:positionV relativeFrom="paragraph">
-                  <wp:posOffset>19685</wp:posOffset>
-                </wp:positionV>
-                <wp:extent cx="4925060" cy="579120"/>
-                <wp:effectExtent l="0" t="0" r="0" b="0"/>
-                <wp:wrapNone/>
-                <wp:docPr id="11" name="矩形 5"/>
-                <wp:cNvGraphicFramePr/>
-                <a:graphic xmlns:a="http://schemas.openxmlformats.org/drawingml/2006/main">
-                  <a:graphicData uri="http://schemas.microsoft.com/office/word/2010/wordprocessingShape">
-                    <wps:wsp>
-                      <wps:cNvSpPr/>
-                      <wps:spPr>
-                        <a:xfrm>
-                          <a:off x="0" y="0"/>
-                          <a:ext cx="4925060" cy="579120"/>
-                        </a:xfrm>
-                        <a:prstGeom prst="rect">
-                          <a:avLst/>
-                        </a:prstGeom>
-                        <a:noFill/>
-                      </wps:spPr>
-                      <wps:txbx>
-                        <w:txbxContent>
-                          <w:p>
-                            <w:pPr>
-                              <w:pStyle w:val="a7"/>
-                              <w:jc w:val="center"/>
-                              <w:rPr>
-                                <w:rFonts w:ascii="微软雅黑" w:eastAsia="微软雅黑" w:hAnsi="微软雅黑" w:cs="微软雅黑" w:hint="eastAsia"/>
-                                <w:b/>
-                                <w:sz w:val="52"/>
-                                <w:szCs w:val="52"/>
-                              </w:rPr>
-                            </w:pPr>
-                            <w:proofErr w:type="gramStart"/>
-                            <w:r>
-                              <w:rPr>
-                                <w:rFonts w:ascii="微软雅黑" w:eastAsia="微软雅黑" w:hAnsi="微软雅黑" w:cs="微软雅黑" w:hint="eastAsia"/>
-                                <w:b/>
-                                <w:kern w:val="24"/>
-                                <w:sz w:val="52"/>
-                                <w:szCs w:val="52"/>
-                              </w:rPr>
-                              <w:t>第五部分  团队适配建议</w:t>
-                            </w:r>
-                            <w:proofErr w:type="gramEnd"/>
-                          </w:p>
-                        </w:txbxContent>
-                      </wps:txbx>
-                      <wps:bodyPr wrap="square" lIns="0" tIns="0" rIns="0" bIns="0" rtlCol="0" anchor="b" anchorCtr="0">
-                        <a:noAutofit/>
-                      </wps:bodyPr>
-                    </wps:wsp>
-                  </a:graphicData>
-                </a:graphic>
-              </wp:anchor>
-            </w:drawing>
-          </mc:Choice>
-          <mc:Fallback>
-            <w:pict>
-              <v:rect w14:anchorId="579AE435" id="_x0000_s1038" style="position:absolute;left:0;text-align:left;margin-left:3.45pt;margin-top:1.55pt;width:387.8pt;height:45.6pt;z-index:251673600;visibility:visible;mso-wrap-style:square;mso-wrap-distance-left:9pt;mso-wrap-distance-top:0;mso-wrap-distance-right:9pt;mso-wrap-distance-bottom:0;mso-position-horizontal:absolute;mso-position-horizontal-relative:text;mso-position-vertical:absolute;mso-position-vertical-relative:text;v-text-anchor:bottom" o:gfxdata="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" filled="f" stroked="f">
-                <v:textbox inset="0,0,0,0">
-                  <w:txbxContent>
-                    <w:p>
-                      <w:pPr>
-                        <w:pStyle w:val="a7"/>
-                        <w:jc w:val="center"/>
-                        <w:rPr>
-                          <w:rFonts w:ascii="微软雅黑" w:eastAsia="微软雅黑" w:hAnsi="微软雅黑" w:cs="微软雅黑" w:hint="eastAsia"/>
-                          <w:b/>
-                          <w:sz w:val="52"/>
-                          <w:szCs w:val="52"/>
-                        </w:rPr>
-                      </w:pPr>
-                      <w:proofErr w:type="gramStart"/>
-                      <w:r>
-                        <w:rPr>
-                          <w:rFonts w:ascii="微软雅黑" w:eastAsia="微软雅黑" w:hAnsi="微软雅黑" w:cs="微软雅黑" w:hint="eastAsia"/>
-                          <w:b/>
-                          <w:kern w:val="24"/>
-                          <w:sz w:val="52"/>
-                          <w:szCs w:val="52"/>
-                        </w:rPr>
-                        <w:t>第五部分  团队适配建议</w:t>
-                      </w:r>
-                      <w:proofErr w:type="gramEnd"/>
-                    </w:p>
-                  </w:txbxContent>
-                </v:textbox>
-              </v:rect>
-            </w:pict>
-          </mc:Fallback>
-        </mc:AlternateContent>
-      </w:r>
-    </w:p>
-    <w:p>
-      <w:pPr>
-        <w:rPr>
-          <w:rFonts w:ascii="微软雅黑" w:eastAsia="微软雅黑" w:hAnsi="微软雅黑" w:cs="微软雅黑" w:hint="eastAsia"/>
-          <w:b/>
-          <w:color w:val="000000" w:themeColor="text1"/>
-          <w:sz w:val="10"/>
-          <w:szCs w:val="10"/>
-        </w:rPr>
-      </w:pPr>
-    </w:p>
-    <w:p>
-      <w:pPr>
-        <w:rPr>
-          <w:rFonts w:ascii="微软雅黑" w:eastAsia="微软雅黑" w:hAnsi="微软雅黑" w:cs="微软雅黑" w:hint="eastAsia"/>
-          <w:b/>
-          <w:color w:val="000000" w:themeColor="text1"/>
-          <w:sz w:val="10"/>
-          <w:szCs w:val="10"/>
-        </w:rPr>
-      </w:pPr>
-    </w:p>
-    <w:p>
-      <w:pPr>
-        <w:rPr>
-          <w:rFonts w:ascii="微软雅黑" w:eastAsia="微软雅黑" w:hAnsi="微软雅黑" w:cs="微软雅黑" w:hint="eastAsia"/>
-          <w:b/>
-          <w:color w:val="000000" w:themeColor="text1"/>
-          <w:sz w:val="10"/>
-          <w:szCs w:val="10"/>
-        </w:rPr>
-      </w:pPr>
-    </w:p>
-    <w:p>
-      <w:pPr>
-        <w:pStyle w:val="a3"/>
-        <w:spacing w:before="37"/>
-        <w:ind w:right="31" w:firstLineChars="200" w:firstLine="492"/>
-        <w:rPr>
-          <w:rFonts w:hint="eastAsia"/>
-          <w:color w:val="000000" w:themeColor="text1"/>
-          <w:spacing w:val="2"/>
+          <w:bCs/>
+          <w:color w:val="000000" w:themeColor="text1"/>
+          <w:spacing w:val="3"/>
           <w:sz w:val="24"/>
           <w:szCs w:val="24"/>
-          <w:lang w:eastAsia="zh-CN"/>
-        </w:rPr>
-      </w:pPr>
-      <w:r>
-        <w:rPr>
-          <w:rFonts w:hint="eastAsia"/>
-          <w:color w:val="000000" w:themeColor="text1"/>
-          <w:spacing w:val="3"/>
-          <w:sz w:val="24"/>
-          <w:szCs w:val="24"/>
-          <w:lang w:eastAsia="zh-CN"/>
-        </w:rPr>
-        <w:t>“独行者速，众行者远”。多元协作时代，</w:t>
-      </w:r>
-      <w:r>
-        <w:rPr>
-          <w:rFonts w:hint="eastAsia"/>
-          <w:color w:val="000000" w:themeColor="text1"/>
-          <w:spacing w:val="2"/>
-          <w:sz w:val="24"/>
-          <w:szCs w:val="24"/>
-          <w:lang w:eastAsia="zh-CN"/>
-        </w:rPr>
-        <w:t>职场生态已从单一技能的比拼转变为性格特质的互补，此时</w:t>
-      </w:r>
-      <w:r>
-        <w:rPr>
-          <w:rFonts w:hint="eastAsia"/>
-          <w:color w:val="000000" w:themeColor="text1"/>
-          <w:spacing w:val="3"/>
-          <w:sz w:val="24"/>
-          <w:szCs w:val="24"/>
-          <w:lang w:eastAsia="zh-CN"/>
-        </w:rPr>
-        <w:t>团队适配力决定了竞争力上限！以下关于团队适配报告，将为你定位适配的团队成员类型，帮</w:t>
-      </w:r>
-      <w:r>
-        <w:rPr>
-          <w:rFonts w:hint="eastAsia"/>
-          <w:color w:val="000000" w:themeColor="text1"/>
-          <w:spacing w:val="2"/>
-          <w:sz w:val="24"/>
-          <w:szCs w:val="24"/>
-          <w:lang w:eastAsia="zh-CN"/>
-        </w:rPr>
-        <w:t>助你在职场中找到专属生态位。</w:t>
-      </w:r>
-    </w:p>
-    <w:p>
-      <w:pPr>
-        <w:pStyle w:val="a3"/>
-        <w:spacing w:before="231"/>
+          <w14:textFill>
+            <w14:solidFill>
+              <w14:schemeClr w14:val="tx1"/>
+            </w14:solidFill>
+          </w14:textFill>
+        </w:rPr>
+      </w:pPr>
+      <w:r>
         <w:rPr>
           <w:rFonts w:hint="eastAsia"/>
           <w:b/>
@@ -4401,57 +4311,62 @@
           <w:spacing w:val="3"/>
           <w:sz w:val="24"/>
           <w:szCs w:val="24"/>
-        </w:rPr>
-      </w:pPr>
-      <w:proofErr w:type="spellStart"/>
-      <w:r>
-        <w:rPr>
-          <w:rFonts w:hint="eastAsia"/>
+          <w14:textFill>
+            <w14:solidFill>
+              <w14:schemeClr w14:val="tx1"/>
+            </w14:solidFill>
+          </w14:textFill>
+        </w:rPr>
+        <w:t>适配类型</w:t>
+      </w:r>
+      <w:r>
+        <w:rPr>
           <w:b/>
           <w:bCs/>
           <w:color w:val="000000" w:themeColor="text1"/>
           <w:spacing w:val="3"/>
           <w:sz w:val="24"/>
           <w:szCs w:val="24"/>
-        </w:rPr>
-        <w:t>适配类型</w:t>
-      </w:r>
-      <w:proofErr w:type="spellEnd"/>
-      <w:r>
-        <w:rPr>
-          <w:b/>
-          <w:bCs/>
-          <w:color w:val="000000" w:themeColor="text1"/>
-          <w:spacing w:val="3"/>
-          <w:sz w:val="24"/>
-          <w:szCs w:val="24"/>
+          <w14:textFill>
+            <w14:solidFill>
+              <w14:schemeClr w14:val="tx1"/>
+            </w14:solidFill>
+          </w14:textFill>
         </w:rPr>
         <w:t>：</w:t>
       </w:r>
     </w:p>
     <w:p>
       <w:pPr>
-        <w:pStyle w:val="a3"/>
+        <w:pStyle w:val="2"/>
         <w:spacing w:before="37"/>
         <w:ind w:right="31"/>
         <w:jc w:val="center"/>
         <w:rPr>
-          <w:rFonts w:hint="eastAsia"/>
           <w:color w:val="000000" w:themeColor="text1"/>
           <w:spacing w:val="2"/>
           <w:sz w:val="24"/>
           <w:szCs w:val="24"/>
+          <w14:textFill>
+            <w14:solidFill>
+              <w14:schemeClr w14:val="tx1"/>
+            </w14:solidFill>
+          </w14:textFill>
         </w:rPr>
       </w:pPr>
       <w:bookmarkStart w:id="4" w:name="OLE_LINK6"/>
       <w:r>
         <w:rPr>
-          <w:noProof/>
-          <w:color w:val="000000" w:themeColor="text1"/>
-        </w:rPr>
-        <w:lastRenderedPageBreak/>
+          <w:color w:val="000000" w:themeColor="text1"/>
+          <w:lang w:eastAsia="zh-CN"/>
+          <w14:textFill>
+            <w14:solidFill>
+              <w14:schemeClr w14:val="tx1"/>
+            </w14:solidFill>
+          </w14:textFill>
+        </w:rPr>
         <w:drawing>
-          <wp:inline distT="0" distB="0" distL="114300" distR="114300" wp14:anchorId="47270817" wp14:editId="3F6E244F">
+          <wp:inline distT="0" distB="0" distL="114300" distR="114300">
             <wp:extent cx="4129405" cy="1800225"/>
             <wp:effectExtent l="0" t="0" r="0" b="0"/>
             <wp:docPr id="50" name="图片 1"/>
@@ -4468,7 +4383,7 @@
                     </pic:cNvPicPr>
                   </pic:nvPicPr>
                   <pic:blipFill>
-                    <a:blip r:embed="rId17"/>
+                    <a:blip r:embed="rId11"/>
                     <a:stretch>
                       <a:fillRect/>
                     </a:stretch>
@@ -4493,11 +4408,28 @@
         </w:drawing>
       </w:r>
     </w:p>
+    <w:bookmarkEnd w:id="4"/>
     <w:p>
       <w:pPr>
-        <w:pStyle w:val="a3"/>
-        <w:spacing w:before="37"/>
-        <w:ind w:right="31" w:firstLineChars="200" w:firstLine="488"/>
+        <w:pStyle w:val="2"/>
+        <w:spacing w:before="37" w:line="520" w:lineRule="exact"/>
+        <w:ind w:right="28" w:firstLine="488" w:firstLineChars="200"/>
+        <w:rPr>
+          <w:b/>
+          <w:bCs/>
+          <w:color w:val="000000" w:themeColor="text1"/>
+          <w:spacing w:val="2"/>
+          <w:sz w:val="24"/>
+          <w:szCs w:val="24"/>
+          <w:lang w:eastAsia="zh-CN"/>
+          <w14:textFill>
+            <w14:solidFill>
+              <w14:schemeClr w14:val="tx1"/>
+            </w14:solidFill>
+          </w14:textFill>
+        </w:rPr>
+      </w:pPr>
+      <w:r>
         <w:rPr>
           <w:rFonts w:hint="eastAsia"/>
           <w:b/>
@@ -4507,6 +4439,68 @@
           <w:sz w:val="24"/>
           <w:szCs w:val="24"/>
           <w:lang w:eastAsia="zh-CN"/>
+          <w14:textFill>
+            <w14:solidFill>
+              <w14:schemeClr w14:val="tx1"/>
+            </w14:solidFill>
+          </w14:textFill>
+        </w:rPr>
+        <w:t>适配类型1：INFJ</w:t>
+      </w:r>
+    </w:p>
+    <w:p>
+      <w:pPr>
+        <w:pStyle w:val="2"/>
+        <w:spacing w:before="37" w:line="520" w:lineRule="exact"/>
+        <w:ind w:right="28" w:firstLine="488" w:firstLineChars="200"/>
+        <w:rPr>
+          <w:color w:val="000000" w:themeColor="text1"/>
+          <w:spacing w:val="2"/>
+          <w:sz w:val="24"/>
+          <w:szCs w:val="24"/>
+          <w:lang w:eastAsia="zh-CN"/>
+          <w14:textFill>
+            <w14:solidFill>
+              <w14:schemeClr w14:val="tx1"/>
+            </w14:solidFill>
+          </w14:textFill>
+        </w:rPr>
+      </w:pPr>
+      <w:r>
+        <w:rPr>
+          <w:rFonts w:hint="eastAsia"/>
+          <w:color w:val="000000" w:themeColor="text1"/>
+          <w:spacing w:val="2"/>
+          <w:sz w:val="24"/>
+          <w:szCs w:val="24"/>
+          <w:lang w:eastAsia="zh-CN"/>
+          <w14:textFill>
+            <w14:solidFill>
+              <w14:schemeClr w14:val="tx1"/>
+            </w14:solidFill>
+          </w14:textFill>
+        </w:rPr>
+        <w:t>ENFP充满热情和创造力，但可能缺乏深度洞察力和人文关怀。INFJ的深刻洞察力和价值观可引导ENFP的创造力，两者在需要创新思维和人文关怀的领域（如心理咨询、艺术教育）中能形成良好合作。</w:t>
+      </w:r>
+    </w:p>
+    <w:p>
+      <w:pPr>
+        <w:pStyle w:val="2"/>
+        <w:spacing w:before="37" w:line="520" w:lineRule="exact"/>
+        <w:ind w:right="28" w:firstLine="488" w:firstLineChars="200"/>
+        <w:rPr>
+          <w:b/>
+          <w:bCs/>
+          <w:color w:val="000000" w:themeColor="text1"/>
+          <w:spacing w:val="2"/>
+          <w:sz w:val="24"/>
+          <w:szCs w:val="24"/>
+          <w:lang w:eastAsia="zh-CN"/>
+          <w14:textFill>
+            <w14:solidFill>
+              <w14:schemeClr w14:val="tx1"/>
+            </w14:solidFill>
+          </w14:textFill>
         </w:rPr>
       </w:pPr>
       <w:r>
@@ -4519,10 +4513,70 @@
           <w:sz w:val="24"/>
           <w:szCs w:val="24"/>
           <w:lang w:eastAsia="zh-CN"/>
-        </w:rPr>
-        <w:t>适配类型</w:t>
-      </w:r>
-      <w:bookmarkEnd w:id="4"/>
+          <w14:textFill>
+            <w14:solidFill>
+              <w14:schemeClr w14:val="tx1"/>
+            </w14:solidFill>
+          </w14:textFill>
+        </w:rPr>
+        <w:t>适配类型2：INTP</w:t>
+      </w:r>
+    </w:p>
+    <w:p>
+      <w:pPr>
+        <w:pStyle w:val="2"/>
+        <w:spacing w:before="37" w:line="520" w:lineRule="exact"/>
+        <w:ind w:right="28" w:firstLine="488" w:firstLineChars="200"/>
+        <w:rPr>
+          <w:color w:val="000000" w:themeColor="text1"/>
+          <w:spacing w:val="2"/>
+          <w:sz w:val="24"/>
+          <w:szCs w:val="24"/>
+          <w:lang w:eastAsia="zh-CN"/>
+          <w14:textFill>
+            <w14:solidFill>
+              <w14:schemeClr w14:val="tx1"/>
+            </w14:solidFill>
+          </w14:textFill>
+        </w:rPr>
+      </w:pPr>
+      <w:r>
+        <w:rPr>
+          <w:rFonts w:hint="eastAsia"/>
+          <w:color w:val="000000" w:themeColor="text1"/>
+          <w:spacing w:val="2"/>
+          <w:sz w:val="24"/>
+          <w:szCs w:val="24"/>
+          <w:lang w:eastAsia="zh-CN"/>
+          <w14:textFill>
+            <w14:solidFill>
+              <w14:schemeClr w14:val="tx1"/>
+            </w14:solidFill>
+          </w14:textFill>
+        </w:rPr>
+        <w:t>ENFP可能过于感性，缺乏逻辑思维和深度分析能力。INTP的逻辑思维和抽象思维能力可以弥补这一不足，两者在需要创新思维和逻辑分析的领域（如科研、产品设计）中能形成互补。</w:t>
+      </w:r>
+    </w:p>
+    <w:p>
+      <w:pPr>
+        <w:pStyle w:val="2"/>
+        <w:spacing w:before="37" w:line="520" w:lineRule="exact"/>
+        <w:ind w:right="28" w:firstLine="488" w:firstLineChars="200"/>
+        <w:rPr>
+          <w:b/>
+          <w:bCs/>
+          <w:color w:val="000000" w:themeColor="text1"/>
+          <w:spacing w:val="2"/>
+          <w:sz w:val="24"/>
+          <w:szCs w:val="24"/>
+          <w:lang w:eastAsia="zh-CN"/>
+          <w14:textFill>
+            <w14:solidFill>
+              <w14:schemeClr w14:val="tx1"/>
+            </w14:solidFill>
+          </w14:textFill>
+        </w:rPr>
+      </w:pPr>
       <w:r>
         <w:rPr>
           <w:rFonts w:hint="eastAsia"/>
@@ -4533,15 +4587,31 @@
           <w:sz w:val="24"/>
           <w:szCs w:val="24"/>
           <w:lang w:eastAsia="zh-CN"/>
-        </w:rPr>
-        <w:t>1：INFJ</w:t>
+          <w14:textFill>
+            <w14:solidFill>
+              <w14:schemeClr w14:val="tx1"/>
+            </w14:solidFill>
+          </w14:textFill>
+        </w:rPr>
+        <w:t>适配类型3：ESFP</w:t>
       </w:r>
     </w:p>
     <w:p>
       <w:pPr>
-        <w:pStyle w:val="a3"/>
-        <w:spacing w:before="37"/>
-        <w:ind w:right="31" w:firstLineChars="200" w:firstLine="488"/>
+        <w:pStyle w:val="2"/>
+        <w:spacing w:before="37" w:line="520" w:lineRule="exact"/>
+        <w:ind w:right="28" w:firstLine="488" w:firstLineChars="200"/>
+        <w:rPr>
+          <w:color w:val="000000" w:themeColor="text1"/>
+          <w:lang w:eastAsia="zh-CN"/>
+          <w14:textFill>
+            <w14:solidFill>
+              <w14:schemeClr w14:val="tx1"/>
+            </w14:solidFill>
+          </w14:textFill>
+        </w:rPr>
+      </w:pPr>
+      <w:r>
         <w:rPr>
           <w:rFonts w:hint="eastAsia"/>
           <w:color w:val="000000" w:themeColor="text1"/>
@@ -4549,278 +4619,64 @@
           <w:sz w:val="24"/>
           <w:szCs w:val="24"/>
           <w:lang w:eastAsia="zh-CN"/>
-        </w:rPr>
-      </w:pPr>
-      <w:r>
-        <w:rPr>
-          <w:rFonts w:hint="eastAsia"/>
-          <w:color w:val="000000" w:themeColor="text1"/>
-          <w:spacing w:val="2"/>
-          <w:sz w:val="24"/>
-          <w:szCs w:val="24"/>
-          <w:lang w:eastAsia="zh-CN"/>
-        </w:rPr>
-        <w:t>ENFP充满热情和创造力，但可能缺乏深度洞察力和人文关怀。INFJ的深刻洞察力和价值观可引导ENFP的创造力，两者在需要创新思维和人文关怀的领域（如心理咨询、艺术教育）中能形成良好合作。</w:t>
-      </w:r>
-    </w:p>
-    <w:p>
-      <w:pPr>
-        <w:pStyle w:val="a3"/>
-        <w:spacing w:before="37"/>
-        <w:ind w:right="31" w:firstLineChars="200" w:firstLine="488"/>
-        <w:rPr>
-          <w:rFonts w:hint="eastAsia"/>
-          <w:b/>
-          <w:bCs/>
-          <w:color w:val="000000" w:themeColor="text1"/>
-          <w:spacing w:val="2"/>
-          <w:sz w:val="24"/>
-          <w:szCs w:val="24"/>
-          <w:lang w:eastAsia="zh-CN"/>
-        </w:rPr>
-      </w:pPr>
-      <w:r>
-        <w:rPr>
-          <w:rFonts w:hint="eastAsia"/>
-          <w:b/>
-          <w:bCs/>
-          <w:color w:val="000000" w:themeColor="text1"/>
-          <w:spacing w:val="2"/>
-          <w:sz w:val="24"/>
-          <w:szCs w:val="24"/>
-          <w:lang w:eastAsia="zh-CN"/>
-        </w:rPr>
-        <w:t>适配类型2：INTP</w:t>
-      </w:r>
-    </w:p>
-    <w:p>
-      <w:pPr>
-        <w:pStyle w:val="a3"/>
-        <w:spacing w:before="37"/>
-        <w:ind w:right="31" w:firstLineChars="200" w:firstLine="488"/>
-        <w:rPr>
-          <w:rFonts w:hint="eastAsia"/>
-          <w:color w:val="000000" w:themeColor="text1"/>
-          <w:spacing w:val="2"/>
-          <w:sz w:val="24"/>
-          <w:szCs w:val="24"/>
-          <w:lang w:eastAsia="zh-CN"/>
-        </w:rPr>
-      </w:pPr>
-      <w:r>
-        <w:rPr>
-          <w:rFonts w:hint="eastAsia"/>
-          <w:color w:val="000000" w:themeColor="text1"/>
-          <w:spacing w:val="2"/>
-          <w:sz w:val="24"/>
-          <w:szCs w:val="24"/>
-          <w:lang w:eastAsia="zh-CN"/>
-        </w:rPr>
-        <w:t>ENFP可能过于感性，缺乏逻辑思维和深度分析能力。INTP的逻辑思维和抽象思维能力可以弥补这一不足，两者在需要创新思维和逻辑分析的领域（如科研、产品设计）中能形成互补。</w:t>
-      </w:r>
-    </w:p>
-    <w:p>
-      <w:pPr>
-        <w:pStyle w:val="a3"/>
-        <w:spacing w:before="37"/>
-        <w:ind w:right="31" w:firstLineChars="200" w:firstLine="488"/>
-        <w:rPr>
-          <w:rFonts w:hint="eastAsia"/>
-          <w:b/>
-          <w:bCs/>
-          <w:color w:val="000000" w:themeColor="text1"/>
-          <w:spacing w:val="2"/>
-          <w:sz w:val="24"/>
-          <w:szCs w:val="24"/>
-          <w:lang w:eastAsia="zh-CN"/>
-        </w:rPr>
-      </w:pPr>
-      <w:r>
-        <w:rPr>
-          <w:rFonts w:hint="eastAsia"/>
-          <w:b/>
-          <w:bCs/>
-          <w:color w:val="000000" w:themeColor="text1"/>
-          <w:spacing w:val="2"/>
-          <w:sz w:val="24"/>
-          <w:szCs w:val="24"/>
-          <w:lang w:eastAsia="zh-CN"/>
-        </w:rPr>
-        <w:t>适配类型3：ESFP</w:t>
-      </w:r>
-    </w:p>
-    <w:p>
-      <w:pPr>
-        <w:pStyle w:val="a3"/>
-        <w:spacing w:before="37"/>
-        <w:ind w:right="31" w:firstLineChars="200" w:firstLine="488"/>
-        <w:rPr>
-          <w:rFonts w:hint="eastAsia"/>
-          <w:color w:val="000000" w:themeColor="text1"/>
-          <w:lang w:eastAsia="zh-CN"/>
-        </w:rPr>
-      </w:pPr>
-      <w:r>
-        <w:rPr>
-          <w:rFonts w:hint="eastAsia"/>
-          <w:color w:val="000000" w:themeColor="text1"/>
-          <w:spacing w:val="2"/>
-          <w:sz w:val="24"/>
-          <w:szCs w:val="24"/>
-          <w:lang w:eastAsia="zh-CN"/>
+          <w14:textFill>
+            <w14:solidFill>
+              <w14:schemeClr w14:val="tx1"/>
+            </w14:solidFill>
+          </w14:textFill>
         </w:rPr>
         <w:t>ENFP和ESFP都热情开朗，喜欢与人互动，两者在需要社交能力和表现力的领域（如活动策划、娱乐业）中能形成高效协作，共同营造活跃的工作氛围。</w:t>
       </w:r>
     </w:p>
     <w:sectPr>
-      <w:footerReference w:type="default" r:id="rId18"/>
+      <w:headerReference r:id="rId5" w:type="default"/>
+      <w:footerReference r:id="rId6" w:type="default"/>
       <w:pgSz w:w="11906" w:h="16838"/>
-      <w:pgMar w:top="1134" w:right="1701" w:bottom="1134" w:left="1701" w:header="851" w:footer="737" w:gutter="0"/>
+      <w:pgMar w:top="1440" w:right="1800" w:bottom="1440" w:left="1800" w:header="851" w:footer="510" w:gutter="0"/>
       <w:pgNumType w:start="1"/>
-      <w:cols w:space="425"/>
-      <w:docGrid w:type="lines" w:linePitch="312"/>
+      <w:cols w:space="425" w:num="1"/>
+      <w:docGrid w:type="lines" w:linePitch="312" w:charSpace="0"/>
     </w:sectPr>
   </w:body>
 </w:document>
 </file>
 
-<file path=word/endnotes.xml><?xml version="1.0" encoding="utf-8"?>
-<w:endnotes xmlns:wpc="http://schemas.microsoft.com/office/word/2010/wordprocessingCanvas" xmlns:cx="http://schemas.microsoft.com/office/drawing/2014/chartex" xmlns:cx1="http://schemas.microsoft.com/office/drawing/2015/9/8/chartex" xmlns:cx2="http://schemas.microsoft.com/office/drawing/2015/10/21/chartex" xmlns:cx3="http://schemas.microsoft.com/office/drawing/2016/5/9/chartex" xmlns:cx4="http://schemas.microsoft.com/office/drawing/2016/5/10/chartex" xmlns:cx5="http://schemas.microsoft.com/office/drawing/2016/5/11/chartex" xmlns:cx6="http://schemas.microsoft.com/office/drawing/2016/5/12/chartex" xmlns:cx7="http://schemas.microsoft.com/office/drawing/2016/5/13/chartex" xmlns:cx8="http://schemas.microsoft.com/office/drawing/2016/5/14/chartex" xmlns:mc="http://schemas.openxmlformats.org/markup-compatibility/2006" xmlns:aink="http://schemas.microsoft.com/office/drawing/2016/ink" xmlns:am3d="http://schemas.microsoft.com/office/drawing/2017/model3d" xmlns:o="urn:schemas-microsoft-com:office:office" xmlns:oel="http://schemas.microsoft.com/office/2019/extlst" xmlns:r="http://schemas.openxmlformats.org/officeDocument/2006/relationships" xmlns:m="http://schemas.openxmlformats.org/officeDocument/2006/math" xmlns:v="urn:schemas-microsoft-com:vml" xmlns:wp14="http://schemas.microsoft.com/office/word/2010/wordprocessingDrawing" xmlns:wp="http://schemas.openxmlformats.org/drawingml/2006/wordprocessingDrawing" xmlns:w10="urn:schemas-microsoft-com:office:word" xmlns:w="http://schemas.openxmlformats.org/wordprocessingml/2006/main" xmlns:w14="http://schemas.microsoft.com/office/word/2010/wordml" xmlns:w15="http://schemas.microsoft.com/office/word/2012/wordml" xmlns:w16cex="http://schemas.microsoft.com/office/word/2018/wordml/cex" xmlns:w16cid="http://schemas.microsoft.com/office/word/2016/wordml/cid" xmlns:w16="http://schemas.microsoft.com/office/word/2018/wordml" xmlns:w16du="http://schemas.microsoft.com/office/word/2023/wordml/word16du" xmlns:w16sdtdh="http://schemas.microsoft.com/office/word/2020/wordml/sdtdatahash" xmlns:w16sdtfl="http://schemas.microsoft.com/office/word/2024/wordml/sdtformatlock" xmlns:w16se="http://schemas.microsoft.com/office/word/2015/wordml/symex" xmlns:wpg="http://schemas.microsoft.com/office/word/2010/wordprocessingGroup" xmlns:wpi="http://schemas.microsoft.com/office/word/2010/wordprocessingInk" xmlns:wne="http://schemas.microsoft.com/office/word/2006/wordml" xmlns:wps="http://schemas.microsoft.com/office/word/2010/wordprocessingShape" mc:Ignorable="w14 w15 w16se w16cid w16 w16cex w16sdtdh w16sdtfl w16du wp14">
-  <w:endnote w:type="separator" w:id="-1">
-    <w:p>
-      <w:r>
-        <w:separator/>
-      </w:r>
-    </w:p>
-  </w:endnote>
-  <w:endnote w:type="continuationSeparator" w:id="0">
-    <w:p>
-      <w:r>
-        <w:continuationSeparator/>
-      </w:r>
-    </w:p>
-  </w:endnote>
-</w:endnotes>
-</file>
-
 <file path=word/footer1.xml><?xml version="1.0" encoding="utf-8"?>
-<w:ftr xmlns:wpc="http://schemas.microsoft.com/office/word/2010/wordprocessingCanvas" xmlns:cx="http://schemas.microsoft.com/office/drawing/2014/chartex" xmlns:cx1="http://schemas.microsoft.com/office/drawing/2015/9/8/chartex" xmlns:cx2="http://schemas.microsoft.com/office/drawing/2015/10/21/chartex" xmlns:cx3="http://schemas.microsoft.com/office/drawing/2016/5/9/chartex" xmlns:cx4="http://schemas.microsoft.com/office/drawing/2016/5/10/chartex" xmlns:cx5="http://schemas.microsoft.com/office/drawing/2016/5/11/chartex" xmlns:cx6="http://schemas.microsoft.com/office/drawing/2016/5/12/chartex" xmlns:cx7="http://schemas.microsoft.com/office/drawing/2016/5/13/chartex" xmlns:cx8="http://schemas.microsoft.com/office/drawing/2016/5/14/chartex" xmlns:mc="http://schemas.openxmlformats.org/markup-compatibility/2006" xmlns:aink="http://schemas.microsoft.com/office/drawing/2016/ink" xmlns:am3d="http://schemas.microsoft.com/office/drawing/2017/model3d" xmlns:o="urn:schemas-microsoft-com:office:office" xmlns:oel="http://schemas.microsoft.com/office/2019/extlst" xmlns:r="http://schemas.openxmlformats.org/officeDocument/2006/relationships" xmlns:m="http://schemas.openxmlformats.org/officeDocument/2006/math" xmlns:v="urn:schemas-microsoft-com:vml" xmlns:wp14="http://schemas.microsoft.com/office/word/2010/wordprocessingDrawing" xmlns:wp="http://schemas.openxmlformats.org/drawingml/2006/wordprocessingDrawing" xmlns:w10="urn:schemas-microsoft-com:office:word" xmlns:w="http://schemas.openxmlformats.org/wordprocessingml/2006/main" xmlns:w14="http://schemas.microsoft.com/office/word/2010/wordml" xmlns:w15="http://schemas.microsoft.com/office/word/2012/wordml" xmlns:w16cex="http://schemas.microsoft.com/office/word/2018/wordml/cex" xmlns:w16cid="http://schemas.microsoft.com/office/word/2016/wordml/cid" xmlns:w16="http://schemas.microsoft.com/office/word/2018/wordml" xmlns:w16du="http://schemas.microsoft.com/office/word/2023/wordml/word16du" xmlns:w16sdtdh="http://schemas.microsoft.com/office/word/2020/wordml/sdtdatahash" xmlns:w16sdtfl="http://schemas.microsoft.com/office/word/2024/wordml/sdtformatlock" xmlns:w16se="http://schemas.microsoft.com/office/word/2015/wordml/symex" xmlns:wpg="http://schemas.microsoft.com/office/word/2010/wordprocessingGroup" xmlns:wpi="http://schemas.microsoft.com/office/word/2010/wordprocessingInk" xmlns:wne="http://schemas.microsoft.com/office/word/2006/wordml" xmlns:wps="http://schemas.microsoft.com/office/word/2010/wordprocessingShape" mc:Ignorable="w14 w15 w16se w16cid w16 w16cex w16sdtdh w16sdtfl w16du wp14">
-  <w:sdt>
-    <w:sdtPr>
-      <w:id w:val="661505434"/>
-      <w:docPartObj>
-        <w:docPartGallery w:val="Page Numbers (Bottom of Page)"/>
-        <w:docPartUnique/>
-      </w:docPartObj>
-    </w:sdtPr>
-    <w:sdtEndPr>
-      <w:rPr>
-        <w:sz w:val="20"/>
-        <w:szCs w:val="28"/>
-      </w:rPr>
-    </w:sdtEndPr>
-    <w:sdtContent>
-      <w:p>
-        <w:pPr>
-          <w:pStyle w:val="a5"/>
-          <w:jc w:val="center"/>
-          <w:rPr>
-            <w:rFonts w:hint="eastAsia"/>
-            <w:sz w:val="20"/>
-            <w:szCs w:val="28"/>
-          </w:rPr>
-        </w:pPr>
-        <w:r>
-          <w:rPr>
-            <w:sz w:val="20"/>
-            <w:szCs w:val="28"/>
-          </w:rPr>
-          <w:fldChar w:fldCharType="begin"/>
-        </w:r>
-        <w:r>
-          <w:rPr>
-            <w:sz w:val="20"/>
-            <w:szCs w:val="28"/>
-          </w:rPr>
-          <w:instrText>PAGE   \* MERGEFORMAT</w:instrText>
-        </w:r>
-        <w:r>
-          <w:rPr>
-            <w:sz w:val="20"/>
-            <w:szCs w:val="28"/>
-          </w:rPr>
-          <w:fldChar w:fldCharType="separate"/>
-        </w:r>
-        <w:r>
-          <w:rPr>
-            <w:sz w:val="20"/>
-            <w:szCs w:val="28"/>
-            <w:lang w:val="zh-CN"/>
-          </w:rPr>
-          <w:t>2</w:t>
-        </w:r>
-        <w:r>
-          <w:rPr>
-            <w:sz w:val="20"/>
-            <w:szCs w:val="28"/>
-          </w:rPr>
-          <w:fldChar w:fldCharType="end"/>
-        </w:r>
-      </w:p>
-    </w:sdtContent>
-  </w:sdt>
+<w:ftr xmlns:wpc="http://schemas.microsoft.com/office/word/2010/wordprocessingCanvas" xmlns:mc="http://schemas.openxmlformats.org/markup-compatibility/2006" xmlns:o="urn:schemas-microsoft-com:office:office" xmlns:r="http://schemas.openxmlformats.org/officeDocument/2006/relationships" xmlns:m="http://schemas.openxmlformats.org/officeDocument/2006/math" xmlns:v="urn:schemas-microsoft-com:vml" xmlns:wp14="http://schemas.microsoft.com/office/word/2010/wordprocessingDrawing" xmlns:wp="http://schemas.openxmlformats.org/drawingml/2006/wordprocessingDrawing" xmlns:w10="urn:schemas-microsoft-com:office:word" xmlns:w="http://schemas.openxmlformats.org/wordprocessingml/2006/main" xmlns:w14="http://schemas.microsoft.com/office/word/2010/wordml" xmlns:w15="http://schemas.microsoft.com/office/word/2012/wordml" xmlns:wpg="http://schemas.microsoft.com/office/word/2010/wordprocessingGroup" xmlns:wpi="http://schemas.microsoft.com/office/word/2010/wordprocessingInk" xmlns:wne="http://schemas.microsoft.com/office/word/2006/wordml" xmlns:wps="http://schemas.microsoft.com/office/word/2010/wordprocessingShape" xmlns:wpsCustomData="http://www.wps.cn/officeDocument/2013/wpsCustomData" mc:Ignorable="w14 w15 wp14">
   <w:p>
     <w:pPr>
-      <w:pStyle w:val="a5"/>
+      <w:pStyle w:val="3"/>
+      <w:jc w:val="center"/>
+    </w:pPr>
+  </w:p>
+  <w:p>
+    <w:pPr>
+      <w:pStyle w:val="3"/>
     </w:pPr>
   </w:p>
 </w:ftr>
 </file>
 
 <file path=word/footer2.xml><?xml version="1.0" encoding="utf-8"?>
-<w:ftr xmlns:wpc="http://schemas.microsoft.com/office/word/2010/wordprocessingCanvas" xmlns:cx="http://schemas.microsoft.com/office/drawing/2014/chartex" xmlns:cx1="http://schemas.microsoft.com/office/drawing/2015/9/8/chartex" xmlns:cx2="http://schemas.microsoft.com/office/drawing/2015/10/21/chartex" xmlns:cx3="http://schemas.microsoft.com/office/drawing/2016/5/9/chartex" xmlns:cx4="http://schemas.microsoft.com/office/drawing/2016/5/10/chartex" xmlns:cx5="http://schemas.microsoft.com/office/drawing/2016/5/11/chartex" xmlns:cx6="http://schemas.microsoft.com/office/drawing/2016/5/12/chartex" xmlns:cx7="http://schemas.microsoft.com/office/drawing/2016/5/13/chartex" xmlns:cx8="http://schemas.microsoft.com/office/drawing/2016/5/14/chartex" xmlns:mc="http://schemas.openxmlformats.org/markup-compatibility/2006" xmlns:aink="http://schemas.microsoft.com/office/drawing/2016/ink" xmlns:am3d="http://schemas.microsoft.com/office/drawing/2017/model3d" xmlns:o="urn:schemas-microsoft-com:office:office" xmlns:oel="http://schemas.microsoft.com/office/2019/extlst" xmlns:r="http://schemas.openxmlformats.org/officeDocument/2006/relationships" xmlns:m="http://schemas.openxmlformats.org/officeDocument/2006/math" xmlns:v="urn:schemas-microsoft-com:vml" xmlns:wp14="http://schemas.microsoft.com/office/word/2010/wordprocessingDrawing" xmlns:wp="http://schemas.openxmlformats.org/drawingml/2006/wordprocessingDrawing" xmlns:w10="urn:schemas-microsoft-com:office:word" xmlns:w="http://schemas.openxmlformats.org/wordprocessingml/2006/main" xmlns:w14="http://schemas.microsoft.com/office/word/2010/wordml" xmlns:w15="http://schemas.microsoft.com/office/word/2012/wordml" xmlns:w16cex="http://schemas.microsoft.com/office/word/2018/wordml/cex" xmlns:w16cid="http://schemas.microsoft.com/office/word/2016/wordml/cid" xmlns:w16="http://schemas.microsoft.com/office/word/2018/wordml" xmlns:w16du="http://schemas.microsoft.com/office/word/2023/wordml/word16du" xmlns:w16sdtdh="http://schemas.microsoft.com/office/word/2020/wordml/sdtdatahash" xmlns:w16sdtfl="http://schemas.microsoft.com/office/word/2024/wordml/sdtformatlock" xmlns:w16se="http://schemas.microsoft.com/office/word/2015/wordml/symex" xmlns:wpg="http://schemas.microsoft.com/office/word/2010/wordprocessingGroup" xmlns:wpi="http://schemas.microsoft.com/office/word/2010/wordprocessingInk" xmlns:wne="http://schemas.microsoft.com/office/word/2006/wordml" xmlns:wps="http://schemas.microsoft.com/office/word/2010/wordprocessingShape" mc:Ignorable="w14 w15 w16se w16cid w16 w16cex w16sdtdh w16sdtfl w16du wp14">
-  <w:p>
-    <w:pPr>
-      <w:pStyle w:val="a4"/>
-    </w:pPr>
-  </w:p>
-</w:ftr>
-</file>
-
-<file path=word/footer3.xml><?xml version="1.0" encoding="utf-8"?>
-<w:ftr xmlns:wpc="http://schemas.microsoft.com/office/word/2010/wordprocessingCanvas" xmlns:cx="http://schemas.microsoft.com/office/drawing/2014/chartex" xmlns:cx1="http://schemas.microsoft.com/office/drawing/2015/9/8/chartex" xmlns:cx2="http://schemas.microsoft.com/office/drawing/2015/10/21/chartex" xmlns:cx3="http://schemas.microsoft.com/office/drawing/2016/5/9/chartex" xmlns:cx4="http://schemas.microsoft.com/office/drawing/2016/5/10/chartex" xmlns:cx5="http://schemas.microsoft.com/office/drawing/2016/5/11/chartex" xmlns:cx6="http://schemas.microsoft.com/office/drawing/2016/5/12/chartex" xmlns:cx7="http://schemas.microsoft.com/office/drawing/2016/5/13/chartex" xmlns:cx8="http://schemas.microsoft.com/office/drawing/2016/5/14/chartex" xmlns:mc="http://schemas.openxmlformats.org/markup-compatibility/2006" xmlns:aink="http://schemas.microsoft.com/office/drawing/2016/ink" xmlns:am3d="http://schemas.microsoft.com/office/drawing/2017/model3d" xmlns:o="urn:schemas-microsoft-com:office:office" xmlns:oel="http://schemas.microsoft.com/office/2019/extlst" xmlns:r="http://schemas.openxmlformats.org/officeDocument/2006/relationships" xmlns:m="http://schemas.openxmlformats.org/officeDocument/2006/math" xmlns:v="urn:schemas-microsoft-com:vml" xmlns:wp14="http://schemas.microsoft.com/office/word/2010/wordprocessingDrawing" xmlns:wp="http://schemas.openxmlformats.org/drawingml/2006/wordprocessingDrawing" xmlns:w10="urn:schemas-microsoft-com:office:word" xmlns:w="http://schemas.openxmlformats.org/wordprocessingml/2006/main" xmlns:w14="http://schemas.microsoft.com/office/word/2010/wordml" xmlns:w15="http://schemas.microsoft.com/office/word/2012/wordml" xmlns:w16cex="http://schemas.microsoft.com/office/word/2018/wordml/cex" xmlns:w16cid="http://schemas.microsoft.com/office/word/2016/wordml/cid" xmlns:w16="http://schemas.microsoft.com/office/word/2018/wordml" xmlns:w16du="http://schemas.microsoft.com/office/word/2023/wordml/word16du" xmlns:w16sdtdh="http://schemas.microsoft.com/office/word/2020/wordml/sdtdatahash" xmlns:w16sdtfl="http://schemas.microsoft.com/office/word/2024/wordml/sdtformatlock" xmlns:w16se="http://schemas.microsoft.com/office/word/2015/wordml/symex" xmlns:wpg="http://schemas.microsoft.com/office/word/2010/wordprocessingGroup" xmlns:wpi="http://schemas.microsoft.com/office/word/2010/wordprocessingInk" xmlns:wne="http://schemas.microsoft.com/office/word/2006/wordml" xmlns:wps="http://schemas.microsoft.com/office/word/2010/wordprocessingShape" mc:Ignorable="w14 w15 w16se w16cid w16 w16cex w16sdtdh w16sdtfl w16du wp14">
-  <w:p>
-    <w:pPr>
-      <w:pStyle w:val="a4"/>
-    </w:pPr>
-  </w:p>
-</w:ftr>
-</file>
-
-<file path=word/footer4.xml><?xml version="1.0" encoding="utf-8"?>
-<w:ftr xmlns:wpc="http://schemas.microsoft.com/office/word/2010/wordprocessingCanvas" xmlns:cx="http://schemas.microsoft.com/office/drawing/2014/chartex" xmlns:cx1="http://schemas.microsoft.com/office/drawing/2015/9/8/chartex" xmlns:cx2="http://schemas.microsoft.com/office/drawing/2015/10/21/chartex" xmlns:cx3="http://schemas.microsoft.com/office/drawing/2016/5/9/chartex" xmlns:cx4="http://schemas.microsoft.com/office/drawing/2016/5/10/chartex" xmlns:cx5="http://schemas.microsoft.com/office/drawing/2016/5/11/chartex" xmlns:cx6="http://schemas.microsoft.com/office/drawing/2016/5/12/chartex" xmlns:cx7="http://schemas.microsoft.com/office/drawing/2016/5/13/chartex" xmlns:cx8="http://schemas.microsoft.com/office/drawing/2016/5/14/chartex" xmlns:mc="http://schemas.openxmlformats.org/markup-compatibility/2006" xmlns:aink="http://schemas.microsoft.com/office/drawing/2016/ink" xmlns:am3d="http://schemas.microsoft.com/office/drawing/2017/model3d" xmlns:o="urn:schemas-microsoft-com:office:office" xmlns:oel="http://schemas.microsoft.com/office/2019/extlst" xmlns:r="http://schemas.openxmlformats.org/officeDocument/2006/relationships" xmlns:m="http://schemas.openxmlformats.org/officeDocument/2006/math" xmlns:v="urn:schemas-microsoft-com:vml" xmlns:wp14="http://schemas.microsoft.com/office/word/2010/wordprocessingDrawing" xmlns:wp="http://schemas.openxmlformats.org/drawingml/2006/wordprocessingDrawing" xmlns:w10="urn:schemas-microsoft-com:office:word" xmlns:w="http://schemas.openxmlformats.org/wordprocessingml/2006/main" xmlns:w14="http://schemas.microsoft.com/office/word/2010/wordml" xmlns:w15="http://schemas.microsoft.com/office/word/2012/wordml" xmlns:w16cex="http://schemas.microsoft.com/office/word/2018/wordml/cex" xmlns:w16cid="http://schemas.microsoft.com/office/word/2016/wordml/cid" xmlns:w16="http://schemas.microsoft.com/office/word/2018/wordml" xmlns:w16du="http://schemas.microsoft.com/office/word/2023/wordml/word16du" xmlns:w16sdtdh="http://schemas.microsoft.com/office/word/2020/wordml/sdtdatahash" xmlns:w16sdtfl="http://schemas.microsoft.com/office/word/2024/wordml/sdtformatlock" xmlns:w16se="http://schemas.microsoft.com/office/word/2015/wordml/symex" xmlns:wpg="http://schemas.microsoft.com/office/word/2010/wordprocessingGroup" xmlns:wpi="http://schemas.microsoft.com/office/word/2010/wordprocessingInk" xmlns:wne="http://schemas.microsoft.com/office/word/2006/wordml" xmlns:wps="http://schemas.microsoft.com/office/word/2010/wordprocessingShape" mc:Ignorable="w14 w15 w16se w16cid w16 w16cex w16sdtdh w16sdtfl w16du wp14">
+<w:ftr xmlns:wpc="http://schemas.microsoft.com/office/word/2010/wordprocessingCanvas" xmlns:mc="http://schemas.openxmlformats.org/markup-compatibility/2006" xmlns:o="urn:schemas-microsoft-com:office:office" xmlns:r="http://schemas.openxmlformats.org/officeDocument/2006/relationships" xmlns:m="http://schemas.openxmlformats.org/officeDocument/2006/math" xmlns:v="urn:schemas-microsoft-com:vml" xmlns:wp14="http://schemas.microsoft.com/office/word/2010/wordprocessingDrawing" xmlns:wp="http://schemas.openxmlformats.org/drawingml/2006/wordprocessingDrawing" xmlns:w10="urn:schemas-microsoft-com:office:word" xmlns:w="http://schemas.openxmlformats.org/wordprocessingml/2006/main" xmlns:w14="http://schemas.microsoft.com/office/word/2010/wordml" xmlns:w15="http://schemas.microsoft.com/office/word/2012/wordml" xmlns:wpg="http://schemas.microsoft.com/office/word/2010/wordprocessingGroup" xmlns:wpi="http://schemas.microsoft.com/office/word/2010/wordprocessingInk" xmlns:wne="http://schemas.microsoft.com/office/word/2006/wordml" xmlns:wps="http://schemas.microsoft.com/office/word/2010/wordprocessingShape" xmlns:wpsCustomData="http://www.wps.cn/officeDocument/2013/wpsCustomData" mc:Ignorable="w14 w15 wp14">
   <w:sdt>
     <w:sdtPr>
-      <w:id w:val="1927544920"/>
+      <w:id w:val="-1296833972"/>
       <w:docPartObj>
-        <w:docPartGallery w:val="Page Numbers (Bottom of Page)"/>
-        <w:docPartUnique/>
+        <w:docPartGallery w:val="AutoText"/>
       </w:docPartObj>
     </w:sdtPr>
     <w:sdtContent>
       <w:p>
         <w:pPr>
-          <w:pStyle w:val="a4"/>
+          <w:pStyle w:val="3"/>
           <w:jc w:val="center"/>
-          <w:rPr>
-            <w:rFonts w:hint="eastAsia"/>
-          </w:rPr>
         </w:pPr>
         <w:r>
           <w:fldChar w:fldCharType="begin"/>
         </w:r>
         <w:r>
-          <w:instrText>PAGE   \* MERGEFORMAT</w:instrText>
+          <w:instrText xml:space="preserve">PAGE   \* MERGEFORMAT</w:instrText>
         </w:r>
         <w:r>
           <w:fldChar w:fldCharType="separate"/>
@@ -4829,7 +4685,7 @@
           <w:rPr>
             <w:lang w:val="zh-CN"/>
           </w:rPr>
-          <w:t>2</w:t>
+          <w:t>6</w:t>
         </w:r>
         <w:r>
           <w:fldChar w:fldCharType="end"/>
@@ -4839,56 +4695,43 @@
   </w:sdt>
   <w:p>
     <w:pPr>
-      <w:pStyle w:val="a4"/>
+      <w:pStyle w:val="3"/>
     </w:pPr>
   </w:p>
 </w:ftr>
 </file>
 
-<file path=word/footnotes.xml><?xml version="1.0" encoding="utf-8"?>
-<w:footnotes xmlns:wpc="http://schemas.microsoft.com/office/word/2010/wordprocessingCanvas" xmlns:cx="http://schemas.microsoft.com/office/drawing/2014/chartex" xmlns:cx1="http://schemas.microsoft.com/office/drawing/2015/9/8/chartex" xmlns:cx2="http://schemas.microsoft.com/office/drawing/2015/10/21/chartex" xmlns:cx3="http://schemas.microsoft.com/office/drawing/2016/5/9/chartex" xmlns:cx4="http://schemas.microsoft.com/office/drawing/2016/5/10/chartex" xmlns:cx5="http://schemas.microsoft.com/office/drawing/2016/5/11/chartex" xmlns:cx6="http://schemas.microsoft.com/office/drawing/2016/5/12/chartex" xmlns:cx7="http://schemas.microsoft.com/office/drawing/2016/5/13/chartex" xmlns:cx8="http://schemas.microsoft.com/office/drawing/2016/5/14/chartex" xmlns:mc="http://schemas.openxmlformats.org/markup-compatibility/2006" xmlns:aink="http://schemas.microsoft.com/office/drawing/2016/ink" xmlns:am3d="http://schemas.microsoft.com/office/drawing/2017/model3d" xmlns:o="urn:schemas-microsoft-com:office:office" xmlns:oel="http://schemas.microsoft.com/office/2019/extlst" xmlns:r="http://schemas.openxmlformats.org/officeDocument/2006/relationships" xmlns:m="http://schemas.openxmlformats.org/officeDocument/2006/math" xmlns:v="urn:schemas-microsoft-com:vml" xmlns:wp14="http://schemas.microsoft.com/office/word/2010/wordprocessingDrawing" xmlns:wp="http://schemas.openxmlformats.org/drawingml/2006/wordprocessingDrawing" xmlns:w10="urn:schemas-microsoft-com:office:word" xmlns:w="http://schemas.openxmlformats.org/wordprocessingml/2006/main" xmlns:w14="http://schemas.microsoft.com/office/word/2010/wordml" xmlns:w15="http://schemas.microsoft.com/office/word/2012/wordml" xmlns:w16cex="http://schemas.microsoft.com/office/word/2018/wordml/cex" xmlns:w16cid="http://schemas.microsoft.com/office/word/2016/wordml/cid" xmlns:w16="http://schemas.microsoft.com/office/word/2018/wordml" xmlns:w16du="http://schemas.microsoft.com/office/word/2023/wordml/word16du" xmlns:w16sdtdh="http://schemas.microsoft.com/office/word/2020/wordml/sdtdatahash" xmlns:w16sdtfl="http://schemas.microsoft.com/office/word/2024/wordml/sdtformatlock" xmlns:w16se="http://schemas.microsoft.com/office/word/2015/wordml/symex" xmlns:wpg="http://schemas.microsoft.com/office/word/2010/wordprocessingGroup" xmlns:wpi="http://schemas.microsoft.com/office/word/2010/wordprocessingInk" xmlns:wne="http://schemas.microsoft.com/office/word/2006/wordml" xmlns:wps="http://schemas.microsoft.com/office/word/2010/wordprocessingShape" mc:Ignorable="w14 w15 w16se w16cid w16 w16cex w16sdtdh w16sdtfl w16du wp14">
-  <w:footnote w:type="separator" w:id="-1">
-    <w:p>
-      <w:r>
-        <w:separator/>
-      </w:r>
-    </w:p>
-  </w:footnote>
-  <w:footnote w:type="continuationSeparator" w:id="0">
-    <w:p>
-      <w:r>
-        <w:continuationSeparator/>
-      </w:r>
-    </w:p>
-  </w:footnote>
-</w:footnotes>
-</file>
-
 <file path=word/header1.xml><?xml version="1.0" encoding="utf-8"?>
-<w:hdr xmlns:wpc="http://schemas.microsoft.com/office/word/2010/wordprocessingCanvas" xmlns:cx="http://schemas.microsoft.com/office/drawing/2014/chartex" xmlns:cx1="http://schemas.microsoft.com/office/drawing/2015/9/8/chartex" xmlns:cx2="http://schemas.microsoft.com/office/drawing/2015/10/21/chartex" xmlns:cx3="http://schemas.microsoft.com/office/drawing/2016/5/9/chartex" xmlns:cx4="http://schemas.microsoft.com/office/drawing/2016/5/10/chartex" xmlns:cx5="http://schemas.microsoft.com/office/drawing/2016/5/11/chartex" xmlns:cx6="http://schemas.microsoft.com/office/drawing/2016/5/12/chartex" xmlns:cx7="http://schemas.microsoft.com/office/drawing/2016/5/13/chartex" xmlns:cx8="http://schemas.microsoft.com/office/drawing/2016/5/14/chartex" xmlns:mc="http://schemas.openxmlformats.org/markup-compatibility/2006" xmlns:aink="http://schemas.microsoft.com/office/drawing/2016/ink" xmlns:am3d="http://schemas.microsoft.com/office/drawing/2017/model3d" xmlns:o="urn:schemas-microsoft-com:office:office" xmlns:oel="http://schemas.microsoft.com/office/2019/extlst" xmlns:r="http://schemas.openxmlformats.org/officeDocument/2006/relationships" xmlns:m="http://schemas.openxmlformats.org/officeDocument/2006/math" xmlns:v="urn:schemas-microsoft-com:vml" xmlns:wp14="http://schemas.microsoft.com/office/word/2010/wordprocessingDrawing" xmlns:wp="http://schemas.openxmlformats.org/drawingml/2006/wordprocessingDrawing" xmlns:w10="urn:schemas-microsoft-com:office:word" xmlns:w="http://schemas.openxmlformats.org/wordprocessingml/2006/main" xmlns:w14="http://schemas.microsoft.com/office/word/2010/wordml" xmlns:w15="http://schemas.microsoft.com/office/word/2012/wordml" xmlns:w16cex="http://schemas.microsoft.com/office/word/2018/wordml/cex" xmlns:w16cid="http://schemas.microsoft.com/office/word/2016/wordml/cid" xmlns:w16="http://schemas.microsoft.com/office/word/2018/wordml" xmlns:w16du="http://schemas.microsoft.com/office/word/2023/wordml/word16du" xmlns:w16sdtdh="http://schemas.microsoft.com/office/word/2020/wordml/sdtdatahash" xmlns:w16sdtfl="http://schemas.microsoft.com/office/word/2024/wordml/sdtformatlock" xmlns:w16se="http://schemas.microsoft.com/office/word/2015/wordml/symex" xmlns:wpg="http://schemas.microsoft.com/office/word/2010/wordprocessingGroup" xmlns:wpi="http://schemas.microsoft.com/office/word/2010/wordprocessingInk" xmlns:wne="http://schemas.microsoft.com/office/word/2006/wordml" xmlns:wps="http://schemas.microsoft.com/office/word/2010/wordprocessingShape" mc:Ignorable="w14 w15 w16se w16cid w16 w16cex w16sdtdh w16sdtfl w16du wp14">
+<w:hdr xmlns:wpc="http://schemas.microsoft.com/office/word/2010/wordprocessingCanvas" xmlns:mc="http://schemas.openxmlformats.org/markup-compatibility/2006" xmlns:o="urn:schemas-microsoft-com:office:office" xmlns:r="http://schemas.openxmlformats.org/officeDocument/2006/relationships" xmlns:m="http://schemas.openxmlformats.org/officeDocument/2006/math" xmlns:v="urn:schemas-microsoft-com:vml" xmlns:wp14="http://schemas.microsoft.com/office/word/2010/wordprocessingDrawing" xmlns:wp="http://schemas.openxmlformats.org/drawingml/2006/wordprocessingDrawing" xmlns:w10="urn:schemas-microsoft-com:office:word" xmlns:w="http://schemas.openxmlformats.org/wordprocessingml/2006/main" xmlns:w14="http://schemas.microsoft.com/office/word/2010/wordml" xmlns:w15="http://schemas.microsoft.com/office/word/2012/wordml" xmlns:wpg="http://schemas.microsoft.com/office/word/2010/wordprocessingGroup" xmlns:wpi="http://schemas.microsoft.com/office/word/2010/wordprocessingInk" xmlns:wne="http://schemas.microsoft.com/office/word/2006/wordml" xmlns:wps="http://schemas.microsoft.com/office/word/2010/wordprocessingShape" xmlns:wpsCustomData="http://www.wps.cn/officeDocument/2013/wpsCustomData" mc:Ignorable="w14 w15 wp14">
   <w:p>
     <w:pPr>
-      <w:pStyle w:val="a6"/>
+      <w:pStyle w:val="4"/>
+      <w:jc w:val="right"/>
+      <w:rPr>
+        <w:rFonts w:ascii="黑体" w:hAnsi="黑体" w:eastAsia="黑体" w:cs="黑体"/>
+        <w:sz w:val="24"/>
+        <w:szCs w:val="40"/>
+      </w:rPr>
     </w:pPr>
   </w:p>
 </w:hdr>
 </file>
 
 <file path=word/header2.xml><?xml version="1.0" encoding="utf-8"?>
-<w:hdr xmlns:wpc="http://schemas.microsoft.com/office/word/2010/wordprocessingCanvas" xmlns:cx="http://schemas.microsoft.com/office/drawing/2014/chartex" xmlns:cx1="http://schemas.microsoft.com/office/drawing/2015/9/8/chartex" xmlns:cx2="http://schemas.microsoft.com/office/drawing/2015/10/21/chartex" xmlns:cx3="http://schemas.microsoft.com/office/drawing/2016/5/9/chartex" xmlns:cx4="http://schemas.microsoft.com/office/drawing/2016/5/10/chartex" xmlns:cx5="http://schemas.microsoft.com/office/drawing/2016/5/11/chartex" xmlns:cx6="http://schemas.microsoft.com/office/drawing/2016/5/12/chartex" xmlns:cx7="http://schemas.microsoft.com/office/drawing/2016/5/13/chartex" xmlns:cx8="http://schemas.microsoft.com/office/drawing/2016/5/14/chartex" xmlns:mc="http://schemas.openxmlformats.org/markup-compatibility/2006" xmlns:aink="http://schemas.microsoft.com/office/drawing/2016/ink" xmlns:am3d="http://schemas.microsoft.com/office/drawing/2017/model3d" xmlns:o="urn:schemas-microsoft-com:office:office" xmlns:oel="http://schemas.microsoft.com/office/2019/extlst" xmlns:r="http://schemas.openxmlformats.org/officeDocument/2006/relationships" xmlns:m="http://schemas.openxmlformats.org/officeDocument/2006/math" xmlns:v="urn:schemas-microsoft-com:vml" xmlns:wp14="http://schemas.microsoft.com/office/word/2010/wordprocessingDrawing" xmlns:wp="http://schemas.openxmlformats.org/drawingml/2006/wordprocessingDrawing" xmlns:w10="urn:schemas-microsoft-com:office:word" xmlns:w="http://schemas.openxmlformats.org/wordprocessingml/2006/main" xmlns:w14="http://schemas.microsoft.com/office/word/2010/wordml" xmlns:w15="http://schemas.microsoft.com/office/word/2012/wordml" xmlns:w16cex="http://schemas.microsoft.com/office/word/2018/wordml/cex" xmlns:w16cid="http://schemas.microsoft.com/office/word/2016/wordml/cid" xmlns:w16="http://schemas.microsoft.com/office/word/2018/wordml" xmlns:w16du="http://schemas.microsoft.com/office/word/2023/wordml/word16du" xmlns:w16sdtdh="http://schemas.microsoft.com/office/word/2020/wordml/sdtdatahash" xmlns:w16sdtfl="http://schemas.microsoft.com/office/word/2024/wordml/sdtformatlock" xmlns:w16se="http://schemas.microsoft.com/office/word/2015/wordml/symex" xmlns:wpg="http://schemas.microsoft.com/office/word/2010/wordprocessingGroup" xmlns:wpi="http://schemas.microsoft.com/office/word/2010/wordprocessingInk" xmlns:wne="http://schemas.microsoft.com/office/word/2006/wordml" xmlns:wps="http://schemas.microsoft.com/office/word/2010/wordprocessingShape" mc:Ignorable="w14 w15 w16se w16cid w16 w16cex w16sdtdh w16sdtfl w16du wp14">
+<w:hdr xmlns:wpc="http://schemas.microsoft.com/office/word/2010/wordprocessingCanvas" xmlns:mc="http://schemas.openxmlformats.org/markup-compatibility/2006" xmlns:o="urn:schemas-microsoft-com:office:office" xmlns:r="http://schemas.openxmlformats.org/officeDocument/2006/relationships" xmlns:m="http://schemas.openxmlformats.org/officeDocument/2006/math" xmlns:v="urn:schemas-microsoft-com:vml" xmlns:wp14="http://schemas.microsoft.com/office/word/2010/wordprocessingDrawing" xmlns:wp="http://schemas.openxmlformats.org/drawingml/2006/wordprocessingDrawing" xmlns:w10="urn:schemas-microsoft-com:office:word" xmlns:w="http://schemas.openxmlformats.org/wordprocessingml/2006/main" xmlns:w14="http://schemas.microsoft.com/office/word/2010/wordml" xmlns:w15="http://schemas.microsoft.com/office/word/2012/wordml" xmlns:wpg="http://schemas.microsoft.com/office/word/2010/wordprocessingGroup" xmlns:wpi="http://schemas.microsoft.com/office/word/2010/wordprocessingInk" xmlns:wne="http://schemas.microsoft.com/office/word/2006/wordml" xmlns:wps="http://schemas.microsoft.com/office/word/2010/wordprocessingShape" xmlns:wpsCustomData="http://www.wps.cn/officeDocument/2013/wpsCustomData" mc:Ignorable="w14 w15 wp14">
   <w:p>
     <w:pPr>
-      <w:pStyle w:val="a6"/>
+      <w:pStyle w:val="4"/>
       <w:jc w:val="right"/>
       <w:rPr>
-        <w:rFonts w:ascii="黑体" w:eastAsia="黑体" w:hAnsi="黑体" w:cs="黑体" w:hint="eastAsia"/>
+        <w:rFonts w:ascii="黑体" w:hAnsi="黑体" w:eastAsia="黑体" w:cs="黑体"/>
         <w:sz w:val="24"/>
         <w:szCs w:val="40"/>
       </w:rPr>
     </w:pPr>
     <w:r>
       <w:rPr>
-        <w:rFonts w:ascii="黑体" w:eastAsia="黑体" w:hAnsi="黑体" w:cs="黑体" w:hint="eastAsia"/>
+        <w:rFonts w:ascii="黑体" w:hAnsi="黑体" w:eastAsia="黑体" w:cs="黑体"/>
         <w:sz w:val="24"/>
         <w:szCs w:val="40"/>
       </w:rPr>
@@ -4898,23 +4741,13 @@
 </w:hdr>
 </file>
 
-<file path=word/header3.xml><?xml version="1.0" encoding="utf-8"?>
-<w:hdr xmlns:wpc="http://schemas.microsoft.com/office/word/2010/wordprocessingCanvas" xmlns:cx="http://schemas.microsoft.com/office/drawing/2014/chartex" xmlns:cx1="http://schemas.microsoft.com/office/drawing/2015/9/8/chartex" xmlns:cx2="http://schemas.microsoft.com/office/drawing/2015/10/21/chartex" xmlns:cx3="http://schemas.microsoft.com/office/drawing/2016/5/9/chartex" xmlns:cx4="http://schemas.microsoft.com/office/drawing/2016/5/10/chartex" xmlns:cx5="http://schemas.microsoft.com/office/drawing/2016/5/11/chartex" xmlns:cx6="http://schemas.microsoft.com/office/drawing/2016/5/12/chartex" xmlns:cx7="http://schemas.microsoft.com/office/drawing/2016/5/13/chartex" xmlns:cx8="http://schemas.microsoft.com/office/drawing/2016/5/14/chartex" xmlns:mc="http://schemas.openxmlformats.org/markup-compatibility/2006" xmlns:aink="http://schemas.microsoft.com/office/drawing/2016/ink" xmlns:am3d="http://schemas.microsoft.com/office/drawing/2017/model3d" xmlns:o="urn:schemas-microsoft-com:office:office" xmlns:oel="http://schemas.microsoft.com/office/2019/extlst" xmlns:r="http://schemas.openxmlformats.org/officeDocument/2006/relationships" xmlns:m="http://schemas.openxmlformats.org/officeDocument/2006/math" xmlns:v="urn:schemas-microsoft-com:vml" xmlns:wp14="http://schemas.microsoft.com/office/word/2010/wordprocessingDrawing" xmlns:wp="http://schemas.openxmlformats.org/drawingml/2006/wordprocessingDrawing" xmlns:w10="urn:schemas-microsoft-com:office:word" xmlns:w="http://schemas.openxmlformats.org/wordprocessingml/2006/main" xmlns:w14="http://schemas.microsoft.com/office/word/2010/wordml" xmlns:w15="http://schemas.microsoft.com/office/word/2012/wordml" xmlns:w16cex="http://schemas.microsoft.com/office/word/2018/wordml/cex" xmlns:w16cid="http://schemas.microsoft.com/office/word/2016/wordml/cid" xmlns:w16="http://schemas.microsoft.com/office/word/2018/wordml" xmlns:w16du="http://schemas.microsoft.com/office/word/2023/wordml/word16du" xmlns:w16sdtdh="http://schemas.microsoft.com/office/word/2020/wordml/sdtdatahash" xmlns:w16sdtfl="http://schemas.microsoft.com/office/word/2024/wordml/sdtformatlock" xmlns:w16se="http://schemas.microsoft.com/office/word/2015/wordml/symex" xmlns:wpg="http://schemas.microsoft.com/office/word/2010/wordprocessingGroup" xmlns:wpi="http://schemas.microsoft.com/office/word/2010/wordprocessingInk" xmlns:wne="http://schemas.microsoft.com/office/word/2006/wordml" xmlns:wps="http://schemas.microsoft.com/office/word/2010/wordprocessingShape" mc:Ignorable="w14 w15 w16se w16cid w16 w16cex w16sdtdh w16sdtfl w16du wp14">
-  <w:p>
-    <w:pPr>
-      <w:pStyle w:val="a6"/>
-    </w:pPr>
-  </w:p>
-</w:hdr>
-</file>
-
 <file path=word/numbering.xml><?xml version="1.0" encoding="utf-8"?>
-<w:numbering xmlns:wpc="http://schemas.microsoft.com/office/word/2010/wordprocessingCanvas" xmlns:cx="http://schemas.microsoft.com/office/drawing/2014/chartex" xmlns:cx1="http://schemas.microsoft.com/office/drawing/2015/9/8/chartex" xmlns:cx2="http://schemas.microsoft.com/office/drawing/2015/10/21/chartex" xmlns:cx3="http://schemas.microsoft.com/office/drawing/2016/5/9/chartex" xmlns:cx4="http://schemas.microsoft.com/office/drawing/2016/5/10/chartex" xmlns:cx5="http://schemas.microsoft.com/office/drawing/2016/5/11/chartex" xmlns:cx6="http://schemas.microsoft.com/office/drawing/2016/5/12/chartex" xmlns:cx7="http://schemas.microsoft.com/office/drawing/2016/5/13/chartex" xmlns:cx8="http://schemas.microsoft.com/office/drawing/2016/5/14/chartex" xmlns:mc="http://schemas.openxmlformats.org/markup-compatibility/2006" xmlns:aink="http://schemas.microsoft.com/office/drawing/2016/ink" xmlns:am3d="http://schemas.microsoft.com/office/drawing/2017/model3d" xmlns:o="urn:schemas-microsoft-com:office:office" xmlns:oel="http://schemas.microsoft.com/office/2019/extlst" xmlns:r="http://schemas.openxmlformats.org/officeDocument/2006/relationships" xmlns:m="http://schemas.openxmlformats.org/officeDocument/2006/math" xmlns:v="urn:schemas-microsoft-com:vml" xmlns:wp14="http://schemas.microsoft.com/office/word/2010/wordprocessingDrawing" xmlns:wp="http://schemas.openxmlformats.org/drawingml/2006/wordprocessingDrawing" xmlns:w10="urn:schemas-microsoft-com:office:word" xmlns:w="http://schemas.openxmlformats.org/wordprocessingml/2006/main" xmlns:w14="http://schemas.microsoft.com/office/word/2010/wordml" xmlns:w15="http://schemas.microsoft.com/office/word/2012/wordml" xmlns:w16cex="http://schemas.microsoft.com/office/word/2018/wordml/cex" xmlns:w16cid="http://schemas.microsoft.com/office/word/2016/wordml/cid" xmlns:w16="http://schemas.microsoft.com/office/word/2018/wordml" xmlns:w16du="http://schemas.microsoft.com/office/word/2023/wordml/word16du" xmlns:w16sdtdh="http://schemas.microsoft.com/office/word/2020/wordml/sdtdatahash" xmlns:w16sdtfl="http://schemas.microsoft.com/office/word/2024/wordml/sdtformatlock" xmlns:w16se="http://schemas.microsoft.com/office/word/2015/wordml/symex" xmlns:wpg="http://schemas.microsoft.com/office/word/2010/wordprocessingGroup" xmlns:wpi="http://schemas.microsoft.com/office/word/2010/wordprocessingInk" xmlns:wne="http://schemas.microsoft.com/office/word/2006/wordml" xmlns:wps="http://schemas.microsoft.com/office/word/2010/wordprocessingShape" mc:Ignorable="w14 w15 w16se w16cid w16 w16cex w16sdtdh w16sdtfl w16du wp14">
-  <w:abstractNum w:abstractNumId="0" w15:restartNumberingAfterBreak="0">
+<w:numbering xmlns:wpc="http://schemas.microsoft.com/office/word/2010/wordprocessingCanvas" xmlns:mc="http://schemas.openxmlformats.org/markup-compatibility/2006" xmlns:o="urn:schemas-microsoft-com:office:office" xmlns:r="http://schemas.openxmlformats.org/officeDocument/2006/relationships" xmlns:m="http://schemas.openxmlformats.org/officeDocument/2006/math" xmlns:v="urn:schemas-microsoft-com:vml" xmlns:wp14="http://schemas.microsoft.com/office/word/2010/wordprocessingDrawing" xmlns:wp="http://schemas.openxmlformats.org/drawingml/2006/wordprocessingDrawing" xmlns:w10="urn:schemas-microsoft-com:office:word" xmlns:w="http://schemas.openxmlformats.org/wordprocessingml/2006/main" xmlns:w14="http://schemas.microsoft.com/office/word/2010/wordml" xmlns:wpg="http://schemas.microsoft.com/office/word/2010/wordprocessingGroup" xmlns:wpi="http://schemas.microsoft.com/office/word/2010/wordprocessingInk" xmlns:wne="http://schemas.microsoft.com/office/word/2006/wordml" xmlns:wps="http://schemas.microsoft.com/office/word/2010/wordprocessingShape" xmlns:wpsCustomData="http://www.wps.cn/officeDocument/2013/wpsCustomData" mc:Ignorable="w14 wp14">
+  <w:abstractNum w:abstractNumId="0">
     <w:nsid w:val="ABD79B40"/>
     <w:multiLevelType w:val="singleLevel"/>
     <w:tmpl w:val="ABD79B40"/>
-    <w:lvl w:ilvl="0">
+    <w:lvl w:ilvl="0" w:tentative="0">
       <w:start w:val="1"/>
       <w:numFmt w:val="bullet"/>
       <w:lvlText w:val=""/>
@@ -4923,16 +4756,16 @@
         <w:ind w:left="420" w:hanging="420"/>
       </w:pPr>
       <w:rPr>
-        <w:rFonts w:ascii="Wingdings" w:hAnsi="Wingdings" w:hint="default"/>
+        <w:rFonts w:hint="default" w:ascii="Wingdings" w:hAnsi="Wingdings"/>
         <w:color w:val="36BAF8"/>
       </w:rPr>
     </w:lvl>
   </w:abstractNum>
-  <w:abstractNum w:abstractNumId="1" w15:restartNumberingAfterBreak="0">
+  <w:abstractNum w:abstractNumId="1">
     <w:nsid w:val="DB0C22D4"/>
     <w:multiLevelType w:val="singleLevel"/>
     <w:tmpl w:val="DB0C22D4"/>
-    <w:lvl w:ilvl="0">
+    <w:lvl w:ilvl="0" w:tentative="0">
       <w:start w:val="1"/>
       <w:numFmt w:val="bullet"/>
       <w:lvlText w:val=""/>
@@ -4941,16 +4774,16 @@
         <w:ind w:left="420" w:hanging="420"/>
       </w:pPr>
       <w:rPr>
-        <w:rFonts w:ascii="Wingdings" w:hAnsi="Wingdings" w:hint="default"/>
+        <w:rFonts w:hint="default" w:ascii="Wingdings" w:hAnsi="Wingdings"/>
         <w:color w:val="36BAF8"/>
       </w:rPr>
     </w:lvl>
   </w:abstractNum>
-  <w:abstractNum w:abstractNumId="2" w15:restartNumberingAfterBreak="0">
+  <w:abstractNum w:abstractNumId="2">
     <w:nsid w:val="F38E8289"/>
     <w:multiLevelType w:val="singleLevel"/>
     <w:tmpl w:val="F38E8289"/>
-    <w:lvl w:ilvl="0">
+    <w:lvl w:ilvl="0" w:tentative="0">
       <w:start w:val="1"/>
       <w:numFmt w:val="bullet"/>
       <w:lvlText w:val=""/>
@@ -4959,353 +4792,312 @@
         <w:ind w:left="420" w:hanging="420"/>
       </w:pPr>
       <w:rPr>
-        <w:rFonts w:ascii="Wingdings" w:hAnsi="Wingdings" w:hint="default"/>
+        <w:rFonts w:hint="default" w:ascii="Wingdings" w:hAnsi="Wingdings"/>
         <w:color w:val="36BAF8"/>
       </w:rPr>
     </w:lvl>
   </w:abstractNum>
-  <w:num w:numId="1" w16cid:durableId="1981223126">
+  <w:num w:numId="1">
     <w:abstractNumId w:val="0"/>
   </w:num>
-  <w:num w:numId="2" w16cid:durableId="612980662">
+  <w:num w:numId="2">
     <w:abstractNumId w:val="2"/>
   </w:num>
-  <w:num w:numId="3" w16cid:durableId="311327717">
+  <w:num w:numId="3">
     <w:abstractNumId w:val="1"/>
   </w:num>
 </w:numbering>
 </file>
 
 <file path=word/styles.xml><?xml version="1.0" encoding="utf-8"?>
-<w:styles xmlns:mc="http://schemas.openxmlformats.org/markup-compatibility/2006" xmlns:r="http://schemas.openxmlformats.org/officeDocument/2006/relationships" xmlns:w="http://schemas.openxmlformats.org/wordprocessingml/2006/main" xmlns:w14="http://schemas.microsoft.com/office/word/2010/wordml" xmlns:w15="http://schemas.microsoft.com/office/word/2012/wordml" xmlns:w16cex="http://schemas.microsoft.com/office/word/2018/wordml/cex" xmlns:w16cid="http://schemas.microsoft.com/office/word/2016/wordml/cid" xmlns:w16="http://schemas.microsoft.com/office/word/2018/wordml" xmlns:w16du="http://schemas.microsoft.com/office/word/2023/wordml/word16du" xmlns:w16sdtdh="http://schemas.microsoft.com/office/word/2020/wordml/sdtdatahash" xmlns:w16sdtfl="http://schemas.microsoft.com/office/word/2024/wordml/sdtformatlock" xmlns:w16se="http://schemas.microsoft.com/office/word/2015/wordml/symex" mc:Ignorable="w14 w15 w16se w16cid w16 w16cex w16sdtdh w16sdtfl w16du">
+<w:styles xmlns:mc="http://schemas.openxmlformats.org/markup-compatibility/2006" xmlns:o="urn:schemas-microsoft-com:office:office" xmlns:r="http://schemas.openxmlformats.org/officeDocument/2006/relationships" xmlns:m="http://schemas.openxmlformats.org/officeDocument/2006/math" xmlns:v="urn:schemas-microsoft-com:vml" xmlns:w="http://schemas.openxmlformats.org/wordprocessingml/2006/main" xmlns:w14="http://schemas.microsoft.com/office/word/2010/wordml" xmlns:w10="urn:schemas-microsoft-com:office:word" xmlns:sl="http://schemas.openxmlformats.org/schemaLibrary/2006/main" xmlns:wpsCustomData="http://www.wps.cn/officeDocument/2013/wpsCustomData" mc:Ignorable="w14">
   <w:docDefaults>
     <w:rPrDefault>
       <w:rPr>
-        <w:rFonts w:ascii="Times New Roman" w:eastAsia="宋体" w:hAnsi="Times New Roman" w:cs="Times New Roman"/>
-        <w:lang w:val="en-US" w:eastAsia="zh-CN" w:bidi="ar-SA"/>
+        <w:rFonts w:ascii="Times New Roman" w:hAnsi="Times New Roman" w:eastAsia="宋体" w:cs="Times New Roman"/>
       </w:rPr>
     </w:rPrDefault>
     <w:pPrDefault/>
   </w:docDefaults>
-  <w:latentStyles w:defLockedState="0" w:defUIPriority="0" w:defSemiHidden="0" w:defUnhideWhenUsed="0" w:defQFormat="0" w:count="376">
-    <w:lsdException w:name="Normal" w:qFormat="1"/>
-    <w:lsdException w:name="heading 1" w:qFormat="1"/>
-    <w:lsdException w:name="heading 2" w:semiHidden="1" w:unhideWhenUsed="1" w:qFormat="1"/>
-    <w:lsdException w:name="heading 3" w:semiHidden="1" w:unhideWhenUsed="1" w:qFormat="1"/>
-    <w:lsdException w:name="heading 4" w:semiHidden="1" w:unhideWhenUsed="1" w:qFormat="1"/>
-    <w:lsdException w:name="heading 5" w:semiHidden="1" w:unhideWhenUsed="1" w:qFormat="1"/>
-    <w:lsdException w:name="heading 6" w:semiHidden="1" w:unhideWhenUsed="1" w:qFormat="1"/>
-    <w:lsdException w:name="heading 7" w:semiHidden="1" w:unhideWhenUsed="1" w:qFormat="1"/>
-    <w:lsdException w:name="heading 8" w:semiHidden="1" w:unhideWhenUsed="1" w:qFormat="1"/>
-    <w:lsdException w:name="heading 9" w:semiHidden="1" w:unhideWhenUsed="1" w:qFormat="1"/>
-    <w:lsdException w:name="header" w:qFormat="1"/>
-    <w:lsdException w:name="footer" w:uiPriority="99" w:qFormat="1"/>
-    <w:lsdException w:name="caption" w:semiHidden="1" w:unhideWhenUsed="1" w:qFormat="1"/>
-    <w:lsdException w:name="Title" w:qFormat="1"/>
-    <w:lsdException w:name="Default Paragraph Font" w:semiHidden="1" w:qFormat="1"/>
-    <w:lsdException w:name="Body Text" w:semiHidden="1" w:qFormat="1"/>
-    <w:lsdException w:name="Subtitle" w:qFormat="1"/>
-    <w:lsdException w:name="Strong" w:qFormat="1"/>
-    <w:lsdException w:name="Emphasis" w:qFormat="1"/>
-    <w:lsdException w:name="HTML Top of Form" w:semiHidden="1" w:uiPriority="99" w:unhideWhenUsed="1"/>
-    <w:lsdException w:name="HTML Bottom of Form" w:semiHidden="1" w:uiPriority="99" w:unhideWhenUsed="1"/>
-    <w:lsdException w:name="Normal (Web)" w:qFormat="1"/>
-    <w:lsdException w:name="Normal Table" w:semiHidden="1" w:unhideWhenUsed="1" w:qFormat="1"/>
-    <w:lsdException w:name="No List" w:semiHidden="1" w:uiPriority="99" w:unhideWhenUsed="1"/>
-    <w:lsdException w:name="Outline List 1" w:semiHidden="1" w:uiPriority="99" w:unhideWhenUsed="1"/>
-    <w:lsdException w:name="Outline List 2" w:semiHidden="1" w:uiPriority="99" w:unhideWhenUsed="1"/>
-    <w:lsdException w:name="Outline List 3" w:semiHidden="1" w:uiPriority="99" w:unhideWhenUsed="1"/>
-    <w:lsdException w:name="Table Simple 1" w:semiHidden="1" w:unhideWhenUsed="1"/>
-    <w:lsdException w:name="Table Simple 2" w:semiHidden="1" w:unhideWhenUsed="1"/>
-    <w:lsdException w:name="Table Simple 3" w:semiHidden="1" w:unhideWhenUsed="1"/>
-    <w:lsdException w:name="Table Classic 1" w:semiHidden="1" w:unhideWhenUsed="1"/>
-    <w:lsdException w:name="Table Classic 2" w:semiHidden="1" w:unhideWhenUsed="1"/>
-    <w:lsdException w:name="Table Classic 3" w:semiHidden="1" w:unhideWhenUsed="1"/>
-    <w:lsdException w:name="Table Classic 4" w:semiHidden="1" w:unhideWhenUsed="1"/>
-    <w:lsdException w:name="Table Colorful 1" w:semiHidden="1" w:unhideWhenUsed="1"/>
-    <w:lsdException w:name="Table Colorful 2" w:semiHidden="1" w:unhideWhenUsed="1"/>
-    <w:lsdException w:name="Table Colorful 3" w:semiHidden="1" w:unhideWhenUsed="1"/>
-    <w:lsdException w:name="Table Columns 1" w:semiHidden="1" w:unhideWhenUsed="1"/>
-    <w:lsdException w:name="Table Columns 2" w:semiHidden="1" w:unhideWhenUsed="1"/>
-    <w:lsdException w:name="Table Columns 3" w:semiHidden="1" w:unhideWhenUsed="1"/>
-    <w:lsdException w:name="Table Columns 4" w:semiHidden="1" w:unhideWhenUsed="1"/>
-    <w:lsdException w:name="Table Columns 5" w:semiHidden="1" w:unhideWhenUsed="1"/>
-    <w:lsdException w:name="Table Grid 1" w:semiHidden="1" w:unhideWhenUsed="1"/>
-    <w:lsdException w:name="Table Grid 2" w:semiHidden="1" w:unhideWhenUsed="1"/>
-    <w:lsdException w:name="Table Grid 3" w:semiHidden="1" w:unhideWhenUsed="1"/>
-    <w:lsdException w:name="Table Grid 4" w:semiHidden="1" w:unhideWhenUsed="1"/>
-    <w:lsdException w:name="Table Grid 5" w:semiHidden="1" w:unhideWhenUsed="1"/>
-    <w:lsdException w:name="Table Grid 6" w:semiHidden="1" w:unhideWhenUsed="1"/>
-    <w:lsdException w:name="Table Grid 7" w:semiHidden="1" w:unhideWhenUsed="1"/>
-    <w:lsdException w:name="Table Grid 8" w:semiHidden="1" w:unhideWhenUsed="1"/>
-    <w:lsdException w:name="Table List 1" w:semiHidden="1" w:unhideWhenUsed="1"/>
-    <w:lsdException w:name="Table List 2" w:semiHidden="1" w:unhideWhenUsed="1"/>
-    <w:lsdException w:name="Table List 3" w:semiHidden="1" w:unhideWhenUsed="1"/>
-    <w:lsdException w:name="Table List 4" w:semiHidden="1" w:unhideWhenUsed="1"/>
-    <w:lsdException w:name="Table List 5" w:semiHidden="1" w:unhideWhenUsed="1"/>
-    <w:lsdException w:name="Table List 6" w:semiHidden="1" w:unhideWhenUsed="1"/>
-    <w:lsdException w:name="Table List 7" w:semiHidden="1" w:unhideWhenUsed="1"/>
-    <w:lsdException w:name="Table List 8" w:semiHidden="1" w:unhideWhenUsed="1"/>
-    <w:lsdException w:name="Table 3D effects 1" w:semiHidden="1" w:unhideWhenUsed="1"/>
-    <w:lsdException w:name="Table 3D effects 2" w:semiHidden="1" w:unhideWhenUsed="1"/>
-    <w:lsdException w:name="Table 3D effects 3" w:semiHidden="1" w:unhideWhenUsed="1"/>
-    <w:lsdException w:name="Table Contemporary" w:semiHidden="1" w:unhideWhenUsed="1"/>
-    <w:lsdException w:name="Table Elegant" w:semiHidden="1" w:unhideWhenUsed="1"/>
-    <w:lsdException w:name="Table Professional" w:semiHidden="1" w:unhideWhenUsed="1"/>
-    <w:lsdException w:name="Table Subtle 1" w:semiHidden="1" w:unhideWhenUsed="1"/>
-    <w:lsdException w:name="Table Subtle 2" w:semiHidden="1" w:unhideWhenUsed="1"/>
-    <w:lsdException w:name="Table Web 1" w:semiHidden="1" w:unhideWhenUsed="1"/>
-    <w:lsdException w:name="Table Web 2" w:semiHidden="1" w:unhideWhenUsed="1"/>
-    <w:lsdException w:name="Table Web 3" w:semiHidden="1" w:unhideWhenUsed="1"/>
-    <w:lsdException w:name="Table Theme" w:semiHidden="1" w:unhideWhenUsed="1"/>
-    <w:lsdException w:name="Placeholder Text" w:semiHidden="1" w:uiPriority="99" w:unhideWhenUsed="1"/>
-    <w:lsdException w:name="No Spacing" w:semiHidden="1" w:uiPriority="99" w:unhideWhenUsed="1"/>
-    <w:lsdException w:name="Light Shading" w:uiPriority="60"/>
-    <w:lsdException w:name="Light List" w:uiPriority="61"/>
-    <w:lsdException w:name="Light Grid" w:uiPriority="62"/>
-    <w:lsdException w:name="Medium Shading 1" w:uiPriority="63"/>
-    <w:lsdException w:name="Medium Shading 2" w:uiPriority="64"/>
-    <w:lsdException w:name="Medium List 1" w:uiPriority="65"/>
-    <w:lsdException w:name="Medium List 2" w:uiPriority="66"/>
-    <w:lsdException w:name="Medium Grid 1" w:uiPriority="67"/>
-    <w:lsdException w:name="Medium Grid 2" w:uiPriority="68"/>
-    <w:lsdException w:name="Medium Grid 3" w:uiPriority="69"/>
-    <w:lsdException w:name="Dark List" w:uiPriority="70"/>
-    <w:lsdException w:name="Colorful Shading" w:uiPriority="71"/>
-    <w:lsdException w:name="Colorful List" w:uiPriority="72"/>
-    <w:lsdException w:name="Colorful Grid" w:uiPriority="73"/>
-    <w:lsdException w:name="Light Shading Accent 1" w:uiPriority="60"/>
-    <w:lsdException w:name="Light List Accent 1" w:uiPriority="61"/>
-    <w:lsdException w:name="Light Grid Accent 1" w:uiPriority="62"/>
-    <w:lsdException w:name="Medium Shading 1 Accent 1" w:uiPriority="63"/>
-    <w:lsdException w:name="Medium Shading 2 Accent 1" w:uiPriority="64"/>
-    <w:lsdException w:name="Medium List 1 Accent 1" w:uiPriority="65"/>
-    <w:lsdException w:name="Revision" w:semiHidden="1" w:uiPriority="99" w:unhideWhenUsed="1"/>
-    <w:lsdException w:name="List Paragraph" w:semiHidden="1" w:uiPriority="99" w:unhideWhenUsed="1"/>
-    <w:lsdException w:name="Quote" w:semiHidden="1" w:uiPriority="99" w:unhideWhenUsed="1"/>
-    <w:lsdException w:name="Intense Quote" w:semiHidden="1" w:uiPriority="99" w:unhideWhenUsed="1"/>
-    <w:lsdException w:name="Medium List 2 Accent 1" w:uiPriority="66"/>
-    <w:lsdException w:name="Medium Grid 1 Accent 1" w:uiPriority="67"/>
-    <w:lsdException w:name="Medium Grid 2 Accent 1" w:uiPriority="68"/>
-    <w:lsdException w:name="Medium Grid 3 Accent 1" w:uiPriority="69"/>
-    <w:lsdException w:name="Dark List Accent 1" w:uiPriority="70"/>
-    <w:lsdException w:name="Colorful Shading Accent 1" w:uiPriority="71"/>
-    <w:lsdException w:name="Colorful List Accent 1" w:uiPriority="72"/>
-    <w:lsdException w:name="Colorful Grid Accent 1" w:uiPriority="73"/>
-    <w:lsdException w:name="Light Shading Accent 2" w:uiPriority="60"/>
-    <w:lsdException w:name="Light List Accent 2" w:uiPriority="61"/>
-    <w:lsdException w:name="Light Grid Accent 2" w:uiPriority="62"/>
-    <w:lsdException w:name="Medium Shading 1 Accent 2" w:uiPriority="63"/>
-    <w:lsdException w:name="Medium Shading 2 Accent 2" w:uiPriority="64"/>
-    <w:lsdException w:name="Medium List 1 Accent 2" w:uiPriority="65"/>
-    <w:lsdException w:name="Medium List 2 Accent 2" w:uiPriority="66"/>
-    <w:lsdException w:name="Medium Grid 1 Accent 2" w:uiPriority="67"/>
-    <w:lsdException w:name="Medium Grid 2 Accent 2" w:uiPriority="68"/>
-    <w:lsdException w:name="Medium Grid 3 Accent 2" w:uiPriority="69"/>
-    <w:lsdException w:name="Dark List Accent 2" w:uiPriority="70"/>
-    <w:lsdException w:name="Colorful Shading Accent 2" w:uiPriority="71"/>
-    <w:lsdException w:name="Colorful List Accent 2" w:uiPriority="72"/>
-    <w:lsdException w:name="Colorful Grid Accent 2" w:uiPriority="73"/>
-    <w:lsdException w:name="Light Shading Accent 3" w:uiPriority="60"/>
-    <w:lsdException w:name="Light List Accent 3" w:uiPriority="61"/>
-    <w:lsdException w:name="Light Grid Accent 3" w:uiPriority="62"/>
-    <w:lsdException w:name="Medium Shading 1 Accent 3" w:uiPriority="63"/>
-    <w:lsdException w:name="Medium Shading 2 Accent 3" w:uiPriority="64"/>
-    <w:lsdException w:name="Medium List 1 Accent 3" w:uiPriority="65"/>
-    <w:lsdException w:name="Medium List 2 Accent 3" w:uiPriority="66"/>
-    <w:lsdException w:name="Medium Grid 1 Accent 3" w:uiPriority="67"/>
-    <w:lsdException w:name="Medium Grid 2 Accent 3" w:uiPriority="68"/>
-    <w:lsdException w:name="Medium Grid 3 Accent 3" w:uiPriority="69"/>
-    <w:lsdException w:name="Dark List Accent 3" w:uiPriority="70"/>
-    <w:lsdException w:name="Colorful Shading Accent 3" w:uiPriority="71"/>
-    <w:lsdException w:name="Colorful List Accent 3" w:uiPriority="72"/>
-    <w:lsdException w:name="Colorful Grid Accent 3" w:uiPriority="73"/>
-    <w:lsdException w:name="Light Shading Accent 4" w:uiPriority="60"/>
-    <w:lsdException w:name="Light List Accent 4" w:uiPriority="61"/>
-    <w:lsdException w:name="Light Grid Accent 4" w:uiPriority="62"/>
-    <w:lsdException w:name="Medium Shading 1 Accent 4" w:uiPriority="63"/>
-    <w:lsdException w:name="Medium Shading 2 Accent 4" w:uiPriority="64"/>
-    <w:lsdException w:name="Medium List 1 Accent 4" w:uiPriority="65"/>
-    <w:lsdException w:name="Medium List 2 Accent 4" w:uiPriority="66"/>
-    <w:lsdException w:name="Medium Grid 1 Accent 4" w:uiPriority="67"/>
-    <w:lsdException w:name="Medium Grid 2 Accent 4" w:uiPriority="68"/>
-    <w:lsdException w:name="Medium Grid 3 Accent 4" w:uiPriority="69"/>
-    <w:lsdException w:name="Dark List Accent 4" w:uiPriority="70"/>
-    <w:lsdException w:name="Colorful Shading Accent 4" w:uiPriority="71"/>
-    <w:lsdException w:name="Colorful List Accent 4" w:uiPriority="72"/>
-    <w:lsdException w:name="Colorful Grid Accent 4" w:uiPriority="73"/>
-    <w:lsdException w:name="Light Shading Accent 5" w:uiPriority="60"/>
-    <w:lsdException w:name="Light List Accent 5" w:uiPriority="61"/>
-    <w:lsdException w:name="Light Grid Accent 5" w:uiPriority="62"/>
-    <w:lsdException w:name="Medium Shading 1 Accent 5" w:uiPriority="63"/>
-    <w:lsdException w:name="Medium Shading 2 Accent 5" w:uiPriority="64"/>
-    <w:lsdException w:name="Medium List 1 Accent 5" w:uiPriority="65"/>
-    <w:lsdException w:name="Medium List 2 Accent 5" w:uiPriority="66"/>
-    <w:lsdException w:name="Medium Grid 1 Accent 5" w:uiPriority="67"/>
-    <w:lsdException w:name="Medium Grid 2 Accent 5" w:uiPriority="68"/>
-    <w:lsdException w:name="Medium Grid 3 Accent 5" w:uiPriority="69"/>
-    <w:lsdException w:name="Dark List Accent 5" w:uiPriority="70"/>
-    <w:lsdException w:name="Colorful Shading Accent 5" w:uiPriority="71"/>
-    <w:lsdException w:name="Colorful List Accent 5" w:uiPriority="72"/>
-    <w:lsdException w:name="Colorful Grid Accent 5" w:uiPriority="73"/>
-    <w:lsdException w:name="Light Shading Accent 6" w:uiPriority="60"/>
-    <w:lsdException w:name="Light List Accent 6" w:uiPriority="61"/>
-    <w:lsdException w:name="Light Grid Accent 6" w:uiPriority="62"/>
-    <w:lsdException w:name="Medium Shading 1 Accent 6" w:uiPriority="63"/>
-    <w:lsdException w:name="Medium Shading 2 Accent 6" w:uiPriority="64"/>
-    <w:lsdException w:name="Medium List 1 Accent 6" w:uiPriority="65"/>
-    <w:lsdException w:name="Medium List 2 Accent 6" w:uiPriority="66"/>
-    <w:lsdException w:name="Medium Grid 1 Accent 6" w:uiPriority="67"/>
-    <w:lsdException w:name="Medium Grid 2 Accent 6" w:uiPriority="68"/>
-    <w:lsdException w:name="Medium Grid 3 Accent 6" w:uiPriority="69"/>
-    <w:lsdException w:name="Dark List Accent 6" w:uiPriority="70"/>
-    <w:lsdException w:name="Colorful Shading Accent 6" w:uiPriority="71"/>
-    <w:lsdException w:name="Colorful List Accent 6" w:uiPriority="72"/>
-    <w:lsdException w:name="Colorful Grid Accent 6" w:uiPriority="73"/>
-    <w:lsdException w:name="Subtle Emphasis" w:uiPriority="19" w:qFormat="1"/>
-    <w:lsdException w:name="Intense Emphasis" w:uiPriority="21" w:qFormat="1"/>
-    <w:lsdException w:name="Subtle Reference" w:uiPriority="31" w:qFormat="1"/>
-    <w:lsdException w:name="Intense Reference" w:uiPriority="32" w:qFormat="1"/>
-    <w:lsdException w:name="Book Title" w:uiPriority="33" w:qFormat="1"/>
-    <w:lsdException w:name="Bibliography" w:semiHidden="1" w:uiPriority="37" w:unhideWhenUsed="1"/>
-    <w:lsdException w:name="TOC Heading" w:semiHidden="1" w:uiPriority="39" w:unhideWhenUsed="1" w:qFormat="1"/>
-    <w:lsdException w:name="Plain Table 1" w:uiPriority="41"/>
-    <w:lsdException w:name="Plain Table 2" w:uiPriority="42"/>
-    <w:lsdException w:name="Plain Table 3" w:uiPriority="43"/>
-    <w:lsdException w:name="Plain Table 4" w:uiPriority="44"/>
-    <w:lsdException w:name="Plain Table 5" w:uiPriority="45"/>
-    <w:lsdException w:name="Grid Table Light" w:uiPriority="40"/>
-    <w:lsdException w:name="Grid Table 1 Light" w:uiPriority="46"/>
-    <w:lsdException w:name="Grid Table 2" w:uiPriority="47"/>
-    <w:lsdException w:name="Grid Table 3" w:uiPriority="48"/>
-    <w:lsdException w:name="Grid Table 4" w:uiPriority="49"/>
-    <w:lsdException w:name="Grid Table 5 Dark" w:uiPriority="50"/>
-    <w:lsdException w:name="Grid Table 6 Colorful" w:uiPriority="51"/>
-    <w:lsdException w:name="Grid Table 7 Colorful" w:uiPriority="52"/>
-    <w:lsdException w:name="Grid Table 1 Light Accent 1" w:uiPriority="46"/>
-    <w:lsdException w:name="Grid Table 2 Accent 1" w:uiPriority="47"/>
-    <w:lsdException w:name="Grid Table 3 Accent 1" w:uiPriority="48"/>
-    <w:lsdException w:name="Grid Table 4 Accent 1" w:uiPriority="49"/>
-    <w:lsdException w:name="Grid Table 5 Dark Accent 1" w:uiPriority="50"/>
-    <w:lsdException w:name="Grid Table 6 Colorful Accent 1" w:uiPriority="51"/>
-    <w:lsdException w:name="Grid Table 7 Colorful Accent 1" w:uiPriority="52"/>
-    <w:lsdException w:name="Grid Table 1 Light Accent 2" w:uiPriority="46"/>
-    <w:lsdException w:name="Grid Table 2 Accent 2" w:uiPriority="47"/>
-    <w:lsdException w:name="Grid Table 3 Accent 2" w:uiPriority="48"/>
-    <w:lsdException w:name="Grid Table 4 Accent 2" w:uiPriority="49"/>
-    <w:lsdException w:name="Grid Table 5 Dark Accent 2" w:uiPriority="50"/>
-    <w:lsdException w:name="Grid Table 6 Colorful Accent 2" w:uiPriority="51"/>
-    <w:lsdException w:name="Grid Table 7 Colorful Accent 2" w:uiPriority="52"/>
-    <w:lsdException w:name="Grid Table 1 Light Accent 3" w:uiPriority="46"/>
-    <w:lsdException w:name="Grid Table 2 Accent 3" w:uiPriority="47"/>
-    <w:lsdException w:name="Grid Table 3 Accent 3" w:uiPriority="48"/>
-    <w:lsdException w:name="Grid Table 4 Accent 3" w:uiPriority="49"/>
-    <w:lsdException w:name="Grid Table 5 Dark Accent 3" w:uiPriority="50"/>
-    <w:lsdException w:name="Grid Table 6 Colorful Accent 3" w:uiPriority="51"/>
-    <w:lsdException w:name="Grid Table 7 Colorful Accent 3" w:uiPriority="52"/>
-    <w:lsdException w:name="Grid Table 1 Light Accent 4" w:uiPriority="46"/>
-    <w:lsdException w:name="Grid Table 2 Accent 4" w:uiPriority="47"/>
-    <w:lsdException w:name="Grid Table 3 Accent 4" w:uiPriority="48"/>
-    <w:lsdException w:name="Grid Table 4 Accent 4" w:uiPriority="49"/>
-    <w:lsdException w:name="Grid Table 5 Dark Accent 4" w:uiPriority="50"/>
-    <w:lsdException w:name="Grid Table 6 Colorful Accent 4" w:uiPriority="51"/>
-    <w:lsdException w:name="Grid Table 7 Colorful Accent 4" w:uiPriority="52"/>
-    <w:lsdException w:name="Grid Table 1 Light Accent 5" w:uiPriority="46"/>
-    <w:lsdException w:name="Grid Table 2 Accent 5" w:uiPriority="47"/>
-    <w:lsdException w:name="Grid Table 3 Accent 5" w:uiPriority="48"/>
-    <w:lsdException w:name="Grid Table 4 Accent 5" w:uiPriority="49"/>
-    <w:lsdException w:name="Grid Table 5 Dark Accent 5" w:uiPriority="50"/>
-    <w:lsdException w:name="Grid Table 6 Colorful Accent 5" w:uiPriority="51"/>
-    <w:lsdException w:name="Grid Table 7 Colorful Accent 5" w:uiPriority="52"/>
-    <w:lsdException w:name="Grid Table 1 Light Accent 6" w:uiPriority="46"/>
-    <w:lsdException w:name="Grid Table 2 Accent 6" w:uiPriority="47"/>
-    <w:lsdException w:name="Grid Table 3 Accent 6" w:uiPriority="48"/>
-    <w:lsdException w:name="Grid Table 4 Accent 6" w:uiPriority="49"/>
-    <w:lsdException w:name="Grid Table 5 Dark Accent 6" w:uiPriority="50"/>
-    <w:lsdException w:name="Grid Table 6 Colorful Accent 6" w:uiPriority="51"/>
-    <w:lsdException w:name="Grid Table 7 Colorful Accent 6" w:uiPriority="52"/>
-    <w:lsdException w:name="List Table 1 Light" w:uiPriority="46"/>
-    <w:lsdException w:name="List Table 2" w:uiPriority="47"/>
-    <w:lsdException w:name="List Table 3" w:uiPriority="48"/>
-    <w:lsdException w:name="List Table 4" w:uiPriority="49"/>
-    <w:lsdException w:name="List Table 5 Dark" w:uiPriority="50"/>
-    <w:lsdException w:name="List Table 6 Colorful" w:uiPriority="51"/>
-    <w:lsdException w:name="List Table 7 Colorful" w:uiPriority="52"/>
-    <w:lsdException w:name="List Table 1 Light Accent 1" w:uiPriority="46"/>
-    <w:lsdException w:name="List Table 2 Accent 1" w:uiPriority="47"/>
-    <w:lsdException w:name="List Table 3 Accent 1" w:uiPriority="48"/>
-    <w:lsdException w:name="List Table 4 Accent 1" w:uiPriority="49"/>
-    <w:lsdException w:name="List Table 5 Dark Accent 1" w:uiPriority="50"/>
-    <w:lsdException w:name="List Table 6 Colorful Accent 1" w:uiPriority="51"/>
-    <w:lsdException w:name="List Table 7 Colorful Accent 1" w:uiPriority="52"/>
-    <w:lsdException w:name="List Table 1 Light Accent 2" w:uiPriority="46"/>
-    <w:lsdException w:name="List Table 2 Accent 2" w:uiPriority="47"/>
-    <w:lsdException w:name="List Table 3 Accent 2" w:uiPriority="48"/>
-    <w:lsdException w:name="List Table 4 Accent 2" w:uiPriority="49"/>
-    <w:lsdException w:name="List Table 5 Dark Accent 2" w:uiPriority="50"/>
-    <w:lsdException w:name="List Table 6 Colorful Accent 2" w:uiPriority="51"/>
-    <w:lsdException w:name="List Table 7 Colorful Accent 2" w:uiPriority="52"/>
-    <w:lsdException w:name="List Table 1 Light Accent 3" w:uiPriority="46"/>
-    <w:lsdException w:name="List Table 2 Accent 3" w:uiPriority="47"/>
-    <w:lsdException w:name="List Table 3 Accent 3" w:uiPriority="48"/>
-    <w:lsdException w:name="List Table 4 Accent 3" w:uiPriority="49"/>
-    <w:lsdException w:name="List Table 5 Dark Accent 3" w:uiPriority="50"/>
-    <w:lsdException w:name="List Table 6 Colorful Accent 3" w:uiPriority="51"/>
-    <w:lsdException w:name="List Table 7 Colorful Accent 3" w:uiPriority="52"/>
-    <w:lsdException w:name="List Table 1 Light Accent 4" w:uiPriority="46"/>
-    <w:lsdException w:name="List Table 2 Accent 4" w:uiPriority="47"/>
-    <w:lsdException w:name="List Table 3 Accent 4" w:uiPriority="48"/>
-    <w:lsdException w:name="List Table 4 Accent 4" w:uiPriority="49"/>
-    <w:lsdException w:name="List Table 5 Dark Accent 4" w:uiPriority="50"/>
-    <w:lsdException w:name="List Table 6 Colorful Accent 4" w:uiPriority="51"/>
-    <w:lsdException w:name="List Table 7 Colorful Accent 4" w:uiPriority="52"/>
-    <w:lsdException w:name="List Table 1 Light Accent 5" w:uiPriority="46"/>
-    <w:lsdException w:name="List Table 2 Accent 5" w:uiPriority="47"/>
-    <w:lsdException w:name="List Table 3 Accent 5" w:uiPriority="48"/>
-    <w:lsdException w:name="List Table 4 Accent 5" w:uiPriority="49"/>
-    <w:lsdException w:name="List Table 5 Dark Accent 5" w:uiPriority="50"/>
-    <w:lsdException w:name="List Table 6 Colorful Accent 5" w:uiPriority="51"/>
-    <w:lsdException w:name="List Table 7 Colorful Accent 5" w:uiPriority="52"/>
-    <w:lsdException w:name="List Table 1 Light Accent 6" w:uiPriority="46"/>
-    <w:lsdException w:name="List Table 2 Accent 6" w:uiPriority="47"/>
-    <w:lsdException w:name="List Table 3 Accent 6" w:uiPriority="48"/>
-    <w:lsdException w:name="List Table 4 Accent 6" w:uiPriority="49"/>
-    <w:lsdException w:name="List Table 5 Dark Accent 6" w:uiPriority="50"/>
-    <w:lsdException w:name="List Table 6 Colorful Accent 6" w:uiPriority="51"/>
-    <w:lsdException w:name="List Table 7 Colorful Accent 6" w:uiPriority="52"/>
-    <w:lsdException w:name="Mention" w:semiHidden="1" w:uiPriority="99" w:unhideWhenUsed="1"/>
-    <w:lsdException w:name="Smart Hyperlink" w:semiHidden="1" w:uiPriority="99" w:unhideWhenUsed="1"/>
-    <w:lsdException w:name="Hashtag" w:semiHidden="1" w:uiPriority="99" w:unhideWhenUsed="1"/>
-    <w:lsdException w:name="Unresolved Mention" w:semiHidden="1" w:uiPriority="99" w:unhideWhenUsed="1"/>
-    <w:lsdException w:name="Smart Link" w:semiHidden="1" w:uiPriority="99" w:unhideWhenUsed="1"/>
+  <w:latentStyles w:count="260" w:defQFormat="0" w:defUnhideWhenUsed="1" w:defSemiHidden="1" w:defUIPriority="99" w:defLockedState="0">
+    <w:lsdException w:qFormat="1" w:unhideWhenUsed="0" w:uiPriority="0" w:semiHidden="0" w:name="Normal"/>
+    <w:lsdException w:qFormat="1" w:unhideWhenUsed="0" w:uiPriority="0" w:semiHidden="0" w:name="heading 1"/>
+    <w:lsdException w:qFormat="1" w:uiPriority="0" w:name="heading 2"/>
+    <w:lsdException w:qFormat="1" w:uiPriority="0" w:name="heading 3"/>
+    <w:lsdException w:qFormat="1" w:uiPriority="0" w:name="heading 4"/>
+    <w:lsdException w:qFormat="1" w:uiPriority="0" w:name="heading 5"/>
+    <w:lsdException w:qFormat="1" w:uiPriority="0" w:name="heading 6"/>
+    <w:lsdException w:qFormat="1" w:uiPriority="0" w:name="heading 7"/>
+    <w:lsdException w:qFormat="1" w:uiPriority="0" w:name="heading 8"/>
+    <w:lsdException w:qFormat="1" w:uiPriority="0" w:name="heading 9"/>
+    <w:lsdException w:unhideWhenUsed="0" w:uiPriority="0" w:semiHidden="0" w:name="index 1"/>
+    <w:lsdException w:unhideWhenUsed="0" w:uiPriority="0" w:semiHidden="0" w:name="index 2"/>
+    <w:lsdException w:unhideWhenUsed="0" w:uiPriority="0" w:semiHidden="0" w:name="index 3"/>
+    <w:lsdException w:unhideWhenUsed="0" w:uiPriority="0" w:semiHidden="0" w:name="index 4"/>
+    <w:lsdException w:unhideWhenUsed="0" w:uiPriority="0" w:semiHidden="0" w:name="index 5"/>
+    <w:lsdException w:unhideWhenUsed="0" w:uiPriority="0" w:semiHidden="0" w:name="index 6"/>
+    <w:lsdException w:unhideWhenUsed="0" w:uiPriority="0" w:semiHidden="0" w:name="index 7"/>
+    <w:lsdException w:unhideWhenUsed="0" w:uiPriority="0" w:semiHidden="0" w:name="index 8"/>
+    <w:lsdException w:unhideWhenUsed="0" w:uiPriority="0" w:semiHidden="0" w:name="index 9"/>
+    <w:lsdException w:unhideWhenUsed="0" w:uiPriority="0" w:semiHidden="0" w:name="toc 1"/>
+    <w:lsdException w:unhideWhenUsed="0" w:uiPriority="0" w:semiHidden="0" w:name="toc 2"/>
+    <w:lsdException w:unhideWhenUsed="0" w:uiPriority="0" w:semiHidden="0" w:name="toc 3"/>
+    <w:lsdException w:unhideWhenUsed="0" w:uiPriority="0" w:semiHidden="0" w:name="toc 4"/>
+    <w:lsdException w:unhideWhenUsed="0" w:uiPriority="0" w:semiHidden="0" w:name="toc 5"/>
+    <w:lsdException w:unhideWhenUsed="0" w:uiPriority="0" w:semiHidden="0" w:name="toc 6"/>
+    <w:lsdException w:unhideWhenUsed="0" w:uiPriority="0" w:semiHidden="0" w:name="toc 7"/>
+    <w:lsdException w:unhideWhenUsed="0" w:uiPriority="0" w:semiHidden="0" w:name="toc 8"/>
+    <w:lsdException w:unhideWhenUsed="0" w:uiPriority="0" w:semiHidden="0" w:name="toc 9"/>
+    <w:lsdException w:unhideWhenUsed="0" w:uiPriority="0" w:semiHidden="0" w:name="Normal Indent"/>
+    <w:lsdException w:unhideWhenUsed="0" w:uiPriority="0" w:semiHidden="0" w:name="footnote text"/>
+    <w:lsdException w:unhideWhenUsed="0" w:uiPriority="0" w:semiHidden="0" w:name="annotation text"/>
+    <w:lsdException w:qFormat="1" w:unhideWhenUsed="0" w:uiPriority="0" w:semiHidden="0" w:name="header"/>
+    <w:lsdException w:qFormat="1" w:unhideWhenUsed="0" w:uiPriority="99" w:semiHidden="0" w:name="footer"/>
+    <w:lsdException w:unhideWhenUsed="0" w:uiPriority="0" w:semiHidden="0" w:name="index heading"/>
+    <w:lsdException w:qFormat="1" w:uiPriority="0" w:name="caption"/>
+    <w:lsdException w:unhideWhenUsed="0" w:uiPriority="0" w:semiHidden="0" w:name="table of figures"/>
+    <w:lsdException w:unhideWhenUsed="0" w:uiPriority="0" w:semiHidden="0" w:name="envelope address"/>
+    <w:lsdException w:unhideWhenUsed="0" w:uiPriority="0" w:semiHidden="0" w:name="envelope return"/>
+    <w:lsdException w:unhideWhenUsed="0" w:uiPriority="0" w:semiHidden="0" w:name="footnote reference"/>
+    <w:lsdException w:unhideWhenUsed="0" w:uiPriority="0" w:semiHidden="0" w:name="annotation reference"/>
+    <w:lsdException w:unhideWhenUsed="0" w:uiPriority="0" w:semiHidden="0" w:name="line number"/>
+    <w:lsdException w:unhideWhenUsed="0" w:uiPriority="0" w:semiHidden="0" w:name="page number"/>
+    <w:lsdException w:unhideWhenUsed="0" w:uiPriority="0" w:semiHidden="0" w:name="endnote reference"/>
+    <w:lsdException w:unhideWhenUsed="0" w:uiPriority="0" w:semiHidden="0" w:name="endnote text"/>
+    <w:lsdException w:unhideWhenUsed="0" w:uiPriority="0" w:semiHidden="0" w:name="table of authorities"/>
+    <w:lsdException w:unhideWhenUsed="0" w:uiPriority="0" w:semiHidden="0" w:name="macro"/>
+    <w:lsdException w:unhideWhenUsed="0" w:uiPriority="0" w:semiHidden="0" w:name="toa heading"/>
+    <w:lsdException w:unhideWhenUsed="0" w:uiPriority="0" w:semiHidden="0" w:name="List"/>
+    <w:lsdException w:unhideWhenUsed="0" w:uiPriority="0" w:semiHidden="0" w:name="List Bullet"/>
+    <w:lsdException w:unhideWhenUsed="0" w:uiPriority="0" w:semiHidden="0" w:name="List Number"/>
+    <w:lsdException w:unhideWhenUsed="0" w:uiPriority="0" w:semiHidden="0" w:name="List 2"/>
+    <w:lsdException w:unhideWhenUsed="0" w:uiPriority="0" w:semiHidden="0" w:name="List 3"/>
+    <w:lsdException w:unhideWhenUsed="0" w:uiPriority="0" w:semiHidden="0" w:name="List 4"/>
+    <w:lsdException w:unhideWhenUsed="0" w:uiPriority="0" w:semiHidden="0" w:name="List 5"/>
+    <w:lsdException w:unhideWhenUsed="0" w:uiPriority="0" w:semiHidden="0" w:name="List Bullet 2"/>
+    <w:lsdException w:unhideWhenUsed="0" w:uiPriority="0" w:semiHidden="0" w:name="List Bullet 3"/>
+    <w:lsdException w:unhideWhenUsed="0" w:uiPriority="0" w:semiHidden="0" w:name="List Bullet 4"/>
+    <w:lsdException w:unhideWhenUsed="0" w:uiPriority="0" w:semiHidden="0" w:name="List Bullet 5"/>
+    <w:lsdException w:unhideWhenUsed="0" w:uiPriority="0" w:semiHidden="0" w:name="List Number 2"/>
+    <w:lsdException w:unhideWhenUsed="0" w:uiPriority="0" w:semiHidden="0" w:name="List Number 3"/>
+    <w:lsdException w:unhideWhenUsed="0" w:uiPriority="0" w:semiHidden="0" w:name="List Number 4"/>
+    <w:lsdException w:unhideWhenUsed="0" w:uiPriority="0" w:semiHidden="0" w:name="List Number 5"/>
+    <w:lsdException w:qFormat="1" w:unhideWhenUsed="0" w:uiPriority="0" w:semiHidden="0" w:name="Title"/>
+    <w:lsdException w:unhideWhenUsed="0" w:uiPriority="0" w:semiHidden="0" w:name="Closing"/>
+    <w:lsdException w:unhideWhenUsed="0" w:uiPriority="0" w:semiHidden="0" w:name="Signature"/>
+    <w:lsdException w:uiPriority="1" w:name="Default Paragraph Font"/>
+    <w:lsdException w:qFormat="1" w:unhideWhenUsed="0" w:uiPriority="0" w:name="Body Text"/>
+    <w:lsdException w:unhideWhenUsed="0" w:uiPriority="0" w:semiHidden="0" w:name="Body Text Indent"/>
+    <w:lsdException w:unhideWhenUsed="0" w:uiPriority="0" w:semiHidden="0" w:name="List Continue"/>
+    <w:lsdException w:unhideWhenUsed="0" w:uiPriority="0" w:semiHidden="0" w:name="List Continue 2"/>
+    <w:lsdException w:unhideWhenUsed="0" w:uiPriority="0" w:semiHidden="0" w:name="List Continue 3"/>
+    <w:lsdException w:unhideWhenUsed="0" w:uiPriority="0" w:semiHidden="0" w:name="List Continue 4"/>
+    <w:lsdException w:unhideWhenUsed="0" w:uiPriority="0" w:semiHidden="0" w:name="List Continue 5"/>
+    <w:lsdException w:unhideWhenUsed="0" w:uiPriority="0" w:semiHidden="0" w:name="Message Header"/>
+    <w:lsdException w:qFormat="1" w:unhideWhenUsed="0" w:uiPriority="0" w:semiHidden="0" w:name="Subtitle"/>
+    <w:lsdException w:unhideWhenUsed="0" w:uiPriority="0" w:semiHidden="0" w:name="Salutation"/>
+    <w:lsdException w:unhideWhenUsed="0" w:uiPriority="0" w:semiHidden="0" w:name="Date"/>
+    <w:lsdException w:unhideWhenUsed="0" w:uiPriority="0" w:semiHidden="0" w:name="Body Text First Indent"/>
+    <w:lsdException w:unhideWhenUsed="0" w:uiPriority="0" w:semiHidden="0" w:name="Body Text First Indent 2"/>
+    <w:lsdException w:unhideWhenUsed="0" w:uiPriority="0" w:semiHidden="0" w:name="Note Heading"/>
+    <w:lsdException w:unhideWhenUsed="0" w:uiPriority="0" w:semiHidden="0" w:name="Body Text 2"/>
+    <w:lsdException w:unhideWhenUsed="0" w:uiPriority="0" w:semiHidden="0" w:name="Body Text 3"/>
+    <w:lsdException w:unhideWhenUsed="0" w:uiPriority="0" w:semiHidden="0" w:name="Body Text Indent 2"/>
+    <w:lsdException w:unhideWhenUsed="0" w:uiPriority="0" w:semiHidden="0" w:name="Body Text Indent 3"/>
+    <w:lsdException w:unhideWhenUsed="0" w:uiPriority="0" w:semiHidden="0" w:name="Block Text"/>
+    <w:lsdException w:unhideWhenUsed="0" w:uiPriority="0" w:semiHidden="0" w:name="Hyperlink"/>
+    <w:lsdException w:unhideWhenUsed="0" w:uiPriority="0" w:semiHidden="0" w:name="FollowedHyperlink"/>
+    <w:lsdException w:qFormat="1" w:unhideWhenUsed="0" w:uiPriority="0" w:semiHidden="0" w:name="Strong"/>
+    <w:lsdException w:qFormat="1" w:unhideWhenUsed="0" w:uiPriority="0" w:semiHidden="0" w:name="Emphasis"/>
+    <w:lsdException w:unhideWhenUsed="0" w:uiPriority="0" w:semiHidden="0" w:name="Document Map"/>
+    <w:lsdException w:unhideWhenUsed="0" w:uiPriority="0" w:semiHidden="0" w:name="Plain Text"/>
+    <w:lsdException w:unhideWhenUsed="0" w:uiPriority="0" w:semiHidden="0" w:name="E-mail Signature"/>
+    <w:lsdException w:qFormat="1" w:unhideWhenUsed="0" w:uiPriority="0" w:semiHidden="0" w:name="Normal (Web)"/>
+    <w:lsdException w:unhideWhenUsed="0" w:uiPriority="0" w:semiHidden="0" w:name="HTML Acronym"/>
+    <w:lsdException w:unhideWhenUsed="0" w:uiPriority="0" w:semiHidden="0" w:name="HTML Address"/>
+    <w:lsdException w:unhideWhenUsed="0" w:uiPriority="0" w:semiHidden="0" w:name="HTML Cite"/>
+    <w:lsdException w:unhideWhenUsed="0" w:uiPriority="0" w:semiHidden="0" w:name="HTML Code"/>
+    <w:lsdException w:unhideWhenUsed="0" w:uiPriority="0" w:semiHidden="0" w:name="HTML Definition"/>
+    <w:lsdException w:unhideWhenUsed="0" w:uiPriority="0" w:semiHidden="0" w:name="HTML Keyboard"/>
+    <w:lsdException w:unhideWhenUsed="0" w:uiPriority="0" w:semiHidden="0" w:name="HTML Preformatted"/>
+    <w:lsdException w:unhideWhenUsed="0" w:uiPriority="0" w:semiHidden="0" w:name="HTML Sample"/>
+    <w:lsdException w:unhideWhenUsed="0" w:uiPriority="0" w:semiHidden="0" w:name="HTML Typewriter"/>
+    <w:lsdException w:unhideWhenUsed="0" w:uiPriority="0" w:semiHidden="0" w:name="HTML Variable"/>
+    <w:lsdException w:uiPriority="99" w:name="Normal Table"/>
+    <w:lsdException w:unhideWhenUsed="0" w:uiPriority="0" w:semiHidden="0" w:name="annotation subject"/>
+    <w:lsdException w:uiPriority="0" w:name="Table Simple 1"/>
+    <w:lsdException w:uiPriority="0" w:name="Table Simple 2"/>
+    <w:lsdException w:uiPriority="0" w:name="Table Simple 3"/>
+    <w:lsdException w:uiPriority="0" w:name="Table Classic 1"/>
+    <w:lsdException w:uiPriority="0" w:name="Table Classic 2"/>
+    <w:lsdException w:uiPriority="0" w:name="Table Classic 3"/>
+    <w:lsdException w:uiPriority="0" w:name="Table Classic 4"/>
+    <w:lsdException w:uiPriority="0" w:name="Table Colorful 1"/>
+    <w:lsdException w:uiPriority="0" w:name="Table Colorful 2"/>
+    <w:lsdException w:uiPriority="0" w:name="Table Colorful 3"/>
+    <w:lsdException w:uiPriority="0" w:name="Table Columns 1"/>
+    <w:lsdException w:uiPriority="0" w:name="Table Columns 2"/>
+    <w:lsdException w:uiPriority="0" w:name="Table Columns 3"/>
+    <w:lsdException w:uiPriority="0" w:name="Table Columns 4"/>
+    <w:lsdException w:uiPriority="0" w:name="Table Columns 5"/>
+    <w:lsdException w:uiPriority="0" w:name="Table Grid 1"/>
+    <w:lsdException w:uiPriority="0" w:name="Table Grid 2"/>
+    <w:lsdException w:uiPriority="0" w:name="Table Grid 3"/>
+    <w:lsdException w:uiPriority="0" w:name="Table Grid 4"/>
+    <w:lsdException w:uiPriority="0" w:name="Table Grid 5"/>
+    <w:lsdException w:uiPriority="0" w:name="Table Grid 6"/>
+    <w:lsdException w:uiPriority="0" w:name="Table Grid 7"/>
+    <w:lsdException w:uiPriority="0" w:name="Table Grid 8"/>
+    <w:lsdException w:uiPriority="0" w:name="Table List 1"/>
+    <w:lsdException w:uiPriority="0" w:name="Table List 2"/>
+    <w:lsdException w:uiPriority="0" w:name="Table List 3"/>
+    <w:lsdException w:uiPriority="0" w:name="Table List 4"/>
+    <w:lsdException w:uiPriority="0" w:name="Table List 5"/>
+    <w:lsdException w:uiPriority="0" w:name="Table List 6"/>
+    <w:lsdException w:uiPriority="0" w:name="Table List 7"/>
+    <w:lsdException w:uiPriority="0" w:name="Table List 8"/>
+    <w:lsdException w:uiPriority="0" w:name="Table 3D effects 1"/>
+    <w:lsdException w:uiPriority="0" w:name="Table 3D effects 2"/>
+    <w:lsdException w:uiPriority="0" w:name="Table 3D effects 3"/>
+    <w:lsdException w:uiPriority="0" w:name="Table Contemporary"/>
+    <w:lsdException w:uiPriority="0" w:name="Table Elegant"/>
+    <w:lsdException w:uiPriority="0" w:name="Table Professional"/>
+    <w:lsdException w:uiPriority="0" w:name="Table Subtle 1"/>
+    <w:lsdException w:uiPriority="0" w:name="Table Subtle 2"/>
+    <w:lsdException w:uiPriority="0" w:name="Table Web 1"/>
+    <w:lsdException w:uiPriority="0" w:name="Table Web 2"/>
+    <w:lsdException w:uiPriority="0" w:name="Table Web 3"/>
+    <w:lsdException w:unhideWhenUsed="0" w:uiPriority="0" w:semiHidden="0" w:name="Balloon Text"/>
+    <w:lsdException w:qFormat="1" w:unhideWhenUsed="0" w:uiPriority="0" w:semiHidden="0" w:name="Table Grid"/>
+    <w:lsdException w:uiPriority="0" w:name="Table Theme"/>
+    <w:lsdException w:unhideWhenUsed="0" w:uiPriority="60" w:semiHidden="0" w:name="Light Shading"/>
+    <w:lsdException w:unhideWhenUsed="0" w:uiPriority="61" w:semiHidden="0" w:name="Light List"/>
+    <w:lsdException w:unhideWhenUsed="0" w:uiPriority="62" w:semiHidden="0" w:name="Light Grid"/>
+    <w:lsdException w:unhideWhenUsed="0" w:uiPriority="63" w:semiHidden="0" w:name="Medium Shading 1"/>
+    <w:lsdException w:unhideWhenUsed="0" w:uiPriority="64" w:semiHidden="0" w:name="Medium Shading 2"/>
+    <w:lsdException w:unhideWhenUsed="0" w:uiPriority="65" w:semiHidden="0" w:name="Medium List 1"/>
+    <w:lsdException w:unhideWhenUsed="0" w:uiPriority="66" w:semiHidden="0" w:name="Medium List 2"/>
+    <w:lsdException w:unhideWhenUsed="0" w:uiPriority="67" w:semiHidden="0" w:name="Medium Grid 1"/>
+    <w:lsdException w:unhideWhenUsed="0" w:uiPriority="68" w:semiHidden="0" w:name="Medium Grid 2"/>
+    <w:lsdException w:unhideWhenUsed="0" w:uiPriority="69" w:semiHidden="0" w:name="Medium Grid 3"/>
+    <w:lsdException w:unhideWhenUsed="0" w:uiPriority="70" w:semiHidden="0" w:name="Dark List"/>
+    <w:lsdException w:unhideWhenUsed="0" w:uiPriority="71" w:semiHidden="0" w:name="Colorful Shading"/>
+    <w:lsdException w:unhideWhenUsed="0" w:uiPriority="72" w:semiHidden="0" w:name="Colorful List"/>
+    <w:lsdException w:unhideWhenUsed="0" w:uiPriority="73" w:semiHidden="0" w:name="Colorful Grid"/>
+    <w:lsdException w:unhideWhenUsed="0" w:uiPriority="60" w:semiHidden="0" w:name="Light Shading Accent 1"/>
+    <w:lsdException w:unhideWhenUsed="0" w:uiPriority="61" w:semiHidden="0" w:name="Light List Accent 1"/>
+    <w:lsdException w:unhideWhenUsed="0" w:uiPriority="62" w:semiHidden="0" w:name="Light Grid Accent 1"/>
+    <w:lsdException w:unhideWhenUsed="0" w:uiPriority="63" w:semiHidden="0" w:name="Medium Shading 1 Accent 1"/>
+    <w:lsdException w:unhideWhenUsed="0" w:uiPriority="64" w:semiHidden="0" w:name="Medium Shading 2 Accent 1"/>
+    <w:lsdException w:unhideWhenUsed="0" w:uiPriority="65" w:semiHidden="0" w:name="Medium List 1 Accent 1"/>
+    <w:lsdException w:qFormat="1" w:unhideWhenUsed="0" w:uiPriority="99" w:semiHidden="0" w:name="List Paragraph"/>
+    <w:lsdException w:unhideWhenUsed="0" w:uiPriority="66" w:semiHidden="0" w:name="Medium List 2 Accent 1"/>
+    <w:lsdException w:unhideWhenUsed="0" w:uiPriority="67" w:semiHidden="0" w:name="Medium Grid 1 Accent 1"/>
+    <w:lsdException w:unhideWhenUsed="0" w:uiPriority="68" w:semiHidden="0" w:name="Medium Grid 2 Accent 1"/>
+    <w:lsdException w:unhideWhenUsed="0" w:uiPriority="69" w:semiHidden="0" w:name="Medium Grid 3 Accent 1"/>
+    <w:lsdException w:unhideWhenUsed="0" w:uiPriority="70" w:semiHidden="0" w:name="Dark List Accent 1"/>
+    <w:lsdException w:unhideWhenUsed="0" w:uiPriority="71" w:semiHidden="0" w:name="Colorful Shading Accent 1"/>
+    <w:lsdException w:unhideWhenUsed="0" w:uiPriority="72" w:semiHidden="0" w:name="Colorful List Accent 1"/>
+    <w:lsdException w:unhideWhenUsed="0" w:uiPriority="73" w:semiHidden="0" w:name="Colorful Grid Accent 1"/>
+    <w:lsdException w:unhideWhenUsed="0" w:uiPriority="60" w:semiHidden="0" w:name="Light Shading Accent 2"/>
+    <w:lsdException w:unhideWhenUsed="0" w:uiPriority="61" w:semiHidden="0" w:name="Light List Accent 2"/>
+    <w:lsdException w:unhideWhenUsed="0" w:uiPriority="62" w:semiHidden="0" w:name="Light Grid Accent 2"/>
+    <w:lsdException w:unhideWhenUsed="0" w:uiPriority="63" w:semiHidden="0" w:name="Medium Shading 1 Accent 2"/>
+    <w:lsdException w:unhideWhenUsed="0" w:uiPriority="64" w:semiHidden="0" w:name="Medium Shading 2 Accent 2"/>
+    <w:lsdException w:unhideWhenUsed="0" w:uiPriority="65" w:semiHidden="0" w:name="Medium List 1 Accent 2"/>
+    <w:lsdException w:unhideWhenUsed="0" w:uiPriority="66" w:semiHidden="0" w:name="Medium List 2 Accent 2"/>
+    <w:lsdException w:unhideWhenUsed="0" w:uiPriority="67" w:semiHidden="0" w:name="Medium Grid 1 Accent 2"/>
+    <w:lsdException w:unhideWhenUsed="0" w:uiPriority="68" w:semiHidden="0" w:name="Medium Grid 2 Accent 2"/>
+    <w:lsdException w:unhideWhenUsed="0" w:uiPriority="69" w:semiHidden="0" w:name="Medium Grid 3 Accent 2"/>
+    <w:lsdException w:unhideWhenUsed="0" w:uiPriority="70" w:semiHidden="0" w:name="Dark List Accent 2"/>
+    <w:lsdException w:unhideWhenUsed="0" w:uiPriority="71" w:semiHidden="0" w:name="Colorful Shading Accent 2"/>
+    <w:lsdException w:unhideWhenUsed="0" w:uiPriority="72" w:semiHidden="0" w:name="Colorful List Accent 2"/>
+    <w:lsdException w:unhideWhenUsed="0" w:uiPriority="73" w:semiHidden="0" w:name="Colorful Grid Accent 2"/>
+    <w:lsdException w:unhideWhenUsed="0" w:uiPriority="60" w:semiHidden="0" w:name="Light Shading Accent 3"/>
+    <w:lsdException w:unhideWhenUsed="0" w:uiPriority="61" w:semiHidden="0" w:name="Light List Accent 3"/>
+    <w:lsdException w:unhideWhenUsed="0" w:uiPriority="62" w:semiHidden="0" w:name="Light Grid Accent 3"/>
+    <w:lsdException w:unhideWhenUsed="0" w:uiPriority="63" w:semiHidden="0" w:name="Medium Shading 1 Accent 3"/>
+    <w:lsdException w:unhideWhenUsed="0" w:uiPriority="64" w:semiHidden="0" w:name="Medium Shading 2 Accent 3"/>
+    <w:lsdException w:unhideWhenUsed="0" w:uiPriority="65" w:semiHidden="0" w:name="Medium List 1 Accent 3"/>
+    <w:lsdException w:unhideWhenUsed="0" w:uiPriority="66" w:semiHidden="0" w:name="Medium List 2 Accent 3"/>
+    <w:lsdException w:unhideWhenUsed="0" w:uiPriority="67" w:semiHidden="0" w:name="Medium Grid 1 Accent 3"/>
+    <w:lsdException w:unhideWhenUsed="0" w:uiPriority="68" w:semiHidden="0" w:name="Medium Grid 2 Accent 3"/>
+    <w:lsdException w:unhideWhenUsed="0" w:uiPriority="69" w:semiHidden="0" w:name="Medium Grid 3 Accent 3"/>
+    <w:lsdException w:unhideWhenUsed="0" w:uiPriority="70" w:semiHidden="0" w:name="Dark List Accent 3"/>
+    <w:lsdException w:unhideWhenUsed="0" w:uiPriority="71" w:semiHidden="0" w:name="Colorful Shading Accent 3"/>
+    <w:lsdException w:unhideWhenUsed="0" w:uiPriority="72" w:semiHidden="0" w:name="Colorful List Accent 3"/>
+    <w:lsdException w:unhideWhenUsed="0" w:uiPriority="73" w:semiHidden="0" w:name="Colorful Grid Accent 3"/>
+    <w:lsdException w:unhideWhenUsed="0" w:uiPriority="60" w:semiHidden="0" w:name="Light Shading Accent 4"/>
+    <w:lsdException w:unhideWhenUsed="0" w:uiPriority="61" w:semiHidden="0" w:name="Light List Accent 4"/>
+    <w:lsdException w:unhideWhenUsed="0" w:uiPriority="62" w:semiHidden="0" w:name="Light Grid Accent 4"/>
+    <w:lsdException w:unhideWhenUsed="0" w:uiPriority="63" w:semiHidden="0" w:name="Medium Shading 1 Accent 4"/>
+    <w:lsdException w:unhideWhenUsed="0" w:uiPriority="64" w:semiHidden="0" w:name="Medium Shading 2 Accent 4"/>
+    <w:lsdException w:unhideWhenUsed="0" w:uiPriority="65" w:semiHidden="0" w:name="Medium List 1 Accent 4"/>
+    <w:lsdException w:unhideWhenUsed="0" w:uiPriority="66" w:semiHidden="0" w:name="Medium List 2 Accent 4"/>
+    <w:lsdException w:unhideWhenUsed="0" w:uiPriority="67" w:semiHidden="0" w:name="Medium Grid 1 Accent 4"/>
+    <w:lsdException w:unhideWhenUsed="0" w:uiPriority="68" w:semiHidden="0" w:name="Medium Grid 2 Accent 4"/>
+    <w:lsdException w:unhideWhenUsed="0" w:uiPriority="69" w:semiHidden="0" w:name="Medium Grid 3 Accent 4"/>
+    <w:lsdException w:unhideWhenUsed="0" w:uiPriority="70" w:semiHidden="0" w:name="Dark List Accent 4"/>
+    <w:lsdException w:unhideWhenUsed="0" w:uiPriority="71" w:semiHidden="0" w:name="Colorful Shading Accent 4"/>
+    <w:lsdException w:unhideWhenUsed="0" w:uiPriority="72" w:semiHidden="0" w:name="Colorful List Accent 4"/>
+    <w:lsdException w:unhideWhenUsed="0" w:uiPriority="73" w:semiHidden="0" w:name="Colorful Grid Accent 4"/>
+    <w:lsdException w:unhideWhenUsed="0" w:uiPriority="60" w:semiHidden="0" w:name="Light Shading Accent 5"/>
+    <w:lsdException w:unhideWhenUsed="0" w:uiPriority="61" w:semiHidden="0" w:name="Light List Accent 5"/>
+    <w:lsdException w:unhideWhenUsed="0" w:uiPriority="62" w:semiHidden="0" w:name="Light Grid Accent 5"/>
+    <w:lsdException w:unhideWhenUsed="0" w:uiPriority="63" w:semiHidden="0" w:name="Medium Shading 1 Accent 5"/>
+    <w:lsdException w:unhideWhenUsed="0" w:uiPriority="64" w:semiHidden="0" w:name="Medium Shading 2 Accent 5"/>
+    <w:lsdException w:unhideWhenUsed="0" w:uiPriority="65" w:semiHidden="0" w:name="Medium List 1 Accent 5"/>
+    <w:lsdException w:unhideWhenUsed="0" w:uiPriority="66" w:semiHidden="0" w:name="Medium List 2 Accent 5"/>
+    <w:lsdException w:unhideWhenUsed="0" w:uiPriority="67" w:semiHidden="0" w:name="Medium Grid 1 Accent 5"/>
+    <w:lsdException w:unhideWhenUsed="0" w:uiPriority="68" w:semiHidden="0" w:name="Medium Grid 2 Accent 5"/>
+    <w:lsdException w:unhideWhenUsed="0" w:uiPriority="69" w:semiHidden="0" w:name="Medium Grid 3 Accent 5"/>
+    <w:lsdException w:unhideWhenUsed="0" w:uiPriority="70" w:semiHidden="0" w:name="Dark List Accent 5"/>
+    <w:lsdException w:unhideWhenUsed="0" w:uiPriority="71" w:semiHidden="0" w:name="Colorful Shading Accent 5"/>
+    <w:lsdException w:unhideWhenUsed="0" w:uiPriority="72" w:semiHidden="0" w:name="Colorful List Accent 5"/>
+    <w:lsdException w:unhideWhenUsed="0" w:uiPriority="73" w:semiHidden="0" w:name="Colorful Grid Accent 5"/>
+    <w:lsdException w:unhideWhenUsed="0" w:uiPriority="60" w:semiHidden="0" w:name="Light Shading Accent 6"/>
+    <w:lsdException w:unhideWhenUsed="0" w:uiPriority="61" w:semiHidden="0" w:name="Light List Accent 6"/>
+    <w:lsdException w:unhideWhenUsed="0" w:uiPriority="62" w:semiHidden="0" w:name="Light Grid Accent 6"/>
+    <w:lsdException w:unhideWhenUsed="0" w:uiPriority="63" w:semiHidden="0" w:name="Medium Shading 1 Accent 6"/>
+    <w:lsdException w:unhideWhenUsed="0" w:uiPriority="64" w:semiHidden="0" w:name="Medium Shading 2 Accent 6"/>
+    <w:lsdException w:unhideWhenUsed="0" w:uiPriority="65" w:semiHidden="0" w:name="Medium List 1 Accent 6"/>
+    <w:lsdException w:unhideWhenUsed="0" w:uiPriority="66" w:semiHidden="0" w:name="Medium List 2 Accent 6"/>
+    <w:lsdException w:unhideWhenUsed="0" w:uiPriority="67" w:semiHidden="0" w:name="Medium Grid 1 Accent 6"/>
+    <w:lsdException w:unhideWhenUsed="0" w:uiPriority="68" w:semiHidden="0" w:name="Medium Grid 2 Accent 6"/>
+    <w:lsdException w:unhideWhenUsed="0" w:uiPriority="69" w:semiHidden="0" w:name="Medium Grid 3 Accent 6"/>
+    <w:lsdException w:unhideWhenUsed="0" w:uiPriority="70" w:semiHidden="0" w:name="Dark List Accent 6"/>
+    <w:lsdException w:unhideWhenUsed="0" w:uiPriority="71" w:semiHidden="0" w:name="Colorful Shading Accent 6"/>
+    <w:lsdException w:unhideWhenUsed="0" w:uiPriority="72" w:semiHidden="0" w:name="Colorful List Accent 6"/>
+    <w:lsdException w:unhideWhenUsed="0" w:uiPriority="73" w:semiHidden="0" w:name="Colorful Grid Accent 6"/>
   </w:latentStyles>
-  <w:style w:type="paragraph" w:default="1" w:styleId="a">
+  <w:style w:type="paragraph" w:default="1" w:styleId="1">
     <w:name w:val="Normal"/>
     <w:qFormat/>
+    <w:uiPriority w:val="0"/>
     <w:pPr>
       <w:widowControl w:val="0"/>
       <w:jc w:val="both"/>
     </w:pPr>
     <w:rPr>
-      <w:rFonts w:asciiTheme="minorHAnsi" w:eastAsiaTheme="minorEastAsia" w:hAnsiTheme="minorHAnsi" w:cstheme="minorBidi"/>
+      <w:rFonts w:asciiTheme="minorHAnsi" w:hAnsiTheme="minorHAnsi" w:eastAsiaTheme="minorEastAsia" w:cstheme="minorBidi"/>
       <w:kern w:val="2"/>
       <w:sz w:val="21"/>
       <w:szCs w:val="24"/>
+      <w:lang w:val="en-US" w:eastAsia="zh-CN" w:bidi="ar-SA"/>
     </w:rPr>
   </w:style>
-  <w:style w:type="character" w:default="1" w:styleId="a0">
+  <w:style w:type="character" w:default="1" w:styleId="8">
     <w:name w:val="Default Paragraph Font"/>
-    <w:uiPriority w:val="1"/>
     <w:semiHidden/>
     <w:unhideWhenUsed/>
+    <w:uiPriority w:val="1"/>
   </w:style>
-  <w:style w:type="table" w:default="1" w:styleId="a1">
+  <w:style w:type="table" w:default="1" w:styleId="6">
     <w:name w:val="Normal Table"/>
-    <w:uiPriority w:val="99"/>
     <w:semiHidden/>
     <w:unhideWhenUsed/>
+    <w:uiPriority w:val="99"/>
     <w:tblPr>
-      <w:tblInd w:w="0" w:type="dxa"/>
       <w:tblCellMar>
         <w:top w:w="0" w:type="dxa"/>
         <w:left w:w="108" w:type="dxa"/>
@@ -5314,30 +5106,26 @@
       </w:tblCellMar>
     </w:tblPr>
   </w:style>
-  <w:style w:type="numbering" w:default="1" w:styleId="a2">
-    <w:name w:val="No List"/>
-    <w:uiPriority w:val="99"/>
-    <w:semiHidden/>
-    <w:unhideWhenUsed/>
-  </w:style>
-  <w:style w:type="paragraph" w:styleId="a3">
+  <w:style w:type="paragraph" w:styleId="2">
     <w:name w:val="Body Text"/>
-    <w:basedOn w:val="a"/>
+    <w:basedOn w:val="1"/>
+    <w:link w:val="11"/>
     <w:semiHidden/>
     <w:qFormat/>
+    <w:uiPriority w:val="0"/>
     <w:rPr>
-      <w:rFonts w:ascii="微软雅黑" w:eastAsia="微软雅黑" w:hAnsi="微软雅黑" w:cs="微软雅黑"/>
+      <w:rFonts w:ascii="微软雅黑" w:hAnsi="微软雅黑" w:eastAsia="微软雅黑" w:cs="微软雅黑"/>
       <w:sz w:val="18"/>
       <w:szCs w:val="18"/>
       <w:lang w:eastAsia="en-US"/>
     </w:rPr>
   </w:style>
-  <w:style w:type="paragraph" w:styleId="a4">
+  <w:style w:type="paragraph" w:styleId="3">
     <w:name w:val="footer"/>
-    <w:basedOn w:val="a"/>
-    <w:link w:val="a5"/>
+    <w:basedOn w:val="1"/>
+    <w:link w:val="9"/>
+    <w:qFormat/>
     <w:uiPriority w:val="99"/>
-    <w:qFormat/>
     <w:pPr>
       <w:tabs>
         <w:tab w:val="center" w:pos="4153"/>
@@ -5350,16 +5138,17 @@
       <w:sz w:val="18"/>
     </w:rPr>
   </w:style>
-  <w:style w:type="paragraph" w:styleId="a6">
+  <w:style w:type="paragraph" w:styleId="4">
     <w:name w:val="header"/>
-    <w:basedOn w:val="a"/>
+    <w:basedOn w:val="1"/>
     <w:qFormat/>
+    <w:uiPriority w:val="0"/>
     <w:pPr>
       <w:pBdr>
-        <w:top w:val="none" w:sz="0" w:space="1" w:color="auto"/>
-        <w:left w:val="none" w:sz="0" w:space="4" w:color="auto"/>
-        <w:bottom w:val="none" w:sz="0" w:space="1" w:color="auto"/>
-        <w:right w:val="none" w:sz="0" w:space="4" w:color="auto"/>
+        <w:top w:val="none" w:color="auto" w:sz="0" w:space="1"/>
+        <w:left w:val="none" w:color="auto" w:sz="0" w:space="4"/>
+        <w:bottom w:val="none" w:color="auto" w:sz="0" w:space="1"/>
+        <w:right w:val="none" w:color="auto" w:sz="0" w:space="4"/>
       </w:pBdr>
       <w:tabs>
         <w:tab w:val="center" w:pos="4153"/>
@@ -5371,10 +5160,11 @@
       <w:sz w:val="18"/>
     </w:rPr>
   </w:style>
-  <w:style w:type="paragraph" w:styleId="a7">
+  <w:style w:type="paragraph" w:styleId="5">
     <w:name w:val="Normal (Web)"/>
-    <w:basedOn w:val="a"/>
+    <w:basedOn w:val="1"/>
     <w:qFormat/>
+    <w:uiPriority w:val="0"/>
     <w:pPr>
       <w:spacing w:beforeAutospacing="1" w:afterAutospacing="1"/>
       <w:jc w:val="left"/>
@@ -5385,24 +5175,69 @@
       <w:sz w:val="24"/>
     </w:rPr>
   </w:style>
-  <w:style w:type="character" w:customStyle="1" w:styleId="a5">
-    <w:name w:val="页脚 字符"/>
-    <w:basedOn w:val="a0"/>
-    <w:link w:val="a4"/>
+  <w:style w:type="table" w:styleId="7">
+    <w:name w:val="Table Grid"/>
+    <w:basedOn w:val="6"/>
+    <w:qFormat/>
+    <w:uiPriority w:val="0"/>
+    <w:tblPr>
+      <w:tblBorders>
+        <w:top w:val="single" w:color="auto" w:sz="4" w:space="0"/>
+        <w:left w:val="single" w:color="auto" w:sz="4" w:space="0"/>
+        <w:bottom w:val="single" w:color="auto" w:sz="4" w:space="0"/>
+        <w:right w:val="single" w:color="auto" w:sz="4" w:space="0"/>
+        <w:insideH w:val="single" w:color="auto" w:sz="4" w:space="0"/>
+        <w:insideV w:val="single" w:color="auto" w:sz="4" w:space="0"/>
+      </w:tblBorders>
+      <w:tblCellMar>
+        <w:top w:w="0" w:type="dxa"/>
+        <w:left w:w="108" w:type="dxa"/>
+        <w:bottom w:w="0" w:type="dxa"/>
+        <w:right w:w="108" w:type="dxa"/>
+      </w:tblCellMar>
+    </w:tblPr>
+  </w:style>
+  <w:style w:type="character" w:customStyle="1" w:styleId="9">
+    <w:name w:val="页脚 Char"/>
+    <w:basedOn w:val="8"/>
+    <w:link w:val="3"/>
     <w:uiPriority w:val="99"/>
-    <w:rsid w:val="00E61E63"/>
     <w:rPr>
-      <w:rFonts w:asciiTheme="minorHAnsi" w:eastAsiaTheme="minorEastAsia" w:hAnsiTheme="minorHAnsi" w:cstheme="minorBidi"/>
+      <w:rFonts w:asciiTheme="minorHAnsi" w:hAnsiTheme="minorHAnsi" w:eastAsiaTheme="minorEastAsia" w:cstheme="minorBidi"/>
       <w:kern w:val="2"/>
       <w:sz w:val="18"/>
       <w:szCs w:val="24"/>
+    </w:rPr>
+  </w:style>
+  <w:style w:type="paragraph" w:styleId="10">
+    <w:name w:val="List Paragraph"/>
+    <w:basedOn w:val="1"/>
+    <w:qFormat/>
+    <w:uiPriority w:val="99"/>
+    <w:pPr>
+      <w:ind w:firstLine="420" w:firstLineChars="200"/>
+    </w:pPr>
+  </w:style>
+  <w:style w:type="character" w:customStyle="1" w:styleId="11">
+    <w:name w:val="正文文本 Char"/>
+    <w:basedOn w:val="8"/>
+    <w:link w:val="2"/>
+    <w:semiHidden/>
+    <w:qFormat/>
+    <w:uiPriority w:val="0"/>
+    <w:rPr>
+      <w:rFonts w:ascii="微软雅黑" w:hAnsi="微软雅黑" w:eastAsia="微软雅黑" w:cs="微软雅黑"/>
+      <w:kern w:val="2"/>
+      <w:sz w:val="18"/>
+      <w:szCs w:val="18"/>
+      <w:lang w:eastAsia="en-US"/>
     </w:rPr>
   </w:style>
 </w:styles>
 </file>
 
 <file path=word/charts/chart1.xml><?xml version="1.0" encoding="utf-8"?>
-<c:chartSpace xmlns:c="http://schemas.openxmlformats.org/drawingml/2006/chart" xmlns:a="http://schemas.openxmlformats.org/drawingml/2006/main" xmlns:r="http://schemas.openxmlformats.org/officeDocument/2006/relationships" xmlns:c16r2="http://schemas.microsoft.com/office/drawing/2015/06/chart">
+<c:chartSpace xmlns:c="http://schemas.openxmlformats.org/drawingml/2006/chart" xmlns:a="http://schemas.openxmlformats.org/drawingml/2006/main" xmlns:r="http://schemas.openxmlformats.org/officeDocument/2006/relationships">
   <c:date1904 val="0"/>
   <c:lang val="zh-CN"/>
   <c:roundedCorners val="0"/>
@@ -5448,11 +5283,6 @@
               </a:ln>
               <a:effectLst/>
             </c:spPr>
-            <c:extLst>
-              <c:ext xmlns:c16="http://schemas.microsoft.com/office/drawing/2014/chart" uri="{C3380CC4-5D6E-409C-BE32-E72D297353CC}">
-                <c16:uniqueId val="{00000001-449D-4875-B15C-30948C58882A}"/>
-              </c:ext>
-            </c:extLst>
           </c:dPt>
           <c:dPt>
             <c:idx val="1"/>
@@ -5467,11 +5297,6 @@
               </a:ln>
               <a:effectLst/>
             </c:spPr>
-            <c:extLst>
-              <c:ext xmlns:c16="http://schemas.microsoft.com/office/drawing/2014/chart" uri="{C3380CC4-5D6E-409C-BE32-E72D297353CC}">
-                <c16:uniqueId val="{00000003-449D-4875-B15C-30948C58882A}"/>
-              </c:ext>
-            </c:extLst>
           </c:dPt>
           <c:dPt>
             <c:idx val="2"/>
@@ -5486,11 +5311,6 @@
               </a:ln>
               <a:effectLst/>
             </c:spPr>
-            <c:extLst>
-              <c:ext xmlns:c16="http://schemas.microsoft.com/office/drawing/2014/chart" uri="{C3380CC4-5D6E-409C-BE32-E72D297353CC}">
-                <c16:uniqueId val="{00000005-449D-4875-B15C-30948C58882A}"/>
-              </c:ext>
-            </c:extLst>
           </c:dPt>
           <c:dPt>
             <c:idx val="3"/>
@@ -5505,11 +5325,6 @@
               </a:ln>
               <a:effectLst/>
             </c:spPr>
-            <c:extLst>
-              <c:ext xmlns:c16="http://schemas.microsoft.com/office/drawing/2014/chart" uri="{C3380CC4-5D6E-409C-BE32-E72D297353CC}">
-                <c16:uniqueId val="{00000007-449D-4875-B15C-30948C58882A}"/>
-              </c:ext>
-            </c:extLst>
           </c:dPt>
           <c:dPt>
             <c:idx val="4"/>
@@ -5524,11 +5339,6 @@
               </a:ln>
               <a:effectLst/>
             </c:spPr>
-            <c:extLst>
-              <c:ext xmlns:c16="http://schemas.microsoft.com/office/drawing/2014/chart" uri="{C3380CC4-5D6E-409C-BE32-E72D297353CC}">
-                <c16:uniqueId val="{00000009-449D-4875-B15C-30948C58882A}"/>
-              </c:ext>
-            </c:extLst>
           </c:dPt>
           <c:dPt>
             <c:idx val="5"/>
@@ -5543,11 +5353,6 @@
               </a:ln>
               <a:effectLst/>
             </c:spPr>
-            <c:extLst>
-              <c:ext xmlns:c16="http://schemas.microsoft.com/office/drawing/2014/chart" uri="{C3380CC4-5D6E-409C-BE32-E72D297353CC}">
-                <c16:uniqueId val="{0000000B-449D-4875-B15C-30948C58882A}"/>
-              </c:ext>
-            </c:extLst>
           </c:dPt>
           <c:dPt>
             <c:idx val="6"/>
@@ -5562,11 +5367,6 @@
               </a:ln>
               <a:effectLst/>
             </c:spPr>
-            <c:extLst>
-              <c:ext xmlns:c16="http://schemas.microsoft.com/office/drawing/2014/chart" uri="{C3380CC4-5D6E-409C-BE32-E72D297353CC}">
-                <c16:uniqueId val="{0000000D-449D-4875-B15C-30948C58882A}"/>
-              </c:ext>
-            </c:extLst>
           </c:dPt>
           <c:dPt>
             <c:idx val="7"/>
@@ -5581,11 +5381,6 @@
               </a:ln>
               <a:effectLst/>
             </c:spPr>
-            <c:extLst>
-              <c:ext xmlns:c16="http://schemas.microsoft.com/office/drawing/2014/chart" uri="{C3380CC4-5D6E-409C-BE32-E72D297353CC}">
-                <c16:uniqueId val="{0000000F-449D-4875-B15C-30948C58882A}"/>
-              </c:ext>
-            </c:extLst>
           </c:dPt>
           <c:dLbls>
             <c:spPr>
@@ -5596,7 +5391,9 @@
               <a:effectLst/>
             </c:spPr>
             <c:txPr>
-              <a:bodyPr rot="0" spcFirstLastPara="0" vertOverflow="ellipsis" vert="horz" wrap="square" lIns="38100" tIns="19050" rIns="38100" bIns="19050" anchor="ctr" anchorCtr="1"/>
+              <a:bodyPr rot="0" spcFirstLastPara="1" vertOverflow="ellipsis" vert="horz" wrap="square" lIns="38100" tIns="19050" rIns="38100" bIns="19050" anchor="ctr" anchorCtr="1">
+                <a:spAutoFit/>
+              </a:bodyPr>
               <a:lstStyle/>
               <a:p>
                 <a:pPr>
@@ -5612,7 +5409,6 @@
                     <a:cs typeface="+mn-cs"/>
                   </a:defRPr>
                 </a:pPr>
-                <a:endParaRPr lang="zh-CN"/>
               </a:p>
             </c:txPr>
             <c:dLblPos val="outEnd"/>
@@ -5625,6 +5421,7 @@
             <c:showLeaderLines val="0"/>
             <c:extLst>
               <c:ext xmlns:c15="http://schemas.microsoft.com/office/drawing/2012/chart" uri="{CE6537A1-D6FC-4f65-9D91-7224C49458BB}">
+                <c15:layout/>
                 <c15:showLeaderLines val="1"/>
                 <c15:leaderLines>
                   <c:spPr>
@@ -5724,11 +5521,6 @@
               </c:numCache>
             </c:numRef>
           </c:val>
-          <c:extLst>
-            <c:ext xmlns:c16="http://schemas.microsoft.com/office/drawing/2014/chart" uri="{C3380CC4-5D6E-409C-BE32-E72D297353CC}">
-              <c16:uniqueId val="{00000010-449D-4875-B15C-30948C58882A}"/>
-            </c:ext>
-          </c:extLst>
         </c:ser>
         <c:dLbls>
           <c:showLegendKey val="0"/>
@@ -5740,11 +5532,11 @@
         </c:dLbls>
         <c:gapWidth val="246"/>
         <c:overlap val="-28"/>
-        <c:axId val="994309600"/>
-        <c:axId val="76586288"/>
+        <c:axId val="-479764736"/>
+        <c:axId val="-479762016"/>
       </c:barChart>
       <c:catAx>
-        <c:axId val="994309600"/>
+        <c:axId val="-479764736"/>
         <c:scaling>
           <c:orientation val="minMax"/>
         </c:scaling>
@@ -5781,6 +5573,43 @@
           <a:effectLst/>
         </c:spPr>
         <c:txPr>
+          <a:bodyPr rot="-60000000" spcFirstLastPara="1" vertOverflow="ellipsis" vert="horz" wrap="square" anchor="ctr" anchorCtr="1"/>
+          <a:lstStyle/>
+          <a:p>
+            <a:pPr>
+              <a:defRPr lang="zh-CN" sz="900" b="0" i="0" u="none" strike="noStrike" kern="1200" baseline="0">
+                <a:solidFill>
+                  <a:schemeClr val="tx1">
+                    <a:lumMod val="65000"/>
+                    <a:lumOff val="35000"/>
+                  </a:schemeClr>
+                </a:solidFill>
+                <a:latin typeface="+mn-lt"/>
+                <a:ea typeface="+mn-ea"/>
+                <a:cs typeface="+mn-cs"/>
+              </a:defRPr>
+            </a:pPr>
+          </a:p>
+        </c:txPr>
+        <c:crossAx val="-479762016"/>
+        <c:crosses val="autoZero"/>
+        <c:auto val="1"/>
+        <c:lblAlgn val="ctr"/>
+        <c:lblOffset val="100"/>
+        <c:noMultiLvlLbl val="0"/>
+      </c:catAx>
+      <c:valAx>
+        <c:axId val="-479762016"/>
+        <c:scaling>
+          <c:orientation val="minMax"/>
+        </c:scaling>
+        <c:delete val="1"/>
+        <c:axPos val="l"/>
+        <c:numFmt formatCode="General" sourceLinked="1"/>
+        <c:majorTickMark val="out"/>
+        <c:minorTickMark val="none"/>
+        <c:tickLblPos val="nextTo"/>
+        <c:txPr>
           <a:bodyPr rot="-60000000" spcFirstLastPara="0" vertOverflow="ellipsis" vert="horz" wrap="square" anchor="ctr" anchorCtr="1"/>
           <a:lstStyle/>
           <a:p>
@@ -5797,28 +5626,9 @@
                 <a:cs typeface="+mn-cs"/>
               </a:defRPr>
             </a:pPr>
-            <a:endParaRPr lang="zh-CN"/>
           </a:p>
         </c:txPr>
-        <c:crossAx val="76586288"/>
-        <c:crosses val="autoZero"/>
-        <c:auto val="1"/>
-        <c:lblAlgn val="ctr"/>
-        <c:lblOffset val="100"/>
-        <c:noMultiLvlLbl val="0"/>
-      </c:catAx>
-      <c:valAx>
-        <c:axId val="76586288"/>
-        <c:scaling>
-          <c:orientation val="minMax"/>
-        </c:scaling>
-        <c:delete val="1"/>
-        <c:axPos val="l"/>
-        <c:numFmt formatCode="General" sourceLinked="1"/>
-        <c:majorTickMark val="out"/>
-        <c:minorTickMark val="none"/>
-        <c:tickLblPos val="nextTo"/>
-        <c:crossAx val="994309600"/>
+        <c:crossAx val="-479764736"/>
         <c:crosses val="autoZero"/>
         <c:crossBetween val="between"/>
       </c:valAx>
@@ -5833,6 +5643,11 @@
     <c:plotVisOnly val="1"/>
     <c:dispBlanksAs val="gap"/>
     <c:showDLblsOverMax val="0"/>
+    <c:extLst>
+      <c:ext uri="{0b15fc19-7d7d-44ad-8c2d-2c3a37ce22c3}">
+        <chartProps xmlns="https://web.wps.cn/et/2018/main" chartId="{6b90af9b-8bd7-465c-a56a-cfcd7fdc7168}"/>
+      </c:ext>
+    </c:extLst>
   </c:chart>
   <c:spPr>
     <a:solidFill>
@@ -5856,10 +5671,9 @@
       <a:pPr>
         <a:defRPr lang="zh-CN"/>
       </a:pPr>
-      <a:endParaRPr lang="zh-CN"/>
     </a:p>
   </c:txPr>
-  <c:externalData r:id="rId3">
+  <c:externalData r:id="rId1">
     <c:autoUpdate val="0"/>
   </c:externalData>
 </c:chartSpace>
@@ -6659,23 +6473,22 @@
     </a:fmtScheme>
   </a:themeElements>
   <a:objectDefaults/>
-  <a:extraClrSchemeLst/>
 </a:theme>
 </file>
 
 <file path=customXml/item1.xml><?xml version="1.0" encoding="utf-8"?>
 <s:customData xmlns="http://www.wps.cn/officeDocument/2013/wpsCustomData" xmlns:s="http://www.wps.cn/officeDocument/2013/wpsCustomData">
   <customSectProps>
-    <customSectPr>
-      <sectNamePr val="项目计划"/>
-      <sectRole val="1"/>
-    </customSectPr>
     <customSectPr/>
   </customSectProps>
   <customShpExts>
     <customShpInfo spid="_x0000_s1026" textRotate="1"/>
   </customShpExts>
 </s:customData>
+</file>
+
+<file path=customXml/item2.xml><?xml version="1.0" encoding="utf-8"?>
+<b:Sources xmlns:b="http://schemas.openxmlformats.org/officeDocument/2006/bibliography" xmlns="http://schemas.openxmlformats.org/officeDocument/2006/bibliography" SelectedStyle="\APASixthEditionOfficeOnline.xsl" StyleName="APA" Version="6"/>
 </file>
 
 <file path=customXml/itemProps1.xml><?xml version="1.0" encoding="utf-8"?>
@@ -6686,8 +6499,8 @@
 </ds:datastoreItem>
 </file>
 
-<file path=docMetadata/LabelInfo.xml><?xml version="1.0" encoding="utf-8"?>
-<clbl:labelList xmlns:clbl="http://schemas.microsoft.com/office/2020/mipLabelMetadata">
-  <clbl:label id="{f42aa342-8706-4288-bd11-ebb85995028c}" enabled="1" method="Standard" siteId="{72f988bf-86f1-41af-91ab-2d7cd011db47}" contentBits="0" removed="0"/>
-</clbl:labelList>
+<file path=customXml/itemProps2.xml><?xml version="1.0" encoding="utf-8"?>
+<ds:datastoreItem xmlns:ds="http://schemas.openxmlformats.org/officeDocument/2006/customXml" ds:itemID="{D03A460E-307A-4429-86A5-81D224A1B024}">
+  <ds:schemaRefs/>
+</ds:datastoreItem>
 </file>